--- a/docx/en/BUFRCREX_TableB_en_14.docx
+++ b/docx/en/BUFRCREX_TableB_en_14.docx
@@ -8,19 +8,33 @@
       </w:pPr>
       <w:r>
         <w:rPr>
-          <w:rFonts w:ascii="Arial" w:hAnsi="Arial"/>
+          <w:rFonts w:ascii="Verdana" w:hAnsi="Verdana"/>
           <w:b/>
           <w:sz w:val="22"/>
         </w:rPr>
-        <w:t>BUFR/CREX Table B — Class 14: Radiation and radiance</w:t>
+        <w:t>Class 14: Radiation and radiance</w:t>
       </w:r>
     </w:p>
     <w:tbl>
       <w:tblPr>
         <w:tblStyle w:val="TableGrid"/>
         <w:tblW w:type="auto" w:w="0"/>
-        <w:jc w:val="center"/>
+        <w:jc w:val="left"/>
         <w:tblLook w:firstColumn="1" w:firstRow="1" w:lastColumn="0" w:lastRow="0" w:noHBand="0" w:noVBand="1" w:val="04A0"/>
+        <w:tblBorders>
+          <w:top w:val="single" w:sz="4" w:space="0" w:color="595959"/>
+          <w:left w:val="single" w:sz="4" w:space="0" w:color="595959"/>
+          <w:bottom w:val="single" w:sz="4" w:space="0" w:color="595959"/>
+          <w:right w:val="single" w:sz="4" w:space="0" w:color="595959"/>
+          <w:insideH w:val="single" w:sz="4" w:space="0" w:color="595959"/>
+          <w:insideV w:val="single" w:sz="4" w:space="0" w:color="595959"/>
+        </w:tblBorders>
+        <w:tblCellMar>
+          <w:top w:w="85" w:type="dxa"/>
+          <w:left w:w="85" w:type="dxa"/>
+          <w:bottom w:w="85" w:type="dxa"/>
+          <w:right w:w="85" w:type="dxa"/>
+        </w:tblCellMar>
       </w:tblPr>
       <w:tblGrid>
         <w:gridCol w:w="1514"/>
@@ -35,20 +49,20 @@
         <w:gridCol w:w="1514"/>
       </w:tblGrid>
       <w:tr>
-        <w:tc>
-          <w:tcPr>
-            <w:tcW w:type="dxa" w:w="1514"/>
-            <w:shd w:val="clear" w:color="auto" w:fill="D9E2F3"/>
-          </w:tcPr>
-          <w:p>
-            <w:pPr>
-              <w:jc w:val="center"/>
-            </w:pPr>
-            <w:r/>
-            <w:r>
-              <w:rPr>
-                <w:rFonts w:ascii="Arial" w:hAnsi="Arial"/>
-                <w:b/>
+        <w:trPr>
+          <w:tblHeader/>
+        </w:trPr>
+        <w:tc>
+          <w:tcPr>
+            <w:tcW w:type="dxa" w:w="1514"/>
+            <w:shd w:val="clear" w:color="auto" w:fill="D9D9D9"/>
+          </w:tcPr>
+          <w:p>
+            <w:r/>
+            <w:r>
+              <w:rPr>
+                <w:rFonts w:ascii="Verdana" w:hAnsi="Verdana"/>
+                <w:b w:val="0"/>
                 <w:sz w:val="16"/>
               </w:rPr>
               <w:t>FXY</w:t>
@@ -58,194 +72,170 @@
         <w:tc>
           <w:tcPr>
             <w:tcW w:type="dxa" w:w="1514"/>
-            <w:shd w:val="clear" w:color="auto" w:fill="D9E2F3"/>
-          </w:tcPr>
-          <w:p>
-            <w:pPr>
-              <w:jc w:val="center"/>
-            </w:pPr>
-            <w:r/>
-            <w:r>
-              <w:rPr>
-                <w:rFonts w:ascii="Arial" w:hAnsi="Arial"/>
-                <w:b/>
-                <w:sz w:val="16"/>
-              </w:rPr>
-              <w:t>ElementName</w:t>
-            </w:r>
-          </w:p>
-        </w:tc>
-        <w:tc>
-          <w:tcPr>
-            <w:tcW w:type="dxa" w:w="1514"/>
-            <w:shd w:val="clear" w:color="auto" w:fill="D9E2F3"/>
-          </w:tcPr>
-          <w:p>
-            <w:pPr>
-              <w:jc w:val="center"/>
-            </w:pPr>
-            <w:r/>
-            <w:r>
-              <w:rPr>
-                <w:rFonts w:ascii="Arial" w:hAnsi="Arial"/>
-                <w:b/>
-                <w:sz w:val="16"/>
-              </w:rPr>
-              <w:t>BUFR Unit</w:t>
-            </w:r>
-          </w:p>
-        </w:tc>
-        <w:tc>
-          <w:tcPr>
-            <w:tcW w:type="dxa" w:w="1514"/>
-            <w:shd w:val="clear" w:color="auto" w:fill="D9E2F3"/>
-          </w:tcPr>
-          <w:p>
-            <w:pPr>
-              <w:jc w:val="center"/>
-            </w:pPr>
-            <w:r/>
-            <w:r>
-              <w:rPr>
-                <w:rFonts w:ascii="Arial" w:hAnsi="Arial"/>
-                <w:b/>
-                <w:sz w:val="16"/>
-              </w:rPr>
-              <w:t>Scale</w:t>
-            </w:r>
-          </w:p>
-        </w:tc>
-        <w:tc>
-          <w:tcPr>
-            <w:tcW w:type="dxa" w:w="1514"/>
-            <w:shd w:val="clear" w:color="auto" w:fill="D9E2F3"/>
-          </w:tcPr>
-          <w:p>
-            <w:pPr>
-              <w:jc w:val="center"/>
-            </w:pPr>
-            <w:r/>
-            <w:r>
-              <w:rPr>
-                <w:rFonts w:ascii="Arial" w:hAnsi="Arial"/>
-                <w:b/>
-                <w:sz w:val="16"/>
-              </w:rPr>
-              <w:t>Ref Value</w:t>
-            </w:r>
-          </w:p>
-        </w:tc>
-        <w:tc>
-          <w:tcPr>
-            <w:tcW w:type="dxa" w:w="1514"/>
-            <w:shd w:val="clear" w:color="auto" w:fill="D9E2F3"/>
-          </w:tcPr>
-          <w:p>
-            <w:pPr>
-              <w:jc w:val="center"/>
-            </w:pPr>
-            <w:r/>
-            <w:r>
-              <w:rPr>
-                <w:rFonts w:ascii="Arial" w:hAnsi="Arial"/>
-                <w:b/>
-                <w:sz w:val="16"/>
-              </w:rPr>
-              <w:t>Bits</w:t>
-            </w:r>
-          </w:p>
-        </w:tc>
-        <w:tc>
-          <w:tcPr>
-            <w:tcW w:type="dxa" w:w="1514"/>
-            <w:shd w:val="clear" w:color="auto" w:fill="D9E2F3"/>
-          </w:tcPr>
-          <w:p>
-            <w:pPr>
-              <w:jc w:val="center"/>
-            </w:pPr>
-            <w:r/>
-            <w:r>
-              <w:rPr>
-                <w:rFonts w:ascii="Arial" w:hAnsi="Arial"/>
-                <w:b/>
-                <w:sz w:val="16"/>
-              </w:rPr>
-              <w:t>CREX Unit</w:t>
-            </w:r>
-          </w:p>
-        </w:tc>
-        <w:tc>
-          <w:tcPr>
-            <w:tcW w:type="dxa" w:w="1514"/>
-            <w:shd w:val="clear" w:color="auto" w:fill="D9E2F3"/>
-          </w:tcPr>
-          <w:p>
-            <w:pPr>
-              <w:jc w:val="center"/>
-            </w:pPr>
-            <w:r/>
-            <w:r>
-              <w:rPr>
-                <w:rFonts w:ascii="Arial" w:hAnsi="Arial"/>
-                <w:b/>
-                <w:sz w:val="16"/>
-              </w:rPr>
-              <w:t>Scale</w:t>
-            </w:r>
-          </w:p>
-        </w:tc>
-        <w:tc>
-          <w:tcPr>
-            <w:tcW w:type="dxa" w:w="1514"/>
-            <w:shd w:val="clear" w:color="auto" w:fill="D9E2F3"/>
-          </w:tcPr>
-          <w:p>
-            <w:pPr>
-              <w:jc w:val="center"/>
-            </w:pPr>
-            <w:r/>
-            <w:r>
-              <w:rPr>
-                <w:rFonts w:ascii="Arial" w:hAnsi="Arial"/>
-                <w:b/>
-                <w:sz w:val="16"/>
-              </w:rPr>
-              <w:t>Chars</w:t>
-            </w:r>
-          </w:p>
-        </w:tc>
-        <w:tc>
-          <w:tcPr>
-            <w:tcW w:type="dxa" w:w="1514"/>
-            <w:shd w:val="clear" w:color="auto" w:fill="D9E2F3"/>
-          </w:tcPr>
-          <w:p>
-            <w:pPr>
-              <w:jc w:val="center"/>
-            </w:pPr>
-            <w:r/>
-            <w:r>
-              <w:rPr>
-                <w:rFonts w:ascii="Arial" w:hAnsi="Arial"/>
-                <w:b/>
-                <w:sz w:val="16"/>
-              </w:rPr>
-              <w:t>Note</w:t>
+            <w:shd w:val="clear" w:color="auto" w:fill="D9D9D9"/>
+          </w:tcPr>
+          <w:p>
+            <w:r/>
+            <w:r>
+              <w:rPr>
+                <w:rFonts w:ascii="Verdana" w:hAnsi="Verdana"/>
+                <w:b w:val="0"/>
+                <w:sz w:val="16"/>
+              </w:rPr>
+              <w:t>ELEMENT NAME</w:t>
+            </w:r>
+          </w:p>
+        </w:tc>
+        <w:tc>
+          <w:tcPr>
+            <w:tcW w:type="dxa" w:w="1514"/>
+            <w:shd w:val="clear" w:color="auto" w:fill="D9D9D9"/>
+          </w:tcPr>
+          <w:p>
+            <w:r/>
+            <w:r>
+              <w:rPr>
+                <w:rFonts w:ascii="Verdana" w:hAnsi="Verdana"/>
+                <w:b w:val="0"/>
+                <w:sz w:val="16"/>
+              </w:rPr>
+              <w:t>BUFR UNIT</w:t>
+            </w:r>
+          </w:p>
+        </w:tc>
+        <w:tc>
+          <w:tcPr>
+            <w:tcW w:type="dxa" w:w="1514"/>
+            <w:shd w:val="clear" w:color="auto" w:fill="D9D9D9"/>
+          </w:tcPr>
+          <w:p>
+            <w:r/>
+            <w:r>
+              <w:rPr>
+                <w:rFonts w:ascii="Verdana" w:hAnsi="Verdana"/>
+                <w:b w:val="0"/>
+                <w:sz w:val="16"/>
+              </w:rPr>
+              <w:t>SCALE</w:t>
+            </w:r>
+          </w:p>
+        </w:tc>
+        <w:tc>
+          <w:tcPr>
+            <w:tcW w:type="dxa" w:w="1514"/>
+            <w:shd w:val="clear" w:color="auto" w:fill="D9D9D9"/>
+          </w:tcPr>
+          <w:p>
+            <w:r/>
+            <w:r>
+              <w:rPr>
+                <w:rFonts w:ascii="Verdana" w:hAnsi="Verdana"/>
+                <w:b w:val="0"/>
+                <w:sz w:val="16"/>
+              </w:rPr>
+              <w:t>REF VALUE</w:t>
+            </w:r>
+          </w:p>
+        </w:tc>
+        <w:tc>
+          <w:tcPr>
+            <w:tcW w:type="dxa" w:w="1514"/>
+            <w:shd w:val="clear" w:color="auto" w:fill="D9D9D9"/>
+          </w:tcPr>
+          <w:p>
+            <w:r/>
+            <w:r>
+              <w:rPr>
+                <w:rFonts w:ascii="Verdana" w:hAnsi="Verdana"/>
+                <w:b w:val="0"/>
+                <w:sz w:val="16"/>
+              </w:rPr>
+              <w:t>BITS</w:t>
+            </w:r>
+          </w:p>
+        </w:tc>
+        <w:tc>
+          <w:tcPr>
+            <w:tcW w:type="dxa" w:w="1514"/>
+            <w:shd w:val="clear" w:color="auto" w:fill="D9D9D9"/>
+          </w:tcPr>
+          <w:p>
+            <w:r/>
+            <w:r>
+              <w:rPr>
+                <w:rFonts w:ascii="Verdana" w:hAnsi="Verdana"/>
+                <w:b w:val="0"/>
+                <w:sz w:val="16"/>
+              </w:rPr>
+              <w:t>CREX UNIT</w:t>
+            </w:r>
+          </w:p>
+        </w:tc>
+        <w:tc>
+          <w:tcPr>
+            <w:tcW w:type="dxa" w:w="1514"/>
+            <w:shd w:val="clear" w:color="auto" w:fill="D9D9D9"/>
+          </w:tcPr>
+          <w:p>
+            <w:r/>
+            <w:r>
+              <w:rPr>
+                <w:rFonts w:ascii="Verdana" w:hAnsi="Verdana"/>
+                <w:b w:val="0"/>
+                <w:sz w:val="16"/>
+              </w:rPr>
+              <w:t>SCALE</w:t>
+            </w:r>
+          </w:p>
+        </w:tc>
+        <w:tc>
+          <w:tcPr>
+            <w:tcW w:type="dxa" w:w="1514"/>
+            <w:shd w:val="clear" w:color="auto" w:fill="D9D9D9"/>
+          </w:tcPr>
+          <w:p>
+            <w:r/>
+            <w:r>
+              <w:rPr>
+                <w:rFonts w:ascii="Verdana" w:hAnsi="Verdana"/>
+                <w:b w:val="0"/>
+                <w:sz w:val="16"/>
+              </w:rPr>
+              <w:t>CHARS</w:t>
+            </w:r>
+          </w:p>
+        </w:tc>
+        <w:tc>
+          <w:tcPr>
+            <w:tcW w:type="dxa" w:w="1514"/>
+            <w:shd w:val="clear" w:color="auto" w:fill="D9D9D9"/>
+          </w:tcPr>
+          <w:p>
+            <w:r/>
+            <w:r>
+              <w:rPr>
+                <w:rFonts w:ascii="Verdana" w:hAnsi="Verdana"/>
+                <w:b w:val="0"/>
+                <w:sz w:val="16"/>
+              </w:rPr>
+              <w:t>NOTE</w:t>
             </w:r>
           </w:p>
         </w:tc>
       </w:tr>
       <w:tr>
-        <w:tc>
-          <w:tcPr>
-            <w:tcW w:type="dxa" w:w="1514"/>
-          </w:tcPr>
-          <w:p>
-            <w:r/>
-            <w:r>
-              <w:rPr>
-                <w:rFonts w:ascii="Arial" w:hAnsi="Arial"/>
+        <w:trPr>
+          <w:cantSplit/>
+        </w:trPr>
+        <w:tc>
+          <w:tcPr>
+            <w:tcW w:type="dxa" w:w="1514"/>
+          </w:tcPr>
+          <w:p>
+            <w:r/>
+            <w:r>
+              <w:rPr>
+                <w:rFonts w:ascii="Verdana" w:hAnsi="Verdana"/>
                 <w:b w:val="0"/>
                 <w:sz w:val="16"/>
               </w:rPr>
@@ -261,7 +251,7 @@
             <w:r/>
             <w:r>
               <w:rPr>
-                <w:rFonts w:ascii="Arial" w:hAnsi="Arial"/>
+                <w:rFonts w:ascii="Verdana" w:hAnsi="Verdana"/>
                 <w:b w:val="0"/>
                 <w:sz w:val="16"/>
               </w:rPr>
@@ -277,7 +267,7 @@
             <w:r/>
             <w:r>
               <w:rPr>
-                <w:rFonts w:ascii="Arial" w:hAnsi="Arial"/>
+                <w:rFonts w:ascii="Verdana" w:hAnsi="Verdana"/>
                 <w:b w:val="0"/>
                 <w:sz w:val="16"/>
               </w:rPr>
@@ -293,7 +283,7 @@
             <w:r/>
             <w:r>
               <w:rPr>
-                <w:rFonts w:ascii="Arial" w:hAnsi="Arial"/>
+                <w:rFonts w:ascii="Verdana" w:hAnsi="Verdana"/>
                 <w:b w:val="0"/>
                 <w:sz w:val="16"/>
               </w:rPr>
@@ -309,7 +299,7 @@
             <w:r/>
             <w:r>
               <w:rPr>
-                <w:rFonts w:ascii="Arial" w:hAnsi="Arial"/>
+                <w:rFonts w:ascii="Verdana" w:hAnsi="Verdana"/>
                 <w:b w:val="0"/>
                 <w:sz w:val="16"/>
               </w:rPr>
@@ -325,7 +315,7 @@
             <w:r/>
             <w:r>
               <w:rPr>
-                <w:rFonts w:ascii="Arial" w:hAnsi="Arial"/>
+                <w:rFonts w:ascii="Verdana" w:hAnsi="Verdana"/>
                 <w:b w:val="0"/>
                 <w:sz w:val="16"/>
               </w:rPr>
@@ -341,7 +331,7 @@
             <w:r/>
             <w:r>
               <w:rPr>
-                <w:rFonts w:ascii="Arial" w:hAnsi="Arial"/>
+                <w:rFonts w:ascii="Verdana" w:hAnsi="Verdana"/>
                 <w:b w:val="0"/>
                 <w:sz w:val="16"/>
               </w:rPr>
@@ -357,7 +347,7 @@
             <w:r/>
             <w:r>
               <w:rPr>
-                <w:rFonts w:ascii="Arial" w:hAnsi="Arial"/>
+                <w:rFonts w:ascii="Verdana" w:hAnsi="Verdana"/>
                 <w:b w:val="0"/>
                 <w:sz w:val="16"/>
               </w:rPr>
@@ -373,7 +363,7 @@
             <w:r/>
             <w:r>
               <w:rPr>
-                <w:rFonts w:ascii="Arial" w:hAnsi="Arial"/>
+                <w:rFonts w:ascii="Verdana" w:hAnsi="Verdana"/>
                 <w:b w:val="0"/>
                 <w:sz w:val="16"/>
               </w:rPr>
@@ -389,7 +379,7 @@
             <w:r/>
             <w:r>
               <w:rPr>
-                <w:rFonts w:ascii="Arial" w:hAnsi="Arial"/>
+                <w:rFonts w:ascii="Verdana" w:hAnsi="Verdana"/>
                 <w:b w:val="0"/>
                 <w:sz w:val="16"/>
               </w:rPr>
@@ -398,15 +388,18 @@
         </w:tc>
       </w:tr>
       <w:tr>
-        <w:tc>
-          <w:tcPr>
-            <w:tcW w:type="dxa" w:w="1514"/>
-          </w:tcPr>
-          <w:p>
-            <w:r/>
-            <w:r>
-              <w:rPr>
-                <w:rFonts w:ascii="Arial" w:hAnsi="Arial"/>
+        <w:trPr>
+          <w:cantSplit/>
+        </w:trPr>
+        <w:tc>
+          <w:tcPr>
+            <w:tcW w:type="dxa" w:w="1514"/>
+          </w:tcPr>
+          <w:p>
+            <w:r/>
+            <w:r>
+              <w:rPr>
+                <w:rFonts w:ascii="Verdana" w:hAnsi="Verdana"/>
                 <w:b w:val="0"/>
                 <w:sz w:val="16"/>
               </w:rPr>
@@ -422,7 +415,7 @@
             <w:r/>
             <w:r>
               <w:rPr>
-                <w:rFonts w:ascii="Arial" w:hAnsi="Arial"/>
+                <w:rFonts w:ascii="Verdana" w:hAnsi="Verdana"/>
                 <w:b w:val="0"/>
                 <w:sz w:val="16"/>
               </w:rPr>
@@ -438,7 +431,7 @@
             <w:r/>
             <w:r>
               <w:rPr>
-                <w:rFonts w:ascii="Arial" w:hAnsi="Arial"/>
+                <w:rFonts w:ascii="Verdana" w:hAnsi="Verdana"/>
                 <w:b w:val="0"/>
                 <w:sz w:val="16"/>
               </w:rPr>
@@ -454,7 +447,7 @@
             <w:r/>
             <w:r>
               <w:rPr>
-                <w:rFonts w:ascii="Arial" w:hAnsi="Arial"/>
+                <w:rFonts w:ascii="Verdana" w:hAnsi="Verdana"/>
                 <w:b w:val="0"/>
                 <w:sz w:val="16"/>
               </w:rPr>
@@ -470,7 +463,7 @@
             <w:r/>
             <w:r>
               <w:rPr>
-                <w:rFonts w:ascii="Arial" w:hAnsi="Arial"/>
+                <w:rFonts w:ascii="Verdana" w:hAnsi="Verdana"/>
                 <w:b w:val="0"/>
                 <w:sz w:val="16"/>
               </w:rPr>
@@ -486,7 +479,7 @@
             <w:r/>
             <w:r>
               <w:rPr>
-                <w:rFonts w:ascii="Arial" w:hAnsi="Arial"/>
+                <w:rFonts w:ascii="Verdana" w:hAnsi="Verdana"/>
                 <w:b w:val="0"/>
                 <w:sz w:val="16"/>
               </w:rPr>
@@ -502,7 +495,7 @@
             <w:r/>
             <w:r>
               <w:rPr>
-                <w:rFonts w:ascii="Arial" w:hAnsi="Arial"/>
+                <w:rFonts w:ascii="Verdana" w:hAnsi="Verdana"/>
                 <w:b w:val="0"/>
                 <w:sz w:val="16"/>
               </w:rPr>
@@ -518,7 +511,7 @@
             <w:r/>
             <w:r>
               <w:rPr>
-                <w:rFonts w:ascii="Arial" w:hAnsi="Arial"/>
+                <w:rFonts w:ascii="Verdana" w:hAnsi="Verdana"/>
                 <w:b w:val="0"/>
                 <w:sz w:val="16"/>
               </w:rPr>
@@ -534,7 +527,7 @@
             <w:r/>
             <w:r>
               <w:rPr>
-                <w:rFonts w:ascii="Arial" w:hAnsi="Arial"/>
+                <w:rFonts w:ascii="Verdana" w:hAnsi="Verdana"/>
                 <w:b w:val="0"/>
                 <w:sz w:val="16"/>
               </w:rPr>
@@ -550,7 +543,7 @@
             <w:r/>
             <w:r>
               <w:rPr>
-                <w:rFonts w:ascii="Arial" w:hAnsi="Arial"/>
+                <w:rFonts w:ascii="Verdana" w:hAnsi="Verdana"/>
                 <w:b w:val="0"/>
                 <w:sz w:val="16"/>
               </w:rPr>
@@ -559,15 +552,18 @@
         </w:tc>
       </w:tr>
       <w:tr>
-        <w:tc>
-          <w:tcPr>
-            <w:tcW w:type="dxa" w:w="1514"/>
-          </w:tcPr>
-          <w:p>
-            <w:r/>
-            <w:r>
-              <w:rPr>
-                <w:rFonts w:ascii="Arial" w:hAnsi="Arial"/>
+        <w:trPr>
+          <w:cantSplit/>
+        </w:trPr>
+        <w:tc>
+          <w:tcPr>
+            <w:tcW w:type="dxa" w:w="1514"/>
+          </w:tcPr>
+          <w:p>
+            <w:r/>
+            <w:r>
+              <w:rPr>
+                <w:rFonts w:ascii="Verdana" w:hAnsi="Verdana"/>
                 <w:b w:val="0"/>
                 <w:sz w:val="16"/>
               </w:rPr>
@@ -583,7 +579,7 @@
             <w:r/>
             <w:r>
               <w:rPr>
-                <w:rFonts w:ascii="Arial" w:hAnsi="Arial"/>
+                <w:rFonts w:ascii="Verdana" w:hAnsi="Verdana"/>
                 <w:b w:val="0"/>
                 <w:sz w:val="16"/>
               </w:rPr>
@@ -599,7 +595,7 @@
             <w:r/>
             <w:r>
               <w:rPr>
-                <w:rFonts w:ascii="Arial" w:hAnsi="Arial"/>
+                <w:rFonts w:ascii="Verdana" w:hAnsi="Verdana"/>
                 <w:b w:val="0"/>
                 <w:sz w:val="16"/>
               </w:rPr>
@@ -615,7 +611,7 @@
             <w:r/>
             <w:r>
               <w:rPr>
-                <w:rFonts w:ascii="Arial" w:hAnsi="Arial"/>
+                <w:rFonts w:ascii="Verdana" w:hAnsi="Verdana"/>
                 <w:b w:val="0"/>
                 <w:sz w:val="16"/>
               </w:rPr>
@@ -631,7 +627,7 @@
             <w:r/>
             <w:r>
               <w:rPr>
-                <w:rFonts w:ascii="Arial" w:hAnsi="Arial"/>
+                <w:rFonts w:ascii="Verdana" w:hAnsi="Verdana"/>
                 <w:b w:val="0"/>
                 <w:sz w:val="16"/>
               </w:rPr>
@@ -647,7 +643,7 @@
             <w:r/>
             <w:r>
               <w:rPr>
-                <w:rFonts w:ascii="Arial" w:hAnsi="Arial"/>
+                <w:rFonts w:ascii="Verdana" w:hAnsi="Verdana"/>
                 <w:b w:val="0"/>
                 <w:sz w:val="16"/>
               </w:rPr>
@@ -663,7 +659,7 @@
             <w:r/>
             <w:r>
               <w:rPr>
-                <w:rFonts w:ascii="Arial" w:hAnsi="Arial"/>
+                <w:rFonts w:ascii="Verdana" w:hAnsi="Verdana"/>
                 <w:b w:val="0"/>
                 <w:sz w:val="16"/>
               </w:rPr>
@@ -679,7 +675,7 @@
             <w:r/>
             <w:r>
               <w:rPr>
-                <w:rFonts w:ascii="Arial" w:hAnsi="Arial"/>
+                <w:rFonts w:ascii="Verdana" w:hAnsi="Verdana"/>
                 <w:b w:val="0"/>
                 <w:sz w:val="16"/>
               </w:rPr>
@@ -695,7 +691,7 @@
             <w:r/>
             <w:r>
               <w:rPr>
-                <w:rFonts w:ascii="Arial" w:hAnsi="Arial"/>
+                <w:rFonts w:ascii="Verdana" w:hAnsi="Verdana"/>
                 <w:b w:val="0"/>
                 <w:sz w:val="16"/>
               </w:rPr>
@@ -711,7 +707,7 @@
             <w:r/>
             <w:r>
               <w:rPr>
-                <w:rFonts w:ascii="Arial" w:hAnsi="Arial"/>
+                <w:rFonts w:ascii="Verdana" w:hAnsi="Verdana"/>
                 <w:b w:val="0"/>
                 <w:sz w:val="16"/>
               </w:rPr>
@@ -720,15 +716,18 @@
         </w:tc>
       </w:tr>
       <w:tr>
-        <w:tc>
-          <w:tcPr>
-            <w:tcW w:type="dxa" w:w="1514"/>
-          </w:tcPr>
-          <w:p>
-            <w:r/>
-            <w:r>
-              <w:rPr>
-                <w:rFonts w:ascii="Arial" w:hAnsi="Arial"/>
+        <w:trPr>
+          <w:cantSplit/>
+        </w:trPr>
+        <w:tc>
+          <w:tcPr>
+            <w:tcW w:type="dxa" w:w="1514"/>
+          </w:tcPr>
+          <w:p>
+            <w:r/>
+            <w:r>
+              <w:rPr>
+                <w:rFonts w:ascii="Verdana" w:hAnsi="Verdana"/>
                 <w:b w:val="0"/>
                 <w:sz w:val="16"/>
               </w:rPr>
@@ -744,7 +743,7 @@
             <w:r/>
             <w:r>
               <w:rPr>
-                <w:rFonts w:ascii="Arial" w:hAnsi="Arial"/>
+                <w:rFonts w:ascii="Verdana" w:hAnsi="Verdana"/>
                 <w:b w:val="0"/>
                 <w:sz w:val="16"/>
               </w:rPr>
@@ -760,7 +759,7 @@
             <w:r/>
             <w:r>
               <w:rPr>
-                <w:rFonts w:ascii="Arial" w:hAnsi="Arial"/>
+                <w:rFonts w:ascii="Verdana" w:hAnsi="Verdana"/>
                 <w:b w:val="0"/>
                 <w:sz w:val="16"/>
               </w:rPr>
@@ -776,7 +775,7 @@
             <w:r/>
             <w:r>
               <w:rPr>
-                <w:rFonts w:ascii="Arial" w:hAnsi="Arial"/>
+                <w:rFonts w:ascii="Verdana" w:hAnsi="Verdana"/>
                 <w:b w:val="0"/>
                 <w:sz w:val="16"/>
               </w:rPr>
@@ -792,7 +791,7 @@
             <w:r/>
             <w:r>
               <w:rPr>
-                <w:rFonts w:ascii="Arial" w:hAnsi="Arial"/>
+                <w:rFonts w:ascii="Verdana" w:hAnsi="Verdana"/>
                 <w:b w:val="0"/>
                 <w:sz w:val="16"/>
               </w:rPr>
@@ -808,7 +807,7 @@
             <w:r/>
             <w:r>
               <w:rPr>
-                <w:rFonts w:ascii="Arial" w:hAnsi="Arial"/>
+                <w:rFonts w:ascii="Verdana" w:hAnsi="Verdana"/>
                 <w:b w:val="0"/>
                 <w:sz w:val="16"/>
               </w:rPr>
@@ -824,7 +823,7 @@
             <w:r/>
             <w:r>
               <w:rPr>
-                <w:rFonts w:ascii="Arial" w:hAnsi="Arial"/>
+                <w:rFonts w:ascii="Verdana" w:hAnsi="Verdana"/>
                 <w:b w:val="0"/>
                 <w:sz w:val="16"/>
               </w:rPr>
@@ -840,7 +839,7 @@
             <w:r/>
             <w:r>
               <w:rPr>
-                <w:rFonts w:ascii="Arial" w:hAnsi="Arial"/>
+                <w:rFonts w:ascii="Verdana" w:hAnsi="Verdana"/>
                 <w:b w:val="0"/>
                 <w:sz w:val="16"/>
               </w:rPr>
@@ -856,7 +855,7 @@
             <w:r/>
             <w:r>
               <w:rPr>
-                <w:rFonts w:ascii="Arial" w:hAnsi="Arial"/>
+                <w:rFonts w:ascii="Verdana" w:hAnsi="Verdana"/>
                 <w:b w:val="0"/>
                 <w:sz w:val="16"/>
               </w:rPr>
@@ -872,7 +871,7 @@
             <w:r/>
             <w:r>
               <w:rPr>
-                <w:rFonts w:ascii="Arial" w:hAnsi="Arial"/>
+                <w:rFonts w:ascii="Verdana" w:hAnsi="Verdana"/>
                 <w:b w:val="0"/>
                 <w:sz w:val="16"/>
               </w:rPr>
@@ -881,15 +880,18 @@
         </w:tc>
       </w:tr>
       <w:tr>
-        <w:tc>
-          <w:tcPr>
-            <w:tcW w:type="dxa" w:w="1514"/>
-          </w:tcPr>
-          <w:p>
-            <w:r/>
-            <w:r>
-              <w:rPr>
-                <w:rFonts w:ascii="Arial" w:hAnsi="Arial"/>
+        <w:trPr>
+          <w:cantSplit/>
+        </w:trPr>
+        <w:tc>
+          <w:tcPr>
+            <w:tcW w:type="dxa" w:w="1514"/>
+          </w:tcPr>
+          <w:p>
+            <w:r/>
+            <w:r>
+              <w:rPr>
+                <w:rFonts w:ascii="Verdana" w:hAnsi="Verdana"/>
                 <w:b w:val="0"/>
                 <w:sz w:val="16"/>
               </w:rPr>
@@ -905,7 +907,7 @@
             <w:r/>
             <w:r>
               <w:rPr>
-                <w:rFonts w:ascii="Arial" w:hAnsi="Arial"/>
+                <w:rFonts w:ascii="Verdana" w:hAnsi="Verdana"/>
                 <w:b w:val="0"/>
                 <w:sz w:val="16"/>
               </w:rPr>
@@ -921,7 +923,7 @@
             <w:r/>
             <w:r>
               <w:rPr>
-                <w:rFonts w:ascii="Arial" w:hAnsi="Arial"/>
+                <w:rFonts w:ascii="Verdana" w:hAnsi="Verdana"/>
                 <w:b w:val="0"/>
                 <w:sz w:val="16"/>
               </w:rPr>
@@ -937,7 +939,7 @@
             <w:r/>
             <w:r>
               <w:rPr>
-                <w:rFonts w:ascii="Arial" w:hAnsi="Arial"/>
+                <w:rFonts w:ascii="Verdana" w:hAnsi="Verdana"/>
                 <w:b w:val="0"/>
                 <w:sz w:val="16"/>
               </w:rPr>
@@ -953,7 +955,7 @@
             <w:r/>
             <w:r>
               <w:rPr>
-                <w:rFonts w:ascii="Arial" w:hAnsi="Arial"/>
+                <w:rFonts w:ascii="Verdana" w:hAnsi="Verdana"/>
                 <w:b w:val="0"/>
                 <w:sz w:val="16"/>
               </w:rPr>
@@ -969,7 +971,7 @@
             <w:r/>
             <w:r>
               <w:rPr>
-                <w:rFonts w:ascii="Arial" w:hAnsi="Arial"/>
+                <w:rFonts w:ascii="Verdana" w:hAnsi="Verdana"/>
                 <w:b w:val="0"/>
                 <w:sz w:val="16"/>
               </w:rPr>
@@ -985,7 +987,7 @@
             <w:r/>
             <w:r>
               <w:rPr>
-                <w:rFonts w:ascii="Arial" w:hAnsi="Arial"/>
+                <w:rFonts w:ascii="Verdana" w:hAnsi="Verdana"/>
                 <w:b w:val="0"/>
                 <w:sz w:val="16"/>
               </w:rPr>
@@ -1001,7 +1003,7 @@
             <w:r/>
             <w:r>
               <w:rPr>
-                <w:rFonts w:ascii="Arial" w:hAnsi="Arial"/>
+                <w:rFonts w:ascii="Verdana" w:hAnsi="Verdana"/>
                 <w:b w:val="0"/>
                 <w:sz w:val="16"/>
               </w:rPr>
@@ -1017,7 +1019,7 @@
             <w:r/>
             <w:r>
               <w:rPr>
-                <w:rFonts w:ascii="Arial" w:hAnsi="Arial"/>
+                <w:rFonts w:ascii="Verdana" w:hAnsi="Verdana"/>
                 <w:b w:val="0"/>
                 <w:sz w:val="16"/>
               </w:rPr>
@@ -1033,7 +1035,7 @@
             <w:r/>
             <w:r>
               <w:rPr>
-                <w:rFonts w:ascii="Arial" w:hAnsi="Arial"/>
+                <w:rFonts w:ascii="Verdana" w:hAnsi="Verdana"/>
                 <w:b w:val="0"/>
                 <w:sz w:val="16"/>
               </w:rPr>
@@ -1042,15 +1044,18 @@
         </w:tc>
       </w:tr>
       <w:tr>
-        <w:tc>
-          <w:tcPr>
-            <w:tcW w:type="dxa" w:w="1514"/>
-          </w:tcPr>
-          <w:p>
-            <w:r/>
-            <w:r>
-              <w:rPr>
-                <w:rFonts w:ascii="Arial" w:hAnsi="Arial"/>
+        <w:trPr>
+          <w:cantSplit/>
+        </w:trPr>
+        <w:tc>
+          <w:tcPr>
+            <w:tcW w:type="dxa" w:w="1514"/>
+          </w:tcPr>
+          <w:p>
+            <w:r/>
+            <w:r>
+              <w:rPr>
+                <w:rFonts w:ascii="Verdana" w:hAnsi="Verdana"/>
                 <w:b w:val="0"/>
                 <w:sz w:val="16"/>
               </w:rPr>
@@ -1066,7 +1071,7 @@
             <w:r/>
             <w:r>
               <w:rPr>
-                <w:rFonts w:ascii="Arial" w:hAnsi="Arial"/>
+                <w:rFonts w:ascii="Verdana" w:hAnsi="Verdana"/>
                 <w:b w:val="0"/>
                 <w:sz w:val="16"/>
               </w:rPr>
@@ -1082,7 +1087,7 @@
             <w:r/>
             <w:r>
               <w:rPr>
-                <w:rFonts w:ascii="Arial" w:hAnsi="Arial"/>
+                <w:rFonts w:ascii="Verdana" w:hAnsi="Verdana"/>
                 <w:b w:val="0"/>
                 <w:sz w:val="16"/>
               </w:rPr>
@@ -1098,7 +1103,7 @@
             <w:r/>
             <w:r>
               <w:rPr>
-                <w:rFonts w:ascii="Arial" w:hAnsi="Arial"/>
+                <w:rFonts w:ascii="Verdana" w:hAnsi="Verdana"/>
                 <w:b w:val="0"/>
                 <w:sz w:val="16"/>
               </w:rPr>
@@ -1114,7 +1119,7 @@
             <w:r/>
             <w:r>
               <w:rPr>
-                <w:rFonts w:ascii="Arial" w:hAnsi="Arial"/>
+                <w:rFonts w:ascii="Verdana" w:hAnsi="Verdana"/>
                 <w:b w:val="0"/>
                 <w:sz w:val="16"/>
               </w:rPr>
@@ -1130,7 +1135,7 @@
             <w:r/>
             <w:r>
               <w:rPr>
-                <w:rFonts w:ascii="Arial" w:hAnsi="Arial"/>
+                <w:rFonts w:ascii="Verdana" w:hAnsi="Verdana"/>
                 <w:b w:val="0"/>
                 <w:sz w:val="16"/>
               </w:rPr>
@@ -1146,7 +1151,7 @@
             <w:r/>
             <w:r>
               <w:rPr>
-                <w:rFonts w:ascii="Arial" w:hAnsi="Arial"/>
+                <w:rFonts w:ascii="Verdana" w:hAnsi="Verdana"/>
                 <w:b w:val="0"/>
                 <w:sz w:val="16"/>
               </w:rPr>
@@ -1162,7 +1167,7 @@
             <w:r/>
             <w:r>
               <w:rPr>
-                <w:rFonts w:ascii="Arial" w:hAnsi="Arial"/>
+                <w:rFonts w:ascii="Verdana" w:hAnsi="Verdana"/>
                 <w:b w:val="0"/>
                 <w:sz w:val="16"/>
               </w:rPr>
@@ -1178,7 +1183,7 @@
             <w:r/>
             <w:r>
               <w:rPr>
-                <w:rFonts w:ascii="Arial" w:hAnsi="Arial"/>
+                <w:rFonts w:ascii="Verdana" w:hAnsi="Verdana"/>
                 <w:b w:val="0"/>
                 <w:sz w:val="16"/>
               </w:rPr>
@@ -1194,7 +1199,7 @@
             <w:r/>
             <w:r>
               <w:rPr>
-                <w:rFonts w:ascii="Arial" w:hAnsi="Arial"/>
+                <w:rFonts w:ascii="Verdana" w:hAnsi="Verdana"/>
                 <w:b w:val="0"/>
                 <w:sz w:val="16"/>
               </w:rPr>
@@ -1203,15 +1208,18 @@
         </w:tc>
       </w:tr>
       <w:tr>
-        <w:tc>
-          <w:tcPr>
-            <w:tcW w:type="dxa" w:w="1514"/>
-          </w:tcPr>
-          <w:p>
-            <w:r/>
-            <w:r>
-              <w:rPr>
-                <w:rFonts w:ascii="Arial" w:hAnsi="Arial"/>
+        <w:trPr>
+          <w:cantSplit/>
+        </w:trPr>
+        <w:tc>
+          <w:tcPr>
+            <w:tcW w:type="dxa" w:w="1514"/>
+          </w:tcPr>
+          <w:p>
+            <w:r/>
+            <w:r>
+              <w:rPr>
+                <w:rFonts w:ascii="Verdana" w:hAnsi="Verdana"/>
                 <w:b w:val="0"/>
                 <w:sz w:val="16"/>
               </w:rPr>
@@ -1227,7 +1235,7 @@
             <w:r/>
             <w:r>
               <w:rPr>
-                <w:rFonts w:ascii="Arial" w:hAnsi="Arial"/>
+                <w:rFonts w:ascii="Verdana" w:hAnsi="Verdana"/>
                 <w:b w:val="0"/>
                 <w:sz w:val="16"/>
               </w:rPr>
@@ -1243,7 +1251,7 @@
             <w:r/>
             <w:r>
               <w:rPr>
-                <w:rFonts w:ascii="Arial" w:hAnsi="Arial"/>
+                <w:rFonts w:ascii="Verdana" w:hAnsi="Verdana"/>
                 <w:b w:val="0"/>
                 <w:sz w:val="16"/>
               </w:rPr>
@@ -1259,7 +1267,7 @@
             <w:r/>
             <w:r>
               <w:rPr>
-                <w:rFonts w:ascii="Arial" w:hAnsi="Arial"/>
+                <w:rFonts w:ascii="Verdana" w:hAnsi="Verdana"/>
                 <w:b w:val="0"/>
                 <w:sz w:val="16"/>
               </w:rPr>
@@ -1275,7 +1283,7 @@
             <w:r/>
             <w:r>
               <w:rPr>
-                <w:rFonts w:ascii="Arial" w:hAnsi="Arial"/>
+                <w:rFonts w:ascii="Verdana" w:hAnsi="Verdana"/>
                 <w:b w:val="0"/>
                 <w:sz w:val="16"/>
               </w:rPr>
@@ -1291,7 +1299,7 @@
             <w:r/>
             <w:r>
               <w:rPr>
-                <w:rFonts w:ascii="Arial" w:hAnsi="Arial"/>
+                <w:rFonts w:ascii="Verdana" w:hAnsi="Verdana"/>
                 <w:b w:val="0"/>
                 <w:sz w:val="16"/>
               </w:rPr>
@@ -1307,7 +1315,7 @@
             <w:r/>
             <w:r>
               <w:rPr>
-                <w:rFonts w:ascii="Arial" w:hAnsi="Arial"/>
+                <w:rFonts w:ascii="Verdana" w:hAnsi="Verdana"/>
                 <w:b w:val="0"/>
                 <w:sz w:val="16"/>
               </w:rPr>
@@ -1323,7 +1331,7 @@
             <w:r/>
             <w:r>
               <w:rPr>
-                <w:rFonts w:ascii="Arial" w:hAnsi="Arial"/>
+                <w:rFonts w:ascii="Verdana" w:hAnsi="Verdana"/>
                 <w:b w:val="0"/>
                 <w:sz w:val="16"/>
               </w:rPr>
@@ -1339,7 +1347,7 @@
             <w:r/>
             <w:r>
               <w:rPr>
-                <w:rFonts w:ascii="Arial" w:hAnsi="Arial"/>
+                <w:rFonts w:ascii="Verdana" w:hAnsi="Verdana"/>
                 <w:b w:val="0"/>
                 <w:sz w:val="16"/>
               </w:rPr>
@@ -1355,7 +1363,7 @@
             <w:r/>
             <w:r>
               <w:rPr>
-                <w:rFonts w:ascii="Arial" w:hAnsi="Arial"/>
+                <w:rFonts w:ascii="Verdana" w:hAnsi="Verdana"/>
                 <w:b w:val="0"/>
                 <w:sz w:val="16"/>
               </w:rPr>
@@ -1364,15 +1372,18 @@
         </w:tc>
       </w:tr>
       <w:tr>
-        <w:tc>
-          <w:tcPr>
-            <w:tcW w:type="dxa" w:w="1514"/>
-          </w:tcPr>
-          <w:p>
-            <w:r/>
-            <w:r>
-              <w:rPr>
-                <w:rFonts w:ascii="Arial" w:hAnsi="Arial"/>
+        <w:trPr>
+          <w:cantSplit/>
+        </w:trPr>
+        <w:tc>
+          <w:tcPr>
+            <w:tcW w:type="dxa" w:w="1514"/>
+          </w:tcPr>
+          <w:p>
+            <w:r/>
+            <w:r>
+              <w:rPr>
+                <w:rFonts w:ascii="Verdana" w:hAnsi="Verdana"/>
                 <w:b w:val="0"/>
                 <w:sz w:val="16"/>
               </w:rPr>
@@ -1388,7 +1399,7 @@
             <w:r/>
             <w:r>
               <w:rPr>
-                <w:rFonts w:ascii="Arial" w:hAnsi="Arial"/>
+                <w:rFonts w:ascii="Verdana" w:hAnsi="Verdana"/>
                 <w:b w:val="0"/>
                 <w:sz w:val="16"/>
               </w:rPr>
@@ -1404,7 +1415,7 @@
             <w:r/>
             <w:r>
               <w:rPr>
-                <w:rFonts w:ascii="Arial" w:hAnsi="Arial"/>
+                <w:rFonts w:ascii="Verdana" w:hAnsi="Verdana"/>
                 <w:b w:val="0"/>
                 <w:sz w:val="16"/>
               </w:rPr>
@@ -1420,7 +1431,7 @@
             <w:r/>
             <w:r>
               <w:rPr>
-                <w:rFonts w:ascii="Arial" w:hAnsi="Arial"/>
+                <w:rFonts w:ascii="Verdana" w:hAnsi="Verdana"/>
                 <w:b w:val="0"/>
                 <w:sz w:val="16"/>
               </w:rPr>
@@ -1436,7 +1447,7 @@
             <w:r/>
             <w:r>
               <w:rPr>
-                <w:rFonts w:ascii="Arial" w:hAnsi="Arial"/>
+                <w:rFonts w:ascii="Verdana" w:hAnsi="Verdana"/>
                 <w:b w:val="0"/>
                 <w:sz w:val="16"/>
               </w:rPr>
@@ -1452,7 +1463,7 @@
             <w:r/>
             <w:r>
               <w:rPr>
-                <w:rFonts w:ascii="Arial" w:hAnsi="Arial"/>
+                <w:rFonts w:ascii="Verdana" w:hAnsi="Verdana"/>
                 <w:b w:val="0"/>
                 <w:sz w:val="16"/>
               </w:rPr>
@@ -1468,7 +1479,7 @@
             <w:r/>
             <w:r>
               <w:rPr>
-                <w:rFonts w:ascii="Arial" w:hAnsi="Arial"/>
+                <w:rFonts w:ascii="Verdana" w:hAnsi="Verdana"/>
                 <w:b w:val="0"/>
                 <w:sz w:val="16"/>
               </w:rPr>
@@ -1484,7 +1495,7 @@
             <w:r/>
             <w:r>
               <w:rPr>
-                <w:rFonts w:ascii="Arial" w:hAnsi="Arial"/>
+                <w:rFonts w:ascii="Verdana" w:hAnsi="Verdana"/>
                 <w:b w:val="0"/>
                 <w:sz w:val="16"/>
               </w:rPr>
@@ -1500,7 +1511,7 @@
             <w:r/>
             <w:r>
               <w:rPr>
-                <w:rFonts w:ascii="Arial" w:hAnsi="Arial"/>
+                <w:rFonts w:ascii="Verdana" w:hAnsi="Verdana"/>
                 <w:b w:val="0"/>
                 <w:sz w:val="16"/>
               </w:rPr>
@@ -1516,7 +1527,7 @@
             <w:r/>
             <w:r>
               <w:rPr>
-                <w:rFonts w:ascii="Arial" w:hAnsi="Arial"/>
+                <w:rFonts w:ascii="Verdana" w:hAnsi="Verdana"/>
                 <w:b w:val="0"/>
                 <w:sz w:val="16"/>
               </w:rPr>
@@ -1525,15 +1536,18 @@
         </w:tc>
       </w:tr>
       <w:tr>
-        <w:tc>
-          <w:tcPr>
-            <w:tcW w:type="dxa" w:w="1514"/>
-          </w:tcPr>
-          <w:p>
-            <w:r/>
-            <w:r>
-              <w:rPr>
-                <w:rFonts w:ascii="Arial" w:hAnsi="Arial"/>
+        <w:trPr>
+          <w:cantSplit/>
+        </w:trPr>
+        <w:tc>
+          <w:tcPr>
+            <w:tcW w:type="dxa" w:w="1514"/>
+          </w:tcPr>
+          <w:p>
+            <w:r/>
+            <w:r>
+              <w:rPr>
+                <w:rFonts w:ascii="Verdana" w:hAnsi="Verdana"/>
                 <w:b w:val="0"/>
                 <w:sz w:val="16"/>
               </w:rPr>
@@ -1549,7 +1563,7 @@
             <w:r/>
             <w:r>
               <w:rPr>
-                <w:rFonts w:ascii="Arial" w:hAnsi="Arial"/>
+                <w:rFonts w:ascii="Verdana" w:hAnsi="Verdana"/>
                 <w:b w:val="0"/>
                 <w:sz w:val="16"/>
               </w:rPr>
@@ -1565,7 +1579,7 @@
             <w:r/>
             <w:r>
               <w:rPr>
-                <w:rFonts w:ascii="Arial" w:hAnsi="Arial"/>
+                <w:rFonts w:ascii="Verdana" w:hAnsi="Verdana"/>
                 <w:b w:val="0"/>
                 <w:sz w:val="16"/>
               </w:rPr>
@@ -1581,7 +1595,7 @@
             <w:r/>
             <w:r>
               <w:rPr>
-                <w:rFonts w:ascii="Arial" w:hAnsi="Arial"/>
+                <w:rFonts w:ascii="Verdana" w:hAnsi="Verdana"/>
                 <w:b w:val="0"/>
                 <w:sz w:val="16"/>
               </w:rPr>
@@ -1597,7 +1611,7 @@
             <w:r/>
             <w:r>
               <w:rPr>
-                <w:rFonts w:ascii="Arial" w:hAnsi="Arial"/>
+                <w:rFonts w:ascii="Verdana" w:hAnsi="Verdana"/>
                 <w:b w:val="0"/>
                 <w:sz w:val="16"/>
               </w:rPr>
@@ -1613,7 +1627,7 @@
             <w:r/>
             <w:r>
               <w:rPr>
-                <w:rFonts w:ascii="Arial" w:hAnsi="Arial"/>
+                <w:rFonts w:ascii="Verdana" w:hAnsi="Verdana"/>
                 <w:b w:val="0"/>
                 <w:sz w:val="16"/>
               </w:rPr>
@@ -1629,7 +1643,7 @@
             <w:r/>
             <w:r>
               <w:rPr>
-                <w:rFonts w:ascii="Arial" w:hAnsi="Arial"/>
+                <w:rFonts w:ascii="Verdana" w:hAnsi="Verdana"/>
                 <w:b w:val="0"/>
                 <w:sz w:val="16"/>
               </w:rPr>
@@ -1645,7 +1659,7 @@
             <w:r/>
             <w:r>
               <w:rPr>
-                <w:rFonts w:ascii="Arial" w:hAnsi="Arial"/>
+                <w:rFonts w:ascii="Verdana" w:hAnsi="Verdana"/>
                 <w:b w:val="0"/>
                 <w:sz w:val="16"/>
               </w:rPr>
@@ -1661,7 +1675,7 @@
             <w:r/>
             <w:r>
               <w:rPr>
-                <w:rFonts w:ascii="Arial" w:hAnsi="Arial"/>
+                <w:rFonts w:ascii="Verdana" w:hAnsi="Verdana"/>
                 <w:b w:val="0"/>
                 <w:sz w:val="16"/>
               </w:rPr>
@@ -1677,7 +1691,7 @@
             <w:r/>
             <w:r>
               <w:rPr>
-                <w:rFonts w:ascii="Arial" w:hAnsi="Arial"/>
+                <w:rFonts w:ascii="Verdana" w:hAnsi="Verdana"/>
                 <w:b w:val="0"/>
                 <w:sz w:val="16"/>
               </w:rPr>
@@ -1686,15 +1700,18 @@
         </w:tc>
       </w:tr>
       <w:tr>
-        <w:tc>
-          <w:tcPr>
-            <w:tcW w:type="dxa" w:w="1514"/>
-          </w:tcPr>
-          <w:p>
-            <w:r/>
-            <w:r>
-              <w:rPr>
-                <w:rFonts w:ascii="Arial" w:hAnsi="Arial"/>
+        <w:trPr>
+          <w:cantSplit/>
+        </w:trPr>
+        <w:tc>
+          <w:tcPr>
+            <w:tcW w:type="dxa" w:w="1514"/>
+          </w:tcPr>
+          <w:p>
+            <w:r/>
+            <w:r>
+              <w:rPr>
+                <w:rFonts w:ascii="Verdana" w:hAnsi="Verdana"/>
                 <w:b w:val="0"/>
                 <w:sz w:val="16"/>
               </w:rPr>
@@ -1710,7 +1727,7 @@
             <w:r/>
             <w:r>
               <w:rPr>
-                <w:rFonts w:ascii="Arial" w:hAnsi="Arial"/>
+                <w:rFonts w:ascii="Verdana" w:hAnsi="Verdana"/>
                 <w:b w:val="0"/>
                 <w:sz w:val="16"/>
               </w:rPr>
@@ -1726,7 +1743,7 @@
             <w:r/>
             <w:r>
               <w:rPr>
-                <w:rFonts w:ascii="Arial" w:hAnsi="Arial"/>
+                <w:rFonts w:ascii="Verdana" w:hAnsi="Verdana"/>
                 <w:b w:val="0"/>
                 <w:sz w:val="16"/>
               </w:rPr>
@@ -1742,7 +1759,7 @@
             <w:r/>
             <w:r>
               <w:rPr>
-                <w:rFonts w:ascii="Arial" w:hAnsi="Arial"/>
+                <w:rFonts w:ascii="Verdana" w:hAnsi="Verdana"/>
                 <w:b w:val="0"/>
                 <w:sz w:val="16"/>
               </w:rPr>
@@ -1758,7 +1775,7 @@
             <w:r/>
             <w:r>
               <w:rPr>
-                <w:rFonts w:ascii="Arial" w:hAnsi="Arial"/>
+                <w:rFonts w:ascii="Verdana" w:hAnsi="Verdana"/>
                 <w:b w:val="0"/>
                 <w:sz w:val="16"/>
               </w:rPr>
@@ -1774,7 +1791,7 @@
             <w:r/>
             <w:r>
               <w:rPr>
-                <w:rFonts w:ascii="Arial" w:hAnsi="Arial"/>
+                <w:rFonts w:ascii="Verdana" w:hAnsi="Verdana"/>
                 <w:b w:val="0"/>
                 <w:sz w:val="16"/>
               </w:rPr>
@@ -1790,7 +1807,7 @@
             <w:r/>
             <w:r>
               <w:rPr>
-                <w:rFonts w:ascii="Arial" w:hAnsi="Arial"/>
+                <w:rFonts w:ascii="Verdana" w:hAnsi="Verdana"/>
                 <w:b w:val="0"/>
                 <w:sz w:val="16"/>
               </w:rPr>
@@ -1806,7 +1823,7 @@
             <w:r/>
             <w:r>
               <w:rPr>
-                <w:rFonts w:ascii="Arial" w:hAnsi="Arial"/>
+                <w:rFonts w:ascii="Verdana" w:hAnsi="Verdana"/>
                 <w:b w:val="0"/>
                 <w:sz w:val="16"/>
               </w:rPr>
@@ -1822,7 +1839,7 @@
             <w:r/>
             <w:r>
               <w:rPr>
-                <w:rFonts w:ascii="Arial" w:hAnsi="Arial"/>
+                <w:rFonts w:ascii="Verdana" w:hAnsi="Verdana"/>
                 <w:b w:val="0"/>
                 <w:sz w:val="16"/>
               </w:rPr>
@@ -1838,7 +1855,7 @@
             <w:r/>
             <w:r>
               <w:rPr>
-                <w:rFonts w:ascii="Arial" w:hAnsi="Arial"/>
+                <w:rFonts w:ascii="Verdana" w:hAnsi="Verdana"/>
                 <w:b w:val="0"/>
                 <w:sz w:val="16"/>
               </w:rPr>
@@ -1847,15 +1864,18 @@
         </w:tc>
       </w:tr>
       <w:tr>
-        <w:tc>
-          <w:tcPr>
-            <w:tcW w:type="dxa" w:w="1514"/>
-          </w:tcPr>
-          <w:p>
-            <w:r/>
-            <w:r>
-              <w:rPr>
-                <w:rFonts w:ascii="Arial" w:hAnsi="Arial"/>
+        <w:trPr>
+          <w:cantSplit/>
+        </w:trPr>
+        <w:tc>
+          <w:tcPr>
+            <w:tcW w:type="dxa" w:w="1514"/>
+          </w:tcPr>
+          <w:p>
+            <w:r/>
+            <w:r>
+              <w:rPr>
+                <w:rFonts w:ascii="Verdana" w:hAnsi="Verdana"/>
                 <w:b w:val="0"/>
                 <w:sz w:val="16"/>
               </w:rPr>
@@ -1871,7 +1891,7 @@
             <w:r/>
             <w:r>
               <w:rPr>
-                <w:rFonts w:ascii="Arial" w:hAnsi="Arial"/>
+                <w:rFonts w:ascii="Verdana" w:hAnsi="Verdana"/>
                 <w:b w:val="0"/>
                 <w:sz w:val="16"/>
               </w:rPr>
@@ -1887,7 +1907,7 @@
             <w:r/>
             <w:r>
               <w:rPr>
-                <w:rFonts w:ascii="Arial" w:hAnsi="Arial"/>
+                <w:rFonts w:ascii="Verdana" w:hAnsi="Verdana"/>
                 <w:b w:val="0"/>
                 <w:sz w:val="16"/>
               </w:rPr>
@@ -1903,7 +1923,7 @@
             <w:r/>
             <w:r>
               <w:rPr>
-                <w:rFonts w:ascii="Arial" w:hAnsi="Arial"/>
+                <w:rFonts w:ascii="Verdana" w:hAnsi="Verdana"/>
                 <w:b w:val="0"/>
                 <w:sz w:val="16"/>
               </w:rPr>
@@ -1919,7 +1939,7 @@
             <w:r/>
             <w:r>
               <w:rPr>
-                <w:rFonts w:ascii="Arial" w:hAnsi="Arial"/>
+                <w:rFonts w:ascii="Verdana" w:hAnsi="Verdana"/>
                 <w:b w:val="0"/>
                 <w:sz w:val="16"/>
               </w:rPr>
@@ -1935,7 +1955,7 @@
             <w:r/>
             <w:r>
               <w:rPr>
-                <w:rFonts w:ascii="Arial" w:hAnsi="Arial"/>
+                <w:rFonts w:ascii="Verdana" w:hAnsi="Verdana"/>
                 <w:b w:val="0"/>
                 <w:sz w:val="16"/>
               </w:rPr>
@@ -1951,7 +1971,7 @@
             <w:r/>
             <w:r>
               <w:rPr>
-                <w:rFonts w:ascii="Arial" w:hAnsi="Arial"/>
+                <w:rFonts w:ascii="Verdana" w:hAnsi="Verdana"/>
                 <w:b w:val="0"/>
                 <w:sz w:val="16"/>
               </w:rPr>
@@ -1967,7 +1987,7 @@
             <w:r/>
             <w:r>
               <w:rPr>
-                <w:rFonts w:ascii="Arial" w:hAnsi="Arial"/>
+                <w:rFonts w:ascii="Verdana" w:hAnsi="Verdana"/>
                 <w:b w:val="0"/>
                 <w:sz w:val="16"/>
               </w:rPr>
@@ -1983,7 +2003,7 @@
             <w:r/>
             <w:r>
               <w:rPr>
-                <w:rFonts w:ascii="Arial" w:hAnsi="Arial"/>
+                <w:rFonts w:ascii="Verdana" w:hAnsi="Verdana"/>
                 <w:b w:val="0"/>
                 <w:sz w:val="16"/>
               </w:rPr>
@@ -1999,7 +2019,7 @@
             <w:r/>
             <w:r>
               <w:rPr>
-                <w:rFonts w:ascii="Arial" w:hAnsi="Arial"/>
+                <w:rFonts w:ascii="Verdana" w:hAnsi="Verdana"/>
                 <w:b w:val="0"/>
                 <w:sz w:val="16"/>
               </w:rPr>
@@ -2008,15 +2028,18 @@
         </w:tc>
       </w:tr>
       <w:tr>
-        <w:tc>
-          <w:tcPr>
-            <w:tcW w:type="dxa" w:w="1514"/>
-          </w:tcPr>
-          <w:p>
-            <w:r/>
-            <w:r>
-              <w:rPr>
-                <w:rFonts w:ascii="Arial" w:hAnsi="Arial"/>
+        <w:trPr>
+          <w:cantSplit/>
+        </w:trPr>
+        <w:tc>
+          <w:tcPr>
+            <w:tcW w:type="dxa" w:w="1514"/>
+          </w:tcPr>
+          <w:p>
+            <w:r/>
+            <w:r>
+              <w:rPr>
+                <w:rFonts w:ascii="Verdana" w:hAnsi="Verdana"/>
                 <w:b w:val="0"/>
                 <w:sz w:val="16"/>
               </w:rPr>
@@ -2032,7 +2055,7 @@
             <w:r/>
             <w:r>
               <w:rPr>
-                <w:rFonts w:ascii="Arial" w:hAnsi="Arial"/>
+                <w:rFonts w:ascii="Verdana" w:hAnsi="Verdana"/>
                 <w:b w:val="0"/>
                 <w:sz w:val="16"/>
               </w:rPr>
@@ -2048,7 +2071,7 @@
             <w:r/>
             <w:r>
               <w:rPr>
-                <w:rFonts w:ascii="Arial" w:hAnsi="Arial"/>
+                <w:rFonts w:ascii="Verdana" w:hAnsi="Verdana"/>
                 <w:b w:val="0"/>
                 <w:sz w:val="16"/>
               </w:rPr>
@@ -2064,7 +2087,7 @@
             <w:r/>
             <w:r>
               <w:rPr>
-                <w:rFonts w:ascii="Arial" w:hAnsi="Arial"/>
+                <w:rFonts w:ascii="Verdana" w:hAnsi="Verdana"/>
                 <w:b w:val="0"/>
                 <w:sz w:val="16"/>
               </w:rPr>
@@ -2080,7 +2103,7 @@
             <w:r/>
             <w:r>
               <w:rPr>
-                <w:rFonts w:ascii="Arial" w:hAnsi="Arial"/>
+                <w:rFonts w:ascii="Verdana" w:hAnsi="Verdana"/>
                 <w:b w:val="0"/>
                 <w:sz w:val="16"/>
               </w:rPr>
@@ -2096,7 +2119,7 @@
             <w:r/>
             <w:r>
               <w:rPr>
-                <w:rFonts w:ascii="Arial" w:hAnsi="Arial"/>
+                <w:rFonts w:ascii="Verdana" w:hAnsi="Verdana"/>
                 <w:b w:val="0"/>
                 <w:sz w:val="16"/>
               </w:rPr>
@@ -2112,7 +2135,7 @@
             <w:r/>
             <w:r>
               <w:rPr>
-                <w:rFonts w:ascii="Arial" w:hAnsi="Arial"/>
+                <w:rFonts w:ascii="Verdana" w:hAnsi="Verdana"/>
                 <w:b w:val="0"/>
                 <w:sz w:val="16"/>
               </w:rPr>
@@ -2128,7 +2151,7 @@
             <w:r/>
             <w:r>
               <w:rPr>
-                <w:rFonts w:ascii="Arial" w:hAnsi="Arial"/>
+                <w:rFonts w:ascii="Verdana" w:hAnsi="Verdana"/>
                 <w:b w:val="0"/>
                 <w:sz w:val="16"/>
               </w:rPr>
@@ -2144,7 +2167,7 @@
             <w:r/>
             <w:r>
               <w:rPr>
-                <w:rFonts w:ascii="Arial" w:hAnsi="Arial"/>
+                <w:rFonts w:ascii="Verdana" w:hAnsi="Verdana"/>
                 <w:b w:val="0"/>
                 <w:sz w:val="16"/>
               </w:rPr>
@@ -2160,7 +2183,7 @@
             <w:r/>
             <w:r>
               <w:rPr>
-                <w:rFonts w:ascii="Arial" w:hAnsi="Arial"/>
+                <w:rFonts w:ascii="Verdana" w:hAnsi="Verdana"/>
                 <w:b w:val="0"/>
                 <w:sz w:val="16"/>
               </w:rPr>
@@ -2169,15 +2192,18 @@
         </w:tc>
       </w:tr>
       <w:tr>
-        <w:tc>
-          <w:tcPr>
-            <w:tcW w:type="dxa" w:w="1514"/>
-          </w:tcPr>
-          <w:p>
-            <w:r/>
-            <w:r>
-              <w:rPr>
-                <w:rFonts w:ascii="Arial" w:hAnsi="Arial"/>
+        <w:trPr>
+          <w:cantSplit/>
+        </w:trPr>
+        <w:tc>
+          <w:tcPr>
+            <w:tcW w:type="dxa" w:w="1514"/>
+          </w:tcPr>
+          <w:p>
+            <w:r/>
+            <w:r>
+              <w:rPr>
+                <w:rFonts w:ascii="Verdana" w:hAnsi="Verdana"/>
                 <w:b w:val="0"/>
                 <w:sz w:val="16"/>
               </w:rPr>
@@ -2193,7 +2219,7 @@
             <w:r/>
             <w:r>
               <w:rPr>
-                <w:rFonts w:ascii="Arial" w:hAnsi="Arial"/>
+                <w:rFonts w:ascii="Verdana" w:hAnsi="Verdana"/>
                 <w:b w:val="0"/>
                 <w:sz w:val="16"/>
               </w:rPr>
@@ -2209,7 +2235,7 @@
             <w:r/>
             <w:r>
               <w:rPr>
-                <w:rFonts w:ascii="Arial" w:hAnsi="Arial"/>
+                <w:rFonts w:ascii="Verdana" w:hAnsi="Verdana"/>
                 <w:b w:val="0"/>
                 <w:sz w:val="16"/>
               </w:rPr>
@@ -2225,7 +2251,7 @@
             <w:r/>
             <w:r>
               <w:rPr>
-                <w:rFonts w:ascii="Arial" w:hAnsi="Arial"/>
+                <w:rFonts w:ascii="Verdana" w:hAnsi="Verdana"/>
                 <w:b w:val="0"/>
                 <w:sz w:val="16"/>
               </w:rPr>
@@ -2241,7 +2267,7 @@
             <w:r/>
             <w:r>
               <w:rPr>
-                <w:rFonts w:ascii="Arial" w:hAnsi="Arial"/>
+                <w:rFonts w:ascii="Verdana" w:hAnsi="Verdana"/>
                 <w:b w:val="0"/>
                 <w:sz w:val="16"/>
               </w:rPr>
@@ -2257,7 +2283,7 @@
             <w:r/>
             <w:r>
               <w:rPr>
-                <w:rFonts w:ascii="Arial" w:hAnsi="Arial"/>
+                <w:rFonts w:ascii="Verdana" w:hAnsi="Verdana"/>
                 <w:b w:val="0"/>
                 <w:sz w:val="16"/>
               </w:rPr>
@@ -2273,7 +2299,7 @@
             <w:r/>
             <w:r>
               <w:rPr>
-                <w:rFonts w:ascii="Arial" w:hAnsi="Arial"/>
+                <w:rFonts w:ascii="Verdana" w:hAnsi="Verdana"/>
                 <w:b w:val="0"/>
                 <w:sz w:val="16"/>
               </w:rPr>
@@ -2289,7 +2315,7 @@
             <w:r/>
             <w:r>
               <w:rPr>
-                <w:rFonts w:ascii="Arial" w:hAnsi="Arial"/>
+                <w:rFonts w:ascii="Verdana" w:hAnsi="Verdana"/>
                 <w:b w:val="0"/>
                 <w:sz w:val="16"/>
               </w:rPr>
@@ -2305,7 +2331,7 @@
             <w:r/>
             <w:r>
               <w:rPr>
-                <w:rFonts w:ascii="Arial" w:hAnsi="Arial"/>
+                <w:rFonts w:ascii="Verdana" w:hAnsi="Verdana"/>
                 <w:b w:val="0"/>
                 <w:sz w:val="16"/>
               </w:rPr>
@@ -2321,7 +2347,7 @@
             <w:r/>
             <w:r>
               <w:rPr>
-                <w:rFonts w:ascii="Arial" w:hAnsi="Arial"/>
+                <w:rFonts w:ascii="Verdana" w:hAnsi="Verdana"/>
                 <w:b w:val="0"/>
                 <w:sz w:val="16"/>
               </w:rPr>
@@ -2330,15 +2356,18 @@
         </w:tc>
       </w:tr>
       <w:tr>
-        <w:tc>
-          <w:tcPr>
-            <w:tcW w:type="dxa" w:w="1514"/>
-          </w:tcPr>
-          <w:p>
-            <w:r/>
-            <w:r>
-              <w:rPr>
-                <w:rFonts w:ascii="Arial" w:hAnsi="Arial"/>
+        <w:trPr>
+          <w:cantSplit/>
+        </w:trPr>
+        <w:tc>
+          <w:tcPr>
+            <w:tcW w:type="dxa" w:w="1514"/>
+          </w:tcPr>
+          <w:p>
+            <w:r/>
+            <w:r>
+              <w:rPr>
+                <w:rFonts w:ascii="Verdana" w:hAnsi="Verdana"/>
                 <w:b w:val="0"/>
                 <w:sz w:val="16"/>
               </w:rPr>
@@ -2354,7 +2383,7 @@
             <w:r/>
             <w:r>
               <w:rPr>
-                <w:rFonts w:ascii="Arial" w:hAnsi="Arial"/>
+                <w:rFonts w:ascii="Verdana" w:hAnsi="Verdana"/>
                 <w:b w:val="0"/>
                 <w:sz w:val="16"/>
               </w:rPr>
@@ -2370,7 +2399,7 @@
             <w:r/>
             <w:r>
               <w:rPr>
-                <w:rFonts w:ascii="Arial" w:hAnsi="Arial"/>
+                <w:rFonts w:ascii="Verdana" w:hAnsi="Verdana"/>
                 <w:b w:val="0"/>
                 <w:sz w:val="16"/>
               </w:rPr>
@@ -2386,7 +2415,7 @@
             <w:r/>
             <w:r>
               <w:rPr>
-                <w:rFonts w:ascii="Arial" w:hAnsi="Arial"/>
+                <w:rFonts w:ascii="Verdana" w:hAnsi="Verdana"/>
                 <w:b w:val="0"/>
                 <w:sz w:val="16"/>
               </w:rPr>
@@ -2402,7 +2431,7 @@
             <w:r/>
             <w:r>
               <w:rPr>
-                <w:rFonts w:ascii="Arial" w:hAnsi="Arial"/>
+                <w:rFonts w:ascii="Verdana" w:hAnsi="Verdana"/>
                 <w:b w:val="0"/>
                 <w:sz w:val="16"/>
               </w:rPr>
@@ -2418,7 +2447,7 @@
             <w:r/>
             <w:r>
               <w:rPr>
-                <w:rFonts w:ascii="Arial" w:hAnsi="Arial"/>
+                <w:rFonts w:ascii="Verdana" w:hAnsi="Verdana"/>
                 <w:b w:val="0"/>
                 <w:sz w:val="16"/>
               </w:rPr>
@@ -2434,7 +2463,7 @@
             <w:r/>
             <w:r>
               <w:rPr>
-                <w:rFonts w:ascii="Arial" w:hAnsi="Arial"/>
+                <w:rFonts w:ascii="Verdana" w:hAnsi="Verdana"/>
                 <w:b w:val="0"/>
                 <w:sz w:val="16"/>
               </w:rPr>
@@ -2450,7 +2479,7 @@
             <w:r/>
             <w:r>
               <w:rPr>
-                <w:rFonts w:ascii="Arial" w:hAnsi="Arial"/>
+                <w:rFonts w:ascii="Verdana" w:hAnsi="Verdana"/>
                 <w:b w:val="0"/>
                 <w:sz w:val="16"/>
               </w:rPr>
@@ -2466,7 +2495,7 @@
             <w:r/>
             <w:r>
               <w:rPr>
-                <w:rFonts w:ascii="Arial" w:hAnsi="Arial"/>
+                <w:rFonts w:ascii="Verdana" w:hAnsi="Verdana"/>
                 <w:b w:val="0"/>
                 <w:sz w:val="16"/>
               </w:rPr>
@@ -2482,7 +2511,7 @@
             <w:r/>
             <w:r>
               <w:rPr>
-                <w:rFonts w:ascii="Arial" w:hAnsi="Arial"/>
+                <w:rFonts w:ascii="Verdana" w:hAnsi="Verdana"/>
                 <w:b w:val="0"/>
                 <w:sz w:val="16"/>
               </w:rPr>
@@ -2491,15 +2520,18 @@
         </w:tc>
       </w:tr>
       <w:tr>
-        <w:tc>
-          <w:tcPr>
-            <w:tcW w:type="dxa" w:w="1514"/>
-          </w:tcPr>
-          <w:p>
-            <w:r/>
-            <w:r>
-              <w:rPr>
-                <w:rFonts w:ascii="Arial" w:hAnsi="Arial"/>
+        <w:trPr>
+          <w:cantSplit/>
+        </w:trPr>
+        <w:tc>
+          <w:tcPr>
+            <w:tcW w:type="dxa" w:w="1514"/>
+          </w:tcPr>
+          <w:p>
+            <w:r/>
+            <w:r>
+              <w:rPr>
+                <w:rFonts w:ascii="Verdana" w:hAnsi="Verdana"/>
                 <w:b w:val="0"/>
                 <w:sz w:val="16"/>
               </w:rPr>
@@ -2515,7 +2547,7 @@
             <w:r/>
             <w:r>
               <w:rPr>
-                <w:rFonts w:ascii="Arial" w:hAnsi="Arial"/>
+                <w:rFonts w:ascii="Verdana" w:hAnsi="Verdana"/>
                 <w:b w:val="0"/>
                 <w:sz w:val="16"/>
               </w:rPr>
@@ -2531,7 +2563,7 @@
             <w:r/>
             <w:r>
               <w:rPr>
-                <w:rFonts w:ascii="Arial" w:hAnsi="Arial"/>
+                <w:rFonts w:ascii="Verdana" w:hAnsi="Verdana"/>
                 <w:b w:val="0"/>
                 <w:sz w:val="16"/>
               </w:rPr>
@@ -2547,7 +2579,7 @@
             <w:r/>
             <w:r>
               <w:rPr>
-                <w:rFonts w:ascii="Arial" w:hAnsi="Arial"/>
+                <w:rFonts w:ascii="Verdana" w:hAnsi="Verdana"/>
                 <w:b w:val="0"/>
                 <w:sz w:val="16"/>
               </w:rPr>
@@ -2563,7 +2595,7 @@
             <w:r/>
             <w:r>
               <w:rPr>
-                <w:rFonts w:ascii="Arial" w:hAnsi="Arial"/>
+                <w:rFonts w:ascii="Verdana" w:hAnsi="Verdana"/>
                 <w:b w:val="0"/>
                 <w:sz w:val="16"/>
               </w:rPr>
@@ -2579,7 +2611,7 @@
             <w:r/>
             <w:r>
               <w:rPr>
-                <w:rFonts w:ascii="Arial" w:hAnsi="Arial"/>
+                <w:rFonts w:ascii="Verdana" w:hAnsi="Verdana"/>
                 <w:b w:val="0"/>
                 <w:sz w:val="16"/>
               </w:rPr>
@@ -2595,7 +2627,7 @@
             <w:r/>
             <w:r>
               <w:rPr>
-                <w:rFonts w:ascii="Arial" w:hAnsi="Arial"/>
+                <w:rFonts w:ascii="Verdana" w:hAnsi="Verdana"/>
                 <w:b w:val="0"/>
                 <w:sz w:val="16"/>
               </w:rPr>
@@ -2611,7 +2643,7 @@
             <w:r/>
             <w:r>
               <w:rPr>
-                <w:rFonts w:ascii="Arial" w:hAnsi="Arial"/>
+                <w:rFonts w:ascii="Verdana" w:hAnsi="Verdana"/>
                 <w:b w:val="0"/>
                 <w:sz w:val="16"/>
               </w:rPr>
@@ -2627,7 +2659,7 @@
             <w:r/>
             <w:r>
               <w:rPr>
-                <w:rFonts w:ascii="Arial" w:hAnsi="Arial"/>
+                <w:rFonts w:ascii="Verdana" w:hAnsi="Verdana"/>
                 <w:b w:val="0"/>
                 <w:sz w:val="16"/>
               </w:rPr>
@@ -2643,7 +2675,7 @@
             <w:r/>
             <w:r>
               <w:rPr>
-                <w:rFonts w:ascii="Arial" w:hAnsi="Arial"/>
+                <w:rFonts w:ascii="Verdana" w:hAnsi="Verdana"/>
                 <w:b w:val="0"/>
                 <w:sz w:val="16"/>
               </w:rPr>
@@ -2652,15 +2684,18 @@
         </w:tc>
       </w:tr>
       <w:tr>
-        <w:tc>
-          <w:tcPr>
-            <w:tcW w:type="dxa" w:w="1514"/>
-          </w:tcPr>
-          <w:p>
-            <w:r/>
-            <w:r>
-              <w:rPr>
-                <w:rFonts w:ascii="Arial" w:hAnsi="Arial"/>
+        <w:trPr>
+          <w:cantSplit/>
+        </w:trPr>
+        <w:tc>
+          <w:tcPr>
+            <w:tcW w:type="dxa" w:w="1514"/>
+          </w:tcPr>
+          <w:p>
+            <w:r/>
+            <w:r>
+              <w:rPr>
+                <w:rFonts w:ascii="Verdana" w:hAnsi="Verdana"/>
                 <w:b w:val="0"/>
                 <w:sz w:val="16"/>
               </w:rPr>
@@ -2676,7 +2711,7 @@
             <w:r/>
             <w:r>
               <w:rPr>
-                <w:rFonts w:ascii="Arial" w:hAnsi="Arial"/>
+                <w:rFonts w:ascii="Verdana" w:hAnsi="Verdana"/>
                 <w:b w:val="0"/>
                 <w:sz w:val="16"/>
               </w:rPr>
@@ -2692,7 +2727,7 @@
             <w:r/>
             <w:r>
               <w:rPr>
-                <w:rFonts w:ascii="Arial" w:hAnsi="Arial"/>
+                <w:rFonts w:ascii="Verdana" w:hAnsi="Verdana"/>
                 <w:b w:val="0"/>
                 <w:sz w:val="16"/>
               </w:rPr>
@@ -2708,7 +2743,7 @@
             <w:r/>
             <w:r>
               <w:rPr>
-                <w:rFonts w:ascii="Arial" w:hAnsi="Arial"/>
+                <w:rFonts w:ascii="Verdana" w:hAnsi="Verdana"/>
                 <w:b w:val="0"/>
                 <w:sz w:val="16"/>
               </w:rPr>
@@ -2724,7 +2759,7 @@
             <w:r/>
             <w:r>
               <w:rPr>
-                <w:rFonts w:ascii="Arial" w:hAnsi="Arial"/>
+                <w:rFonts w:ascii="Verdana" w:hAnsi="Verdana"/>
                 <w:b w:val="0"/>
                 <w:sz w:val="16"/>
               </w:rPr>
@@ -2740,7 +2775,7 @@
             <w:r/>
             <w:r>
               <w:rPr>
-                <w:rFonts w:ascii="Arial" w:hAnsi="Arial"/>
+                <w:rFonts w:ascii="Verdana" w:hAnsi="Verdana"/>
                 <w:b w:val="0"/>
                 <w:sz w:val="16"/>
               </w:rPr>
@@ -2756,7 +2791,7 @@
             <w:r/>
             <w:r>
               <w:rPr>
-                <w:rFonts w:ascii="Arial" w:hAnsi="Arial"/>
+                <w:rFonts w:ascii="Verdana" w:hAnsi="Verdana"/>
                 <w:b w:val="0"/>
                 <w:sz w:val="16"/>
               </w:rPr>
@@ -2772,7 +2807,7 @@
             <w:r/>
             <w:r>
               <w:rPr>
-                <w:rFonts w:ascii="Arial" w:hAnsi="Arial"/>
+                <w:rFonts w:ascii="Verdana" w:hAnsi="Verdana"/>
                 <w:b w:val="0"/>
                 <w:sz w:val="16"/>
               </w:rPr>
@@ -2788,7 +2823,7 @@
             <w:r/>
             <w:r>
               <w:rPr>
-                <w:rFonts w:ascii="Arial" w:hAnsi="Arial"/>
+                <w:rFonts w:ascii="Verdana" w:hAnsi="Verdana"/>
                 <w:b w:val="0"/>
                 <w:sz w:val="16"/>
               </w:rPr>
@@ -2804,7 +2839,7 @@
             <w:r/>
             <w:r>
               <w:rPr>
-                <w:rFonts w:ascii="Arial" w:hAnsi="Arial"/>
+                <w:rFonts w:ascii="Verdana" w:hAnsi="Verdana"/>
                 <w:b w:val="0"/>
                 <w:sz w:val="16"/>
               </w:rPr>
@@ -2813,15 +2848,18 @@
         </w:tc>
       </w:tr>
       <w:tr>
-        <w:tc>
-          <w:tcPr>
-            <w:tcW w:type="dxa" w:w="1514"/>
-          </w:tcPr>
-          <w:p>
-            <w:r/>
-            <w:r>
-              <w:rPr>
-                <w:rFonts w:ascii="Arial" w:hAnsi="Arial"/>
+        <w:trPr>
+          <w:cantSplit/>
+        </w:trPr>
+        <w:tc>
+          <w:tcPr>
+            <w:tcW w:type="dxa" w:w="1514"/>
+          </w:tcPr>
+          <w:p>
+            <w:r/>
+            <w:r>
+              <w:rPr>
+                <w:rFonts w:ascii="Verdana" w:hAnsi="Verdana"/>
                 <w:b w:val="0"/>
                 <w:sz w:val="16"/>
               </w:rPr>
@@ -2837,7 +2875,7 @@
             <w:r/>
             <w:r>
               <w:rPr>
-                <w:rFonts w:ascii="Arial" w:hAnsi="Arial"/>
+                <w:rFonts w:ascii="Verdana" w:hAnsi="Verdana"/>
                 <w:b w:val="0"/>
                 <w:sz w:val="16"/>
               </w:rPr>
@@ -2853,7 +2891,7 @@
             <w:r/>
             <w:r>
               <w:rPr>
-                <w:rFonts w:ascii="Arial" w:hAnsi="Arial"/>
+                <w:rFonts w:ascii="Verdana" w:hAnsi="Verdana"/>
                 <w:b w:val="0"/>
                 <w:sz w:val="16"/>
               </w:rPr>
@@ -2869,7 +2907,7 @@
             <w:r/>
             <w:r>
               <w:rPr>
-                <w:rFonts w:ascii="Arial" w:hAnsi="Arial"/>
+                <w:rFonts w:ascii="Verdana" w:hAnsi="Verdana"/>
                 <w:b w:val="0"/>
                 <w:sz w:val="16"/>
               </w:rPr>
@@ -2885,7 +2923,7 @@
             <w:r/>
             <w:r>
               <w:rPr>
-                <w:rFonts w:ascii="Arial" w:hAnsi="Arial"/>
+                <w:rFonts w:ascii="Verdana" w:hAnsi="Verdana"/>
                 <w:b w:val="0"/>
                 <w:sz w:val="16"/>
               </w:rPr>
@@ -2901,7 +2939,7 @@
             <w:r/>
             <w:r>
               <w:rPr>
-                <w:rFonts w:ascii="Arial" w:hAnsi="Arial"/>
+                <w:rFonts w:ascii="Verdana" w:hAnsi="Verdana"/>
                 <w:b w:val="0"/>
                 <w:sz w:val="16"/>
               </w:rPr>
@@ -2917,7 +2955,7 @@
             <w:r/>
             <w:r>
               <w:rPr>
-                <w:rFonts w:ascii="Arial" w:hAnsi="Arial"/>
+                <w:rFonts w:ascii="Verdana" w:hAnsi="Verdana"/>
                 <w:b w:val="0"/>
                 <w:sz w:val="16"/>
               </w:rPr>
@@ -2933,7 +2971,7 @@
             <w:r/>
             <w:r>
               <w:rPr>
-                <w:rFonts w:ascii="Arial" w:hAnsi="Arial"/>
+                <w:rFonts w:ascii="Verdana" w:hAnsi="Verdana"/>
                 <w:b w:val="0"/>
                 <w:sz w:val="16"/>
               </w:rPr>
@@ -2949,7 +2987,7 @@
             <w:r/>
             <w:r>
               <w:rPr>
-                <w:rFonts w:ascii="Arial" w:hAnsi="Arial"/>
+                <w:rFonts w:ascii="Verdana" w:hAnsi="Verdana"/>
                 <w:b w:val="0"/>
                 <w:sz w:val="16"/>
               </w:rPr>
@@ -2965,7 +3003,7 @@
             <w:r/>
             <w:r>
               <w:rPr>
-                <w:rFonts w:ascii="Arial" w:hAnsi="Arial"/>
+                <w:rFonts w:ascii="Verdana" w:hAnsi="Verdana"/>
                 <w:b w:val="0"/>
                 <w:sz w:val="16"/>
               </w:rPr>
@@ -2974,15 +3012,18 @@
         </w:tc>
       </w:tr>
       <w:tr>
-        <w:tc>
-          <w:tcPr>
-            <w:tcW w:type="dxa" w:w="1514"/>
-          </w:tcPr>
-          <w:p>
-            <w:r/>
-            <w:r>
-              <w:rPr>
-                <w:rFonts w:ascii="Arial" w:hAnsi="Arial"/>
+        <w:trPr>
+          <w:cantSplit/>
+        </w:trPr>
+        <w:tc>
+          <w:tcPr>
+            <w:tcW w:type="dxa" w:w="1514"/>
+          </w:tcPr>
+          <w:p>
+            <w:r/>
+            <w:r>
+              <w:rPr>
+                <w:rFonts w:ascii="Verdana" w:hAnsi="Verdana"/>
                 <w:b w:val="0"/>
                 <w:sz w:val="16"/>
               </w:rPr>
@@ -2998,7 +3039,7 @@
             <w:r/>
             <w:r>
               <w:rPr>
-                <w:rFonts w:ascii="Arial" w:hAnsi="Arial"/>
+                <w:rFonts w:ascii="Verdana" w:hAnsi="Verdana"/>
                 <w:b w:val="0"/>
                 <w:sz w:val="16"/>
               </w:rPr>
@@ -3014,7 +3055,7 @@
             <w:r/>
             <w:r>
               <w:rPr>
-                <w:rFonts w:ascii="Arial" w:hAnsi="Arial"/>
+                <w:rFonts w:ascii="Verdana" w:hAnsi="Verdana"/>
                 <w:b w:val="0"/>
                 <w:sz w:val="16"/>
               </w:rPr>
@@ -3030,7 +3071,7 @@
             <w:r/>
             <w:r>
               <w:rPr>
-                <w:rFonts w:ascii="Arial" w:hAnsi="Arial"/>
+                <w:rFonts w:ascii="Verdana" w:hAnsi="Verdana"/>
                 <w:b w:val="0"/>
                 <w:sz w:val="16"/>
               </w:rPr>
@@ -3046,7 +3087,7 @@
             <w:r/>
             <w:r>
               <w:rPr>
-                <w:rFonts w:ascii="Arial" w:hAnsi="Arial"/>
+                <w:rFonts w:ascii="Verdana" w:hAnsi="Verdana"/>
                 <w:b w:val="0"/>
                 <w:sz w:val="16"/>
               </w:rPr>
@@ -3062,7 +3103,7 @@
             <w:r/>
             <w:r>
               <w:rPr>
-                <w:rFonts w:ascii="Arial" w:hAnsi="Arial"/>
+                <w:rFonts w:ascii="Verdana" w:hAnsi="Verdana"/>
                 <w:b w:val="0"/>
                 <w:sz w:val="16"/>
               </w:rPr>
@@ -3078,7 +3119,7 @@
             <w:r/>
             <w:r>
               <w:rPr>
-                <w:rFonts w:ascii="Arial" w:hAnsi="Arial"/>
+                <w:rFonts w:ascii="Verdana" w:hAnsi="Verdana"/>
                 <w:b w:val="0"/>
                 <w:sz w:val="16"/>
               </w:rPr>
@@ -3094,7 +3135,7 @@
             <w:r/>
             <w:r>
               <w:rPr>
-                <w:rFonts w:ascii="Arial" w:hAnsi="Arial"/>
+                <w:rFonts w:ascii="Verdana" w:hAnsi="Verdana"/>
                 <w:b w:val="0"/>
                 <w:sz w:val="16"/>
               </w:rPr>
@@ -3110,7 +3151,7 @@
             <w:r/>
             <w:r>
               <w:rPr>
-                <w:rFonts w:ascii="Arial" w:hAnsi="Arial"/>
+                <w:rFonts w:ascii="Verdana" w:hAnsi="Verdana"/>
                 <w:b w:val="0"/>
                 <w:sz w:val="16"/>
               </w:rPr>
@@ -3126,7 +3167,7 @@
             <w:r/>
             <w:r>
               <w:rPr>
-                <w:rFonts w:ascii="Arial" w:hAnsi="Arial"/>
+                <w:rFonts w:ascii="Verdana" w:hAnsi="Verdana"/>
                 <w:b w:val="0"/>
                 <w:sz w:val="16"/>
               </w:rPr>
@@ -3135,15 +3176,18 @@
         </w:tc>
       </w:tr>
       <w:tr>
-        <w:tc>
-          <w:tcPr>
-            <w:tcW w:type="dxa" w:w="1514"/>
-          </w:tcPr>
-          <w:p>
-            <w:r/>
-            <w:r>
-              <w:rPr>
-                <w:rFonts w:ascii="Arial" w:hAnsi="Arial"/>
+        <w:trPr>
+          <w:cantSplit/>
+        </w:trPr>
+        <w:tc>
+          <w:tcPr>
+            <w:tcW w:type="dxa" w:w="1514"/>
+          </w:tcPr>
+          <w:p>
+            <w:r/>
+            <w:r>
+              <w:rPr>
+                <w:rFonts w:ascii="Verdana" w:hAnsi="Verdana"/>
                 <w:b w:val="0"/>
                 <w:sz w:val="16"/>
               </w:rPr>
@@ -3159,7 +3203,7 @@
             <w:r/>
             <w:r>
               <w:rPr>
-                <w:rFonts w:ascii="Arial" w:hAnsi="Arial"/>
+                <w:rFonts w:ascii="Verdana" w:hAnsi="Verdana"/>
                 <w:b w:val="0"/>
                 <w:sz w:val="16"/>
               </w:rPr>
@@ -3175,7 +3219,7 @@
             <w:r/>
             <w:r>
               <w:rPr>
-                <w:rFonts w:ascii="Arial" w:hAnsi="Arial"/>
+                <w:rFonts w:ascii="Verdana" w:hAnsi="Verdana"/>
                 <w:b w:val="0"/>
                 <w:sz w:val="16"/>
               </w:rPr>
@@ -3191,7 +3235,7 @@
             <w:r/>
             <w:r>
               <w:rPr>
-                <w:rFonts w:ascii="Arial" w:hAnsi="Arial"/>
+                <w:rFonts w:ascii="Verdana" w:hAnsi="Verdana"/>
                 <w:b w:val="0"/>
                 <w:sz w:val="16"/>
               </w:rPr>
@@ -3207,7 +3251,7 @@
             <w:r/>
             <w:r>
               <w:rPr>
-                <w:rFonts w:ascii="Arial" w:hAnsi="Arial"/>
+                <w:rFonts w:ascii="Verdana" w:hAnsi="Verdana"/>
                 <w:b w:val="0"/>
                 <w:sz w:val="16"/>
               </w:rPr>
@@ -3223,7 +3267,7 @@
             <w:r/>
             <w:r>
               <w:rPr>
-                <w:rFonts w:ascii="Arial" w:hAnsi="Arial"/>
+                <w:rFonts w:ascii="Verdana" w:hAnsi="Verdana"/>
                 <w:b w:val="0"/>
                 <w:sz w:val="16"/>
               </w:rPr>
@@ -3239,7 +3283,7 @@
             <w:r/>
             <w:r>
               <w:rPr>
-                <w:rFonts w:ascii="Arial" w:hAnsi="Arial"/>
+                <w:rFonts w:ascii="Verdana" w:hAnsi="Verdana"/>
                 <w:b w:val="0"/>
                 <w:sz w:val="16"/>
               </w:rPr>
@@ -3255,7 +3299,7 @@
             <w:r/>
             <w:r>
               <w:rPr>
-                <w:rFonts w:ascii="Arial" w:hAnsi="Arial"/>
+                <w:rFonts w:ascii="Verdana" w:hAnsi="Verdana"/>
                 <w:b w:val="0"/>
                 <w:sz w:val="16"/>
               </w:rPr>
@@ -3271,7 +3315,7 @@
             <w:r/>
             <w:r>
               <w:rPr>
-                <w:rFonts w:ascii="Arial" w:hAnsi="Arial"/>
+                <w:rFonts w:ascii="Verdana" w:hAnsi="Verdana"/>
                 <w:b w:val="0"/>
                 <w:sz w:val="16"/>
               </w:rPr>
@@ -3287,7 +3331,7 @@
             <w:r/>
             <w:r>
               <w:rPr>
-                <w:rFonts w:ascii="Arial" w:hAnsi="Arial"/>
+                <w:rFonts w:ascii="Verdana" w:hAnsi="Verdana"/>
                 <w:b w:val="0"/>
                 <w:sz w:val="16"/>
               </w:rPr>
@@ -3296,15 +3340,18 @@
         </w:tc>
       </w:tr>
       <w:tr>
-        <w:tc>
-          <w:tcPr>
-            <w:tcW w:type="dxa" w:w="1514"/>
-          </w:tcPr>
-          <w:p>
-            <w:r/>
-            <w:r>
-              <w:rPr>
-                <w:rFonts w:ascii="Arial" w:hAnsi="Arial"/>
+        <w:trPr>
+          <w:cantSplit/>
+        </w:trPr>
+        <w:tc>
+          <w:tcPr>
+            <w:tcW w:type="dxa" w:w="1514"/>
+          </w:tcPr>
+          <w:p>
+            <w:r/>
+            <w:r>
+              <w:rPr>
+                <w:rFonts w:ascii="Verdana" w:hAnsi="Verdana"/>
                 <w:b w:val="0"/>
                 <w:sz w:val="16"/>
               </w:rPr>
@@ -3320,7 +3367,7 @@
             <w:r/>
             <w:r>
               <w:rPr>
-                <w:rFonts w:ascii="Arial" w:hAnsi="Arial"/>
+                <w:rFonts w:ascii="Verdana" w:hAnsi="Verdana"/>
                 <w:b w:val="0"/>
                 <w:sz w:val="16"/>
               </w:rPr>
@@ -3336,7 +3383,7 @@
             <w:r/>
             <w:r>
               <w:rPr>
-                <w:rFonts w:ascii="Arial" w:hAnsi="Arial"/>
+                <w:rFonts w:ascii="Verdana" w:hAnsi="Verdana"/>
                 <w:b w:val="0"/>
                 <w:sz w:val="16"/>
               </w:rPr>
@@ -3352,7 +3399,7 @@
             <w:r/>
             <w:r>
               <w:rPr>
-                <w:rFonts w:ascii="Arial" w:hAnsi="Arial"/>
+                <w:rFonts w:ascii="Verdana" w:hAnsi="Verdana"/>
                 <w:b w:val="0"/>
                 <w:sz w:val="16"/>
               </w:rPr>
@@ -3368,7 +3415,7 @@
             <w:r/>
             <w:r>
               <w:rPr>
-                <w:rFonts w:ascii="Arial" w:hAnsi="Arial"/>
+                <w:rFonts w:ascii="Verdana" w:hAnsi="Verdana"/>
                 <w:b w:val="0"/>
                 <w:sz w:val="16"/>
               </w:rPr>
@@ -3384,7 +3431,7 @@
             <w:r/>
             <w:r>
               <w:rPr>
-                <w:rFonts w:ascii="Arial" w:hAnsi="Arial"/>
+                <w:rFonts w:ascii="Verdana" w:hAnsi="Verdana"/>
                 <w:b w:val="0"/>
                 <w:sz w:val="16"/>
               </w:rPr>
@@ -3400,7 +3447,7 @@
             <w:r/>
             <w:r>
               <w:rPr>
-                <w:rFonts w:ascii="Arial" w:hAnsi="Arial"/>
+                <w:rFonts w:ascii="Verdana" w:hAnsi="Verdana"/>
                 <w:b w:val="0"/>
                 <w:sz w:val="16"/>
               </w:rPr>
@@ -3416,7 +3463,7 @@
             <w:r/>
             <w:r>
               <w:rPr>
-                <w:rFonts w:ascii="Arial" w:hAnsi="Arial"/>
+                <w:rFonts w:ascii="Verdana" w:hAnsi="Verdana"/>
                 <w:b w:val="0"/>
                 <w:sz w:val="16"/>
               </w:rPr>
@@ -3432,7 +3479,7 @@
             <w:r/>
             <w:r>
               <w:rPr>
-                <w:rFonts w:ascii="Arial" w:hAnsi="Arial"/>
+                <w:rFonts w:ascii="Verdana" w:hAnsi="Verdana"/>
                 <w:b w:val="0"/>
                 <w:sz w:val="16"/>
               </w:rPr>
@@ -3448,7 +3495,7 @@
             <w:r/>
             <w:r>
               <w:rPr>
-                <w:rFonts w:ascii="Arial" w:hAnsi="Arial"/>
+                <w:rFonts w:ascii="Verdana" w:hAnsi="Verdana"/>
                 <w:b w:val="0"/>
                 <w:sz w:val="16"/>
               </w:rPr>
@@ -3457,15 +3504,18 @@
         </w:tc>
       </w:tr>
       <w:tr>
-        <w:tc>
-          <w:tcPr>
-            <w:tcW w:type="dxa" w:w="1514"/>
-          </w:tcPr>
-          <w:p>
-            <w:r/>
-            <w:r>
-              <w:rPr>
-                <w:rFonts w:ascii="Arial" w:hAnsi="Arial"/>
+        <w:trPr>
+          <w:cantSplit/>
+        </w:trPr>
+        <w:tc>
+          <w:tcPr>
+            <w:tcW w:type="dxa" w:w="1514"/>
+          </w:tcPr>
+          <w:p>
+            <w:r/>
+            <w:r>
+              <w:rPr>
+                <w:rFonts w:ascii="Verdana" w:hAnsi="Verdana"/>
                 <w:b w:val="0"/>
                 <w:sz w:val="16"/>
               </w:rPr>
@@ -3481,7 +3531,7 @@
             <w:r/>
             <w:r>
               <w:rPr>
-                <w:rFonts w:ascii="Arial" w:hAnsi="Arial"/>
+                <w:rFonts w:ascii="Verdana" w:hAnsi="Verdana"/>
                 <w:b w:val="0"/>
                 <w:sz w:val="16"/>
               </w:rPr>
@@ -3497,7 +3547,7 @@
             <w:r/>
             <w:r>
               <w:rPr>
-                <w:rFonts w:ascii="Arial" w:hAnsi="Arial"/>
+                <w:rFonts w:ascii="Verdana" w:hAnsi="Verdana"/>
                 <w:b w:val="0"/>
                 <w:sz w:val="16"/>
               </w:rPr>
@@ -3513,7 +3563,7 @@
             <w:r/>
             <w:r>
               <w:rPr>
-                <w:rFonts w:ascii="Arial" w:hAnsi="Arial"/>
+                <w:rFonts w:ascii="Verdana" w:hAnsi="Verdana"/>
                 <w:b w:val="0"/>
                 <w:sz w:val="16"/>
               </w:rPr>
@@ -3529,7 +3579,7 @@
             <w:r/>
             <w:r>
               <w:rPr>
-                <w:rFonts w:ascii="Arial" w:hAnsi="Arial"/>
+                <w:rFonts w:ascii="Verdana" w:hAnsi="Verdana"/>
                 <w:b w:val="0"/>
                 <w:sz w:val="16"/>
               </w:rPr>
@@ -3545,7 +3595,7 @@
             <w:r/>
             <w:r>
               <w:rPr>
-                <w:rFonts w:ascii="Arial" w:hAnsi="Arial"/>
+                <w:rFonts w:ascii="Verdana" w:hAnsi="Verdana"/>
                 <w:b w:val="0"/>
                 <w:sz w:val="16"/>
               </w:rPr>
@@ -3561,7 +3611,7 @@
             <w:r/>
             <w:r>
               <w:rPr>
-                <w:rFonts w:ascii="Arial" w:hAnsi="Arial"/>
+                <w:rFonts w:ascii="Verdana" w:hAnsi="Verdana"/>
                 <w:b w:val="0"/>
                 <w:sz w:val="16"/>
               </w:rPr>
@@ -3577,7 +3627,7 @@
             <w:r/>
             <w:r>
               <w:rPr>
-                <w:rFonts w:ascii="Arial" w:hAnsi="Arial"/>
+                <w:rFonts w:ascii="Verdana" w:hAnsi="Verdana"/>
                 <w:b w:val="0"/>
                 <w:sz w:val="16"/>
               </w:rPr>
@@ -3593,7 +3643,7 @@
             <w:r/>
             <w:r>
               <w:rPr>
-                <w:rFonts w:ascii="Arial" w:hAnsi="Arial"/>
+                <w:rFonts w:ascii="Verdana" w:hAnsi="Verdana"/>
                 <w:b w:val="0"/>
                 <w:sz w:val="16"/>
               </w:rPr>
@@ -3609,7 +3659,7 @@
             <w:r/>
             <w:r>
               <w:rPr>
-                <w:rFonts w:ascii="Arial" w:hAnsi="Arial"/>
+                <w:rFonts w:ascii="Verdana" w:hAnsi="Verdana"/>
                 <w:b w:val="0"/>
                 <w:sz w:val="16"/>
               </w:rPr>
@@ -3618,15 +3668,18 @@
         </w:tc>
       </w:tr>
       <w:tr>
-        <w:tc>
-          <w:tcPr>
-            <w:tcW w:type="dxa" w:w="1514"/>
-          </w:tcPr>
-          <w:p>
-            <w:r/>
-            <w:r>
-              <w:rPr>
-                <w:rFonts w:ascii="Arial" w:hAnsi="Arial"/>
+        <w:trPr>
+          <w:cantSplit/>
+        </w:trPr>
+        <w:tc>
+          <w:tcPr>
+            <w:tcW w:type="dxa" w:w="1514"/>
+          </w:tcPr>
+          <w:p>
+            <w:r/>
+            <w:r>
+              <w:rPr>
+                <w:rFonts w:ascii="Verdana" w:hAnsi="Verdana"/>
                 <w:b w:val="0"/>
                 <w:sz w:val="16"/>
               </w:rPr>
@@ -3642,7 +3695,7 @@
             <w:r/>
             <w:r>
               <w:rPr>
-                <w:rFonts w:ascii="Arial" w:hAnsi="Arial"/>
+                <w:rFonts w:ascii="Verdana" w:hAnsi="Verdana"/>
                 <w:b w:val="0"/>
                 <w:sz w:val="16"/>
               </w:rPr>
@@ -3658,7 +3711,7 @@
             <w:r/>
             <w:r>
               <w:rPr>
-                <w:rFonts w:ascii="Arial" w:hAnsi="Arial"/>
+                <w:rFonts w:ascii="Verdana" w:hAnsi="Verdana"/>
                 <w:b w:val="0"/>
                 <w:sz w:val="16"/>
               </w:rPr>
@@ -3674,7 +3727,7 @@
             <w:r/>
             <w:r>
               <w:rPr>
-                <w:rFonts w:ascii="Arial" w:hAnsi="Arial"/>
+                <w:rFonts w:ascii="Verdana" w:hAnsi="Verdana"/>
                 <w:b w:val="0"/>
                 <w:sz w:val="16"/>
               </w:rPr>
@@ -3690,7 +3743,7 @@
             <w:r/>
             <w:r>
               <w:rPr>
-                <w:rFonts w:ascii="Arial" w:hAnsi="Arial"/>
+                <w:rFonts w:ascii="Verdana" w:hAnsi="Verdana"/>
                 <w:b w:val="0"/>
                 <w:sz w:val="16"/>
               </w:rPr>
@@ -3706,7 +3759,7 @@
             <w:r/>
             <w:r>
               <w:rPr>
-                <w:rFonts w:ascii="Arial" w:hAnsi="Arial"/>
+                <w:rFonts w:ascii="Verdana" w:hAnsi="Verdana"/>
                 <w:b w:val="0"/>
                 <w:sz w:val="16"/>
               </w:rPr>
@@ -3722,7 +3775,7 @@
             <w:r/>
             <w:r>
               <w:rPr>
-                <w:rFonts w:ascii="Arial" w:hAnsi="Arial"/>
+                <w:rFonts w:ascii="Verdana" w:hAnsi="Verdana"/>
                 <w:b w:val="0"/>
                 <w:sz w:val="16"/>
               </w:rPr>
@@ -3738,7 +3791,7 @@
             <w:r/>
             <w:r>
               <w:rPr>
-                <w:rFonts w:ascii="Arial" w:hAnsi="Arial"/>
+                <w:rFonts w:ascii="Verdana" w:hAnsi="Verdana"/>
                 <w:b w:val="0"/>
                 <w:sz w:val="16"/>
               </w:rPr>
@@ -3754,7 +3807,7 @@
             <w:r/>
             <w:r>
               <w:rPr>
-                <w:rFonts w:ascii="Arial" w:hAnsi="Arial"/>
+                <w:rFonts w:ascii="Verdana" w:hAnsi="Verdana"/>
                 <w:b w:val="0"/>
                 <w:sz w:val="16"/>
               </w:rPr>
@@ -3770,7 +3823,7 @@
             <w:r/>
             <w:r>
               <w:rPr>
-                <w:rFonts w:ascii="Arial" w:hAnsi="Arial"/>
+                <w:rFonts w:ascii="Verdana" w:hAnsi="Verdana"/>
                 <w:b w:val="0"/>
                 <w:sz w:val="16"/>
               </w:rPr>
@@ -3779,15 +3832,18 @@
         </w:tc>
       </w:tr>
       <w:tr>
-        <w:tc>
-          <w:tcPr>
-            <w:tcW w:type="dxa" w:w="1514"/>
-          </w:tcPr>
-          <w:p>
-            <w:r/>
-            <w:r>
-              <w:rPr>
-                <w:rFonts w:ascii="Arial" w:hAnsi="Arial"/>
+        <w:trPr>
+          <w:cantSplit/>
+        </w:trPr>
+        <w:tc>
+          <w:tcPr>
+            <w:tcW w:type="dxa" w:w="1514"/>
+          </w:tcPr>
+          <w:p>
+            <w:r/>
+            <w:r>
+              <w:rPr>
+                <w:rFonts w:ascii="Verdana" w:hAnsi="Verdana"/>
                 <w:b w:val="0"/>
                 <w:sz w:val="16"/>
               </w:rPr>
@@ -3803,7 +3859,7 @@
             <w:r/>
             <w:r>
               <w:rPr>
-                <w:rFonts w:ascii="Arial" w:hAnsi="Arial"/>
+                <w:rFonts w:ascii="Verdana" w:hAnsi="Verdana"/>
                 <w:b w:val="0"/>
                 <w:sz w:val="16"/>
               </w:rPr>
@@ -3819,7 +3875,7 @@
             <w:r/>
             <w:r>
               <w:rPr>
-                <w:rFonts w:ascii="Arial" w:hAnsi="Arial"/>
+                <w:rFonts w:ascii="Verdana" w:hAnsi="Verdana"/>
                 <w:b w:val="0"/>
                 <w:sz w:val="16"/>
               </w:rPr>
@@ -3835,7 +3891,7 @@
             <w:r/>
             <w:r>
               <w:rPr>
-                <w:rFonts w:ascii="Arial" w:hAnsi="Arial"/>
+                <w:rFonts w:ascii="Verdana" w:hAnsi="Verdana"/>
                 <w:b w:val="0"/>
                 <w:sz w:val="16"/>
               </w:rPr>
@@ -3851,7 +3907,7 @@
             <w:r/>
             <w:r>
               <w:rPr>
-                <w:rFonts w:ascii="Arial" w:hAnsi="Arial"/>
+                <w:rFonts w:ascii="Verdana" w:hAnsi="Verdana"/>
                 <w:b w:val="0"/>
                 <w:sz w:val="16"/>
               </w:rPr>
@@ -3867,7 +3923,7 @@
             <w:r/>
             <w:r>
               <w:rPr>
-                <w:rFonts w:ascii="Arial" w:hAnsi="Arial"/>
+                <w:rFonts w:ascii="Verdana" w:hAnsi="Verdana"/>
                 <w:b w:val="0"/>
                 <w:sz w:val="16"/>
               </w:rPr>
@@ -3883,7 +3939,7 @@
             <w:r/>
             <w:r>
               <w:rPr>
-                <w:rFonts w:ascii="Arial" w:hAnsi="Arial"/>
+                <w:rFonts w:ascii="Verdana" w:hAnsi="Verdana"/>
                 <w:b w:val="0"/>
                 <w:sz w:val="16"/>
               </w:rPr>
@@ -3899,7 +3955,7 @@
             <w:r/>
             <w:r>
               <w:rPr>
-                <w:rFonts w:ascii="Arial" w:hAnsi="Arial"/>
+                <w:rFonts w:ascii="Verdana" w:hAnsi="Verdana"/>
                 <w:b w:val="0"/>
                 <w:sz w:val="16"/>
               </w:rPr>
@@ -3915,7 +3971,7 @@
             <w:r/>
             <w:r>
               <w:rPr>
-                <w:rFonts w:ascii="Arial" w:hAnsi="Arial"/>
+                <w:rFonts w:ascii="Verdana" w:hAnsi="Verdana"/>
                 <w:b w:val="0"/>
                 <w:sz w:val="16"/>
               </w:rPr>
@@ -3931,7 +3987,7 @@
             <w:r/>
             <w:r>
               <w:rPr>
-                <w:rFonts w:ascii="Arial" w:hAnsi="Arial"/>
+                <w:rFonts w:ascii="Verdana" w:hAnsi="Verdana"/>
                 <w:b w:val="0"/>
                 <w:sz w:val="16"/>
               </w:rPr>
@@ -3940,15 +3996,18 @@
         </w:tc>
       </w:tr>
       <w:tr>
-        <w:tc>
-          <w:tcPr>
-            <w:tcW w:type="dxa" w:w="1514"/>
-          </w:tcPr>
-          <w:p>
-            <w:r/>
-            <w:r>
-              <w:rPr>
-                <w:rFonts w:ascii="Arial" w:hAnsi="Arial"/>
+        <w:trPr>
+          <w:cantSplit/>
+        </w:trPr>
+        <w:tc>
+          <w:tcPr>
+            <w:tcW w:type="dxa" w:w="1514"/>
+          </w:tcPr>
+          <w:p>
+            <w:r/>
+            <w:r>
+              <w:rPr>
+                <w:rFonts w:ascii="Verdana" w:hAnsi="Verdana"/>
                 <w:b w:val="0"/>
                 <w:sz w:val="16"/>
               </w:rPr>
@@ -3964,7 +4023,7 @@
             <w:r/>
             <w:r>
               <w:rPr>
-                <w:rFonts w:ascii="Arial" w:hAnsi="Arial"/>
+                <w:rFonts w:ascii="Verdana" w:hAnsi="Verdana"/>
                 <w:b w:val="0"/>
                 <w:sz w:val="16"/>
               </w:rPr>
@@ -3980,7 +4039,7 @@
             <w:r/>
             <w:r>
               <w:rPr>
-                <w:rFonts w:ascii="Arial" w:hAnsi="Arial"/>
+                <w:rFonts w:ascii="Verdana" w:hAnsi="Verdana"/>
                 <w:b w:val="0"/>
                 <w:sz w:val="16"/>
               </w:rPr>
@@ -3996,7 +4055,7 @@
             <w:r/>
             <w:r>
               <w:rPr>
-                <w:rFonts w:ascii="Arial" w:hAnsi="Arial"/>
+                <w:rFonts w:ascii="Verdana" w:hAnsi="Verdana"/>
                 <w:b w:val="0"/>
                 <w:sz w:val="16"/>
               </w:rPr>
@@ -4012,7 +4071,7 @@
             <w:r/>
             <w:r>
               <w:rPr>
-                <w:rFonts w:ascii="Arial" w:hAnsi="Arial"/>
+                <w:rFonts w:ascii="Verdana" w:hAnsi="Verdana"/>
                 <w:b w:val="0"/>
                 <w:sz w:val="16"/>
               </w:rPr>
@@ -4028,7 +4087,7 @@
             <w:r/>
             <w:r>
               <w:rPr>
-                <w:rFonts w:ascii="Arial" w:hAnsi="Arial"/>
+                <w:rFonts w:ascii="Verdana" w:hAnsi="Verdana"/>
                 <w:b w:val="0"/>
                 <w:sz w:val="16"/>
               </w:rPr>
@@ -4044,7 +4103,7 @@
             <w:r/>
             <w:r>
               <w:rPr>
-                <w:rFonts w:ascii="Arial" w:hAnsi="Arial"/>
+                <w:rFonts w:ascii="Verdana" w:hAnsi="Verdana"/>
                 <w:b w:val="0"/>
                 <w:sz w:val="16"/>
               </w:rPr>
@@ -4060,7 +4119,7 @@
             <w:r/>
             <w:r>
               <w:rPr>
-                <w:rFonts w:ascii="Arial" w:hAnsi="Arial"/>
+                <w:rFonts w:ascii="Verdana" w:hAnsi="Verdana"/>
                 <w:b w:val="0"/>
                 <w:sz w:val="16"/>
               </w:rPr>
@@ -4076,7 +4135,7 @@
             <w:r/>
             <w:r>
               <w:rPr>
-                <w:rFonts w:ascii="Arial" w:hAnsi="Arial"/>
+                <w:rFonts w:ascii="Verdana" w:hAnsi="Verdana"/>
                 <w:b w:val="0"/>
                 <w:sz w:val="16"/>
               </w:rPr>
@@ -4092,7 +4151,7 @@
             <w:r/>
             <w:r>
               <w:rPr>
-                <w:rFonts w:ascii="Arial" w:hAnsi="Arial"/>
+                <w:rFonts w:ascii="Verdana" w:hAnsi="Verdana"/>
                 <w:b w:val="0"/>
                 <w:sz w:val="16"/>
               </w:rPr>
@@ -4101,15 +4160,18 @@
         </w:tc>
       </w:tr>
       <w:tr>
-        <w:tc>
-          <w:tcPr>
-            <w:tcW w:type="dxa" w:w="1514"/>
-          </w:tcPr>
-          <w:p>
-            <w:r/>
-            <w:r>
-              <w:rPr>
-                <w:rFonts w:ascii="Arial" w:hAnsi="Arial"/>
+        <w:trPr>
+          <w:cantSplit/>
+        </w:trPr>
+        <w:tc>
+          <w:tcPr>
+            <w:tcW w:type="dxa" w:w="1514"/>
+          </w:tcPr>
+          <w:p>
+            <w:r/>
+            <w:r>
+              <w:rPr>
+                <w:rFonts w:ascii="Verdana" w:hAnsi="Verdana"/>
                 <w:b w:val="0"/>
                 <w:sz w:val="16"/>
               </w:rPr>
@@ -4125,7 +4187,7 @@
             <w:r/>
             <w:r>
               <w:rPr>
-                <w:rFonts w:ascii="Arial" w:hAnsi="Arial"/>
+                <w:rFonts w:ascii="Verdana" w:hAnsi="Verdana"/>
                 <w:b w:val="0"/>
                 <w:sz w:val="16"/>
               </w:rPr>
@@ -4141,7 +4203,7 @@
             <w:r/>
             <w:r>
               <w:rPr>
-                <w:rFonts w:ascii="Arial" w:hAnsi="Arial"/>
+                <w:rFonts w:ascii="Verdana" w:hAnsi="Verdana"/>
                 <w:b w:val="0"/>
                 <w:sz w:val="16"/>
               </w:rPr>
@@ -4157,7 +4219,7 @@
             <w:r/>
             <w:r>
               <w:rPr>
-                <w:rFonts w:ascii="Arial" w:hAnsi="Arial"/>
+                <w:rFonts w:ascii="Verdana" w:hAnsi="Verdana"/>
                 <w:b w:val="0"/>
                 <w:sz w:val="16"/>
               </w:rPr>
@@ -4173,7 +4235,7 @@
             <w:r/>
             <w:r>
               <w:rPr>
-                <w:rFonts w:ascii="Arial" w:hAnsi="Arial"/>
+                <w:rFonts w:ascii="Verdana" w:hAnsi="Verdana"/>
                 <w:b w:val="0"/>
                 <w:sz w:val="16"/>
               </w:rPr>
@@ -4189,7 +4251,7 @@
             <w:r/>
             <w:r>
               <w:rPr>
-                <w:rFonts w:ascii="Arial" w:hAnsi="Arial"/>
+                <w:rFonts w:ascii="Verdana" w:hAnsi="Verdana"/>
                 <w:b w:val="0"/>
                 <w:sz w:val="16"/>
               </w:rPr>
@@ -4205,7 +4267,7 @@
             <w:r/>
             <w:r>
               <w:rPr>
-                <w:rFonts w:ascii="Arial" w:hAnsi="Arial"/>
+                <w:rFonts w:ascii="Verdana" w:hAnsi="Verdana"/>
                 <w:b w:val="0"/>
                 <w:sz w:val="16"/>
               </w:rPr>
@@ -4221,7 +4283,7 @@
             <w:r/>
             <w:r>
               <w:rPr>
-                <w:rFonts w:ascii="Arial" w:hAnsi="Arial"/>
+                <w:rFonts w:ascii="Verdana" w:hAnsi="Verdana"/>
                 <w:b w:val="0"/>
                 <w:sz w:val="16"/>
               </w:rPr>
@@ -4237,7 +4299,7 @@
             <w:r/>
             <w:r>
               <w:rPr>
-                <w:rFonts w:ascii="Arial" w:hAnsi="Arial"/>
+                <w:rFonts w:ascii="Verdana" w:hAnsi="Verdana"/>
                 <w:b w:val="0"/>
                 <w:sz w:val="16"/>
               </w:rPr>
@@ -4253,7 +4315,7 @@
             <w:r/>
             <w:r>
               <w:rPr>
-                <w:rFonts w:ascii="Arial" w:hAnsi="Arial"/>
+                <w:rFonts w:ascii="Verdana" w:hAnsi="Verdana"/>
                 <w:b w:val="0"/>
                 <w:sz w:val="16"/>
               </w:rPr>
@@ -4262,15 +4324,18 @@
         </w:tc>
       </w:tr>
       <w:tr>
-        <w:tc>
-          <w:tcPr>
-            <w:tcW w:type="dxa" w:w="1514"/>
-          </w:tcPr>
-          <w:p>
-            <w:r/>
-            <w:r>
-              <w:rPr>
-                <w:rFonts w:ascii="Arial" w:hAnsi="Arial"/>
+        <w:trPr>
+          <w:cantSplit/>
+        </w:trPr>
+        <w:tc>
+          <w:tcPr>
+            <w:tcW w:type="dxa" w:w="1514"/>
+          </w:tcPr>
+          <w:p>
+            <w:r/>
+            <w:r>
+              <w:rPr>
+                <w:rFonts w:ascii="Verdana" w:hAnsi="Verdana"/>
                 <w:b w:val="0"/>
                 <w:sz w:val="16"/>
               </w:rPr>
@@ -4286,7 +4351,7 @@
             <w:r/>
             <w:r>
               <w:rPr>
-                <w:rFonts w:ascii="Arial" w:hAnsi="Arial"/>
+                <w:rFonts w:ascii="Verdana" w:hAnsi="Verdana"/>
                 <w:b w:val="0"/>
                 <w:sz w:val="16"/>
               </w:rPr>
@@ -4302,7 +4367,7 @@
             <w:r/>
             <w:r>
               <w:rPr>
-                <w:rFonts w:ascii="Arial" w:hAnsi="Arial"/>
+                <w:rFonts w:ascii="Verdana" w:hAnsi="Verdana"/>
                 <w:b w:val="0"/>
                 <w:sz w:val="16"/>
               </w:rPr>
@@ -4318,7 +4383,7 @@
             <w:r/>
             <w:r>
               <w:rPr>
-                <w:rFonts w:ascii="Arial" w:hAnsi="Arial"/>
+                <w:rFonts w:ascii="Verdana" w:hAnsi="Verdana"/>
                 <w:b w:val="0"/>
                 <w:sz w:val="16"/>
               </w:rPr>
@@ -4334,7 +4399,7 @@
             <w:r/>
             <w:r>
               <w:rPr>
-                <w:rFonts w:ascii="Arial" w:hAnsi="Arial"/>
+                <w:rFonts w:ascii="Verdana" w:hAnsi="Verdana"/>
                 <w:b w:val="0"/>
                 <w:sz w:val="16"/>
               </w:rPr>
@@ -4350,7 +4415,7 @@
             <w:r/>
             <w:r>
               <w:rPr>
-                <w:rFonts w:ascii="Arial" w:hAnsi="Arial"/>
+                <w:rFonts w:ascii="Verdana" w:hAnsi="Verdana"/>
                 <w:b w:val="0"/>
                 <w:sz w:val="16"/>
               </w:rPr>
@@ -4366,7 +4431,7 @@
             <w:r/>
             <w:r>
               <w:rPr>
-                <w:rFonts w:ascii="Arial" w:hAnsi="Arial"/>
+                <w:rFonts w:ascii="Verdana" w:hAnsi="Verdana"/>
                 <w:b w:val="0"/>
                 <w:sz w:val="16"/>
               </w:rPr>
@@ -4382,7 +4447,7 @@
             <w:r/>
             <w:r>
               <w:rPr>
-                <w:rFonts w:ascii="Arial" w:hAnsi="Arial"/>
+                <w:rFonts w:ascii="Verdana" w:hAnsi="Verdana"/>
                 <w:b w:val="0"/>
                 <w:sz w:val="16"/>
               </w:rPr>
@@ -4398,7 +4463,7 @@
             <w:r/>
             <w:r>
               <w:rPr>
-                <w:rFonts w:ascii="Arial" w:hAnsi="Arial"/>
+                <w:rFonts w:ascii="Verdana" w:hAnsi="Verdana"/>
                 <w:b w:val="0"/>
                 <w:sz w:val="16"/>
               </w:rPr>
@@ -4414,7 +4479,7 @@
             <w:r/>
             <w:r>
               <w:rPr>
-                <w:rFonts w:ascii="Arial" w:hAnsi="Arial"/>
+                <w:rFonts w:ascii="Verdana" w:hAnsi="Verdana"/>
                 <w:b w:val="0"/>
                 <w:sz w:val="16"/>
               </w:rPr>
@@ -4423,15 +4488,18 @@
         </w:tc>
       </w:tr>
       <w:tr>
-        <w:tc>
-          <w:tcPr>
-            <w:tcW w:type="dxa" w:w="1514"/>
-          </w:tcPr>
-          <w:p>
-            <w:r/>
-            <w:r>
-              <w:rPr>
-                <w:rFonts w:ascii="Arial" w:hAnsi="Arial"/>
+        <w:trPr>
+          <w:cantSplit/>
+        </w:trPr>
+        <w:tc>
+          <w:tcPr>
+            <w:tcW w:type="dxa" w:w="1514"/>
+          </w:tcPr>
+          <w:p>
+            <w:r/>
+            <w:r>
+              <w:rPr>
+                <w:rFonts w:ascii="Verdana" w:hAnsi="Verdana"/>
                 <w:b w:val="0"/>
                 <w:sz w:val="16"/>
               </w:rPr>
@@ -4447,7 +4515,7 @@
             <w:r/>
             <w:r>
               <w:rPr>
-                <w:rFonts w:ascii="Arial" w:hAnsi="Arial"/>
+                <w:rFonts w:ascii="Verdana" w:hAnsi="Verdana"/>
                 <w:b w:val="0"/>
                 <w:sz w:val="16"/>
               </w:rPr>
@@ -4463,7 +4531,7 @@
             <w:r/>
             <w:r>
               <w:rPr>
-                <w:rFonts w:ascii="Arial" w:hAnsi="Arial"/>
+                <w:rFonts w:ascii="Verdana" w:hAnsi="Verdana"/>
                 <w:b w:val="0"/>
                 <w:sz w:val="16"/>
               </w:rPr>
@@ -4479,7 +4547,7 @@
             <w:r/>
             <w:r>
               <w:rPr>
-                <w:rFonts w:ascii="Arial" w:hAnsi="Arial"/>
+                <w:rFonts w:ascii="Verdana" w:hAnsi="Verdana"/>
                 <w:b w:val="0"/>
                 <w:sz w:val="16"/>
               </w:rPr>
@@ -4495,7 +4563,7 @@
             <w:r/>
             <w:r>
               <w:rPr>
-                <w:rFonts w:ascii="Arial" w:hAnsi="Arial"/>
+                <w:rFonts w:ascii="Verdana" w:hAnsi="Verdana"/>
                 <w:b w:val="0"/>
                 <w:sz w:val="16"/>
               </w:rPr>
@@ -4511,7 +4579,7 @@
             <w:r/>
             <w:r>
               <w:rPr>
-                <w:rFonts w:ascii="Arial" w:hAnsi="Arial"/>
+                <w:rFonts w:ascii="Verdana" w:hAnsi="Verdana"/>
                 <w:b w:val="0"/>
                 <w:sz w:val="16"/>
               </w:rPr>
@@ -4527,7 +4595,7 @@
             <w:r/>
             <w:r>
               <w:rPr>
-                <w:rFonts w:ascii="Arial" w:hAnsi="Arial"/>
+                <w:rFonts w:ascii="Verdana" w:hAnsi="Verdana"/>
                 <w:b w:val="0"/>
                 <w:sz w:val="16"/>
               </w:rPr>
@@ -4543,7 +4611,7 @@
             <w:r/>
             <w:r>
               <w:rPr>
-                <w:rFonts w:ascii="Arial" w:hAnsi="Arial"/>
+                <w:rFonts w:ascii="Verdana" w:hAnsi="Verdana"/>
                 <w:b w:val="0"/>
                 <w:sz w:val="16"/>
               </w:rPr>
@@ -4559,7 +4627,7 @@
             <w:r/>
             <w:r>
               <w:rPr>
-                <w:rFonts w:ascii="Arial" w:hAnsi="Arial"/>
+                <w:rFonts w:ascii="Verdana" w:hAnsi="Verdana"/>
                 <w:b w:val="0"/>
                 <w:sz w:val="16"/>
               </w:rPr>
@@ -4575,7 +4643,7 @@
             <w:r/>
             <w:r>
               <w:rPr>
-                <w:rFonts w:ascii="Arial" w:hAnsi="Arial"/>
+                <w:rFonts w:ascii="Verdana" w:hAnsi="Verdana"/>
                 <w:b w:val="0"/>
                 <w:sz w:val="16"/>
               </w:rPr>
@@ -4584,15 +4652,18 @@
         </w:tc>
       </w:tr>
       <w:tr>
-        <w:tc>
-          <w:tcPr>
-            <w:tcW w:type="dxa" w:w="1514"/>
-          </w:tcPr>
-          <w:p>
-            <w:r/>
-            <w:r>
-              <w:rPr>
-                <w:rFonts w:ascii="Arial" w:hAnsi="Arial"/>
+        <w:trPr>
+          <w:cantSplit/>
+        </w:trPr>
+        <w:tc>
+          <w:tcPr>
+            <w:tcW w:type="dxa" w:w="1514"/>
+          </w:tcPr>
+          <w:p>
+            <w:r/>
+            <w:r>
+              <w:rPr>
+                <w:rFonts w:ascii="Verdana" w:hAnsi="Verdana"/>
                 <w:b w:val="0"/>
                 <w:sz w:val="16"/>
               </w:rPr>
@@ -4608,7 +4679,7 @@
             <w:r/>
             <w:r>
               <w:rPr>
-                <w:rFonts w:ascii="Arial" w:hAnsi="Arial"/>
+                <w:rFonts w:ascii="Verdana" w:hAnsi="Verdana"/>
                 <w:b w:val="0"/>
                 <w:sz w:val="16"/>
               </w:rPr>
@@ -4624,7 +4695,7 @@
             <w:r/>
             <w:r>
               <w:rPr>
-                <w:rFonts w:ascii="Arial" w:hAnsi="Arial"/>
+                <w:rFonts w:ascii="Verdana" w:hAnsi="Verdana"/>
                 <w:b w:val="0"/>
                 <w:sz w:val="16"/>
               </w:rPr>
@@ -4640,7 +4711,7 @@
             <w:r/>
             <w:r>
               <w:rPr>
-                <w:rFonts w:ascii="Arial" w:hAnsi="Arial"/>
+                <w:rFonts w:ascii="Verdana" w:hAnsi="Verdana"/>
                 <w:b w:val="0"/>
                 <w:sz w:val="16"/>
               </w:rPr>
@@ -4656,7 +4727,7 @@
             <w:r/>
             <w:r>
               <w:rPr>
-                <w:rFonts w:ascii="Arial" w:hAnsi="Arial"/>
+                <w:rFonts w:ascii="Verdana" w:hAnsi="Verdana"/>
                 <w:b w:val="0"/>
                 <w:sz w:val="16"/>
               </w:rPr>
@@ -4672,7 +4743,7 @@
             <w:r/>
             <w:r>
               <w:rPr>
-                <w:rFonts w:ascii="Arial" w:hAnsi="Arial"/>
+                <w:rFonts w:ascii="Verdana" w:hAnsi="Verdana"/>
                 <w:b w:val="0"/>
                 <w:sz w:val="16"/>
               </w:rPr>
@@ -4688,7 +4759,7 @@
             <w:r/>
             <w:r>
               <w:rPr>
-                <w:rFonts w:ascii="Arial" w:hAnsi="Arial"/>
+                <w:rFonts w:ascii="Verdana" w:hAnsi="Verdana"/>
                 <w:b w:val="0"/>
                 <w:sz w:val="16"/>
               </w:rPr>
@@ -4704,7 +4775,7 @@
             <w:r/>
             <w:r>
               <w:rPr>
-                <w:rFonts w:ascii="Arial" w:hAnsi="Arial"/>
+                <w:rFonts w:ascii="Verdana" w:hAnsi="Verdana"/>
                 <w:b w:val="0"/>
                 <w:sz w:val="16"/>
               </w:rPr>
@@ -4720,7 +4791,7 @@
             <w:r/>
             <w:r>
               <w:rPr>
-                <w:rFonts w:ascii="Arial" w:hAnsi="Arial"/>
+                <w:rFonts w:ascii="Verdana" w:hAnsi="Verdana"/>
                 <w:b w:val="0"/>
                 <w:sz w:val="16"/>
               </w:rPr>
@@ -4736,7 +4807,7 @@
             <w:r/>
             <w:r>
               <w:rPr>
-                <w:rFonts w:ascii="Arial" w:hAnsi="Arial"/>
+                <w:rFonts w:ascii="Verdana" w:hAnsi="Verdana"/>
                 <w:b w:val="0"/>
                 <w:sz w:val="16"/>
               </w:rPr>
@@ -4745,15 +4816,18 @@
         </w:tc>
       </w:tr>
       <w:tr>
-        <w:tc>
-          <w:tcPr>
-            <w:tcW w:type="dxa" w:w="1514"/>
-          </w:tcPr>
-          <w:p>
-            <w:r/>
-            <w:r>
-              <w:rPr>
-                <w:rFonts w:ascii="Arial" w:hAnsi="Arial"/>
+        <w:trPr>
+          <w:cantSplit/>
+        </w:trPr>
+        <w:tc>
+          <w:tcPr>
+            <w:tcW w:type="dxa" w:w="1514"/>
+          </w:tcPr>
+          <w:p>
+            <w:r/>
+            <w:r>
+              <w:rPr>
+                <w:rFonts w:ascii="Verdana" w:hAnsi="Verdana"/>
                 <w:b w:val="0"/>
                 <w:sz w:val="16"/>
               </w:rPr>
@@ -4769,7 +4843,7 @@
             <w:r/>
             <w:r>
               <w:rPr>
-                <w:rFonts w:ascii="Arial" w:hAnsi="Arial"/>
+                <w:rFonts w:ascii="Verdana" w:hAnsi="Verdana"/>
                 <w:b w:val="0"/>
                 <w:sz w:val="16"/>
               </w:rPr>
@@ -4785,7 +4859,7 @@
             <w:r/>
             <w:r>
               <w:rPr>
-                <w:rFonts w:ascii="Arial" w:hAnsi="Arial"/>
+                <w:rFonts w:ascii="Verdana" w:hAnsi="Verdana"/>
                 <w:b w:val="0"/>
                 <w:sz w:val="16"/>
               </w:rPr>
@@ -4801,7 +4875,7 @@
             <w:r/>
             <w:r>
               <w:rPr>
-                <w:rFonts w:ascii="Arial" w:hAnsi="Arial"/>
+                <w:rFonts w:ascii="Verdana" w:hAnsi="Verdana"/>
                 <w:b w:val="0"/>
                 <w:sz w:val="16"/>
               </w:rPr>
@@ -4817,7 +4891,7 @@
             <w:r/>
             <w:r>
               <w:rPr>
-                <w:rFonts w:ascii="Arial" w:hAnsi="Arial"/>
+                <w:rFonts w:ascii="Verdana" w:hAnsi="Verdana"/>
                 <w:b w:val="0"/>
                 <w:sz w:val="16"/>
               </w:rPr>
@@ -4833,7 +4907,7 @@
             <w:r/>
             <w:r>
               <w:rPr>
-                <w:rFonts w:ascii="Arial" w:hAnsi="Arial"/>
+                <w:rFonts w:ascii="Verdana" w:hAnsi="Verdana"/>
                 <w:b w:val="0"/>
                 <w:sz w:val="16"/>
               </w:rPr>
@@ -4849,7 +4923,7 @@
             <w:r/>
             <w:r>
               <w:rPr>
-                <w:rFonts w:ascii="Arial" w:hAnsi="Arial"/>
+                <w:rFonts w:ascii="Verdana" w:hAnsi="Verdana"/>
                 <w:b w:val="0"/>
                 <w:sz w:val="16"/>
               </w:rPr>
@@ -4865,7 +4939,7 @@
             <w:r/>
             <w:r>
               <w:rPr>
-                <w:rFonts w:ascii="Arial" w:hAnsi="Arial"/>
+                <w:rFonts w:ascii="Verdana" w:hAnsi="Verdana"/>
                 <w:b w:val="0"/>
                 <w:sz w:val="16"/>
               </w:rPr>
@@ -4881,7 +4955,7 @@
             <w:r/>
             <w:r>
               <w:rPr>
-                <w:rFonts w:ascii="Arial" w:hAnsi="Arial"/>
+                <w:rFonts w:ascii="Verdana" w:hAnsi="Verdana"/>
                 <w:b w:val="0"/>
                 <w:sz w:val="16"/>
               </w:rPr>
@@ -4897,7 +4971,7 @@
             <w:r/>
             <w:r>
               <w:rPr>
-                <w:rFonts w:ascii="Arial" w:hAnsi="Arial"/>
+                <w:rFonts w:ascii="Verdana" w:hAnsi="Verdana"/>
                 <w:b w:val="0"/>
                 <w:sz w:val="16"/>
               </w:rPr>
@@ -4906,15 +4980,18 @@
         </w:tc>
       </w:tr>
       <w:tr>
-        <w:tc>
-          <w:tcPr>
-            <w:tcW w:type="dxa" w:w="1514"/>
-          </w:tcPr>
-          <w:p>
-            <w:r/>
-            <w:r>
-              <w:rPr>
-                <w:rFonts w:ascii="Arial" w:hAnsi="Arial"/>
+        <w:trPr>
+          <w:cantSplit/>
+        </w:trPr>
+        <w:tc>
+          <w:tcPr>
+            <w:tcW w:type="dxa" w:w="1514"/>
+          </w:tcPr>
+          <w:p>
+            <w:r/>
+            <w:r>
+              <w:rPr>
+                <w:rFonts w:ascii="Verdana" w:hAnsi="Verdana"/>
                 <w:b w:val="0"/>
                 <w:sz w:val="16"/>
               </w:rPr>
@@ -4930,7 +5007,7 @@
             <w:r/>
             <w:r>
               <w:rPr>
-                <w:rFonts w:ascii="Arial" w:hAnsi="Arial"/>
+                <w:rFonts w:ascii="Verdana" w:hAnsi="Verdana"/>
                 <w:b w:val="0"/>
                 <w:sz w:val="16"/>
               </w:rPr>
@@ -4946,7 +5023,7 @@
             <w:r/>
             <w:r>
               <w:rPr>
-                <w:rFonts w:ascii="Arial" w:hAnsi="Arial"/>
+                <w:rFonts w:ascii="Verdana" w:hAnsi="Verdana"/>
                 <w:b w:val="0"/>
                 <w:sz w:val="16"/>
               </w:rPr>
@@ -4962,7 +5039,7 @@
             <w:r/>
             <w:r>
               <w:rPr>
-                <w:rFonts w:ascii="Arial" w:hAnsi="Arial"/>
+                <w:rFonts w:ascii="Verdana" w:hAnsi="Verdana"/>
                 <w:b w:val="0"/>
                 <w:sz w:val="16"/>
               </w:rPr>
@@ -4978,7 +5055,7 @@
             <w:r/>
             <w:r>
               <w:rPr>
-                <w:rFonts w:ascii="Arial" w:hAnsi="Arial"/>
+                <w:rFonts w:ascii="Verdana" w:hAnsi="Verdana"/>
                 <w:b w:val="0"/>
                 <w:sz w:val="16"/>
               </w:rPr>
@@ -4994,7 +5071,7 @@
             <w:r/>
             <w:r>
               <w:rPr>
-                <w:rFonts w:ascii="Arial" w:hAnsi="Arial"/>
+                <w:rFonts w:ascii="Verdana" w:hAnsi="Verdana"/>
                 <w:b w:val="0"/>
                 <w:sz w:val="16"/>
               </w:rPr>
@@ -5010,7 +5087,7 @@
             <w:r/>
             <w:r>
               <w:rPr>
-                <w:rFonts w:ascii="Arial" w:hAnsi="Arial"/>
+                <w:rFonts w:ascii="Verdana" w:hAnsi="Verdana"/>
                 <w:b w:val="0"/>
                 <w:sz w:val="16"/>
               </w:rPr>
@@ -5026,7 +5103,7 @@
             <w:r/>
             <w:r>
               <w:rPr>
-                <w:rFonts w:ascii="Arial" w:hAnsi="Arial"/>
+                <w:rFonts w:ascii="Verdana" w:hAnsi="Verdana"/>
                 <w:b w:val="0"/>
                 <w:sz w:val="16"/>
               </w:rPr>
@@ -5042,7 +5119,7 @@
             <w:r/>
             <w:r>
               <w:rPr>
-                <w:rFonts w:ascii="Arial" w:hAnsi="Arial"/>
+                <w:rFonts w:ascii="Verdana" w:hAnsi="Verdana"/>
                 <w:b w:val="0"/>
                 <w:sz w:val="16"/>
               </w:rPr>
@@ -5058,7 +5135,7 @@
             <w:r/>
             <w:r>
               <w:rPr>
-                <w:rFonts w:ascii="Arial" w:hAnsi="Arial"/>
+                <w:rFonts w:ascii="Verdana" w:hAnsi="Verdana"/>
                 <w:b w:val="0"/>
                 <w:sz w:val="16"/>
               </w:rPr>
@@ -5067,15 +5144,18 @@
         </w:tc>
       </w:tr>
       <w:tr>
-        <w:tc>
-          <w:tcPr>
-            <w:tcW w:type="dxa" w:w="1514"/>
-          </w:tcPr>
-          <w:p>
-            <w:r/>
-            <w:r>
-              <w:rPr>
-                <w:rFonts w:ascii="Arial" w:hAnsi="Arial"/>
+        <w:trPr>
+          <w:cantSplit/>
+        </w:trPr>
+        <w:tc>
+          <w:tcPr>
+            <w:tcW w:type="dxa" w:w="1514"/>
+          </w:tcPr>
+          <w:p>
+            <w:r/>
+            <w:r>
+              <w:rPr>
+                <w:rFonts w:ascii="Verdana" w:hAnsi="Verdana"/>
                 <w:b w:val="0"/>
                 <w:sz w:val="16"/>
               </w:rPr>
@@ -5091,7 +5171,7 @@
             <w:r/>
             <w:r>
               <w:rPr>
-                <w:rFonts w:ascii="Arial" w:hAnsi="Arial"/>
+                <w:rFonts w:ascii="Verdana" w:hAnsi="Verdana"/>
                 <w:b w:val="0"/>
                 <w:sz w:val="16"/>
               </w:rPr>
@@ -5107,7 +5187,7 @@
             <w:r/>
             <w:r>
               <w:rPr>
-                <w:rFonts w:ascii="Arial" w:hAnsi="Arial"/>
+                <w:rFonts w:ascii="Verdana" w:hAnsi="Verdana"/>
                 <w:b w:val="0"/>
                 <w:sz w:val="16"/>
               </w:rPr>
@@ -5123,7 +5203,7 @@
             <w:r/>
             <w:r>
               <w:rPr>
-                <w:rFonts w:ascii="Arial" w:hAnsi="Arial"/>
+                <w:rFonts w:ascii="Verdana" w:hAnsi="Verdana"/>
                 <w:b w:val="0"/>
                 <w:sz w:val="16"/>
               </w:rPr>
@@ -5139,7 +5219,7 @@
             <w:r/>
             <w:r>
               <w:rPr>
-                <w:rFonts w:ascii="Arial" w:hAnsi="Arial"/>
+                <w:rFonts w:ascii="Verdana" w:hAnsi="Verdana"/>
                 <w:b w:val="0"/>
                 <w:sz w:val="16"/>
               </w:rPr>
@@ -5155,7 +5235,7 @@
             <w:r/>
             <w:r>
               <w:rPr>
-                <w:rFonts w:ascii="Arial" w:hAnsi="Arial"/>
+                <w:rFonts w:ascii="Verdana" w:hAnsi="Verdana"/>
                 <w:b w:val="0"/>
                 <w:sz w:val="16"/>
               </w:rPr>
@@ -5171,7 +5251,7 @@
             <w:r/>
             <w:r>
               <w:rPr>
-                <w:rFonts w:ascii="Arial" w:hAnsi="Arial"/>
+                <w:rFonts w:ascii="Verdana" w:hAnsi="Verdana"/>
                 <w:b w:val="0"/>
                 <w:sz w:val="16"/>
               </w:rPr>
@@ -5187,7 +5267,7 @@
             <w:r/>
             <w:r>
               <w:rPr>
-                <w:rFonts w:ascii="Arial" w:hAnsi="Arial"/>
+                <w:rFonts w:ascii="Verdana" w:hAnsi="Verdana"/>
                 <w:b w:val="0"/>
                 <w:sz w:val="16"/>
               </w:rPr>
@@ -5203,7 +5283,7 @@
             <w:r/>
             <w:r>
               <w:rPr>
-                <w:rFonts w:ascii="Arial" w:hAnsi="Arial"/>
+                <w:rFonts w:ascii="Verdana" w:hAnsi="Verdana"/>
                 <w:b w:val="0"/>
                 <w:sz w:val="16"/>
               </w:rPr>
@@ -5219,25 +5299,28 @@
             <w:r/>
             <w:r>
               <w:rPr>
-                <w:rFonts w:ascii="Arial" w:hAnsi="Arial"/>
-                <w:b w:val="0"/>
-                <w:sz w:val="16"/>
-              </w:rPr>
-              <w:t>Note 35: Descriptor 0 25 009 is deprecated. 0 25 029 should be used instead.</w:t>
+                <w:rFonts w:ascii="Verdana" w:hAnsi="Verdana"/>
+                <w:b w:val="0"/>
+                <w:sz w:val="16"/>
+              </w:rPr>
+              <w:t>Note 35: Long time displacement 0 04 086 in the sequence represents the time offset from the launch time 3 01 013 (in seconds).</w:t>
             </w:r>
           </w:p>
         </w:tc>
       </w:tr>
       <w:tr>
-        <w:tc>
-          <w:tcPr>
-            <w:tcW w:type="dxa" w:w="1514"/>
-          </w:tcPr>
-          <w:p>
-            <w:r/>
-            <w:r>
-              <w:rPr>
-                <w:rFonts w:ascii="Arial" w:hAnsi="Arial"/>
+        <w:trPr>
+          <w:cantSplit/>
+        </w:trPr>
+        <w:tc>
+          <w:tcPr>
+            <w:tcW w:type="dxa" w:w="1514"/>
+          </w:tcPr>
+          <w:p>
+            <w:r/>
+            <w:r>
+              <w:rPr>
+                <w:rFonts w:ascii="Verdana" w:hAnsi="Verdana"/>
                 <w:b w:val="0"/>
                 <w:sz w:val="16"/>
               </w:rPr>
@@ -5253,7 +5336,7 @@
             <w:r/>
             <w:r>
               <w:rPr>
-                <w:rFonts w:ascii="Arial" w:hAnsi="Arial"/>
+                <w:rFonts w:ascii="Verdana" w:hAnsi="Verdana"/>
                 <w:b w:val="0"/>
                 <w:sz w:val="16"/>
               </w:rPr>
@@ -5269,7 +5352,7 @@
             <w:r/>
             <w:r>
               <w:rPr>
-                <w:rFonts w:ascii="Arial" w:hAnsi="Arial"/>
+                <w:rFonts w:ascii="Verdana" w:hAnsi="Verdana"/>
                 <w:b w:val="0"/>
                 <w:sz w:val="16"/>
               </w:rPr>
@@ -5285,7 +5368,7 @@
             <w:r/>
             <w:r>
               <w:rPr>
-                <w:rFonts w:ascii="Arial" w:hAnsi="Arial"/>
+                <w:rFonts w:ascii="Verdana" w:hAnsi="Verdana"/>
                 <w:b w:val="0"/>
                 <w:sz w:val="16"/>
               </w:rPr>
@@ -5301,7 +5384,7 @@
             <w:r/>
             <w:r>
               <w:rPr>
-                <w:rFonts w:ascii="Arial" w:hAnsi="Arial"/>
+                <w:rFonts w:ascii="Verdana" w:hAnsi="Verdana"/>
                 <w:b w:val="0"/>
                 <w:sz w:val="16"/>
               </w:rPr>
@@ -5317,7 +5400,7 @@
             <w:r/>
             <w:r>
               <w:rPr>
-                <w:rFonts w:ascii="Arial" w:hAnsi="Arial"/>
+                <w:rFonts w:ascii="Verdana" w:hAnsi="Verdana"/>
                 <w:b w:val="0"/>
                 <w:sz w:val="16"/>
               </w:rPr>
@@ -5333,7 +5416,7 @@
             <w:r/>
             <w:r>
               <w:rPr>
-                <w:rFonts w:ascii="Arial" w:hAnsi="Arial"/>
+                <w:rFonts w:ascii="Verdana" w:hAnsi="Verdana"/>
                 <w:b w:val="0"/>
                 <w:sz w:val="16"/>
               </w:rPr>
@@ -5349,7 +5432,7 @@
             <w:r/>
             <w:r>
               <w:rPr>
-                <w:rFonts w:ascii="Arial" w:hAnsi="Arial"/>
+                <w:rFonts w:ascii="Verdana" w:hAnsi="Verdana"/>
                 <w:b w:val="0"/>
                 <w:sz w:val="16"/>
               </w:rPr>
@@ -5365,7 +5448,7 @@
             <w:r/>
             <w:r>
               <w:rPr>
-                <w:rFonts w:ascii="Arial" w:hAnsi="Arial"/>
+                <w:rFonts w:ascii="Verdana" w:hAnsi="Verdana"/>
                 <w:b w:val="0"/>
                 <w:sz w:val="16"/>
               </w:rPr>
@@ -5381,7 +5464,7 @@
             <w:r/>
             <w:r>
               <w:rPr>
-                <w:rFonts w:ascii="Arial" w:hAnsi="Arial"/>
+                <w:rFonts w:ascii="Verdana" w:hAnsi="Verdana"/>
                 <w:b w:val="0"/>
                 <w:sz w:val="16"/>
               </w:rPr>
@@ -5390,15 +5473,18 @@
         </w:tc>
       </w:tr>
       <w:tr>
-        <w:tc>
-          <w:tcPr>
-            <w:tcW w:type="dxa" w:w="1514"/>
-          </w:tcPr>
-          <w:p>
-            <w:r/>
-            <w:r>
-              <w:rPr>
-                <w:rFonts w:ascii="Arial" w:hAnsi="Arial"/>
+        <w:trPr>
+          <w:cantSplit/>
+        </w:trPr>
+        <w:tc>
+          <w:tcPr>
+            <w:tcW w:type="dxa" w:w="1514"/>
+          </w:tcPr>
+          <w:p>
+            <w:r/>
+            <w:r>
+              <w:rPr>
+                <w:rFonts w:ascii="Verdana" w:hAnsi="Verdana"/>
                 <w:b w:val="0"/>
                 <w:sz w:val="16"/>
               </w:rPr>
@@ -5414,7 +5500,7 @@
             <w:r/>
             <w:r>
               <w:rPr>
-                <w:rFonts w:ascii="Arial" w:hAnsi="Arial"/>
+                <w:rFonts w:ascii="Verdana" w:hAnsi="Verdana"/>
                 <w:b w:val="0"/>
                 <w:sz w:val="16"/>
               </w:rPr>
@@ -5430,7 +5516,7 @@
             <w:r/>
             <w:r>
               <w:rPr>
-                <w:rFonts w:ascii="Arial" w:hAnsi="Arial"/>
+                <w:rFonts w:ascii="Verdana" w:hAnsi="Verdana"/>
                 <w:b w:val="0"/>
                 <w:sz w:val="16"/>
               </w:rPr>
@@ -5446,7 +5532,7 @@
             <w:r/>
             <w:r>
               <w:rPr>
-                <w:rFonts w:ascii="Arial" w:hAnsi="Arial"/>
+                <w:rFonts w:ascii="Verdana" w:hAnsi="Verdana"/>
                 <w:b w:val="0"/>
                 <w:sz w:val="16"/>
               </w:rPr>
@@ -5462,7 +5548,7 @@
             <w:r/>
             <w:r>
               <w:rPr>
-                <w:rFonts w:ascii="Arial" w:hAnsi="Arial"/>
+                <w:rFonts w:ascii="Verdana" w:hAnsi="Verdana"/>
                 <w:b w:val="0"/>
                 <w:sz w:val="16"/>
               </w:rPr>
@@ -5478,7 +5564,7 @@
             <w:r/>
             <w:r>
               <w:rPr>
-                <w:rFonts w:ascii="Arial" w:hAnsi="Arial"/>
+                <w:rFonts w:ascii="Verdana" w:hAnsi="Verdana"/>
                 <w:b w:val="0"/>
                 <w:sz w:val="16"/>
               </w:rPr>
@@ -5494,7 +5580,7 @@
             <w:r/>
             <w:r>
               <w:rPr>
-                <w:rFonts w:ascii="Arial" w:hAnsi="Arial"/>
+                <w:rFonts w:ascii="Verdana" w:hAnsi="Verdana"/>
                 <w:b w:val="0"/>
                 <w:sz w:val="16"/>
               </w:rPr>
@@ -5510,7 +5596,7 @@
             <w:r/>
             <w:r>
               <w:rPr>
-                <w:rFonts w:ascii="Arial" w:hAnsi="Arial"/>
+                <w:rFonts w:ascii="Verdana" w:hAnsi="Verdana"/>
                 <w:b w:val="0"/>
                 <w:sz w:val="16"/>
               </w:rPr>
@@ -5526,7 +5612,7 @@
             <w:r/>
             <w:r>
               <w:rPr>
-                <w:rFonts w:ascii="Arial" w:hAnsi="Arial"/>
+                <w:rFonts w:ascii="Verdana" w:hAnsi="Verdana"/>
                 <w:b w:val="0"/>
                 <w:sz w:val="16"/>
               </w:rPr>
@@ -5542,25 +5628,28 @@
             <w:r/>
             <w:r>
               <w:rPr>
-                <w:rFonts w:ascii="Arial" w:hAnsi="Arial"/>
-                <w:b w:val="0"/>
-                <w:sz w:val="16"/>
-              </w:rPr>
-              <w:t>Note 36: Difference statistics are difference values; they have dimensions the same as the corresponding reported values with respect to units, but assume a range centred on zero (e.g., the difference between reported and analysed values, the difference between reported and forecast values).</w:t>
+                <w:rFonts w:ascii="Verdana" w:hAnsi="Verdana"/>
+                <w:b w:val="0"/>
+                <w:sz w:val="16"/>
+              </w:rPr>
+              <w:t>Note 36: Long time displacement 0 04 086 in the sequence represents the time offset from the launch time 3 01 113 (in seconds).</w:t>
             </w:r>
           </w:p>
         </w:tc>
       </w:tr>
       <w:tr>
-        <w:tc>
-          <w:tcPr>
-            <w:tcW w:type="dxa" w:w="1514"/>
-          </w:tcPr>
-          <w:p>
-            <w:r/>
-            <w:r>
-              <w:rPr>
-                <w:rFonts w:ascii="Arial" w:hAnsi="Arial"/>
+        <w:trPr>
+          <w:cantSplit/>
+        </w:trPr>
+        <w:tc>
+          <w:tcPr>
+            <w:tcW w:type="dxa" w:w="1514"/>
+          </w:tcPr>
+          <w:p>
+            <w:r/>
+            <w:r>
+              <w:rPr>
+                <w:rFonts w:ascii="Verdana" w:hAnsi="Verdana"/>
                 <w:b w:val="0"/>
                 <w:sz w:val="16"/>
               </w:rPr>
@@ -5576,7 +5665,7 @@
             <w:r/>
             <w:r>
               <w:rPr>
-                <w:rFonts w:ascii="Arial" w:hAnsi="Arial"/>
+                <w:rFonts w:ascii="Verdana" w:hAnsi="Verdana"/>
                 <w:b w:val="0"/>
                 <w:sz w:val="16"/>
               </w:rPr>
@@ -5592,7 +5681,7 @@
             <w:r/>
             <w:r>
               <w:rPr>
-                <w:rFonts w:ascii="Arial" w:hAnsi="Arial"/>
+                <w:rFonts w:ascii="Verdana" w:hAnsi="Verdana"/>
                 <w:b w:val="0"/>
                 <w:sz w:val="16"/>
               </w:rPr>
@@ -5608,7 +5697,7 @@
             <w:r/>
             <w:r>
               <w:rPr>
-                <w:rFonts w:ascii="Arial" w:hAnsi="Arial"/>
+                <w:rFonts w:ascii="Verdana" w:hAnsi="Verdana"/>
                 <w:b w:val="0"/>
                 <w:sz w:val="16"/>
               </w:rPr>
@@ -5624,7 +5713,7 @@
             <w:r/>
             <w:r>
               <w:rPr>
-                <w:rFonts w:ascii="Arial" w:hAnsi="Arial"/>
+                <w:rFonts w:ascii="Verdana" w:hAnsi="Verdana"/>
                 <w:b w:val="0"/>
                 <w:sz w:val="16"/>
               </w:rPr>
@@ -5640,7 +5729,7 @@
             <w:r/>
             <w:r>
               <w:rPr>
-                <w:rFonts w:ascii="Arial" w:hAnsi="Arial"/>
+                <w:rFonts w:ascii="Verdana" w:hAnsi="Verdana"/>
                 <w:b w:val="0"/>
                 <w:sz w:val="16"/>
               </w:rPr>
@@ -5656,7 +5745,7 @@
             <w:r/>
             <w:r>
               <w:rPr>
-                <w:rFonts w:ascii="Arial" w:hAnsi="Arial"/>
+                <w:rFonts w:ascii="Verdana" w:hAnsi="Verdana"/>
                 <w:b w:val="0"/>
                 <w:sz w:val="16"/>
               </w:rPr>
@@ -5672,7 +5761,7 @@
             <w:r/>
             <w:r>
               <w:rPr>
-                <w:rFonts w:ascii="Arial" w:hAnsi="Arial"/>
+                <w:rFonts w:ascii="Verdana" w:hAnsi="Verdana"/>
                 <w:b w:val="0"/>
                 <w:sz w:val="16"/>
               </w:rPr>
@@ -5688,7 +5777,7 @@
             <w:r/>
             <w:r>
               <w:rPr>
-                <w:rFonts w:ascii="Arial" w:hAnsi="Arial"/>
+                <w:rFonts w:ascii="Verdana" w:hAnsi="Verdana"/>
                 <w:b w:val="0"/>
                 <w:sz w:val="16"/>
               </w:rPr>
@@ -5704,25 +5793,28 @@
             <w:r/>
             <w:r>
               <w:rPr>
-                <w:rFonts w:ascii="Arial" w:hAnsi="Arial"/>
-                <w:b w:val="0"/>
-                <w:sz w:val="16"/>
-              </w:rPr>
-              <w:t>Note 29: Clear sounding indicates the sounding has been generated from a set of clear radiances using all available sounder radiances.</w:t>
+                <w:rFonts w:ascii="Verdana" w:hAnsi="Verdana"/>
+                <w:b w:val="0"/>
+                <w:sz w:val="16"/>
+              </w:rPr>
+              <w:t>Note 29: In this instance, the term "thinning" refers to a method that may be applied to select a subset of levels from a model that may have many native vertical levels. Selecting only a subset reduces the size of the pseudo-sounding, at the possible cost of information loss and extra processing.</w:t>
             </w:r>
           </w:p>
         </w:tc>
       </w:tr>
       <w:tr>
-        <w:tc>
-          <w:tcPr>
-            <w:tcW w:type="dxa" w:w="1514"/>
-          </w:tcPr>
-          <w:p>
-            <w:r/>
-            <w:r>
-              <w:rPr>
-                <w:rFonts w:ascii="Arial" w:hAnsi="Arial"/>
+        <w:trPr>
+          <w:cantSplit/>
+        </w:trPr>
+        <w:tc>
+          <w:tcPr>
+            <w:tcW w:type="dxa" w:w="1514"/>
+          </w:tcPr>
+          <w:p>
+            <w:r/>
+            <w:r>
+              <w:rPr>
+                <w:rFonts w:ascii="Verdana" w:hAnsi="Verdana"/>
                 <w:b w:val="0"/>
                 <w:sz w:val="16"/>
               </w:rPr>
@@ -5738,7 +5830,7 @@
             <w:r/>
             <w:r>
               <w:rPr>
-                <w:rFonts w:ascii="Arial" w:hAnsi="Arial"/>
+                <w:rFonts w:ascii="Verdana" w:hAnsi="Verdana"/>
                 <w:b w:val="0"/>
                 <w:sz w:val="16"/>
               </w:rPr>
@@ -5754,7 +5846,7 @@
             <w:r/>
             <w:r>
               <w:rPr>
-                <w:rFonts w:ascii="Arial" w:hAnsi="Arial"/>
+                <w:rFonts w:ascii="Verdana" w:hAnsi="Verdana"/>
                 <w:b w:val="0"/>
                 <w:sz w:val="16"/>
               </w:rPr>
@@ -5770,7 +5862,7 @@
             <w:r/>
             <w:r>
               <w:rPr>
-                <w:rFonts w:ascii="Arial" w:hAnsi="Arial"/>
+                <w:rFonts w:ascii="Verdana" w:hAnsi="Verdana"/>
                 <w:b w:val="0"/>
                 <w:sz w:val="16"/>
               </w:rPr>
@@ -5786,7 +5878,7 @@
             <w:r/>
             <w:r>
               <w:rPr>
-                <w:rFonts w:ascii="Arial" w:hAnsi="Arial"/>
+                <w:rFonts w:ascii="Verdana" w:hAnsi="Verdana"/>
                 <w:b w:val="0"/>
                 <w:sz w:val="16"/>
               </w:rPr>
@@ -5802,7 +5894,7 @@
             <w:r/>
             <w:r>
               <w:rPr>
-                <w:rFonts w:ascii="Arial" w:hAnsi="Arial"/>
+                <w:rFonts w:ascii="Verdana" w:hAnsi="Verdana"/>
                 <w:b w:val="0"/>
                 <w:sz w:val="16"/>
               </w:rPr>
@@ -5818,7 +5910,7 @@
             <w:r/>
             <w:r>
               <w:rPr>
-                <w:rFonts w:ascii="Arial" w:hAnsi="Arial"/>
+                <w:rFonts w:ascii="Verdana" w:hAnsi="Verdana"/>
                 <w:b w:val="0"/>
                 <w:sz w:val="16"/>
               </w:rPr>
@@ -5834,7 +5926,7 @@
             <w:r/>
             <w:r>
               <w:rPr>
-                <w:rFonts w:ascii="Arial" w:hAnsi="Arial"/>
+                <w:rFonts w:ascii="Verdana" w:hAnsi="Verdana"/>
                 <w:b w:val="0"/>
                 <w:sz w:val="16"/>
               </w:rPr>
@@ -5850,7 +5942,7 @@
             <w:r/>
             <w:r>
               <w:rPr>
-                <w:rFonts w:ascii="Arial" w:hAnsi="Arial"/>
+                <w:rFonts w:ascii="Verdana" w:hAnsi="Verdana"/>
                 <w:b w:val="0"/>
                 <w:sz w:val="16"/>
               </w:rPr>
@@ -5866,7 +5958,7 @@
             <w:r/>
             <w:r>
               <w:rPr>
-                <w:rFonts w:ascii="Arial" w:hAnsi="Arial"/>
+                <w:rFonts w:ascii="Verdana" w:hAnsi="Verdana"/>
                 <w:b w:val="0"/>
                 <w:sz w:val="16"/>
               </w:rPr>
@@ -5875,15 +5967,18 @@
         </w:tc>
       </w:tr>
       <w:tr>
-        <w:tc>
-          <w:tcPr>
-            <w:tcW w:type="dxa" w:w="1514"/>
-          </w:tcPr>
-          <w:p>
-            <w:r/>
-            <w:r>
-              <w:rPr>
-                <w:rFonts w:ascii="Arial" w:hAnsi="Arial"/>
+        <w:trPr>
+          <w:cantSplit/>
+        </w:trPr>
+        <w:tc>
+          <w:tcPr>
+            <w:tcW w:type="dxa" w:w="1514"/>
+          </w:tcPr>
+          <w:p>
+            <w:r/>
+            <w:r>
+              <w:rPr>
+                <w:rFonts w:ascii="Verdana" w:hAnsi="Verdana"/>
                 <w:b w:val="0"/>
                 <w:sz w:val="16"/>
               </w:rPr>
@@ -5899,7 +5994,7 @@
             <w:r/>
             <w:r>
               <w:rPr>
-                <w:rFonts w:ascii="Arial" w:hAnsi="Arial"/>
+                <w:rFonts w:ascii="Verdana" w:hAnsi="Verdana"/>
                 <w:b w:val="0"/>
                 <w:sz w:val="16"/>
               </w:rPr>
@@ -5915,7 +6010,7 @@
             <w:r/>
             <w:r>
               <w:rPr>
-                <w:rFonts w:ascii="Arial" w:hAnsi="Arial"/>
+                <w:rFonts w:ascii="Verdana" w:hAnsi="Verdana"/>
                 <w:b w:val="0"/>
                 <w:sz w:val="16"/>
               </w:rPr>
@@ -5931,7 +6026,7 @@
             <w:r/>
             <w:r>
               <w:rPr>
-                <w:rFonts w:ascii="Arial" w:hAnsi="Arial"/>
+                <w:rFonts w:ascii="Verdana" w:hAnsi="Verdana"/>
                 <w:b w:val="0"/>
                 <w:sz w:val="16"/>
               </w:rPr>
@@ -5947,7 +6042,7 @@
             <w:r/>
             <w:r>
               <w:rPr>
-                <w:rFonts w:ascii="Arial" w:hAnsi="Arial"/>
+                <w:rFonts w:ascii="Verdana" w:hAnsi="Verdana"/>
                 <w:b w:val="0"/>
                 <w:sz w:val="16"/>
               </w:rPr>
@@ -5963,7 +6058,7 @@
             <w:r/>
             <w:r>
               <w:rPr>
-                <w:rFonts w:ascii="Arial" w:hAnsi="Arial"/>
+                <w:rFonts w:ascii="Verdana" w:hAnsi="Verdana"/>
                 <w:b w:val="0"/>
                 <w:sz w:val="16"/>
               </w:rPr>
@@ -5979,7 +6074,7 @@
             <w:r/>
             <w:r>
               <w:rPr>
-                <w:rFonts w:ascii="Arial" w:hAnsi="Arial"/>
+                <w:rFonts w:ascii="Verdana" w:hAnsi="Verdana"/>
                 <w:b w:val="0"/>
                 <w:sz w:val="16"/>
               </w:rPr>
@@ -5995,7 +6090,7 @@
             <w:r/>
             <w:r>
               <w:rPr>
-                <w:rFonts w:ascii="Arial" w:hAnsi="Arial"/>
+                <w:rFonts w:ascii="Verdana" w:hAnsi="Verdana"/>
                 <w:b w:val="0"/>
                 <w:sz w:val="16"/>
               </w:rPr>
@@ -6011,7 +6106,7 @@
             <w:r/>
             <w:r>
               <w:rPr>
-                <w:rFonts w:ascii="Arial" w:hAnsi="Arial"/>
+                <w:rFonts w:ascii="Verdana" w:hAnsi="Verdana"/>
                 <w:b w:val="0"/>
                 <w:sz w:val="16"/>
               </w:rPr>
@@ -6027,7 +6122,7 @@
             <w:r/>
             <w:r>
               <w:rPr>
-                <w:rFonts w:ascii="Arial" w:hAnsi="Arial"/>
+                <w:rFonts w:ascii="Verdana" w:hAnsi="Verdana"/>
                 <w:b w:val="0"/>
                 <w:sz w:val="16"/>
               </w:rPr>
@@ -6036,15 +6131,18 @@
         </w:tc>
       </w:tr>
       <w:tr>
-        <w:tc>
-          <w:tcPr>
-            <w:tcW w:type="dxa" w:w="1514"/>
-          </w:tcPr>
-          <w:p>
-            <w:r/>
-            <w:r>
-              <w:rPr>
-                <w:rFonts w:ascii="Arial" w:hAnsi="Arial"/>
+        <w:trPr>
+          <w:cantSplit/>
+        </w:trPr>
+        <w:tc>
+          <w:tcPr>
+            <w:tcW w:type="dxa" w:w="1514"/>
+          </w:tcPr>
+          <w:p>
+            <w:r/>
+            <w:r>
+              <w:rPr>
+                <w:rFonts w:ascii="Verdana" w:hAnsi="Verdana"/>
                 <w:b w:val="0"/>
                 <w:sz w:val="16"/>
               </w:rPr>
@@ -6060,7 +6158,7 @@
             <w:r/>
             <w:r>
               <w:rPr>
-                <w:rFonts w:ascii="Arial" w:hAnsi="Arial"/>
+                <w:rFonts w:ascii="Verdana" w:hAnsi="Verdana"/>
                 <w:b w:val="0"/>
                 <w:sz w:val="16"/>
               </w:rPr>
@@ -6076,7 +6174,7 @@
             <w:r/>
             <w:r>
               <w:rPr>
-                <w:rFonts w:ascii="Arial" w:hAnsi="Arial"/>
+                <w:rFonts w:ascii="Verdana" w:hAnsi="Verdana"/>
                 <w:b w:val="0"/>
                 <w:sz w:val="16"/>
               </w:rPr>
@@ -6092,7 +6190,7 @@
             <w:r/>
             <w:r>
               <w:rPr>
-                <w:rFonts w:ascii="Arial" w:hAnsi="Arial"/>
+                <w:rFonts w:ascii="Verdana" w:hAnsi="Verdana"/>
                 <w:b w:val="0"/>
                 <w:sz w:val="16"/>
               </w:rPr>
@@ -6108,7 +6206,7 @@
             <w:r/>
             <w:r>
               <w:rPr>
-                <w:rFonts w:ascii="Arial" w:hAnsi="Arial"/>
+                <w:rFonts w:ascii="Verdana" w:hAnsi="Verdana"/>
                 <w:b w:val="0"/>
                 <w:sz w:val="16"/>
               </w:rPr>
@@ -6124,7 +6222,7 @@
             <w:r/>
             <w:r>
               <w:rPr>
-                <w:rFonts w:ascii="Arial" w:hAnsi="Arial"/>
+                <w:rFonts w:ascii="Verdana" w:hAnsi="Verdana"/>
                 <w:b w:val="0"/>
                 <w:sz w:val="16"/>
               </w:rPr>
@@ -6140,7 +6238,7 @@
             <w:r/>
             <w:r>
               <w:rPr>
-                <w:rFonts w:ascii="Arial" w:hAnsi="Arial"/>
+                <w:rFonts w:ascii="Verdana" w:hAnsi="Verdana"/>
                 <w:b w:val="0"/>
                 <w:sz w:val="16"/>
               </w:rPr>
@@ -6156,7 +6254,7 @@
             <w:r/>
             <w:r>
               <w:rPr>
-                <w:rFonts w:ascii="Arial" w:hAnsi="Arial"/>
+                <w:rFonts w:ascii="Verdana" w:hAnsi="Verdana"/>
                 <w:b w:val="0"/>
                 <w:sz w:val="16"/>
               </w:rPr>
@@ -6172,7 +6270,7 @@
             <w:r/>
             <w:r>
               <w:rPr>
-                <w:rFonts w:ascii="Arial" w:hAnsi="Arial"/>
+                <w:rFonts w:ascii="Verdana" w:hAnsi="Verdana"/>
                 <w:b w:val="0"/>
                 <w:sz w:val="16"/>
               </w:rPr>
@@ -6188,7 +6286,7 @@
             <w:r/>
             <w:r>
               <w:rPr>
-                <w:rFonts w:ascii="Arial" w:hAnsi="Arial"/>
+                <w:rFonts w:ascii="Verdana" w:hAnsi="Verdana"/>
                 <w:b w:val="0"/>
                 <w:sz w:val="16"/>
               </w:rPr>
@@ -6197,15 +6295,18 @@
         </w:tc>
       </w:tr>
       <w:tr>
-        <w:tc>
-          <w:tcPr>
-            <w:tcW w:type="dxa" w:w="1514"/>
-          </w:tcPr>
-          <w:p>
-            <w:r/>
-            <w:r>
-              <w:rPr>
-                <w:rFonts w:ascii="Arial" w:hAnsi="Arial"/>
+        <w:trPr>
+          <w:cantSplit/>
+        </w:trPr>
+        <w:tc>
+          <w:tcPr>
+            <w:tcW w:type="dxa" w:w="1514"/>
+          </w:tcPr>
+          <w:p>
+            <w:r/>
+            <w:r>
+              <w:rPr>
+                <w:rFonts w:ascii="Verdana" w:hAnsi="Verdana"/>
                 <w:b w:val="0"/>
                 <w:sz w:val="16"/>
               </w:rPr>
@@ -6221,7 +6322,7 @@
             <w:r/>
             <w:r>
               <w:rPr>
-                <w:rFonts w:ascii="Arial" w:hAnsi="Arial"/>
+                <w:rFonts w:ascii="Verdana" w:hAnsi="Verdana"/>
                 <w:b w:val="0"/>
                 <w:sz w:val="16"/>
               </w:rPr>
@@ -6237,7 +6338,7 @@
             <w:r/>
             <w:r>
               <w:rPr>
-                <w:rFonts w:ascii="Arial" w:hAnsi="Arial"/>
+                <w:rFonts w:ascii="Verdana" w:hAnsi="Verdana"/>
                 <w:b w:val="0"/>
                 <w:sz w:val="16"/>
               </w:rPr>
@@ -6253,7 +6354,7 @@
             <w:r/>
             <w:r>
               <w:rPr>
-                <w:rFonts w:ascii="Arial" w:hAnsi="Arial"/>
+                <w:rFonts w:ascii="Verdana" w:hAnsi="Verdana"/>
                 <w:b w:val="0"/>
                 <w:sz w:val="16"/>
               </w:rPr>
@@ -6269,7 +6370,7 @@
             <w:r/>
             <w:r>
               <w:rPr>
-                <w:rFonts w:ascii="Arial" w:hAnsi="Arial"/>
+                <w:rFonts w:ascii="Verdana" w:hAnsi="Verdana"/>
                 <w:b w:val="0"/>
                 <w:sz w:val="16"/>
               </w:rPr>
@@ -6285,7 +6386,7 @@
             <w:r/>
             <w:r>
               <w:rPr>
-                <w:rFonts w:ascii="Arial" w:hAnsi="Arial"/>
+                <w:rFonts w:ascii="Verdana" w:hAnsi="Verdana"/>
                 <w:b w:val="0"/>
                 <w:sz w:val="16"/>
               </w:rPr>
@@ -6301,7 +6402,7 @@
             <w:r/>
             <w:r>
               <w:rPr>
-                <w:rFonts w:ascii="Arial" w:hAnsi="Arial"/>
+                <w:rFonts w:ascii="Verdana" w:hAnsi="Verdana"/>
                 <w:b w:val="0"/>
                 <w:sz w:val="16"/>
               </w:rPr>
@@ -6317,7 +6418,7 @@
             <w:r/>
             <w:r>
               <w:rPr>
-                <w:rFonts w:ascii="Arial" w:hAnsi="Arial"/>
+                <w:rFonts w:ascii="Verdana" w:hAnsi="Verdana"/>
                 <w:b w:val="0"/>
                 <w:sz w:val="16"/>
               </w:rPr>
@@ -6333,7 +6434,7 @@
             <w:r/>
             <w:r>
               <w:rPr>
-                <w:rFonts w:ascii="Arial" w:hAnsi="Arial"/>
+                <w:rFonts w:ascii="Verdana" w:hAnsi="Verdana"/>
                 <w:b w:val="0"/>
                 <w:sz w:val="16"/>
               </w:rPr>
@@ -6349,25 +6450,28 @@
             <w:r/>
             <w:r>
               <w:rPr>
-                <w:rFonts w:ascii="Arial" w:hAnsi="Arial"/>
-                <w:b w:val="0"/>
-                <w:sz w:val="16"/>
-              </w:rPr>
-              <w:t>Note 69: Set to 0 if day (solar zenith angle &lt; 90°). Set to 1 if night (solar zenith angle ≥ 90°).</w:t>
+                <w:rFonts w:ascii="Verdana" w:hAnsi="Verdana"/>
+                <w:b w:val="0"/>
+                <w:sz w:val="16"/>
+              </w:rPr>
+              <w:t>Note 69: This sequence is deprecated because of incorrect usage of descriptor 0 04 075; sequence 3 06 019 should be used instead.</w:t>
             </w:r>
           </w:p>
         </w:tc>
       </w:tr>
       <w:tr>
-        <w:tc>
-          <w:tcPr>
-            <w:tcW w:type="dxa" w:w="1514"/>
-          </w:tcPr>
-          <w:p>
-            <w:r/>
-            <w:r>
-              <w:rPr>
-                <w:rFonts w:ascii="Arial" w:hAnsi="Arial"/>
+        <w:trPr>
+          <w:cantSplit/>
+        </w:trPr>
+        <w:tc>
+          <w:tcPr>
+            <w:tcW w:type="dxa" w:w="1514"/>
+          </w:tcPr>
+          <w:p>
+            <w:r/>
+            <w:r>
+              <w:rPr>
+                <w:rFonts w:ascii="Verdana" w:hAnsi="Verdana"/>
                 <w:b w:val="0"/>
                 <w:sz w:val="16"/>
               </w:rPr>
@@ -6383,7 +6487,7 @@
             <w:r/>
             <w:r>
               <w:rPr>
-                <w:rFonts w:ascii="Arial" w:hAnsi="Arial"/>
+                <w:rFonts w:ascii="Verdana" w:hAnsi="Verdana"/>
                 <w:b w:val="0"/>
                 <w:sz w:val="16"/>
               </w:rPr>
@@ -6399,7 +6503,7 @@
             <w:r/>
             <w:r>
               <w:rPr>
-                <w:rFonts w:ascii="Arial" w:hAnsi="Arial"/>
+                <w:rFonts w:ascii="Verdana" w:hAnsi="Verdana"/>
                 <w:b w:val="0"/>
                 <w:sz w:val="16"/>
               </w:rPr>
@@ -6415,7 +6519,7 @@
             <w:r/>
             <w:r>
               <w:rPr>
-                <w:rFonts w:ascii="Arial" w:hAnsi="Arial"/>
+                <w:rFonts w:ascii="Verdana" w:hAnsi="Verdana"/>
                 <w:b w:val="0"/>
                 <w:sz w:val="16"/>
               </w:rPr>
@@ -6431,7 +6535,7 @@
             <w:r/>
             <w:r>
               <w:rPr>
-                <w:rFonts w:ascii="Arial" w:hAnsi="Arial"/>
+                <w:rFonts w:ascii="Verdana" w:hAnsi="Verdana"/>
                 <w:b w:val="0"/>
                 <w:sz w:val="16"/>
               </w:rPr>
@@ -6447,7 +6551,7 @@
             <w:r/>
             <w:r>
               <w:rPr>
-                <w:rFonts w:ascii="Arial" w:hAnsi="Arial"/>
+                <w:rFonts w:ascii="Verdana" w:hAnsi="Verdana"/>
                 <w:b w:val="0"/>
                 <w:sz w:val="16"/>
               </w:rPr>
@@ -6463,7 +6567,7 @@
             <w:r/>
             <w:r>
               <w:rPr>
-                <w:rFonts w:ascii="Arial" w:hAnsi="Arial"/>
+                <w:rFonts w:ascii="Verdana" w:hAnsi="Verdana"/>
                 <w:b w:val="0"/>
                 <w:sz w:val="16"/>
               </w:rPr>
@@ -6479,7 +6583,7 @@
             <w:r/>
             <w:r>
               <w:rPr>
-                <w:rFonts w:ascii="Arial" w:hAnsi="Arial"/>
+                <w:rFonts w:ascii="Verdana" w:hAnsi="Verdana"/>
                 <w:b w:val="0"/>
                 <w:sz w:val="16"/>
               </w:rPr>
@@ -6495,7 +6599,7 @@
             <w:r/>
             <w:r>
               <w:rPr>
-                <w:rFonts w:ascii="Arial" w:hAnsi="Arial"/>
+                <w:rFonts w:ascii="Verdana" w:hAnsi="Verdana"/>
                 <w:b w:val="0"/>
                 <w:sz w:val="16"/>
               </w:rPr>
@@ -6511,7 +6615,7 @@
             <w:r/>
             <w:r>
               <w:rPr>
-                <w:rFonts w:ascii="Arial" w:hAnsi="Arial"/>
+                <w:rFonts w:ascii="Verdana" w:hAnsi="Verdana"/>
                 <w:b w:val="0"/>
                 <w:sz w:val="16"/>
               </w:rPr>
@@ -6520,15 +6624,18 @@
         </w:tc>
       </w:tr>
       <w:tr>
-        <w:tc>
-          <w:tcPr>
-            <w:tcW w:type="dxa" w:w="1514"/>
-          </w:tcPr>
-          <w:p>
-            <w:r/>
-            <w:r>
-              <w:rPr>
-                <w:rFonts w:ascii="Arial" w:hAnsi="Arial"/>
+        <w:trPr>
+          <w:cantSplit/>
+        </w:trPr>
+        <w:tc>
+          <w:tcPr>
+            <w:tcW w:type="dxa" w:w="1514"/>
+          </w:tcPr>
+          <w:p>
+            <w:r/>
+            <w:r>
+              <w:rPr>
+                <w:rFonts w:ascii="Verdana" w:hAnsi="Verdana"/>
                 <w:b w:val="0"/>
                 <w:sz w:val="16"/>
               </w:rPr>
@@ -6544,7 +6651,7 @@
             <w:r/>
             <w:r>
               <w:rPr>
-                <w:rFonts w:ascii="Arial" w:hAnsi="Arial"/>
+                <w:rFonts w:ascii="Verdana" w:hAnsi="Verdana"/>
                 <w:b w:val="0"/>
                 <w:sz w:val="16"/>
               </w:rPr>
@@ -6560,7 +6667,7 @@
             <w:r/>
             <w:r>
               <w:rPr>
-                <w:rFonts w:ascii="Arial" w:hAnsi="Arial"/>
+                <w:rFonts w:ascii="Verdana" w:hAnsi="Verdana"/>
                 <w:b w:val="0"/>
                 <w:sz w:val="16"/>
               </w:rPr>
@@ -6576,7 +6683,7 @@
             <w:r/>
             <w:r>
               <w:rPr>
-                <w:rFonts w:ascii="Arial" w:hAnsi="Arial"/>
+                <w:rFonts w:ascii="Verdana" w:hAnsi="Verdana"/>
                 <w:b w:val="0"/>
                 <w:sz w:val="16"/>
               </w:rPr>
@@ -6592,7 +6699,7 @@
             <w:r/>
             <w:r>
               <w:rPr>
-                <w:rFonts w:ascii="Arial" w:hAnsi="Arial"/>
+                <w:rFonts w:ascii="Verdana" w:hAnsi="Verdana"/>
                 <w:b w:val="0"/>
                 <w:sz w:val="16"/>
               </w:rPr>
@@ -6608,7 +6715,7 @@
             <w:r/>
             <w:r>
               <w:rPr>
-                <w:rFonts w:ascii="Arial" w:hAnsi="Arial"/>
+                <w:rFonts w:ascii="Verdana" w:hAnsi="Verdana"/>
                 <w:b w:val="0"/>
                 <w:sz w:val="16"/>
               </w:rPr>
@@ -6624,7 +6731,7 @@
             <w:r/>
             <w:r>
               <w:rPr>
-                <w:rFonts w:ascii="Arial" w:hAnsi="Arial"/>
+                <w:rFonts w:ascii="Verdana" w:hAnsi="Verdana"/>
                 <w:b w:val="0"/>
                 <w:sz w:val="16"/>
               </w:rPr>
@@ -6640,7 +6747,7 @@
             <w:r/>
             <w:r>
               <w:rPr>
-                <w:rFonts w:ascii="Arial" w:hAnsi="Arial"/>
+                <w:rFonts w:ascii="Verdana" w:hAnsi="Verdana"/>
                 <w:b w:val="0"/>
                 <w:sz w:val="16"/>
               </w:rPr>
@@ -6656,7 +6763,7 @@
             <w:r/>
             <w:r>
               <w:rPr>
-                <w:rFonts w:ascii="Arial" w:hAnsi="Arial"/>
+                <w:rFonts w:ascii="Verdana" w:hAnsi="Verdana"/>
                 <w:b w:val="0"/>
                 <w:sz w:val="16"/>
               </w:rPr>
@@ -6672,7 +6779,7 @@
             <w:r/>
             <w:r>
               <w:rPr>
-                <w:rFonts w:ascii="Arial" w:hAnsi="Arial"/>
+                <w:rFonts w:ascii="Verdana" w:hAnsi="Verdana"/>
                 <w:b w:val="0"/>
                 <w:sz w:val="16"/>
               </w:rPr>
@@ -6681,15 +6788,18 @@
         </w:tc>
       </w:tr>
       <w:tr>
-        <w:tc>
-          <w:tcPr>
-            <w:tcW w:type="dxa" w:w="1514"/>
-          </w:tcPr>
-          <w:p>
-            <w:r/>
-            <w:r>
-              <w:rPr>
-                <w:rFonts w:ascii="Arial" w:hAnsi="Arial"/>
+        <w:trPr>
+          <w:cantSplit/>
+        </w:trPr>
+        <w:tc>
+          <w:tcPr>
+            <w:tcW w:type="dxa" w:w="1514"/>
+          </w:tcPr>
+          <w:p>
+            <w:r/>
+            <w:r>
+              <w:rPr>
+                <w:rFonts w:ascii="Verdana" w:hAnsi="Verdana"/>
                 <w:b w:val="0"/>
                 <w:sz w:val="16"/>
               </w:rPr>
@@ -6705,7 +6815,7 @@
             <w:r/>
             <w:r>
               <w:rPr>
-                <w:rFonts w:ascii="Arial" w:hAnsi="Arial"/>
+                <w:rFonts w:ascii="Verdana" w:hAnsi="Verdana"/>
                 <w:b w:val="0"/>
                 <w:sz w:val="16"/>
               </w:rPr>
@@ -6721,7 +6831,7 @@
             <w:r/>
             <w:r>
               <w:rPr>
-                <w:rFonts w:ascii="Arial" w:hAnsi="Arial"/>
+                <w:rFonts w:ascii="Verdana" w:hAnsi="Verdana"/>
                 <w:b w:val="0"/>
                 <w:sz w:val="16"/>
               </w:rPr>
@@ -6737,7 +6847,7 @@
             <w:r/>
             <w:r>
               <w:rPr>
-                <w:rFonts w:ascii="Arial" w:hAnsi="Arial"/>
+                <w:rFonts w:ascii="Verdana" w:hAnsi="Verdana"/>
                 <w:b w:val="0"/>
                 <w:sz w:val="16"/>
               </w:rPr>
@@ -6753,7 +6863,7 @@
             <w:r/>
             <w:r>
               <w:rPr>
-                <w:rFonts w:ascii="Arial" w:hAnsi="Arial"/>
+                <w:rFonts w:ascii="Verdana" w:hAnsi="Verdana"/>
                 <w:b w:val="0"/>
                 <w:sz w:val="16"/>
               </w:rPr>
@@ -6769,7 +6879,7 @@
             <w:r/>
             <w:r>
               <w:rPr>
-                <w:rFonts w:ascii="Arial" w:hAnsi="Arial"/>
+                <w:rFonts w:ascii="Verdana" w:hAnsi="Verdana"/>
                 <w:b w:val="0"/>
                 <w:sz w:val="16"/>
               </w:rPr>
@@ -6785,7 +6895,7 @@
             <w:r/>
             <w:r>
               <w:rPr>
-                <w:rFonts w:ascii="Arial" w:hAnsi="Arial"/>
+                <w:rFonts w:ascii="Verdana" w:hAnsi="Verdana"/>
                 <w:b w:val="0"/>
                 <w:sz w:val="16"/>
               </w:rPr>
@@ -6801,7 +6911,7 @@
             <w:r/>
             <w:r>
               <w:rPr>
-                <w:rFonts w:ascii="Arial" w:hAnsi="Arial"/>
+                <w:rFonts w:ascii="Verdana" w:hAnsi="Verdana"/>
                 <w:b w:val="0"/>
                 <w:sz w:val="16"/>
               </w:rPr>
@@ -6817,7 +6927,7 @@
             <w:r/>
             <w:r>
               <w:rPr>
-                <w:rFonts w:ascii="Arial" w:hAnsi="Arial"/>
+                <w:rFonts w:ascii="Verdana" w:hAnsi="Verdana"/>
                 <w:b w:val="0"/>
                 <w:sz w:val="16"/>
               </w:rPr>
@@ -6833,7 +6943,7 @@
             <w:r/>
             <w:r>
               <w:rPr>
-                <w:rFonts w:ascii="Arial" w:hAnsi="Arial"/>
+                <w:rFonts w:ascii="Verdana" w:hAnsi="Verdana"/>
                 <w:b w:val="0"/>
                 <w:sz w:val="16"/>
               </w:rPr>
@@ -6842,15 +6952,18 @@
         </w:tc>
       </w:tr>
       <w:tr>
-        <w:tc>
-          <w:tcPr>
-            <w:tcW w:type="dxa" w:w="1514"/>
-          </w:tcPr>
-          <w:p>
-            <w:r/>
-            <w:r>
-              <w:rPr>
-                <w:rFonts w:ascii="Arial" w:hAnsi="Arial"/>
+        <w:trPr>
+          <w:cantSplit/>
+        </w:trPr>
+        <w:tc>
+          <w:tcPr>
+            <w:tcW w:type="dxa" w:w="1514"/>
+          </w:tcPr>
+          <w:p>
+            <w:r/>
+            <w:r>
+              <w:rPr>
+                <w:rFonts w:ascii="Verdana" w:hAnsi="Verdana"/>
                 <w:b w:val="0"/>
                 <w:sz w:val="16"/>
               </w:rPr>
@@ -6866,7 +6979,7 @@
             <w:r/>
             <w:r>
               <w:rPr>
-                <w:rFonts w:ascii="Arial" w:hAnsi="Arial"/>
+                <w:rFonts w:ascii="Verdana" w:hAnsi="Verdana"/>
                 <w:b w:val="0"/>
                 <w:sz w:val="16"/>
               </w:rPr>
@@ -6882,7 +6995,7 @@
             <w:r/>
             <w:r>
               <w:rPr>
-                <w:rFonts w:ascii="Arial" w:hAnsi="Arial"/>
+                <w:rFonts w:ascii="Verdana" w:hAnsi="Verdana"/>
                 <w:b w:val="0"/>
                 <w:sz w:val="16"/>
               </w:rPr>
@@ -6898,7 +7011,7 @@
             <w:r/>
             <w:r>
               <w:rPr>
-                <w:rFonts w:ascii="Arial" w:hAnsi="Arial"/>
+                <w:rFonts w:ascii="Verdana" w:hAnsi="Verdana"/>
                 <w:b w:val="0"/>
                 <w:sz w:val="16"/>
               </w:rPr>
@@ -6914,7 +7027,7 @@
             <w:r/>
             <w:r>
               <w:rPr>
-                <w:rFonts w:ascii="Arial" w:hAnsi="Arial"/>
+                <w:rFonts w:ascii="Verdana" w:hAnsi="Verdana"/>
                 <w:b w:val="0"/>
                 <w:sz w:val="16"/>
               </w:rPr>
@@ -6930,7 +7043,7 @@
             <w:r/>
             <w:r>
               <w:rPr>
-                <w:rFonts w:ascii="Arial" w:hAnsi="Arial"/>
+                <w:rFonts w:ascii="Verdana" w:hAnsi="Verdana"/>
                 <w:b w:val="0"/>
                 <w:sz w:val="16"/>
               </w:rPr>
@@ -6946,7 +7059,7 @@
             <w:r/>
             <w:r>
               <w:rPr>
-                <w:rFonts w:ascii="Arial" w:hAnsi="Arial"/>
+                <w:rFonts w:ascii="Verdana" w:hAnsi="Verdana"/>
                 <w:b w:val="0"/>
                 <w:sz w:val="16"/>
               </w:rPr>
@@ -6962,7 +7075,7 @@
             <w:r/>
             <w:r>
               <w:rPr>
-                <w:rFonts w:ascii="Arial" w:hAnsi="Arial"/>
+                <w:rFonts w:ascii="Verdana" w:hAnsi="Verdana"/>
                 <w:b w:val="0"/>
                 <w:sz w:val="16"/>
               </w:rPr>
@@ -6978,7 +7091,7 @@
             <w:r/>
             <w:r>
               <w:rPr>
-                <w:rFonts w:ascii="Arial" w:hAnsi="Arial"/>
+                <w:rFonts w:ascii="Verdana" w:hAnsi="Verdana"/>
                 <w:b w:val="0"/>
                 <w:sz w:val="16"/>
               </w:rPr>
@@ -6994,7 +7107,7 @@
             <w:r/>
             <w:r>
               <w:rPr>
-                <w:rFonts w:ascii="Arial" w:hAnsi="Arial"/>
+                <w:rFonts w:ascii="Verdana" w:hAnsi="Verdana"/>
                 <w:b w:val="0"/>
                 <w:sz w:val="16"/>
               </w:rPr>
@@ -7003,15 +7116,18 @@
         </w:tc>
       </w:tr>
       <w:tr>
-        <w:tc>
-          <w:tcPr>
-            <w:tcW w:type="dxa" w:w="1514"/>
-          </w:tcPr>
-          <w:p>
-            <w:r/>
-            <w:r>
-              <w:rPr>
-                <w:rFonts w:ascii="Arial" w:hAnsi="Arial"/>
+        <w:trPr>
+          <w:cantSplit/>
+        </w:trPr>
+        <w:tc>
+          <w:tcPr>
+            <w:tcW w:type="dxa" w:w="1514"/>
+          </w:tcPr>
+          <w:p>
+            <w:r/>
+            <w:r>
+              <w:rPr>
+                <w:rFonts w:ascii="Verdana" w:hAnsi="Verdana"/>
                 <w:b w:val="0"/>
                 <w:sz w:val="16"/>
               </w:rPr>
@@ -7027,7 +7143,7 @@
             <w:r/>
             <w:r>
               <w:rPr>
-                <w:rFonts w:ascii="Arial" w:hAnsi="Arial"/>
+                <w:rFonts w:ascii="Verdana" w:hAnsi="Verdana"/>
                 <w:b w:val="0"/>
                 <w:sz w:val="16"/>
               </w:rPr>
@@ -7043,7 +7159,7 @@
             <w:r/>
             <w:r>
               <w:rPr>
-                <w:rFonts w:ascii="Arial" w:hAnsi="Arial"/>
+                <w:rFonts w:ascii="Verdana" w:hAnsi="Verdana"/>
                 <w:b w:val="0"/>
                 <w:sz w:val="16"/>
               </w:rPr>
@@ -7059,7 +7175,7 @@
             <w:r/>
             <w:r>
               <w:rPr>
-                <w:rFonts w:ascii="Arial" w:hAnsi="Arial"/>
+                <w:rFonts w:ascii="Verdana" w:hAnsi="Verdana"/>
                 <w:b w:val="0"/>
                 <w:sz w:val="16"/>
               </w:rPr>
@@ -7075,7 +7191,7 @@
             <w:r/>
             <w:r>
               <w:rPr>
-                <w:rFonts w:ascii="Arial" w:hAnsi="Arial"/>
+                <w:rFonts w:ascii="Verdana" w:hAnsi="Verdana"/>
                 <w:b w:val="0"/>
                 <w:sz w:val="16"/>
               </w:rPr>
@@ -7091,7 +7207,7 @@
             <w:r/>
             <w:r>
               <w:rPr>
-                <w:rFonts w:ascii="Arial" w:hAnsi="Arial"/>
+                <w:rFonts w:ascii="Verdana" w:hAnsi="Verdana"/>
                 <w:b w:val="0"/>
                 <w:sz w:val="16"/>
               </w:rPr>
@@ -7107,7 +7223,7 @@
             <w:r/>
             <w:r>
               <w:rPr>
-                <w:rFonts w:ascii="Arial" w:hAnsi="Arial"/>
+                <w:rFonts w:ascii="Verdana" w:hAnsi="Verdana"/>
                 <w:b w:val="0"/>
                 <w:sz w:val="16"/>
               </w:rPr>
@@ -7123,7 +7239,7 @@
             <w:r/>
             <w:r>
               <w:rPr>
-                <w:rFonts w:ascii="Arial" w:hAnsi="Arial"/>
+                <w:rFonts w:ascii="Verdana" w:hAnsi="Verdana"/>
                 <w:b w:val="0"/>
                 <w:sz w:val="16"/>
               </w:rPr>
@@ -7139,7 +7255,7 @@
             <w:r/>
             <w:r>
               <w:rPr>
-                <w:rFonts w:ascii="Arial" w:hAnsi="Arial"/>
+                <w:rFonts w:ascii="Verdana" w:hAnsi="Verdana"/>
                 <w:b w:val="0"/>
                 <w:sz w:val="16"/>
               </w:rPr>
@@ -7155,7 +7271,7 @@
             <w:r/>
             <w:r>
               <w:rPr>
-                <w:rFonts w:ascii="Arial" w:hAnsi="Arial"/>
+                <w:rFonts w:ascii="Verdana" w:hAnsi="Verdana"/>
                 <w:b w:val="0"/>
                 <w:sz w:val="16"/>
               </w:rPr>
@@ -7164,15 +7280,18 @@
         </w:tc>
       </w:tr>
       <w:tr>
-        <w:tc>
-          <w:tcPr>
-            <w:tcW w:type="dxa" w:w="1514"/>
-          </w:tcPr>
-          <w:p>
-            <w:r/>
-            <w:r>
-              <w:rPr>
-                <w:rFonts w:ascii="Arial" w:hAnsi="Arial"/>
+        <w:trPr>
+          <w:cantSplit/>
+        </w:trPr>
+        <w:tc>
+          <w:tcPr>
+            <w:tcW w:type="dxa" w:w="1514"/>
+          </w:tcPr>
+          <w:p>
+            <w:r/>
+            <w:r>
+              <w:rPr>
+                <w:rFonts w:ascii="Verdana" w:hAnsi="Verdana"/>
                 <w:b w:val="0"/>
                 <w:sz w:val="16"/>
               </w:rPr>
@@ -7188,7 +7307,7 @@
             <w:r/>
             <w:r>
               <w:rPr>
-                <w:rFonts w:ascii="Arial" w:hAnsi="Arial"/>
+                <w:rFonts w:ascii="Verdana" w:hAnsi="Verdana"/>
                 <w:b w:val="0"/>
                 <w:sz w:val="16"/>
               </w:rPr>
@@ -7204,7 +7323,7 @@
             <w:r/>
             <w:r>
               <w:rPr>
-                <w:rFonts w:ascii="Arial" w:hAnsi="Arial"/>
+                <w:rFonts w:ascii="Verdana" w:hAnsi="Verdana"/>
                 <w:b w:val="0"/>
                 <w:sz w:val="16"/>
               </w:rPr>
@@ -7220,7 +7339,7 @@
             <w:r/>
             <w:r>
               <w:rPr>
-                <w:rFonts w:ascii="Arial" w:hAnsi="Arial"/>
+                <w:rFonts w:ascii="Verdana" w:hAnsi="Verdana"/>
                 <w:b w:val="0"/>
                 <w:sz w:val="16"/>
               </w:rPr>
@@ -7236,7 +7355,7 @@
             <w:r/>
             <w:r>
               <w:rPr>
-                <w:rFonts w:ascii="Arial" w:hAnsi="Arial"/>
+                <w:rFonts w:ascii="Verdana" w:hAnsi="Verdana"/>
                 <w:b w:val="0"/>
                 <w:sz w:val="16"/>
               </w:rPr>
@@ -7252,7 +7371,7 @@
             <w:r/>
             <w:r>
               <w:rPr>
-                <w:rFonts w:ascii="Arial" w:hAnsi="Arial"/>
+                <w:rFonts w:ascii="Verdana" w:hAnsi="Verdana"/>
                 <w:b w:val="0"/>
                 <w:sz w:val="16"/>
               </w:rPr>
@@ -7268,7 +7387,7 @@
             <w:r/>
             <w:r>
               <w:rPr>
-                <w:rFonts w:ascii="Arial" w:hAnsi="Arial"/>
+                <w:rFonts w:ascii="Verdana" w:hAnsi="Verdana"/>
                 <w:b w:val="0"/>
                 <w:sz w:val="16"/>
               </w:rPr>
@@ -7284,7 +7403,7 @@
             <w:r/>
             <w:r>
               <w:rPr>
-                <w:rFonts w:ascii="Arial" w:hAnsi="Arial"/>
+                <w:rFonts w:ascii="Verdana" w:hAnsi="Verdana"/>
                 <w:b w:val="0"/>
                 <w:sz w:val="16"/>
               </w:rPr>
@@ -7300,7 +7419,7 @@
             <w:r/>
             <w:r>
               <w:rPr>
-                <w:rFonts w:ascii="Arial" w:hAnsi="Arial"/>
+                <w:rFonts w:ascii="Verdana" w:hAnsi="Verdana"/>
                 <w:b w:val="0"/>
                 <w:sz w:val="16"/>
               </w:rPr>
@@ -7316,7 +7435,7 @@
             <w:r/>
             <w:r>
               <w:rPr>
-                <w:rFonts w:ascii="Arial" w:hAnsi="Arial"/>
+                <w:rFonts w:ascii="Verdana" w:hAnsi="Verdana"/>
                 <w:b w:val="0"/>
                 <w:sz w:val="16"/>
               </w:rPr>
@@ -7325,15 +7444,18 @@
         </w:tc>
       </w:tr>
       <w:tr>
-        <w:tc>
-          <w:tcPr>
-            <w:tcW w:type="dxa" w:w="1514"/>
-          </w:tcPr>
-          <w:p>
-            <w:r/>
-            <w:r>
-              <w:rPr>
-                <w:rFonts w:ascii="Arial" w:hAnsi="Arial"/>
+        <w:trPr>
+          <w:cantSplit/>
+        </w:trPr>
+        <w:tc>
+          <w:tcPr>
+            <w:tcW w:type="dxa" w:w="1514"/>
+          </w:tcPr>
+          <w:p>
+            <w:r/>
+            <w:r>
+              <w:rPr>
+                <w:rFonts w:ascii="Verdana" w:hAnsi="Verdana"/>
                 <w:b w:val="0"/>
                 <w:sz w:val="16"/>
               </w:rPr>
@@ -7349,7 +7471,7 @@
             <w:r/>
             <w:r>
               <w:rPr>
-                <w:rFonts w:ascii="Arial" w:hAnsi="Arial"/>
+                <w:rFonts w:ascii="Verdana" w:hAnsi="Verdana"/>
                 <w:b w:val="0"/>
                 <w:sz w:val="16"/>
               </w:rPr>
@@ -7365,7 +7487,7 @@
             <w:r/>
             <w:r>
               <w:rPr>
-                <w:rFonts w:ascii="Arial" w:hAnsi="Arial"/>
+                <w:rFonts w:ascii="Verdana" w:hAnsi="Verdana"/>
                 <w:b w:val="0"/>
                 <w:sz w:val="16"/>
               </w:rPr>
@@ -7381,7 +7503,7 @@
             <w:r/>
             <w:r>
               <w:rPr>
-                <w:rFonts w:ascii="Arial" w:hAnsi="Arial"/>
+                <w:rFonts w:ascii="Verdana" w:hAnsi="Verdana"/>
                 <w:b w:val="0"/>
                 <w:sz w:val="16"/>
               </w:rPr>
@@ -7397,7 +7519,7 @@
             <w:r/>
             <w:r>
               <w:rPr>
-                <w:rFonts w:ascii="Arial" w:hAnsi="Arial"/>
+                <w:rFonts w:ascii="Verdana" w:hAnsi="Verdana"/>
                 <w:b w:val="0"/>
                 <w:sz w:val="16"/>
               </w:rPr>
@@ -7413,7 +7535,7 @@
             <w:r/>
             <w:r>
               <w:rPr>
-                <w:rFonts w:ascii="Arial" w:hAnsi="Arial"/>
+                <w:rFonts w:ascii="Verdana" w:hAnsi="Verdana"/>
                 <w:b w:val="0"/>
                 <w:sz w:val="16"/>
               </w:rPr>
@@ -7429,7 +7551,7 @@
             <w:r/>
             <w:r>
               <w:rPr>
-                <w:rFonts w:ascii="Arial" w:hAnsi="Arial"/>
+                <w:rFonts w:ascii="Verdana" w:hAnsi="Verdana"/>
                 <w:b w:val="0"/>
                 <w:sz w:val="16"/>
               </w:rPr>
@@ -7445,7 +7567,7 @@
             <w:r/>
             <w:r>
               <w:rPr>
-                <w:rFonts w:ascii="Arial" w:hAnsi="Arial"/>
+                <w:rFonts w:ascii="Verdana" w:hAnsi="Verdana"/>
                 <w:b w:val="0"/>
                 <w:sz w:val="16"/>
               </w:rPr>
@@ -7461,7 +7583,7 @@
             <w:r/>
             <w:r>
               <w:rPr>
-                <w:rFonts w:ascii="Arial" w:hAnsi="Arial"/>
+                <w:rFonts w:ascii="Verdana" w:hAnsi="Verdana"/>
                 <w:b w:val="0"/>
                 <w:sz w:val="16"/>
               </w:rPr>
@@ -7477,7 +7599,7 @@
             <w:r/>
             <w:r>
               <w:rPr>
-                <w:rFonts w:ascii="Arial" w:hAnsi="Arial"/>
+                <w:rFonts w:ascii="Verdana" w:hAnsi="Verdana"/>
                 <w:b w:val="0"/>
                 <w:sz w:val="16"/>
               </w:rPr>
@@ -7486,15 +7608,18 @@
         </w:tc>
       </w:tr>
       <w:tr>
-        <w:tc>
-          <w:tcPr>
-            <w:tcW w:type="dxa" w:w="1514"/>
-          </w:tcPr>
-          <w:p>
-            <w:r/>
-            <w:r>
-              <w:rPr>
-                <w:rFonts w:ascii="Arial" w:hAnsi="Arial"/>
+        <w:trPr>
+          <w:cantSplit/>
+        </w:trPr>
+        <w:tc>
+          <w:tcPr>
+            <w:tcW w:type="dxa" w:w="1514"/>
+          </w:tcPr>
+          <w:p>
+            <w:r/>
+            <w:r>
+              <w:rPr>
+                <w:rFonts w:ascii="Verdana" w:hAnsi="Verdana"/>
                 <w:b w:val="0"/>
                 <w:sz w:val="16"/>
               </w:rPr>
@@ -7510,7 +7635,7 @@
             <w:r/>
             <w:r>
               <w:rPr>
-                <w:rFonts w:ascii="Arial" w:hAnsi="Arial"/>
+                <w:rFonts w:ascii="Verdana" w:hAnsi="Verdana"/>
                 <w:b w:val="0"/>
                 <w:sz w:val="16"/>
               </w:rPr>
@@ -7526,7 +7651,7 @@
             <w:r/>
             <w:r>
               <w:rPr>
-                <w:rFonts w:ascii="Arial" w:hAnsi="Arial"/>
+                <w:rFonts w:ascii="Verdana" w:hAnsi="Verdana"/>
                 <w:b w:val="0"/>
                 <w:sz w:val="16"/>
               </w:rPr>
@@ -7542,7 +7667,7 @@
             <w:r/>
             <w:r>
               <w:rPr>
-                <w:rFonts w:ascii="Arial" w:hAnsi="Arial"/>
+                <w:rFonts w:ascii="Verdana" w:hAnsi="Verdana"/>
                 <w:b w:val="0"/>
                 <w:sz w:val="16"/>
               </w:rPr>
@@ -7558,7 +7683,7 @@
             <w:r/>
             <w:r>
               <w:rPr>
-                <w:rFonts w:ascii="Arial" w:hAnsi="Arial"/>
+                <w:rFonts w:ascii="Verdana" w:hAnsi="Verdana"/>
                 <w:b w:val="0"/>
                 <w:sz w:val="16"/>
               </w:rPr>
@@ -7574,7 +7699,7 @@
             <w:r/>
             <w:r>
               <w:rPr>
-                <w:rFonts w:ascii="Arial" w:hAnsi="Arial"/>
+                <w:rFonts w:ascii="Verdana" w:hAnsi="Verdana"/>
                 <w:b w:val="0"/>
                 <w:sz w:val="16"/>
               </w:rPr>
@@ -7590,7 +7715,7 @@
             <w:r/>
             <w:r>
               <w:rPr>
-                <w:rFonts w:ascii="Arial" w:hAnsi="Arial"/>
+                <w:rFonts w:ascii="Verdana" w:hAnsi="Verdana"/>
                 <w:b w:val="0"/>
                 <w:sz w:val="16"/>
               </w:rPr>
@@ -7606,7 +7731,7 @@
             <w:r/>
             <w:r>
               <w:rPr>
-                <w:rFonts w:ascii="Arial" w:hAnsi="Arial"/>
+                <w:rFonts w:ascii="Verdana" w:hAnsi="Verdana"/>
                 <w:b w:val="0"/>
                 <w:sz w:val="16"/>
               </w:rPr>
@@ -7622,7 +7747,7 @@
             <w:r/>
             <w:r>
               <w:rPr>
-                <w:rFonts w:ascii="Arial" w:hAnsi="Arial"/>
+                <w:rFonts w:ascii="Verdana" w:hAnsi="Verdana"/>
                 <w:b w:val="0"/>
                 <w:sz w:val="16"/>
               </w:rPr>
@@ -7638,7 +7763,7 @@
             <w:r/>
             <w:r>
               <w:rPr>
-                <w:rFonts w:ascii="Arial" w:hAnsi="Arial"/>
+                <w:rFonts w:ascii="Verdana" w:hAnsi="Verdana"/>
                 <w:b w:val="0"/>
                 <w:sz w:val="16"/>
               </w:rPr>
@@ -7647,15 +7772,18 @@
         </w:tc>
       </w:tr>
       <w:tr>
-        <w:tc>
-          <w:tcPr>
-            <w:tcW w:type="dxa" w:w="1514"/>
-          </w:tcPr>
-          <w:p>
-            <w:r/>
-            <w:r>
-              <w:rPr>
-                <w:rFonts w:ascii="Arial" w:hAnsi="Arial"/>
+        <w:trPr>
+          <w:cantSplit/>
+        </w:trPr>
+        <w:tc>
+          <w:tcPr>
+            <w:tcW w:type="dxa" w:w="1514"/>
+          </w:tcPr>
+          <w:p>
+            <w:r/>
+            <w:r>
+              <w:rPr>
+                <w:rFonts w:ascii="Verdana" w:hAnsi="Verdana"/>
                 <w:b w:val="0"/>
                 <w:sz w:val="16"/>
               </w:rPr>
@@ -7671,7 +7799,7 @@
             <w:r/>
             <w:r>
               <w:rPr>
-                <w:rFonts w:ascii="Arial" w:hAnsi="Arial"/>
+                <w:rFonts w:ascii="Verdana" w:hAnsi="Verdana"/>
                 <w:b w:val="0"/>
                 <w:sz w:val="16"/>
               </w:rPr>
@@ -7687,7 +7815,7 @@
             <w:r/>
             <w:r>
               <w:rPr>
-                <w:rFonts w:ascii="Arial" w:hAnsi="Arial"/>
+                <w:rFonts w:ascii="Verdana" w:hAnsi="Verdana"/>
                 <w:b w:val="0"/>
                 <w:sz w:val="16"/>
               </w:rPr>
@@ -7703,7 +7831,7 @@
             <w:r/>
             <w:r>
               <w:rPr>
-                <w:rFonts w:ascii="Arial" w:hAnsi="Arial"/>
+                <w:rFonts w:ascii="Verdana" w:hAnsi="Verdana"/>
                 <w:b w:val="0"/>
                 <w:sz w:val="16"/>
               </w:rPr>
@@ -7719,7 +7847,7 @@
             <w:r/>
             <w:r>
               <w:rPr>
-                <w:rFonts w:ascii="Arial" w:hAnsi="Arial"/>
+                <w:rFonts w:ascii="Verdana" w:hAnsi="Verdana"/>
                 <w:b w:val="0"/>
                 <w:sz w:val="16"/>
               </w:rPr>
@@ -7735,7 +7863,7 @@
             <w:r/>
             <w:r>
               <w:rPr>
-                <w:rFonts w:ascii="Arial" w:hAnsi="Arial"/>
+                <w:rFonts w:ascii="Verdana" w:hAnsi="Verdana"/>
                 <w:b w:val="0"/>
                 <w:sz w:val="16"/>
               </w:rPr>
@@ -7751,7 +7879,7 @@
             <w:r/>
             <w:r>
               <w:rPr>
-                <w:rFonts w:ascii="Arial" w:hAnsi="Arial"/>
+                <w:rFonts w:ascii="Verdana" w:hAnsi="Verdana"/>
                 <w:b w:val="0"/>
                 <w:sz w:val="16"/>
               </w:rPr>
@@ -7767,7 +7895,7 @@
             <w:r/>
             <w:r>
               <w:rPr>
-                <w:rFonts w:ascii="Arial" w:hAnsi="Arial"/>
+                <w:rFonts w:ascii="Verdana" w:hAnsi="Verdana"/>
                 <w:b w:val="0"/>
                 <w:sz w:val="16"/>
               </w:rPr>
@@ -7783,7 +7911,7 @@
             <w:r/>
             <w:r>
               <w:rPr>
-                <w:rFonts w:ascii="Arial" w:hAnsi="Arial"/>
+                <w:rFonts w:ascii="Verdana" w:hAnsi="Verdana"/>
                 <w:b w:val="0"/>
                 <w:sz w:val="16"/>
               </w:rPr>
@@ -7799,11 +7927,11 @@
             <w:r/>
             <w:r>
               <w:rPr>
-                <w:rFonts w:ascii="Arial" w:hAnsi="Arial"/>
-                <w:b w:val="0"/>
-                <w:sz w:val="16"/>
-              </w:rPr>
-              <w:t>Note 83: These temperatures are used to compute the 'environmental' contribution to the internal calibration target (ICT) radiances. When this bit is set to 1, the invalid temperatures shall be replaced with the validated temperature values of the ICT.</w:t>
+                <w:rFonts w:ascii="Verdana" w:hAnsi="Verdana"/>
+                <w:b w:val="0"/>
+                <w:sz w:val="16"/>
+              </w:rPr>
+              <w:t>Note 83: Global UV irradiation (0 14 072) is UV energy integrated over period specified for spectral band specified. 0 14 072 shall be preceded by a time period descriptor and by Spectrographic wavelength (0 02 071) and Spectrographic width (0 02 072). For example, if 0 14 072 is used for global UV-B irradiation, 0 02 071 and 0 02 072shall specify spectral band 280 to 315 nm.</w:t>
             </w:r>
           </w:p>
         </w:tc>

--- a/docx/en/BUFRCREX_TableB_en_14.docx
+++ b/docx/en/BUFRCREX_TableB_en_14.docx
@@ -239,7 +239,7 @@
                 <w:b w:val="0"/>
                 <w:sz w:val="16"/>
               </w:rPr>
-              <w:t>014001</w:t>
+              <w:t>0 14 001</w:t>
             </w:r>
           </w:p>
         </w:tc>
@@ -403,7 +403,7 @@
                 <w:b w:val="0"/>
                 <w:sz w:val="16"/>
               </w:rPr>
-              <w:t>014002</w:t>
+              <w:t>0 14 002</w:t>
             </w:r>
           </w:p>
         </w:tc>
@@ -567,7 +567,7 @@
                 <w:b w:val="0"/>
                 <w:sz w:val="16"/>
               </w:rPr>
-              <w:t>014003</w:t>
+              <w:t>0 14 003</w:t>
             </w:r>
           </w:p>
         </w:tc>
@@ -731,7 +731,7 @@
                 <w:b w:val="0"/>
                 <w:sz w:val="16"/>
               </w:rPr>
-              <w:t>014004</w:t>
+              <w:t>0 14 004</w:t>
             </w:r>
           </w:p>
         </w:tc>
@@ -895,7 +895,7 @@
                 <w:b w:val="0"/>
                 <w:sz w:val="16"/>
               </w:rPr>
-              <w:t>014011</w:t>
+              <w:t>0 14 011</w:t>
             </w:r>
           </w:p>
         </w:tc>
@@ -1059,7 +1059,7 @@
                 <w:b w:val="0"/>
                 <w:sz w:val="16"/>
               </w:rPr>
-              <w:t>014012</w:t>
+              <w:t>0 14 012</w:t>
             </w:r>
           </w:p>
         </w:tc>
@@ -1223,7 +1223,7 @@
                 <w:b w:val="0"/>
                 <w:sz w:val="16"/>
               </w:rPr>
-              <w:t>014013</w:t>
+              <w:t>0 14 013</w:t>
             </w:r>
           </w:p>
         </w:tc>
@@ -1387,7 +1387,7 @@
                 <w:b w:val="0"/>
                 <w:sz w:val="16"/>
               </w:rPr>
-              <w:t>014014</w:t>
+              <w:t>0 14 014</w:t>
             </w:r>
           </w:p>
         </w:tc>
@@ -1551,7 +1551,7 @@
                 <w:b w:val="0"/>
                 <w:sz w:val="16"/>
               </w:rPr>
-              <w:t>014015</w:t>
+              <w:t>0 14 015</w:t>
             </w:r>
           </w:p>
         </w:tc>
@@ -1715,7 +1715,7 @@
                 <w:b w:val="0"/>
                 <w:sz w:val="16"/>
               </w:rPr>
-              <w:t>014016</w:t>
+              <w:t>0 14 016</w:t>
             </w:r>
           </w:p>
         </w:tc>
@@ -1879,7 +1879,7 @@
                 <w:b w:val="0"/>
                 <w:sz w:val="16"/>
               </w:rPr>
-              <w:t>014017</w:t>
+              <w:t>0 14 017</w:t>
             </w:r>
           </w:p>
         </w:tc>
@@ -2043,7 +2043,7 @@
                 <w:b w:val="0"/>
                 <w:sz w:val="16"/>
               </w:rPr>
-              <w:t>014018</w:t>
+              <w:t>0 14 018</w:t>
             </w:r>
           </w:p>
         </w:tc>
@@ -2207,7 +2207,7 @@
                 <w:b w:val="0"/>
                 <w:sz w:val="16"/>
               </w:rPr>
-              <w:t>014019</w:t>
+              <w:t>0 14 019</w:t>
             </w:r>
           </w:p>
         </w:tc>
@@ -2371,7 +2371,7 @@
                 <w:b w:val="0"/>
                 <w:sz w:val="16"/>
               </w:rPr>
-              <w:t>014020</w:t>
+              <w:t>0 14 020</w:t>
             </w:r>
           </w:p>
         </w:tc>
@@ -2535,7 +2535,7 @@
                 <w:b w:val="0"/>
                 <w:sz w:val="16"/>
               </w:rPr>
-              <w:t>014021</w:t>
+              <w:t>0 14 021</w:t>
             </w:r>
           </w:p>
         </w:tc>
@@ -2699,7 +2699,7 @@
                 <w:b w:val="0"/>
                 <w:sz w:val="16"/>
               </w:rPr>
-              <w:t>014022</w:t>
+              <w:t>0 14 022</w:t>
             </w:r>
           </w:p>
         </w:tc>
@@ -2863,7 +2863,7 @@
                 <w:b w:val="0"/>
                 <w:sz w:val="16"/>
               </w:rPr>
-              <w:t>014023</w:t>
+              <w:t>0 14 023</w:t>
             </w:r>
           </w:p>
         </w:tc>
@@ -3027,7 +3027,7 @@
                 <w:b w:val="0"/>
                 <w:sz w:val="16"/>
               </w:rPr>
-              <w:t>014024</w:t>
+              <w:t>0 14 024</w:t>
             </w:r>
           </w:p>
         </w:tc>
@@ -3191,7 +3191,7 @@
                 <w:b w:val="0"/>
                 <w:sz w:val="16"/>
               </w:rPr>
-              <w:t>014025</w:t>
+              <w:t>0 14 025</w:t>
             </w:r>
           </w:p>
         </w:tc>
@@ -3355,7 +3355,7 @@
                 <w:b w:val="0"/>
                 <w:sz w:val="16"/>
               </w:rPr>
-              <w:t>014026</w:t>
+              <w:t>0 14 026</w:t>
             </w:r>
           </w:p>
         </w:tc>
@@ -3519,7 +3519,7 @@
                 <w:b w:val="0"/>
                 <w:sz w:val="16"/>
               </w:rPr>
-              <w:t>014027</w:t>
+              <w:t>0 14 027</w:t>
             </w:r>
           </w:p>
         </w:tc>
@@ -3683,7 +3683,7 @@
                 <w:b w:val="0"/>
                 <w:sz w:val="16"/>
               </w:rPr>
-              <w:t>014028</w:t>
+              <w:t>0 14 028</w:t>
             </w:r>
           </w:p>
         </w:tc>
@@ -3847,7 +3847,7 @@
                 <w:b w:val="0"/>
                 <w:sz w:val="16"/>
               </w:rPr>
-              <w:t>014029</w:t>
+              <w:t>0 14 029</w:t>
             </w:r>
           </w:p>
         </w:tc>
@@ -4011,7 +4011,7 @@
                 <w:b w:val="0"/>
                 <w:sz w:val="16"/>
               </w:rPr>
-              <w:t>014030</w:t>
+              <w:t>0 14 030</w:t>
             </w:r>
           </w:p>
         </w:tc>
@@ -4175,7 +4175,7 @@
                 <w:b w:val="0"/>
                 <w:sz w:val="16"/>
               </w:rPr>
-              <w:t>014031</w:t>
+              <w:t>0 14 031</w:t>
             </w:r>
           </w:p>
         </w:tc>
@@ -4339,7 +4339,7 @@
                 <w:b w:val="0"/>
                 <w:sz w:val="16"/>
               </w:rPr>
-              <w:t>014032</w:t>
+              <w:t>0 14 032</w:t>
             </w:r>
           </w:p>
         </w:tc>
@@ -4503,7 +4503,7 @@
                 <w:b w:val="0"/>
                 <w:sz w:val="16"/>
               </w:rPr>
-              <w:t>014033</w:t>
+              <w:t>0 14 033</w:t>
             </w:r>
           </w:p>
         </w:tc>
@@ -4667,7 +4667,7 @@
                 <w:b w:val="0"/>
                 <w:sz w:val="16"/>
               </w:rPr>
-              <w:t>014034</w:t>
+              <w:t>0 14 034</w:t>
             </w:r>
           </w:p>
         </w:tc>
@@ -4831,7 +4831,7 @@
                 <w:b w:val="0"/>
                 <w:sz w:val="16"/>
               </w:rPr>
-              <w:t>014035</w:t>
+              <w:t>0 14 035</w:t>
             </w:r>
           </w:p>
         </w:tc>
@@ -4995,7 +4995,7 @@
                 <w:b w:val="0"/>
                 <w:sz w:val="16"/>
               </w:rPr>
-              <w:t>014042</w:t>
+              <w:t>0 14 042</w:t>
             </w:r>
           </w:p>
         </w:tc>
@@ -5159,7 +5159,7 @@
                 <w:b w:val="0"/>
                 <w:sz w:val="16"/>
               </w:rPr>
-              <w:t>014043</w:t>
+              <w:t>0 14 043</w:t>
             </w:r>
           </w:p>
         </w:tc>
@@ -5324,7 +5324,7 @@
                 <w:b w:val="0"/>
                 <w:sz w:val="16"/>
               </w:rPr>
-              <w:t>014044</w:t>
+              <w:t>0 14 044</w:t>
             </w:r>
           </w:p>
         </w:tc>
@@ -5488,7 +5488,7 @@
                 <w:b w:val="0"/>
                 <w:sz w:val="16"/>
               </w:rPr>
-              <w:t>014045</w:t>
+              <w:t>0 14 045</w:t>
             </w:r>
           </w:p>
         </w:tc>
@@ -5653,7 +5653,7 @@
                 <w:b w:val="0"/>
                 <w:sz w:val="16"/>
               </w:rPr>
-              <w:t>014046</w:t>
+              <w:t>0 14 046</w:t>
             </w:r>
           </w:p>
         </w:tc>
@@ -5818,7 +5818,7 @@
                 <w:b w:val="0"/>
                 <w:sz w:val="16"/>
               </w:rPr>
-              <w:t>014047</w:t>
+              <w:t>0 14 047</w:t>
             </w:r>
           </w:p>
         </w:tc>
@@ -5982,7 +5982,7 @@
                 <w:b w:val="0"/>
                 <w:sz w:val="16"/>
               </w:rPr>
-              <w:t>014048</w:t>
+              <w:t>0 14 048</w:t>
             </w:r>
           </w:p>
         </w:tc>
@@ -6146,7 +6146,7 @@
                 <w:b w:val="0"/>
                 <w:sz w:val="16"/>
               </w:rPr>
-              <w:t>014049</w:t>
+              <w:t>0 14 049</w:t>
             </w:r>
           </w:p>
         </w:tc>
@@ -6310,7 +6310,7 @@
                 <w:b w:val="0"/>
                 <w:sz w:val="16"/>
               </w:rPr>
-              <w:t>014050</w:t>
+              <w:t>0 14 050</w:t>
             </w:r>
           </w:p>
         </w:tc>
@@ -6475,7 +6475,7 @@
                 <w:b w:val="0"/>
                 <w:sz w:val="16"/>
               </w:rPr>
-              <w:t>014051</w:t>
+              <w:t>0 14 051</w:t>
             </w:r>
           </w:p>
         </w:tc>
@@ -6639,7 +6639,7 @@
                 <w:b w:val="0"/>
                 <w:sz w:val="16"/>
               </w:rPr>
-              <w:t>014052</w:t>
+              <w:t>0 14 052</w:t>
             </w:r>
           </w:p>
         </w:tc>
@@ -6803,7 +6803,7 @@
                 <w:b w:val="0"/>
                 <w:sz w:val="16"/>
               </w:rPr>
-              <w:t>014053</w:t>
+              <w:t>0 14 053</w:t>
             </w:r>
           </w:p>
         </w:tc>
@@ -6967,7 +6967,7 @@
                 <w:b w:val="0"/>
                 <w:sz w:val="16"/>
               </w:rPr>
-              <w:t>014054</w:t>
+              <w:t>0 14 054</w:t>
             </w:r>
           </w:p>
         </w:tc>
@@ -7131,7 +7131,7 @@
                 <w:b w:val="0"/>
                 <w:sz w:val="16"/>
               </w:rPr>
-              <w:t>014055</w:t>
+              <w:t>0 14 055</w:t>
             </w:r>
           </w:p>
         </w:tc>
@@ -7295,7 +7295,7 @@
                 <w:b w:val="0"/>
                 <w:sz w:val="16"/>
               </w:rPr>
-              <w:t>014056</w:t>
+              <w:t>0 14 056</w:t>
             </w:r>
           </w:p>
         </w:tc>
@@ -7459,7 +7459,7 @@
                 <w:b w:val="0"/>
                 <w:sz w:val="16"/>
               </w:rPr>
-              <w:t>014057</w:t>
+              <w:t>0 14 057</w:t>
             </w:r>
           </w:p>
         </w:tc>
@@ -7623,7 +7623,7 @@
                 <w:b w:val="0"/>
                 <w:sz w:val="16"/>
               </w:rPr>
-              <w:t>014058</w:t>
+              <w:t>0 14 058</w:t>
             </w:r>
           </w:p>
         </w:tc>
@@ -7787,7 +7787,7 @@
                 <w:b w:val="0"/>
                 <w:sz w:val="16"/>
               </w:rPr>
-              <w:t>014072</w:t>
+              <w:t>0 14 072</w:t>
             </w:r>
           </w:p>
         </w:tc>

--- a/docx/en/BUFRCREX_TableB_en_14.docx
+++ b/docx/en/BUFRCREX_TableB_en_14.docx
@@ -13,6 +13,376 @@
           <w:sz w:val="22"/>
         </w:rPr>
         <w:t>Class 14: Radiation and radiance</w:t>
+      </w:r>
+    </w:p>
+    <w:p>
+      <w:r>
+        <w:rPr>
+          <w:rFonts w:ascii="Verdana" w:hAnsi="Verdana"/>
+          <w:i/>
+          <w:sz w:val="14"/>
+        </w:rPr>
+        <w:t>Note 23: A precipitation value of -0.1 kg m-2 before scaling (-1 after scaling or in CREX) shall indicate a "trace" (non-measurable, less than 0.05 kg m-2).</w:t>
+      </w:r>
+    </w:p>
+    <w:p>
+      <w:r>
+        <w:rPr>
+          <w:rFonts w:ascii="Verdana" w:hAnsi="Verdana"/>
+          <w:i/>
+          <w:sz w:val="14"/>
+        </w:rPr>
+        <w:t>Note 25: A previously defined significance may be cancelled by transmitting a "missing" from the appropriate code or flag table.</w:t>
+      </w:r>
+    </w:p>
+    <w:p>
+      <w:r>
+        <w:rPr>
+          <w:rFonts w:ascii="Verdana" w:hAnsi="Verdana"/>
+          <w:i/>
+          <w:sz w:val="14"/>
+        </w:rPr>
+        <w:t>Note 27: All times are Universal Time Coordinated (UTC) unless otherwise noted.</w:t>
+      </w:r>
+    </w:p>
+    <w:p>
+      <w:r>
+        <w:rPr>
+          <w:rFonts w:ascii="Verdana" w:hAnsi="Verdana"/>
+          <w:i/>
+          <w:sz w:val="14"/>
+        </w:rPr>
+        <w:t>Note 32: Bearing or azimuth shall only be used with respect to a stated location, and shall not redefine that location.</w:t>
+      </w:r>
+    </w:p>
+    <w:p>
+      <w:r>
+        <w:rPr>
+          <w:rFonts w:ascii="Verdana" w:hAnsi="Verdana"/>
+          <w:i/>
+          <w:sz w:val="14"/>
+        </w:rPr>
+        <w:t>Note 62: Distance shall only be used with respect to a stated location and a bearing, azimuth or elevation; it shall not redefine that location.</w:t>
+      </w:r>
+    </w:p>
+    <w:p>
+      <w:r>
+        <w:rPr>
+          <w:rFonts w:ascii="Verdana" w:hAnsi="Verdana"/>
+          <w:i/>
+          <w:sz w:val="14"/>
+        </w:rPr>
+        <w:t>Note 63: Downward radiation shall be assigned positive values.</w:t>
+      </w:r>
+    </w:p>
+    <w:p>
+      <w:r>
+        <w:rPr>
+          <w:rFonts w:ascii="Verdana" w:hAnsi="Verdana"/>
+          <w:i/>
+          <w:sz w:val="14"/>
+        </w:rPr>
+        <w:t>Note 64: Downward w-components shall be assigned positive values where units are Pa s-1.</w:t>
+      </w:r>
+    </w:p>
+    <w:p>
+      <w:r>
+        <w:rPr>
+          <w:rFonts w:ascii="Verdana" w:hAnsi="Verdana"/>
+          <w:i/>
+          <w:sz w:val="14"/>
+        </w:rPr>
+        <w:t>Note 66: East to west increments shall be assigned negative values.</w:t>
+      </w:r>
+    </w:p>
+    <w:p>
+      <w:r>
+        <w:rPr>
+          <w:rFonts w:ascii="Verdana" w:hAnsi="Verdana"/>
+          <w:i/>
+          <w:sz w:val="14"/>
+        </w:rPr>
+        <w:t>Note 75: For CREX descriptors F = B, not 0.</w:t>
+      </w:r>
+    </w:p>
+    <w:p>
+      <w:r>
+        <w:rPr>
+          <w:rFonts w:ascii="Verdana" w:hAnsi="Verdana"/>
+          <w:i/>
+          <w:sz w:val="14"/>
+        </w:rPr>
+        <w:t>Note 92: In order to distinguish unambiguously the cases of missing data and saturated pixels, n-bit image data should be encoded using a data width of n+1. Where such a descriptor is not already available in Class 30, operator descriptor 2 01 YYY should be used to modify the data width of the existing entry as required.</w:t>
+      </w:r>
+    </w:p>
+    <w:p>
+      <w:r>
+        <w:rPr>
+          <w:rFonts w:ascii="Verdana" w:hAnsi="Verdana"/>
+          <w:i/>
+          <w:sz w:val="14"/>
+        </w:rPr>
+        <w:t>Note 105: Negative time periods or displacements shall be used to indicate time periods or displacements preceding the currently defined time.</w:t>
+      </w:r>
+    </w:p>
+    <w:p>
+      <w:r>
+        <w:rPr>
+          <w:rFonts w:ascii="Verdana" w:hAnsi="Verdana"/>
+          <w:i/>
+          <w:sz w:val="14"/>
+        </w:rPr>
+        <w:t>Note 110: North to south increments shall be assigned negative values.</w:t>
+      </w:r>
+    </w:p>
+    <w:p>
+      <w:r>
+        <w:rPr>
+          <w:rFonts w:ascii="Verdana" w:hAnsi="Verdana"/>
+          <w:i/>
+          <w:sz w:val="14"/>
+        </w:rPr>
+        <w:t>Note 115: Pixel data width can be changed with descriptor 2 01 YYY.</w:t>
+      </w:r>
+    </w:p>
+    <w:p>
+      <w:r>
+        <w:rPr>
+          <w:rFonts w:ascii="Verdana" w:hAnsi="Verdana"/>
+          <w:i/>
+          <w:sz w:val="14"/>
+        </w:rPr>
+        <w:t>Note 121: Some indication of expected accuracy may be implied in conjunction with certain elements in this class.</w:t>
+      </w:r>
+    </w:p>
+    <w:p>
+      <w:r>
+        <w:rPr>
+          <w:rFonts w:ascii="Verdana" w:hAnsi="Verdana"/>
+          <w:i/>
+          <w:sz w:val="14"/>
+        </w:rPr>
+        <w:t>Note 122: South latitude shall be assigned negative values.</w:t>
+      </w:r>
+    </w:p>
+    <w:p>
+      <w:r>
+        <w:rPr>
+          <w:rFonts w:ascii="Verdana" w:hAnsi="Verdana"/>
+          <w:i/>
+          <w:sz w:val="14"/>
+        </w:rPr>
+        <w:t>Note 123: South to north v-components shall be assigned positive values.</w:t>
+      </w:r>
+    </w:p>
+    <w:p>
+      <w:r>
+        <w:rPr>
+          <w:rFonts w:ascii="Verdana" w:hAnsi="Verdana"/>
+          <w:i/>
+          <w:sz w:val="14"/>
+        </w:rPr>
+        <w:t>Note 126: Surface wind direction measured at a station within 1° of the North Pole or within 1° of the South Pole shall be reported in such a way that the azimuth ring shall be aligned with its zero coinciding with the Greenwich 0° meridian.</w:t>
+      </w:r>
+    </w:p>
+    <w:p>
+      <w:r>
+        <w:rPr>
+          <w:rFonts w:ascii="Verdana" w:hAnsi="Verdana"/>
+          <w:i/>
+          <w:sz w:val="14"/>
+        </w:rPr>
+        <w:t>Note 140: The pixel size on horizontal - 1 is given at location where map scale factor is unity.</w:t>
+      </w:r>
+    </w:p>
+    <w:p>
+      <w:r>
+        <w:rPr>
+          <w:rFonts w:ascii="Verdana" w:hAnsi="Verdana"/>
+          <w:i/>
+          <w:sz w:val="14"/>
+        </w:rPr>
+        <w:t>Note 141: The pixel size on horizontal - 2 is given at location where map scale factor is unity.</w:t>
+      </w:r>
+    </w:p>
+    <w:p>
+      <w:r>
+        <w:rPr>
+          <w:rFonts w:ascii="Verdana" w:hAnsi="Verdana"/>
+          <w:i/>
+          <w:sz w:val="14"/>
+        </w:rPr>
+        <w:t>Note 145: The significance of time periods or displacements may be indicated using the time significance code corresponding to table reference 0 08 021.</w:t>
+      </w:r>
+    </w:p>
+    <w:p>
+      <w:r>
+        <w:rPr>
+          <w:rFonts w:ascii="Verdana" w:hAnsi="Verdana"/>
+          <w:i/>
+          <w:sz w:val="14"/>
+        </w:rPr>
+        <w:t>Note 149: The time location, when used with forecast values, shall indicate the time of the initial state for the forecast, or the beginning of the forecast period; when used with ensemble means of forecast values, the time location shall indicate the initial state or the beginning of the first forecast over which ensemble means are derived.</w:t>
+      </w:r>
+    </w:p>
+    <w:p>
+      <w:r>
+        <w:rPr>
+          <w:rFonts w:ascii="Verdana" w:hAnsi="Verdana"/>
+          <w:i/>
+          <w:sz w:val="14"/>
+        </w:rPr>
+        <w:t>Note 155: This class may also contain elements relating to observational procedures.</w:t>
+      </w:r>
+    </w:p>
+    <w:p>
+      <w:r>
+        <w:rPr>
+          <w:rFonts w:ascii="Verdana" w:hAnsi="Verdana"/>
+          <w:i/>
+          <w:sz w:val="14"/>
+        </w:rPr>
+        <w:t>Note 156: This class shall contain elements to describe the instrumentation used to obtain the meteorological elements reported.</w:t>
+      </w:r>
+    </w:p>
+    <w:p>
+      <w:r>
+        <w:rPr>
+          <w:rFonts w:ascii="Verdana" w:hAnsi="Verdana"/>
+          <w:i/>
+          <w:sz w:val="14"/>
+        </w:rPr>
+        <w:t>Note 158: Time periods or displacements and time increments require an initial time location to be defined prior to their use, followed where appropriate by a time significance definition.</w:t>
+      </w:r>
+    </w:p>
+    <w:p>
+      <w:r>
+        <w:rPr>
+          <w:rFonts w:ascii="Verdana" w:hAnsi="Verdana"/>
+          <w:i/>
+          <w:sz w:val="14"/>
+        </w:rPr>
+        <w:t>Note 160: Upward radiation shall be assigned negative values.</w:t>
+      </w:r>
+    </w:p>
+    <w:p>
+      <w:r>
+        <w:rPr>
+          <w:rFonts w:ascii="Verdana" w:hAnsi="Verdana"/>
+          <w:i/>
+          <w:sz w:val="14"/>
+        </w:rPr>
+        <w:t>Note 161: Upward w-components shall be assigned positive values where units are m s-1.</w:t>
+      </w:r>
+    </w:p>
+    <w:p>
+      <w:r>
+        <w:rPr>
+          <w:rFonts w:ascii="Verdana" w:hAnsi="Verdana"/>
+          <w:i/>
+          <w:sz w:val="14"/>
+        </w:rPr>
+        <w:t>Note 162: Useful ranges used above:1011 Bq to 1019 Bq for releases;10-2 Bq to 107 Bq and 10-2 mSv to 107 mSv for concentration and doses.</w:t>
+      </w:r>
+    </w:p>
+    <w:p>
+      <w:r>
+        <w:rPr>
+          <w:rFonts w:ascii="Verdana" w:hAnsi="Verdana"/>
+          <w:i/>
+          <w:sz w:val="14"/>
+        </w:rPr>
+        <w:t>Note 163: Values of latitude and latitude increments are limited to the range -90 degrees to +90 degrees.</w:t>
+      </w:r>
+    </w:p>
+    <w:p>
+      <w:r>
+        <w:rPr>
+          <w:rFonts w:ascii="Verdana" w:hAnsi="Verdana"/>
+          <w:i/>
+          <w:sz w:val="14"/>
+        </w:rPr>
+        <w:t>Note 164: Values of longitude are limited to the range -180 degrees to +180 degrees.</w:t>
+      </w:r>
+    </w:p>
+    <w:p>
+      <w:r>
+        <w:rPr>
+          <w:rFonts w:ascii="Verdana" w:hAnsi="Verdana"/>
+          <w:i/>
+          <w:sz w:val="14"/>
+        </w:rPr>
+        <w:t>Note 165: Vertical elements and pressure shall be used to define values of these elements independent of the element or variable denoting the vertical coordinate.</w:t>
+      </w:r>
+    </w:p>
+    <w:p>
+      <w:r>
+        <w:rPr>
+          <w:rFonts w:ascii="Verdana" w:hAnsi="Verdana"/>
+          <w:i/>
+          <w:sz w:val="14"/>
+        </w:rPr>
+        <w:t>Note 166: West longitude shall be assigned negative values.</w:t>
+      </w:r>
+    </w:p>
+    <w:p>
+      <w:r>
+        <w:rPr>
+          <w:rFonts w:ascii="Verdana" w:hAnsi="Verdana"/>
+          <w:i/>
+          <w:sz w:val="14"/>
+        </w:rPr>
+        <w:t>Note 167: West to east u-components shall be assigned positive values.</w:t>
+      </w:r>
+    </w:p>
+    <w:p>
+      <w:r>
+        <w:rPr>
+          <w:rFonts w:ascii="Verdana" w:hAnsi="Verdana"/>
+          <w:i/>
+          <w:sz w:val="14"/>
+        </w:rPr>
+        <w:t>Note 176: Where more than one time period or displacement is required to define complex time structures, they shall be defined in immediate succession, and the following ordering shall apply: ensemble period (if required), followed by forecast period (if required), followed by period for averaging or accumulation (if required).</w:t>
+      </w:r>
+    </w:p>
+    <w:p>
+      <w:r>
+        <w:rPr>
+          <w:rFonts w:ascii="Verdana" w:hAnsi="Verdana"/>
+          <w:i/>
+          <w:sz w:val="14"/>
+        </w:rPr>
+        <w:t>Note 178: Where the expression "period specified" is entered under element name, an appropriate period shall be specified using descriptors from Class 04.</w:t>
+      </w:r>
+    </w:p>
+    <w:p>
+      <w:r>
+        <w:rPr>
+          <w:rFonts w:ascii="Verdana" w:hAnsi="Verdana"/>
+          <w:i/>
+          <w:sz w:val="14"/>
+        </w:rPr>
+        <w:t>Note 179: Where values are accumulated or averaged (for example over a time period), the total number of values from which the accumulated or averaged values are obtained may be represented using reference 0 08 022.</w:t>
+      </w:r>
+    </w:p>
+    <w:p>
+      <w:r>
+        <w:rPr>
+          <w:rFonts w:ascii="Verdana" w:hAnsi="Verdana"/>
+          <w:i/>
+          <w:sz w:val="14"/>
+        </w:rPr>
+        <w:t>Note 180: Wind reporting standards: Speed Direction No observation Missing Missing Calm 0 0 Normal observation &gt; 0 1° - 360° Speed only &gt; 0 Missing Direction only Missing 1°-360° "Light and variable" &gt; 0 0</w:t>
+      </w:r>
+    </w:p>
+    <w:p>
+      <w:r>
+        <w:rPr>
+          <w:rFonts w:ascii="Verdana" w:hAnsi="Verdana"/>
+          <w:i/>
+          <w:sz w:val="14"/>
+        </w:rPr>
+        <w:t>Note 181: Wind waves and waves reporting standards:Observation Speed Direction No observation Missing Missing Calm 0 0 Normal observation &gt;0 1-360 Speed only &gt;0 Missing Direction only Missing 1-360"Light and variable" &gt;0 0</w:t>
       </w:r>
     </w:p>
     <w:tbl>
@@ -58,6 +428,9 @@
             <w:shd w:val="clear" w:color="auto" w:fill="D9D9D9"/>
           </w:tcPr>
           <w:p>
+            <w:pPr>
+              <w:spacing w:before="20" w:after="20"/>
+            </w:pPr>
             <w:r/>
             <w:r>
               <w:rPr>
@@ -75,6 +448,9 @@
             <w:shd w:val="clear" w:color="auto" w:fill="D9D9D9"/>
           </w:tcPr>
           <w:p>
+            <w:pPr>
+              <w:spacing w:before="20" w:after="20"/>
+            </w:pPr>
             <w:r/>
             <w:r>
               <w:rPr>
@@ -92,6 +468,9 @@
             <w:shd w:val="clear" w:color="auto" w:fill="D9D9D9"/>
           </w:tcPr>
           <w:p>
+            <w:pPr>
+              <w:spacing w:before="20" w:after="20"/>
+            </w:pPr>
             <w:r/>
             <w:r>
               <w:rPr>
@@ -109,6 +488,9 @@
             <w:shd w:val="clear" w:color="auto" w:fill="D9D9D9"/>
           </w:tcPr>
           <w:p>
+            <w:pPr>
+              <w:spacing w:before="20" w:after="20"/>
+            </w:pPr>
             <w:r/>
             <w:r>
               <w:rPr>
@@ -126,6 +508,9 @@
             <w:shd w:val="clear" w:color="auto" w:fill="D9D9D9"/>
           </w:tcPr>
           <w:p>
+            <w:pPr>
+              <w:spacing w:before="20" w:after="20"/>
+            </w:pPr>
             <w:r/>
             <w:r>
               <w:rPr>
@@ -143,6 +528,9 @@
             <w:shd w:val="clear" w:color="auto" w:fill="D9D9D9"/>
           </w:tcPr>
           <w:p>
+            <w:pPr>
+              <w:spacing w:before="20" w:after="20"/>
+            </w:pPr>
             <w:r/>
             <w:r>
               <w:rPr>
@@ -160,6 +548,9 @@
             <w:shd w:val="clear" w:color="auto" w:fill="D9D9D9"/>
           </w:tcPr>
           <w:p>
+            <w:pPr>
+              <w:spacing w:before="20" w:after="20"/>
+            </w:pPr>
             <w:r/>
             <w:r>
               <w:rPr>
@@ -177,6 +568,9 @@
             <w:shd w:val="clear" w:color="auto" w:fill="D9D9D9"/>
           </w:tcPr>
           <w:p>
+            <w:pPr>
+              <w:spacing w:before="20" w:after="20"/>
+            </w:pPr>
             <w:r/>
             <w:r>
               <w:rPr>
@@ -194,6 +588,9 @@
             <w:shd w:val="clear" w:color="auto" w:fill="D9D9D9"/>
           </w:tcPr>
           <w:p>
+            <w:pPr>
+              <w:spacing w:before="20" w:after="20"/>
+            </w:pPr>
             <w:r/>
             <w:r>
               <w:rPr>
@@ -211,6 +608,9 @@
             <w:shd w:val="clear" w:color="auto" w:fill="D9D9D9"/>
           </w:tcPr>
           <w:p>
+            <w:pPr>
+              <w:spacing w:before="20" w:after="20"/>
+            </w:pPr>
             <w:r/>
             <w:r>
               <w:rPr>
@@ -232,6 +632,9 @@
             <w:tcW w:type="dxa" w:w="1514"/>
           </w:tcPr>
           <w:p>
+            <w:pPr>
+              <w:spacing w:before="20" w:after="20"/>
+            </w:pPr>
             <w:r/>
             <w:r>
               <w:rPr>
@@ -248,6 +651,9 @@
             <w:tcW w:type="dxa" w:w="1514"/>
           </w:tcPr>
           <w:p>
+            <w:pPr>
+              <w:spacing w:before="20" w:after="20"/>
+            </w:pPr>
             <w:r/>
             <w:r>
               <w:rPr>
@@ -264,22 +670,35 @@
             <w:tcW w:type="dxa" w:w="1514"/>
           </w:tcPr>
           <w:p>
-            <w:r/>
-            <w:r>
-              <w:rPr>
-                <w:rFonts w:ascii="Verdana" w:hAnsi="Verdana"/>
-                <w:b w:val="0"/>
-                <w:sz w:val="16"/>
-              </w:rPr>
-              <w:t>J m-2</w:t>
-            </w:r>
-          </w:p>
-        </w:tc>
-        <w:tc>
-          <w:tcPr>
-            <w:tcW w:type="dxa" w:w="1514"/>
-          </w:tcPr>
-          <w:p>
+            <w:pPr>
+              <w:spacing w:before="20" w:after="20"/>
+            </w:pPr>
+            <w:r/>
+            <w:r>
+              <w:rPr>
+                <w:rFonts w:ascii="Verdana" w:hAnsi="Verdana"/>
+                <w:sz w:val="16"/>
+              </w:rPr>
+              <w:t>J m</w:t>
+            </w:r>
+            <w:r>
+              <w:rPr>
+                <w:rFonts w:ascii="Verdana" w:hAnsi="Verdana"/>
+                <w:sz w:val="16"/>
+                <w:vertAlign w:val="superscript"/>
+              </w:rPr>
+              <w:t>-2</w:t>
+            </w:r>
+          </w:p>
+        </w:tc>
+        <w:tc>
+          <w:tcPr>
+            <w:tcW w:type="dxa" w:w="1514"/>
+          </w:tcPr>
+          <w:p>
+            <w:pPr>
+              <w:spacing w:before="20" w:after="20"/>
+            </w:pPr>
             <w:r/>
             <w:r>
               <w:rPr>
@@ -296,6 +715,9 @@
             <w:tcW w:type="dxa" w:w="1514"/>
           </w:tcPr>
           <w:p>
+            <w:pPr>
+              <w:spacing w:before="20" w:after="20"/>
+            </w:pPr>
             <w:r/>
             <w:r>
               <w:rPr>
@@ -312,6 +734,9 @@
             <w:tcW w:type="dxa" w:w="1514"/>
           </w:tcPr>
           <w:p>
+            <w:pPr>
+              <w:spacing w:before="20" w:after="20"/>
+            </w:pPr>
             <w:r/>
             <w:r>
               <w:rPr>
@@ -328,22 +753,35 @@
             <w:tcW w:type="dxa" w:w="1514"/>
           </w:tcPr>
           <w:p>
-            <w:r/>
-            <w:r>
-              <w:rPr>
-                <w:rFonts w:ascii="Verdana" w:hAnsi="Verdana"/>
-                <w:b w:val="0"/>
-                <w:sz w:val="16"/>
-              </w:rPr>
-              <w:t>J m-2</w:t>
-            </w:r>
-          </w:p>
-        </w:tc>
-        <w:tc>
-          <w:tcPr>
-            <w:tcW w:type="dxa" w:w="1514"/>
-          </w:tcPr>
-          <w:p>
+            <w:pPr>
+              <w:spacing w:before="20" w:after="20"/>
+            </w:pPr>
+            <w:r/>
+            <w:r>
+              <w:rPr>
+                <w:rFonts w:ascii="Verdana" w:hAnsi="Verdana"/>
+                <w:sz w:val="16"/>
+              </w:rPr>
+              <w:t>J m</w:t>
+            </w:r>
+            <w:r>
+              <w:rPr>
+                <w:rFonts w:ascii="Verdana" w:hAnsi="Verdana"/>
+                <w:sz w:val="16"/>
+                <w:vertAlign w:val="superscript"/>
+              </w:rPr>
+              <w:t>-2</w:t>
+            </w:r>
+          </w:p>
+        </w:tc>
+        <w:tc>
+          <w:tcPr>
+            <w:tcW w:type="dxa" w:w="1514"/>
+          </w:tcPr>
+          <w:p>
+            <w:pPr>
+              <w:spacing w:before="20" w:after="20"/>
+            </w:pPr>
             <w:r/>
             <w:r>
               <w:rPr>
@@ -360,6 +798,9 @@
             <w:tcW w:type="dxa" w:w="1514"/>
           </w:tcPr>
           <w:p>
+            <w:pPr>
+              <w:spacing w:before="20" w:after="20"/>
+            </w:pPr>
             <w:r/>
             <w:r>
               <w:rPr>
@@ -376,6 +817,9 @@
             <w:tcW w:type="dxa" w:w="1514"/>
           </w:tcPr>
           <w:p>
+            <w:pPr>
+              <w:spacing w:before="20" w:after="20"/>
+            </w:pPr>
             <w:r/>
             <w:r>
               <w:rPr>
@@ -396,6 +840,9 @@
             <w:tcW w:type="dxa" w:w="1514"/>
           </w:tcPr>
           <w:p>
+            <w:pPr>
+              <w:spacing w:before="20" w:after="20"/>
+            </w:pPr>
             <w:r/>
             <w:r>
               <w:rPr>
@@ -412,6 +859,9 @@
             <w:tcW w:type="dxa" w:w="1514"/>
           </w:tcPr>
           <w:p>
+            <w:pPr>
+              <w:spacing w:before="20" w:after="20"/>
+            </w:pPr>
             <w:r/>
             <w:r>
               <w:rPr>
@@ -428,22 +878,35 @@
             <w:tcW w:type="dxa" w:w="1514"/>
           </w:tcPr>
           <w:p>
-            <w:r/>
-            <w:r>
-              <w:rPr>
-                <w:rFonts w:ascii="Verdana" w:hAnsi="Verdana"/>
-                <w:b w:val="0"/>
-                <w:sz w:val="16"/>
-              </w:rPr>
-              <w:t>J m-2</w:t>
-            </w:r>
-          </w:p>
-        </w:tc>
-        <w:tc>
-          <w:tcPr>
-            <w:tcW w:type="dxa" w:w="1514"/>
-          </w:tcPr>
-          <w:p>
+            <w:pPr>
+              <w:spacing w:before="20" w:after="20"/>
+            </w:pPr>
+            <w:r/>
+            <w:r>
+              <w:rPr>
+                <w:rFonts w:ascii="Verdana" w:hAnsi="Verdana"/>
+                <w:sz w:val="16"/>
+              </w:rPr>
+              <w:t>J m</w:t>
+            </w:r>
+            <w:r>
+              <w:rPr>
+                <w:rFonts w:ascii="Verdana" w:hAnsi="Verdana"/>
+                <w:sz w:val="16"/>
+                <w:vertAlign w:val="superscript"/>
+              </w:rPr>
+              <w:t>-2</w:t>
+            </w:r>
+          </w:p>
+        </w:tc>
+        <w:tc>
+          <w:tcPr>
+            <w:tcW w:type="dxa" w:w="1514"/>
+          </w:tcPr>
+          <w:p>
+            <w:pPr>
+              <w:spacing w:before="20" w:after="20"/>
+            </w:pPr>
             <w:r/>
             <w:r>
               <w:rPr>
@@ -460,6 +923,9 @@
             <w:tcW w:type="dxa" w:w="1514"/>
           </w:tcPr>
           <w:p>
+            <w:pPr>
+              <w:spacing w:before="20" w:after="20"/>
+            </w:pPr>
             <w:r/>
             <w:r>
               <w:rPr>
@@ -476,6 +942,9 @@
             <w:tcW w:type="dxa" w:w="1514"/>
           </w:tcPr>
           <w:p>
+            <w:pPr>
+              <w:spacing w:before="20" w:after="20"/>
+            </w:pPr>
             <w:r/>
             <w:r>
               <w:rPr>
@@ -492,22 +961,35 @@
             <w:tcW w:type="dxa" w:w="1514"/>
           </w:tcPr>
           <w:p>
-            <w:r/>
-            <w:r>
-              <w:rPr>
-                <w:rFonts w:ascii="Verdana" w:hAnsi="Verdana"/>
-                <w:b w:val="0"/>
-                <w:sz w:val="16"/>
-              </w:rPr>
-              <w:t>J m-2</w:t>
-            </w:r>
-          </w:p>
-        </w:tc>
-        <w:tc>
-          <w:tcPr>
-            <w:tcW w:type="dxa" w:w="1514"/>
-          </w:tcPr>
-          <w:p>
+            <w:pPr>
+              <w:spacing w:before="20" w:after="20"/>
+            </w:pPr>
+            <w:r/>
+            <w:r>
+              <w:rPr>
+                <w:rFonts w:ascii="Verdana" w:hAnsi="Verdana"/>
+                <w:sz w:val="16"/>
+              </w:rPr>
+              <w:t>J m</w:t>
+            </w:r>
+            <w:r>
+              <w:rPr>
+                <w:rFonts w:ascii="Verdana" w:hAnsi="Verdana"/>
+                <w:sz w:val="16"/>
+                <w:vertAlign w:val="superscript"/>
+              </w:rPr>
+              <w:t>-2</w:t>
+            </w:r>
+          </w:p>
+        </w:tc>
+        <w:tc>
+          <w:tcPr>
+            <w:tcW w:type="dxa" w:w="1514"/>
+          </w:tcPr>
+          <w:p>
+            <w:pPr>
+              <w:spacing w:before="20" w:after="20"/>
+            </w:pPr>
             <w:r/>
             <w:r>
               <w:rPr>
@@ -524,6 +1006,9 @@
             <w:tcW w:type="dxa" w:w="1514"/>
           </w:tcPr>
           <w:p>
+            <w:pPr>
+              <w:spacing w:before="20" w:after="20"/>
+            </w:pPr>
             <w:r/>
             <w:r>
               <w:rPr>
@@ -540,6 +1025,9 @@
             <w:tcW w:type="dxa" w:w="1514"/>
           </w:tcPr>
           <w:p>
+            <w:pPr>
+              <w:spacing w:before="20" w:after="20"/>
+            </w:pPr>
             <w:r/>
             <w:r>
               <w:rPr>
@@ -560,6 +1048,9 @@
             <w:tcW w:type="dxa" w:w="1514"/>
           </w:tcPr>
           <w:p>
+            <w:pPr>
+              <w:spacing w:before="20" w:after="20"/>
+            </w:pPr>
             <w:r/>
             <w:r>
               <w:rPr>
@@ -576,6 +1067,9 @@
             <w:tcW w:type="dxa" w:w="1514"/>
           </w:tcPr>
           <w:p>
+            <w:pPr>
+              <w:spacing w:before="20" w:after="20"/>
+            </w:pPr>
             <w:r/>
             <w:r>
               <w:rPr>
@@ -592,22 +1086,35 @@
             <w:tcW w:type="dxa" w:w="1514"/>
           </w:tcPr>
           <w:p>
-            <w:r/>
-            <w:r>
-              <w:rPr>
-                <w:rFonts w:ascii="Verdana" w:hAnsi="Verdana"/>
-                <w:b w:val="0"/>
-                <w:sz w:val="16"/>
-              </w:rPr>
-              <w:t>J m-2</w:t>
-            </w:r>
-          </w:p>
-        </w:tc>
-        <w:tc>
-          <w:tcPr>
-            <w:tcW w:type="dxa" w:w="1514"/>
-          </w:tcPr>
-          <w:p>
+            <w:pPr>
+              <w:spacing w:before="20" w:after="20"/>
+            </w:pPr>
+            <w:r/>
+            <w:r>
+              <w:rPr>
+                <w:rFonts w:ascii="Verdana" w:hAnsi="Verdana"/>
+                <w:sz w:val="16"/>
+              </w:rPr>
+              <w:t>J m</w:t>
+            </w:r>
+            <w:r>
+              <w:rPr>
+                <w:rFonts w:ascii="Verdana" w:hAnsi="Verdana"/>
+                <w:sz w:val="16"/>
+                <w:vertAlign w:val="superscript"/>
+              </w:rPr>
+              <w:t>-2</w:t>
+            </w:r>
+          </w:p>
+        </w:tc>
+        <w:tc>
+          <w:tcPr>
+            <w:tcW w:type="dxa" w:w="1514"/>
+          </w:tcPr>
+          <w:p>
+            <w:pPr>
+              <w:spacing w:before="20" w:after="20"/>
+            </w:pPr>
             <w:r/>
             <w:r>
               <w:rPr>
@@ -624,6 +1131,9 @@
             <w:tcW w:type="dxa" w:w="1514"/>
           </w:tcPr>
           <w:p>
+            <w:pPr>
+              <w:spacing w:before="20" w:after="20"/>
+            </w:pPr>
             <w:r/>
             <w:r>
               <w:rPr>
@@ -640,6 +1150,9 @@
             <w:tcW w:type="dxa" w:w="1514"/>
           </w:tcPr>
           <w:p>
+            <w:pPr>
+              <w:spacing w:before="20" w:after="20"/>
+            </w:pPr>
             <w:r/>
             <w:r>
               <w:rPr>
@@ -656,22 +1169,35 @@
             <w:tcW w:type="dxa" w:w="1514"/>
           </w:tcPr>
           <w:p>
-            <w:r/>
-            <w:r>
-              <w:rPr>
-                <w:rFonts w:ascii="Verdana" w:hAnsi="Verdana"/>
-                <w:b w:val="0"/>
-                <w:sz w:val="16"/>
-              </w:rPr>
-              <w:t>J m-2</w:t>
-            </w:r>
-          </w:p>
-        </w:tc>
-        <w:tc>
-          <w:tcPr>
-            <w:tcW w:type="dxa" w:w="1514"/>
-          </w:tcPr>
-          <w:p>
+            <w:pPr>
+              <w:spacing w:before="20" w:after="20"/>
+            </w:pPr>
+            <w:r/>
+            <w:r>
+              <w:rPr>
+                <w:rFonts w:ascii="Verdana" w:hAnsi="Verdana"/>
+                <w:sz w:val="16"/>
+              </w:rPr>
+              <w:t>J m</w:t>
+            </w:r>
+            <w:r>
+              <w:rPr>
+                <w:rFonts w:ascii="Verdana" w:hAnsi="Verdana"/>
+                <w:sz w:val="16"/>
+                <w:vertAlign w:val="superscript"/>
+              </w:rPr>
+              <w:t>-2</w:t>
+            </w:r>
+          </w:p>
+        </w:tc>
+        <w:tc>
+          <w:tcPr>
+            <w:tcW w:type="dxa" w:w="1514"/>
+          </w:tcPr>
+          <w:p>
+            <w:pPr>
+              <w:spacing w:before="20" w:after="20"/>
+            </w:pPr>
             <w:r/>
             <w:r>
               <w:rPr>
@@ -688,6 +1214,9 @@
             <w:tcW w:type="dxa" w:w="1514"/>
           </w:tcPr>
           <w:p>
+            <w:pPr>
+              <w:spacing w:before="20" w:after="20"/>
+            </w:pPr>
             <w:r/>
             <w:r>
               <w:rPr>
@@ -704,6 +1233,9 @@
             <w:tcW w:type="dxa" w:w="1514"/>
           </w:tcPr>
           <w:p>
+            <w:pPr>
+              <w:spacing w:before="20" w:after="20"/>
+            </w:pPr>
             <w:r/>
             <w:r>
               <w:rPr>
@@ -724,6 +1256,9 @@
             <w:tcW w:type="dxa" w:w="1514"/>
           </w:tcPr>
           <w:p>
+            <w:pPr>
+              <w:spacing w:before="20" w:after="20"/>
+            </w:pPr>
             <w:r/>
             <w:r>
               <w:rPr>
@@ -740,6 +1275,9 @@
             <w:tcW w:type="dxa" w:w="1514"/>
           </w:tcPr>
           <w:p>
+            <w:pPr>
+              <w:spacing w:before="20" w:after="20"/>
+            </w:pPr>
             <w:r/>
             <w:r>
               <w:rPr>
@@ -756,22 +1294,35 @@
             <w:tcW w:type="dxa" w:w="1514"/>
           </w:tcPr>
           <w:p>
-            <w:r/>
-            <w:r>
-              <w:rPr>
-                <w:rFonts w:ascii="Verdana" w:hAnsi="Verdana"/>
-                <w:b w:val="0"/>
-                <w:sz w:val="16"/>
-              </w:rPr>
-              <w:t>J m-2</w:t>
-            </w:r>
-          </w:p>
-        </w:tc>
-        <w:tc>
-          <w:tcPr>
-            <w:tcW w:type="dxa" w:w="1514"/>
-          </w:tcPr>
-          <w:p>
+            <w:pPr>
+              <w:spacing w:before="20" w:after="20"/>
+            </w:pPr>
+            <w:r/>
+            <w:r>
+              <w:rPr>
+                <w:rFonts w:ascii="Verdana" w:hAnsi="Verdana"/>
+                <w:sz w:val="16"/>
+              </w:rPr>
+              <w:t>J m</w:t>
+            </w:r>
+            <w:r>
+              <w:rPr>
+                <w:rFonts w:ascii="Verdana" w:hAnsi="Verdana"/>
+                <w:sz w:val="16"/>
+                <w:vertAlign w:val="superscript"/>
+              </w:rPr>
+              <w:t>-2</w:t>
+            </w:r>
+          </w:p>
+        </w:tc>
+        <w:tc>
+          <w:tcPr>
+            <w:tcW w:type="dxa" w:w="1514"/>
+          </w:tcPr>
+          <w:p>
+            <w:pPr>
+              <w:spacing w:before="20" w:after="20"/>
+            </w:pPr>
             <w:r/>
             <w:r>
               <w:rPr>
@@ -788,6 +1339,9 @@
             <w:tcW w:type="dxa" w:w="1514"/>
           </w:tcPr>
           <w:p>
+            <w:pPr>
+              <w:spacing w:before="20" w:after="20"/>
+            </w:pPr>
             <w:r/>
             <w:r>
               <w:rPr>
@@ -804,6 +1358,9 @@
             <w:tcW w:type="dxa" w:w="1514"/>
           </w:tcPr>
           <w:p>
+            <w:pPr>
+              <w:spacing w:before="20" w:after="20"/>
+            </w:pPr>
             <w:r/>
             <w:r>
               <w:rPr>
@@ -820,22 +1377,35 @@
             <w:tcW w:type="dxa" w:w="1514"/>
           </w:tcPr>
           <w:p>
-            <w:r/>
-            <w:r>
-              <w:rPr>
-                <w:rFonts w:ascii="Verdana" w:hAnsi="Verdana"/>
-                <w:b w:val="0"/>
-                <w:sz w:val="16"/>
-              </w:rPr>
-              <w:t>J m-2</w:t>
-            </w:r>
-          </w:p>
-        </w:tc>
-        <w:tc>
-          <w:tcPr>
-            <w:tcW w:type="dxa" w:w="1514"/>
-          </w:tcPr>
-          <w:p>
+            <w:pPr>
+              <w:spacing w:before="20" w:after="20"/>
+            </w:pPr>
+            <w:r/>
+            <w:r>
+              <w:rPr>
+                <w:rFonts w:ascii="Verdana" w:hAnsi="Verdana"/>
+                <w:sz w:val="16"/>
+              </w:rPr>
+              <w:t>J m</w:t>
+            </w:r>
+            <w:r>
+              <w:rPr>
+                <w:rFonts w:ascii="Verdana" w:hAnsi="Verdana"/>
+                <w:sz w:val="16"/>
+                <w:vertAlign w:val="superscript"/>
+              </w:rPr>
+              <w:t>-2</w:t>
+            </w:r>
+          </w:p>
+        </w:tc>
+        <w:tc>
+          <w:tcPr>
+            <w:tcW w:type="dxa" w:w="1514"/>
+          </w:tcPr>
+          <w:p>
+            <w:pPr>
+              <w:spacing w:before="20" w:after="20"/>
+            </w:pPr>
             <w:r/>
             <w:r>
               <w:rPr>
@@ -852,6 +1422,9 @@
             <w:tcW w:type="dxa" w:w="1514"/>
           </w:tcPr>
           <w:p>
+            <w:pPr>
+              <w:spacing w:before="20" w:after="20"/>
+            </w:pPr>
             <w:r/>
             <w:r>
               <w:rPr>
@@ -868,6 +1441,9 @@
             <w:tcW w:type="dxa" w:w="1514"/>
           </w:tcPr>
           <w:p>
+            <w:pPr>
+              <w:spacing w:before="20" w:after="20"/>
+            </w:pPr>
             <w:r/>
             <w:r>
               <w:rPr>
@@ -888,6 +1464,9 @@
             <w:tcW w:type="dxa" w:w="1514"/>
           </w:tcPr>
           <w:p>
+            <w:pPr>
+              <w:spacing w:before="20" w:after="20"/>
+            </w:pPr>
             <w:r/>
             <w:r>
               <w:rPr>
@@ -904,6 +1483,9 @@
             <w:tcW w:type="dxa" w:w="1514"/>
           </w:tcPr>
           <w:p>
+            <w:pPr>
+              <w:spacing w:before="20" w:after="20"/>
+            </w:pPr>
             <w:r/>
             <w:r>
               <w:rPr>
@@ -920,22 +1502,35 @@
             <w:tcW w:type="dxa" w:w="1514"/>
           </w:tcPr>
           <w:p>
-            <w:r/>
-            <w:r>
-              <w:rPr>
-                <w:rFonts w:ascii="Verdana" w:hAnsi="Verdana"/>
-                <w:b w:val="0"/>
-                <w:sz w:val="16"/>
-              </w:rPr>
-              <w:t>J m-2</w:t>
-            </w:r>
-          </w:p>
-        </w:tc>
-        <w:tc>
-          <w:tcPr>
-            <w:tcW w:type="dxa" w:w="1514"/>
-          </w:tcPr>
-          <w:p>
+            <w:pPr>
+              <w:spacing w:before="20" w:after="20"/>
+            </w:pPr>
+            <w:r/>
+            <w:r>
+              <w:rPr>
+                <w:rFonts w:ascii="Verdana" w:hAnsi="Verdana"/>
+                <w:sz w:val="16"/>
+              </w:rPr>
+              <w:t>J m</w:t>
+            </w:r>
+            <w:r>
+              <w:rPr>
+                <w:rFonts w:ascii="Verdana" w:hAnsi="Verdana"/>
+                <w:sz w:val="16"/>
+                <w:vertAlign w:val="superscript"/>
+              </w:rPr>
+              <w:t>-2</w:t>
+            </w:r>
+          </w:p>
+        </w:tc>
+        <w:tc>
+          <w:tcPr>
+            <w:tcW w:type="dxa" w:w="1514"/>
+          </w:tcPr>
+          <w:p>
+            <w:pPr>
+              <w:spacing w:before="20" w:after="20"/>
+            </w:pPr>
             <w:r/>
             <w:r>
               <w:rPr>
@@ -952,6 +1547,9 @@
             <w:tcW w:type="dxa" w:w="1514"/>
           </w:tcPr>
           <w:p>
+            <w:pPr>
+              <w:spacing w:before="20" w:after="20"/>
+            </w:pPr>
             <w:r/>
             <w:r>
               <w:rPr>
@@ -968,6 +1566,9 @@
             <w:tcW w:type="dxa" w:w="1514"/>
           </w:tcPr>
           <w:p>
+            <w:pPr>
+              <w:spacing w:before="20" w:after="20"/>
+            </w:pPr>
             <w:r/>
             <w:r>
               <w:rPr>
@@ -984,22 +1585,35 @@
             <w:tcW w:type="dxa" w:w="1514"/>
           </w:tcPr>
           <w:p>
-            <w:r/>
-            <w:r>
-              <w:rPr>
-                <w:rFonts w:ascii="Verdana" w:hAnsi="Verdana"/>
-                <w:b w:val="0"/>
-                <w:sz w:val="16"/>
-              </w:rPr>
-              <w:t>J m-2</w:t>
-            </w:r>
-          </w:p>
-        </w:tc>
-        <w:tc>
-          <w:tcPr>
-            <w:tcW w:type="dxa" w:w="1514"/>
-          </w:tcPr>
-          <w:p>
+            <w:pPr>
+              <w:spacing w:before="20" w:after="20"/>
+            </w:pPr>
+            <w:r/>
+            <w:r>
+              <w:rPr>
+                <w:rFonts w:ascii="Verdana" w:hAnsi="Verdana"/>
+                <w:sz w:val="16"/>
+              </w:rPr>
+              <w:t>J m</w:t>
+            </w:r>
+            <w:r>
+              <w:rPr>
+                <w:rFonts w:ascii="Verdana" w:hAnsi="Verdana"/>
+                <w:sz w:val="16"/>
+                <w:vertAlign w:val="superscript"/>
+              </w:rPr>
+              <w:t>-2</w:t>
+            </w:r>
+          </w:p>
+        </w:tc>
+        <w:tc>
+          <w:tcPr>
+            <w:tcW w:type="dxa" w:w="1514"/>
+          </w:tcPr>
+          <w:p>
+            <w:pPr>
+              <w:spacing w:before="20" w:after="20"/>
+            </w:pPr>
             <w:r/>
             <w:r>
               <w:rPr>
@@ -1016,6 +1630,9 @@
             <w:tcW w:type="dxa" w:w="1514"/>
           </w:tcPr>
           <w:p>
+            <w:pPr>
+              <w:spacing w:before="20" w:after="20"/>
+            </w:pPr>
             <w:r/>
             <w:r>
               <w:rPr>
@@ -1032,6 +1649,9 @@
             <w:tcW w:type="dxa" w:w="1514"/>
           </w:tcPr>
           <w:p>
+            <w:pPr>
+              <w:spacing w:before="20" w:after="20"/>
+            </w:pPr>
             <w:r/>
             <w:r>
               <w:rPr>
@@ -1052,6 +1672,9 @@
             <w:tcW w:type="dxa" w:w="1514"/>
           </w:tcPr>
           <w:p>
+            <w:pPr>
+              <w:spacing w:before="20" w:after="20"/>
+            </w:pPr>
             <w:r/>
             <w:r>
               <w:rPr>
@@ -1068,6 +1691,9 @@
             <w:tcW w:type="dxa" w:w="1514"/>
           </w:tcPr>
           <w:p>
+            <w:pPr>
+              <w:spacing w:before="20" w:after="20"/>
+            </w:pPr>
             <w:r/>
             <w:r>
               <w:rPr>
@@ -1084,22 +1710,35 @@
             <w:tcW w:type="dxa" w:w="1514"/>
           </w:tcPr>
           <w:p>
-            <w:r/>
-            <w:r>
-              <w:rPr>
-                <w:rFonts w:ascii="Verdana" w:hAnsi="Verdana"/>
-                <w:b w:val="0"/>
-                <w:sz w:val="16"/>
-              </w:rPr>
-              <w:t>J m-2</w:t>
-            </w:r>
-          </w:p>
-        </w:tc>
-        <w:tc>
-          <w:tcPr>
-            <w:tcW w:type="dxa" w:w="1514"/>
-          </w:tcPr>
-          <w:p>
+            <w:pPr>
+              <w:spacing w:before="20" w:after="20"/>
+            </w:pPr>
+            <w:r/>
+            <w:r>
+              <w:rPr>
+                <w:rFonts w:ascii="Verdana" w:hAnsi="Verdana"/>
+                <w:sz w:val="16"/>
+              </w:rPr>
+              <w:t>J m</w:t>
+            </w:r>
+            <w:r>
+              <w:rPr>
+                <w:rFonts w:ascii="Verdana" w:hAnsi="Verdana"/>
+                <w:sz w:val="16"/>
+                <w:vertAlign w:val="superscript"/>
+              </w:rPr>
+              <w:t>-2</w:t>
+            </w:r>
+          </w:p>
+        </w:tc>
+        <w:tc>
+          <w:tcPr>
+            <w:tcW w:type="dxa" w:w="1514"/>
+          </w:tcPr>
+          <w:p>
+            <w:pPr>
+              <w:spacing w:before="20" w:after="20"/>
+            </w:pPr>
             <w:r/>
             <w:r>
               <w:rPr>
@@ -1116,6 +1755,9 @@
             <w:tcW w:type="dxa" w:w="1514"/>
           </w:tcPr>
           <w:p>
+            <w:pPr>
+              <w:spacing w:before="20" w:after="20"/>
+            </w:pPr>
             <w:r/>
             <w:r>
               <w:rPr>
@@ -1132,6 +1774,9 @@
             <w:tcW w:type="dxa" w:w="1514"/>
           </w:tcPr>
           <w:p>
+            <w:pPr>
+              <w:spacing w:before="20" w:after="20"/>
+            </w:pPr>
             <w:r/>
             <w:r>
               <w:rPr>
@@ -1148,22 +1793,35 @@
             <w:tcW w:type="dxa" w:w="1514"/>
           </w:tcPr>
           <w:p>
-            <w:r/>
-            <w:r>
-              <w:rPr>
-                <w:rFonts w:ascii="Verdana" w:hAnsi="Verdana"/>
-                <w:b w:val="0"/>
-                <w:sz w:val="16"/>
-              </w:rPr>
-              <w:t>J m-2</w:t>
-            </w:r>
-          </w:p>
-        </w:tc>
-        <w:tc>
-          <w:tcPr>
-            <w:tcW w:type="dxa" w:w="1514"/>
-          </w:tcPr>
-          <w:p>
+            <w:pPr>
+              <w:spacing w:before="20" w:after="20"/>
+            </w:pPr>
+            <w:r/>
+            <w:r>
+              <w:rPr>
+                <w:rFonts w:ascii="Verdana" w:hAnsi="Verdana"/>
+                <w:sz w:val="16"/>
+              </w:rPr>
+              <w:t>J m</w:t>
+            </w:r>
+            <w:r>
+              <w:rPr>
+                <w:rFonts w:ascii="Verdana" w:hAnsi="Verdana"/>
+                <w:sz w:val="16"/>
+                <w:vertAlign w:val="superscript"/>
+              </w:rPr>
+              <w:t>-2</w:t>
+            </w:r>
+          </w:p>
+        </w:tc>
+        <w:tc>
+          <w:tcPr>
+            <w:tcW w:type="dxa" w:w="1514"/>
+          </w:tcPr>
+          <w:p>
+            <w:pPr>
+              <w:spacing w:before="20" w:after="20"/>
+            </w:pPr>
             <w:r/>
             <w:r>
               <w:rPr>
@@ -1180,6 +1838,9 @@
             <w:tcW w:type="dxa" w:w="1514"/>
           </w:tcPr>
           <w:p>
+            <w:pPr>
+              <w:spacing w:before="20" w:after="20"/>
+            </w:pPr>
             <w:r/>
             <w:r>
               <w:rPr>
@@ -1196,6 +1857,9 @@
             <w:tcW w:type="dxa" w:w="1514"/>
           </w:tcPr>
           <w:p>
+            <w:pPr>
+              <w:spacing w:before="20" w:after="20"/>
+            </w:pPr>
             <w:r/>
             <w:r>
               <w:rPr>
@@ -1216,6 +1880,9 @@
             <w:tcW w:type="dxa" w:w="1514"/>
           </w:tcPr>
           <w:p>
+            <w:pPr>
+              <w:spacing w:before="20" w:after="20"/>
+            </w:pPr>
             <w:r/>
             <w:r>
               <w:rPr>
@@ -1232,6 +1899,9 @@
             <w:tcW w:type="dxa" w:w="1514"/>
           </w:tcPr>
           <w:p>
+            <w:pPr>
+              <w:spacing w:before="20" w:after="20"/>
+            </w:pPr>
             <w:r/>
             <w:r>
               <w:rPr>
@@ -1248,22 +1918,35 @@
             <w:tcW w:type="dxa" w:w="1514"/>
           </w:tcPr>
           <w:p>
-            <w:r/>
-            <w:r>
-              <w:rPr>
-                <w:rFonts w:ascii="Verdana" w:hAnsi="Verdana"/>
-                <w:b w:val="0"/>
-                <w:sz w:val="16"/>
-              </w:rPr>
-              <w:t>J m-2</w:t>
-            </w:r>
-          </w:p>
-        </w:tc>
-        <w:tc>
-          <w:tcPr>
-            <w:tcW w:type="dxa" w:w="1514"/>
-          </w:tcPr>
-          <w:p>
+            <w:pPr>
+              <w:spacing w:before="20" w:after="20"/>
+            </w:pPr>
+            <w:r/>
+            <w:r>
+              <w:rPr>
+                <w:rFonts w:ascii="Verdana" w:hAnsi="Verdana"/>
+                <w:sz w:val="16"/>
+              </w:rPr>
+              <w:t>J m</w:t>
+            </w:r>
+            <w:r>
+              <w:rPr>
+                <w:rFonts w:ascii="Verdana" w:hAnsi="Verdana"/>
+                <w:sz w:val="16"/>
+                <w:vertAlign w:val="superscript"/>
+              </w:rPr>
+              <w:t>-2</w:t>
+            </w:r>
+          </w:p>
+        </w:tc>
+        <w:tc>
+          <w:tcPr>
+            <w:tcW w:type="dxa" w:w="1514"/>
+          </w:tcPr>
+          <w:p>
+            <w:pPr>
+              <w:spacing w:before="20" w:after="20"/>
+            </w:pPr>
             <w:r/>
             <w:r>
               <w:rPr>
@@ -1280,6 +1963,9 @@
             <w:tcW w:type="dxa" w:w="1514"/>
           </w:tcPr>
           <w:p>
+            <w:pPr>
+              <w:spacing w:before="20" w:after="20"/>
+            </w:pPr>
             <w:r/>
             <w:r>
               <w:rPr>
@@ -1296,6 +1982,9 @@
             <w:tcW w:type="dxa" w:w="1514"/>
           </w:tcPr>
           <w:p>
+            <w:pPr>
+              <w:spacing w:before="20" w:after="20"/>
+            </w:pPr>
             <w:r/>
             <w:r>
               <w:rPr>
@@ -1312,22 +2001,35 @@
             <w:tcW w:type="dxa" w:w="1514"/>
           </w:tcPr>
           <w:p>
-            <w:r/>
-            <w:r>
-              <w:rPr>
-                <w:rFonts w:ascii="Verdana" w:hAnsi="Verdana"/>
-                <w:b w:val="0"/>
-                <w:sz w:val="16"/>
-              </w:rPr>
-              <w:t>J m-2</w:t>
-            </w:r>
-          </w:p>
-        </w:tc>
-        <w:tc>
-          <w:tcPr>
-            <w:tcW w:type="dxa" w:w="1514"/>
-          </w:tcPr>
-          <w:p>
+            <w:pPr>
+              <w:spacing w:before="20" w:after="20"/>
+            </w:pPr>
+            <w:r/>
+            <w:r>
+              <w:rPr>
+                <w:rFonts w:ascii="Verdana" w:hAnsi="Verdana"/>
+                <w:sz w:val="16"/>
+              </w:rPr>
+              <w:t>J m</w:t>
+            </w:r>
+            <w:r>
+              <w:rPr>
+                <w:rFonts w:ascii="Verdana" w:hAnsi="Verdana"/>
+                <w:sz w:val="16"/>
+                <w:vertAlign w:val="superscript"/>
+              </w:rPr>
+              <w:t>-2</w:t>
+            </w:r>
+          </w:p>
+        </w:tc>
+        <w:tc>
+          <w:tcPr>
+            <w:tcW w:type="dxa" w:w="1514"/>
+          </w:tcPr>
+          <w:p>
+            <w:pPr>
+              <w:spacing w:before="20" w:after="20"/>
+            </w:pPr>
             <w:r/>
             <w:r>
               <w:rPr>
@@ -1344,6 +2046,9 @@
             <w:tcW w:type="dxa" w:w="1514"/>
           </w:tcPr>
           <w:p>
+            <w:pPr>
+              <w:spacing w:before="20" w:after="20"/>
+            </w:pPr>
             <w:r/>
             <w:r>
               <w:rPr>
@@ -1360,6 +2065,9 @@
             <w:tcW w:type="dxa" w:w="1514"/>
           </w:tcPr>
           <w:p>
+            <w:pPr>
+              <w:spacing w:before="20" w:after="20"/>
+            </w:pPr>
             <w:r/>
             <w:r>
               <w:rPr>
@@ -1380,6 +2088,9 @@
             <w:tcW w:type="dxa" w:w="1514"/>
           </w:tcPr>
           <w:p>
+            <w:pPr>
+              <w:spacing w:before="20" w:after="20"/>
+            </w:pPr>
             <w:r/>
             <w:r>
               <w:rPr>
@@ -1396,6 +2107,9 @@
             <w:tcW w:type="dxa" w:w="1514"/>
           </w:tcPr>
           <w:p>
+            <w:pPr>
+              <w:spacing w:before="20" w:after="20"/>
+            </w:pPr>
             <w:r/>
             <w:r>
               <w:rPr>
@@ -1412,22 +2126,35 @@
             <w:tcW w:type="dxa" w:w="1514"/>
           </w:tcPr>
           <w:p>
-            <w:r/>
-            <w:r>
-              <w:rPr>
-                <w:rFonts w:ascii="Verdana" w:hAnsi="Verdana"/>
-                <w:b w:val="0"/>
-                <w:sz w:val="16"/>
-              </w:rPr>
-              <w:t>J m-2</w:t>
-            </w:r>
-          </w:p>
-        </w:tc>
-        <w:tc>
-          <w:tcPr>
-            <w:tcW w:type="dxa" w:w="1514"/>
-          </w:tcPr>
-          <w:p>
+            <w:pPr>
+              <w:spacing w:before="20" w:after="20"/>
+            </w:pPr>
+            <w:r/>
+            <w:r>
+              <w:rPr>
+                <w:rFonts w:ascii="Verdana" w:hAnsi="Verdana"/>
+                <w:sz w:val="16"/>
+              </w:rPr>
+              <w:t>J m</w:t>
+            </w:r>
+            <w:r>
+              <w:rPr>
+                <w:rFonts w:ascii="Verdana" w:hAnsi="Verdana"/>
+                <w:sz w:val="16"/>
+                <w:vertAlign w:val="superscript"/>
+              </w:rPr>
+              <w:t>-2</w:t>
+            </w:r>
+          </w:p>
+        </w:tc>
+        <w:tc>
+          <w:tcPr>
+            <w:tcW w:type="dxa" w:w="1514"/>
+          </w:tcPr>
+          <w:p>
+            <w:pPr>
+              <w:spacing w:before="20" w:after="20"/>
+            </w:pPr>
             <w:r/>
             <w:r>
               <w:rPr>
@@ -1444,6 +2171,9 @@
             <w:tcW w:type="dxa" w:w="1514"/>
           </w:tcPr>
           <w:p>
+            <w:pPr>
+              <w:spacing w:before="20" w:after="20"/>
+            </w:pPr>
             <w:r/>
             <w:r>
               <w:rPr>
@@ -1460,6 +2190,9 @@
             <w:tcW w:type="dxa" w:w="1514"/>
           </w:tcPr>
           <w:p>
+            <w:pPr>
+              <w:spacing w:before="20" w:after="20"/>
+            </w:pPr>
             <w:r/>
             <w:r>
               <w:rPr>
@@ -1476,22 +2209,35 @@
             <w:tcW w:type="dxa" w:w="1514"/>
           </w:tcPr>
           <w:p>
-            <w:r/>
-            <w:r>
-              <w:rPr>
-                <w:rFonts w:ascii="Verdana" w:hAnsi="Verdana"/>
-                <w:b w:val="0"/>
-                <w:sz w:val="16"/>
-              </w:rPr>
-              <w:t>J m-2</w:t>
-            </w:r>
-          </w:p>
-        </w:tc>
-        <w:tc>
-          <w:tcPr>
-            <w:tcW w:type="dxa" w:w="1514"/>
-          </w:tcPr>
-          <w:p>
+            <w:pPr>
+              <w:spacing w:before="20" w:after="20"/>
+            </w:pPr>
+            <w:r/>
+            <w:r>
+              <w:rPr>
+                <w:rFonts w:ascii="Verdana" w:hAnsi="Verdana"/>
+                <w:sz w:val="16"/>
+              </w:rPr>
+              <w:t>J m</w:t>
+            </w:r>
+            <w:r>
+              <w:rPr>
+                <w:rFonts w:ascii="Verdana" w:hAnsi="Verdana"/>
+                <w:sz w:val="16"/>
+                <w:vertAlign w:val="superscript"/>
+              </w:rPr>
+              <w:t>-2</w:t>
+            </w:r>
+          </w:p>
+        </w:tc>
+        <w:tc>
+          <w:tcPr>
+            <w:tcW w:type="dxa" w:w="1514"/>
+          </w:tcPr>
+          <w:p>
+            <w:pPr>
+              <w:spacing w:before="20" w:after="20"/>
+            </w:pPr>
             <w:r/>
             <w:r>
               <w:rPr>
@@ -1508,6 +2254,9 @@
             <w:tcW w:type="dxa" w:w="1514"/>
           </w:tcPr>
           <w:p>
+            <w:pPr>
+              <w:spacing w:before="20" w:after="20"/>
+            </w:pPr>
             <w:r/>
             <w:r>
               <w:rPr>
@@ -1524,6 +2273,9 @@
             <w:tcW w:type="dxa" w:w="1514"/>
           </w:tcPr>
           <w:p>
+            <w:pPr>
+              <w:spacing w:before="20" w:after="20"/>
+            </w:pPr>
             <w:r/>
             <w:r>
               <w:rPr>
@@ -1544,6 +2296,9 @@
             <w:tcW w:type="dxa" w:w="1514"/>
           </w:tcPr>
           <w:p>
+            <w:pPr>
+              <w:spacing w:before="20" w:after="20"/>
+            </w:pPr>
             <w:r/>
             <w:r>
               <w:rPr>
@@ -1560,6 +2315,9 @@
             <w:tcW w:type="dxa" w:w="1514"/>
           </w:tcPr>
           <w:p>
+            <w:pPr>
+              <w:spacing w:before="20" w:after="20"/>
+            </w:pPr>
             <w:r/>
             <w:r>
               <w:rPr>
@@ -1576,22 +2334,35 @@
             <w:tcW w:type="dxa" w:w="1514"/>
           </w:tcPr>
           <w:p>
-            <w:r/>
-            <w:r>
-              <w:rPr>
-                <w:rFonts w:ascii="Verdana" w:hAnsi="Verdana"/>
-                <w:b w:val="0"/>
-                <w:sz w:val="16"/>
-              </w:rPr>
-              <w:t>J m-2</w:t>
-            </w:r>
-          </w:p>
-        </w:tc>
-        <w:tc>
-          <w:tcPr>
-            <w:tcW w:type="dxa" w:w="1514"/>
-          </w:tcPr>
-          <w:p>
+            <w:pPr>
+              <w:spacing w:before="20" w:after="20"/>
+            </w:pPr>
+            <w:r/>
+            <w:r>
+              <w:rPr>
+                <w:rFonts w:ascii="Verdana" w:hAnsi="Verdana"/>
+                <w:sz w:val="16"/>
+              </w:rPr>
+              <w:t>J m</w:t>
+            </w:r>
+            <w:r>
+              <w:rPr>
+                <w:rFonts w:ascii="Verdana" w:hAnsi="Verdana"/>
+                <w:sz w:val="16"/>
+                <w:vertAlign w:val="superscript"/>
+              </w:rPr>
+              <w:t>-2</w:t>
+            </w:r>
+          </w:p>
+        </w:tc>
+        <w:tc>
+          <w:tcPr>
+            <w:tcW w:type="dxa" w:w="1514"/>
+          </w:tcPr>
+          <w:p>
+            <w:pPr>
+              <w:spacing w:before="20" w:after="20"/>
+            </w:pPr>
             <w:r/>
             <w:r>
               <w:rPr>
@@ -1608,6 +2379,9 @@
             <w:tcW w:type="dxa" w:w="1514"/>
           </w:tcPr>
           <w:p>
+            <w:pPr>
+              <w:spacing w:before="20" w:after="20"/>
+            </w:pPr>
             <w:r/>
             <w:r>
               <w:rPr>
@@ -1624,6 +2398,9 @@
             <w:tcW w:type="dxa" w:w="1514"/>
           </w:tcPr>
           <w:p>
+            <w:pPr>
+              <w:spacing w:before="20" w:after="20"/>
+            </w:pPr>
             <w:r/>
             <w:r>
               <w:rPr>
@@ -1640,22 +2417,35 @@
             <w:tcW w:type="dxa" w:w="1514"/>
           </w:tcPr>
           <w:p>
-            <w:r/>
-            <w:r>
-              <w:rPr>
-                <w:rFonts w:ascii="Verdana" w:hAnsi="Verdana"/>
-                <w:b w:val="0"/>
-                <w:sz w:val="16"/>
-              </w:rPr>
-              <w:t>J m-2</w:t>
-            </w:r>
-          </w:p>
-        </w:tc>
-        <w:tc>
-          <w:tcPr>
-            <w:tcW w:type="dxa" w:w="1514"/>
-          </w:tcPr>
-          <w:p>
+            <w:pPr>
+              <w:spacing w:before="20" w:after="20"/>
+            </w:pPr>
+            <w:r/>
+            <w:r>
+              <w:rPr>
+                <w:rFonts w:ascii="Verdana" w:hAnsi="Verdana"/>
+                <w:sz w:val="16"/>
+              </w:rPr>
+              <w:t>J m</w:t>
+            </w:r>
+            <w:r>
+              <w:rPr>
+                <w:rFonts w:ascii="Verdana" w:hAnsi="Verdana"/>
+                <w:sz w:val="16"/>
+                <w:vertAlign w:val="superscript"/>
+              </w:rPr>
+              <w:t>-2</w:t>
+            </w:r>
+          </w:p>
+        </w:tc>
+        <w:tc>
+          <w:tcPr>
+            <w:tcW w:type="dxa" w:w="1514"/>
+          </w:tcPr>
+          <w:p>
+            <w:pPr>
+              <w:spacing w:before="20" w:after="20"/>
+            </w:pPr>
             <w:r/>
             <w:r>
               <w:rPr>
@@ -1672,6 +2462,9 @@
             <w:tcW w:type="dxa" w:w="1514"/>
           </w:tcPr>
           <w:p>
+            <w:pPr>
+              <w:spacing w:before="20" w:after="20"/>
+            </w:pPr>
             <w:r/>
             <w:r>
               <w:rPr>
@@ -1688,6 +2481,9 @@
             <w:tcW w:type="dxa" w:w="1514"/>
           </w:tcPr>
           <w:p>
+            <w:pPr>
+              <w:spacing w:before="20" w:after="20"/>
+            </w:pPr>
             <w:r/>
             <w:r>
               <w:rPr>
@@ -1708,6 +2504,9 @@
             <w:tcW w:type="dxa" w:w="1514"/>
           </w:tcPr>
           <w:p>
+            <w:pPr>
+              <w:spacing w:before="20" w:after="20"/>
+            </w:pPr>
             <w:r/>
             <w:r>
               <w:rPr>
@@ -1724,6 +2523,9 @@
             <w:tcW w:type="dxa" w:w="1514"/>
           </w:tcPr>
           <w:p>
+            <w:pPr>
+              <w:spacing w:before="20" w:after="20"/>
+            </w:pPr>
             <w:r/>
             <w:r>
               <w:rPr>
@@ -1740,22 +2542,35 @@
             <w:tcW w:type="dxa" w:w="1514"/>
           </w:tcPr>
           <w:p>
-            <w:r/>
-            <w:r>
-              <w:rPr>
-                <w:rFonts w:ascii="Verdana" w:hAnsi="Verdana"/>
-                <w:b w:val="0"/>
-                <w:sz w:val="16"/>
-              </w:rPr>
-              <w:t>J m-2</w:t>
-            </w:r>
-          </w:p>
-        </w:tc>
-        <w:tc>
-          <w:tcPr>
-            <w:tcW w:type="dxa" w:w="1514"/>
-          </w:tcPr>
-          <w:p>
+            <w:pPr>
+              <w:spacing w:before="20" w:after="20"/>
+            </w:pPr>
+            <w:r/>
+            <w:r>
+              <w:rPr>
+                <w:rFonts w:ascii="Verdana" w:hAnsi="Verdana"/>
+                <w:sz w:val="16"/>
+              </w:rPr>
+              <w:t>J m</w:t>
+            </w:r>
+            <w:r>
+              <w:rPr>
+                <w:rFonts w:ascii="Verdana" w:hAnsi="Verdana"/>
+                <w:sz w:val="16"/>
+                <w:vertAlign w:val="superscript"/>
+              </w:rPr>
+              <w:t>-2</w:t>
+            </w:r>
+          </w:p>
+        </w:tc>
+        <w:tc>
+          <w:tcPr>
+            <w:tcW w:type="dxa" w:w="1514"/>
+          </w:tcPr>
+          <w:p>
+            <w:pPr>
+              <w:spacing w:before="20" w:after="20"/>
+            </w:pPr>
             <w:r/>
             <w:r>
               <w:rPr>
@@ -1772,6 +2587,9 @@
             <w:tcW w:type="dxa" w:w="1514"/>
           </w:tcPr>
           <w:p>
+            <w:pPr>
+              <w:spacing w:before="20" w:after="20"/>
+            </w:pPr>
             <w:r/>
             <w:r>
               <w:rPr>
@@ -1788,6 +2606,9 @@
             <w:tcW w:type="dxa" w:w="1514"/>
           </w:tcPr>
           <w:p>
+            <w:pPr>
+              <w:spacing w:before="20" w:after="20"/>
+            </w:pPr>
             <w:r/>
             <w:r>
               <w:rPr>
@@ -1804,22 +2625,35 @@
             <w:tcW w:type="dxa" w:w="1514"/>
           </w:tcPr>
           <w:p>
-            <w:r/>
-            <w:r>
-              <w:rPr>
-                <w:rFonts w:ascii="Verdana" w:hAnsi="Verdana"/>
-                <w:b w:val="0"/>
-                <w:sz w:val="16"/>
-              </w:rPr>
-              <w:t>J m-2</w:t>
-            </w:r>
-          </w:p>
-        </w:tc>
-        <w:tc>
-          <w:tcPr>
-            <w:tcW w:type="dxa" w:w="1514"/>
-          </w:tcPr>
-          <w:p>
+            <w:pPr>
+              <w:spacing w:before="20" w:after="20"/>
+            </w:pPr>
+            <w:r/>
+            <w:r>
+              <w:rPr>
+                <w:rFonts w:ascii="Verdana" w:hAnsi="Verdana"/>
+                <w:sz w:val="16"/>
+              </w:rPr>
+              <w:t>J m</w:t>
+            </w:r>
+            <w:r>
+              <w:rPr>
+                <w:rFonts w:ascii="Verdana" w:hAnsi="Verdana"/>
+                <w:sz w:val="16"/>
+                <w:vertAlign w:val="superscript"/>
+              </w:rPr>
+              <w:t>-2</w:t>
+            </w:r>
+          </w:p>
+        </w:tc>
+        <w:tc>
+          <w:tcPr>
+            <w:tcW w:type="dxa" w:w="1514"/>
+          </w:tcPr>
+          <w:p>
+            <w:pPr>
+              <w:spacing w:before="20" w:after="20"/>
+            </w:pPr>
             <w:r/>
             <w:r>
               <w:rPr>
@@ -1836,6 +2670,9 @@
             <w:tcW w:type="dxa" w:w="1514"/>
           </w:tcPr>
           <w:p>
+            <w:pPr>
+              <w:spacing w:before="20" w:after="20"/>
+            </w:pPr>
             <w:r/>
             <w:r>
               <w:rPr>
@@ -1852,6 +2689,9 @@
             <w:tcW w:type="dxa" w:w="1514"/>
           </w:tcPr>
           <w:p>
+            <w:pPr>
+              <w:spacing w:before="20" w:after="20"/>
+            </w:pPr>
             <w:r/>
             <w:r>
               <w:rPr>
@@ -1872,6 +2712,9 @@
             <w:tcW w:type="dxa" w:w="1514"/>
           </w:tcPr>
           <w:p>
+            <w:pPr>
+              <w:spacing w:before="20" w:after="20"/>
+            </w:pPr>
             <w:r/>
             <w:r>
               <w:rPr>
@@ -1888,6 +2731,9 @@
             <w:tcW w:type="dxa" w:w="1514"/>
           </w:tcPr>
           <w:p>
+            <w:pPr>
+              <w:spacing w:before="20" w:after="20"/>
+            </w:pPr>
             <w:r/>
             <w:r>
               <w:rPr>
@@ -1904,22 +2750,35 @@
             <w:tcW w:type="dxa" w:w="1514"/>
           </w:tcPr>
           <w:p>
-            <w:r/>
-            <w:r>
-              <w:rPr>
-                <w:rFonts w:ascii="Verdana" w:hAnsi="Verdana"/>
-                <w:b w:val="0"/>
-                <w:sz w:val="16"/>
-              </w:rPr>
-              <w:t>W m-2</w:t>
-            </w:r>
-          </w:p>
-        </w:tc>
-        <w:tc>
-          <w:tcPr>
-            <w:tcW w:type="dxa" w:w="1514"/>
-          </w:tcPr>
-          <w:p>
+            <w:pPr>
+              <w:spacing w:before="20" w:after="20"/>
+            </w:pPr>
+            <w:r/>
+            <w:r>
+              <w:rPr>
+                <w:rFonts w:ascii="Verdana" w:hAnsi="Verdana"/>
+                <w:sz w:val="16"/>
+              </w:rPr>
+              <w:t>W m</w:t>
+            </w:r>
+            <w:r>
+              <w:rPr>
+                <w:rFonts w:ascii="Verdana" w:hAnsi="Verdana"/>
+                <w:sz w:val="16"/>
+                <w:vertAlign w:val="superscript"/>
+              </w:rPr>
+              <w:t>-2</w:t>
+            </w:r>
+          </w:p>
+        </w:tc>
+        <w:tc>
+          <w:tcPr>
+            <w:tcW w:type="dxa" w:w="1514"/>
+          </w:tcPr>
+          <w:p>
+            <w:pPr>
+              <w:spacing w:before="20" w:after="20"/>
+            </w:pPr>
             <w:r/>
             <w:r>
               <w:rPr>
@@ -1936,6 +2795,9 @@
             <w:tcW w:type="dxa" w:w="1514"/>
           </w:tcPr>
           <w:p>
+            <w:pPr>
+              <w:spacing w:before="20" w:after="20"/>
+            </w:pPr>
             <w:r/>
             <w:r>
               <w:rPr>
@@ -1952,6 +2814,9 @@
             <w:tcW w:type="dxa" w:w="1514"/>
           </w:tcPr>
           <w:p>
+            <w:pPr>
+              <w:spacing w:before="20" w:after="20"/>
+            </w:pPr>
             <w:r/>
             <w:r>
               <w:rPr>
@@ -1968,22 +2833,35 @@
             <w:tcW w:type="dxa" w:w="1514"/>
           </w:tcPr>
           <w:p>
-            <w:r/>
-            <w:r>
-              <w:rPr>
-                <w:rFonts w:ascii="Verdana" w:hAnsi="Verdana"/>
-                <w:b w:val="0"/>
-                <w:sz w:val="16"/>
-              </w:rPr>
-              <w:t>W m-2</w:t>
-            </w:r>
-          </w:p>
-        </w:tc>
-        <w:tc>
-          <w:tcPr>
-            <w:tcW w:type="dxa" w:w="1514"/>
-          </w:tcPr>
-          <w:p>
+            <w:pPr>
+              <w:spacing w:before="20" w:after="20"/>
+            </w:pPr>
+            <w:r/>
+            <w:r>
+              <w:rPr>
+                <w:rFonts w:ascii="Verdana" w:hAnsi="Verdana"/>
+                <w:sz w:val="16"/>
+              </w:rPr>
+              <w:t>W m</w:t>
+            </w:r>
+            <w:r>
+              <w:rPr>
+                <w:rFonts w:ascii="Verdana" w:hAnsi="Verdana"/>
+                <w:sz w:val="16"/>
+                <w:vertAlign w:val="superscript"/>
+              </w:rPr>
+              <w:t>-2</w:t>
+            </w:r>
+          </w:p>
+        </w:tc>
+        <w:tc>
+          <w:tcPr>
+            <w:tcW w:type="dxa" w:w="1514"/>
+          </w:tcPr>
+          <w:p>
+            <w:pPr>
+              <w:spacing w:before="20" w:after="20"/>
+            </w:pPr>
             <w:r/>
             <w:r>
               <w:rPr>
@@ -2000,6 +2878,9 @@
             <w:tcW w:type="dxa" w:w="1514"/>
           </w:tcPr>
           <w:p>
+            <w:pPr>
+              <w:spacing w:before="20" w:after="20"/>
+            </w:pPr>
             <w:r/>
             <w:r>
               <w:rPr>
@@ -2016,6 +2897,9 @@
             <w:tcW w:type="dxa" w:w="1514"/>
           </w:tcPr>
           <w:p>
+            <w:pPr>
+              <w:spacing w:before="20" w:after="20"/>
+            </w:pPr>
             <w:r/>
             <w:r>
               <w:rPr>
@@ -2036,6 +2920,9 @@
             <w:tcW w:type="dxa" w:w="1514"/>
           </w:tcPr>
           <w:p>
+            <w:pPr>
+              <w:spacing w:before="20" w:after="20"/>
+            </w:pPr>
             <w:r/>
             <w:r>
               <w:rPr>
@@ -2052,6 +2939,9 @@
             <w:tcW w:type="dxa" w:w="1514"/>
           </w:tcPr>
           <w:p>
+            <w:pPr>
+              <w:spacing w:before="20" w:after="20"/>
+            </w:pPr>
             <w:r/>
             <w:r>
               <w:rPr>
@@ -2068,22 +2958,35 @@
             <w:tcW w:type="dxa" w:w="1514"/>
           </w:tcPr>
           <w:p>
-            <w:r/>
-            <w:r>
-              <w:rPr>
-                <w:rFonts w:ascii="Verdana" w:hAnsi="Verdana"/>
-                <w:b w:val="0"/>
-                <w:sz w:val="16"/>
-              </w:rPr>
-              <w:t>W m-2</w:t>
-            </w:r>
-          </w:p>
-        </w:tc>
-        <w:tc>
-          <w:tcPr>
-            <w:tcW w:type="dxa" w:w="1514"/>
-          </w:tcPr>
-          <w:p>
+            <w:pPr>
+              <w:spacing w:before="20" w:after="20"/>
+            </w:pPr>
+            <w:r/>
+            <w:r>
+              <w:rPr>
+                <w:rFonts w:ascii="Verdana" w:hAnsi="Verdana"/>
+                <w:sz w:val="16"/>
+              </w:rPr>
+              <w:t>W m</w:t>
+            </w:r>
+            <w:r>
+              <w:rPr>
+                <w:rFonts w:ascii="Verdana" w:hAnsi="Verdana"/>
+                <w:sz w:val="16"/>
+                <w:vertAlign w:val="superscript"/>
+              </w:rPr>
+              <w:t>-2</w:t>
+            </w:r>
+          </w:p>
+        </w:tc>
+        <w:tc>
+          <w:tcPr>
+            <w:tcW w:type="dxa" w:w="1514"/>
+          </w:tcPr>
+          <w:p>
+            <w:pPr>
+              <w:spacing w:before="20" w:after="20"/>
+            </w:pPr>
             <w:r/>
             <w:r>
               <w:rPr>
@@ -2100,6 +3003,9 @@
             <w:tcW w:type="dxa" w:w="1514"/>
           </w:tcPr>
           <w:p>
+            <w:pPr>
+              <w:spacing w:before="20" w:after="20"/>
+            </w:pPr>
             <w:r/>
             <w:r>
               <w:rPr>
@@ -2116,6 +3022,9 @@
             <w:tcW w:type="dxa" w:w="1514"/>
           </w:tcPr>
           <w:p>
+            <w:pPr>
+              <w:spacing w:before="20" w:after="20"/>
+            </w:pPr>
             <w:r/>
             <w:r>
               <w:rPr>
@@ -2132,22 +3041,35 @@
             <w:tcW w:type="dxa" w:w="1514"/>
           </w:tcPr>
           <w:p>
-            <w:r/>
-            <w:r>
-              <w:rPr>
-                <w:rFonts w:ascii="Verdana" w:hAnsi="Verdana"/>
-                <w:b w:val="0"/>
-                <w:sz w:val="16"/>
-              </w:rPr>
-              <w:t>W m-2</w:t>
-            </w:r>
-          </w:p>
-        </w:tc>
-        <w:tc>
-          <w:tcPr>
-            <w:tcW w:type="dxa" w:w="1514"/>
-          </w:tcPr>
-          <w:p>
+            <w:pPr>
+              <w:spacing w:before="20" w:after="20"/>
+            </w:pPr>
+            <w:r/>
+            <w:r>
+              <w:rPr>
+                <w:rFonts w:ascii="Verdana" w:hAnsi="Verdana"/>
+                <w:sz w:val="16"/>
+              </w:rPr>
+              <w:t>W m</w:t>
+            </w:r>
+            <w:r>
+              <w:rPr>
+                <w:rFonts w:ascii="Verdana" w:hAnsi="Verdana"/>
+                <w:sz w:val="16"/>
+                <w:vertAlign w:val="superscript"/>
+              </w:rPr>
+              <w:t>-2</w:t>
+            </w:r>
+          </w:p>
+        </w:tc>
+        <w:tc>
+          <w:tcPr>
+            <w:tcW w:type="dxa" w:w="1514"/>
+          </w:tcPr>
+          <w:p>
+            <w:pPr>
+              <w:spacing w:before="20" w:after="20"/>
+            </w:pPr>
             <w:r/>
             <w:r>
               <w:rPr>
@@ -2164,6 +3086,9 @@
             <w:tcW w:type="dxa" w:w="1514"/>
           </w:tcPr>
           <w:p>
+            <w:pPr>
+              <w:spacing w:before="20" w:after="20"/>
+            </w:pPr>
             <w:r/>
             <w:r>
               <w:rPr>
@@ -2180,6 +3105,9 @@
             <w:tcW w:type="dxa" w:w="1514"/>
           </w:tcPr>
           <w:p>
+            <w:pPr>
+              <w:spacing w:before="20" w:after="20"/>
+            </w:pPr>
             <w:r/>
             <w:r>
               <w:rPr>
@@ -2200,6 +3128,9 @@
             <w:tcW w:type="dxa" w:w="1514"/>
           </w:tcPr>
           <w:p>
+            <w:pPr>
+              <w:spacing w:before="20" w:after="20"/>
+            </w:pPr>
             <w:r/>
             <w:r>
               <w:rPr>
@@ -2216,6 +3147,9 @@
             <w:tcW w:type="dxa" w:w="1514"/>
           </w:tcPr>
           <w:p>
+            <w:pPr>
+              <w:spacing w:before="20" w:after="20"/>
+            </w:pPr>
             <w:r/>
             <w:r>
               <w:rPr>
@@ -2232,11 +3166,13 @@
             <w:tcW w:type="dxa" w:w="1514"/>
           </w:tcPr>
           <w:p>
-            <w:r/>
-            <w:r>
-              <w:rPr>
-                <w:rFonts w:ascii="Verdana" w:hAnsi="Verdana"/>
-                <w:b w:val="0"/>
+            <w:pPr>
+              <w:spacing w:before="20" w:after="20"/>
+            </w:pPr>
+            <w:r/>
+            <w:r>
+              <w:rPr>
+                <w:rFonts w:ascii="Verdana" w:hAnsi="Verdana"/>
                 <w:sz w:val="16"/>
               </w:rPr>
               <w:t>%</w:t>
@@ -2248,6 +3184,9 @@
             <w:tcW w:type="dxa" w:w="1514"/>
           </w:tcPr>
           <w:p>
+            <w:pPr>
+              <w:spacing w:before="20" w:after="20"/>
+            </w:pPr>
             <w:r/>
             <w:r>
               <w:rPr>
@@ -2264,6 +3203,9 @@
             <w:tcW w:type="dxa" w:w="1514"/>
           </w:tcPr>
           <w:p>
+            <w:pPr>
+              <w:spacing w:before="20" w:after="20"/>
+            </w:pPr>
             <w:r/>
             <w:r>
               <w:rPr>
@@ -2280,6 +3222,9 @@
             <w:tcW w:type="dxa" w:w="1514"/>
           </w:tcPr>
           <w:p>
+            <w:pPr>
+              <w:spacing w:before="20" w:after="20"/>
+            </w:pPr>
             <w:r/>
             <w:r>
               <w:rPr>
@@ -2296,11 +3241,13 @@
             <w:tcW w:type="dxa" w:w="1514"/>
           </w:tcPr>
           <w:p>
-            <w:r/>
-            <w:r>
-              <w:rPr>
-                <w:rFonts w:ascii="Verdana" w:hAnsi="Verdana"/>
-                <w:b w:val="0"/>
+            <w:pPr>
+              <w:spacing w:before="20" w:after="20"/>
+            </w:pPr>
+            <w:r/>
+            <w:r>
+              <w:rPr>
+                <w:rFonts w:ascii="Verdana" w:hAnsi="Verdana"/>
                 <w:sz w:val="16"/>
               </w:rPr>
               <w:t>%</w:t>
@@ -2312,6 +3259,9 @@
             <w:tcW w:type="dxa" w:w="1514"/>
           </w:tcPr>
           <w:p>
+            <w:pPr>
+              <w:spacing w:before="20" w:after="20"/>
+            </w:pPr>
             <w:r/>
             <w:r>
               <w:rPr>
@@ -2328,6 +3278,9 @@
             <w:tcW w:type="dxa" w:w="1514"/>
           </w:tcPr>
           <w:p>
+            <w:pPr>
+              <w:spacing w:before="20" w:after="20"/>
+            </w:pPr>
             <w:r/>
             <w:r>
               <w:rPr>
@@ -2344,6 +3297,9 @@
             <w:tcW w:type="dxa" w:w="1514"/>
           </w:tcPr>
           <w:p>
+            <w:pPr>
+              <w:spacing w:before="20" w:after="20"/>
+            </w:pPr>
             <w:r/>
             <w:r>
               <w:rPr>
@@ -2364,6 +3320,9 @@
             <w:tcW w:type="dxa" w:w="1514"/>
           </w:tcPr>
           <w:p>
+            <w:pPr>
+              <w:spacing w:before="20" w:after="20"/>
+            </w:pPr>
             <w:r/>
             <w:r>
               <w:rPr>
@@ -2380,6 +3339,9 @@
             <w:tcW w:type="dxa" w:w="1514"/>
           </w:tcPr>
           <w:p>
+            <w:pPr>
+              <w:spacing w:before="20" w:after="20"/>
+            </w:pPr>
             <w:r/>
             <w:r>
               <w:rPr>
@@ -2396,22 +3358,35 @@
             <w:tcW w:type="dxa" w:w="1514"/>
           </w:tcPr>
           <w:p>
-            <w:r/>
-            <w:r>
-              <w:rPr>
-                <w:rFonts w:ascii="Verdana" w:hAnsi="Verdana"/>
-                <w:b w:val="0"/>
-                <w:sz w:val="16"/>
-              </w:rPr>
-              <w:t>J m-2</w:t>
-            </w:r>
-          </w:p>
-        </w:tc>
-        <w:tc>
-          <w:tcPr>
-            <w:tcW w:type="dxa" w:w="1514"/>
-          </w:tcPr>
-          <w:p>
+            <w:pPr>
+              <w:spacing w:before="20" w:after="20"/>
+            </w:pPr>
+            <w:r/>
+            <w:r>
+              <w:rPr>
+                <w:rFonts w:ascii="Verdana" w:hAnsi="Verdana"/>
+                <w:sz w:val="16"/>
+              </w:rPr>
+              <w:t>J m</w:t>
+            </w:r>
+            <w:r>
+              <w:rPr>
+                <w:rFonts w:ascii="Verdana" w:hAnsi="Verdana"/>
+                <w:sz w:val="16"/>
+                <w:vertAlign w:val="superscript"/>
+              </w:rPr>
+              <w:t>-2</w:t>
+            </w:r>
+          </w:p>
+        </w:tc>
+        <w:tc>
+          <w:tcPr>
+            <w:tcW w:type="dxa" w:w="1514"/>
+          </w:tcPr>
+          <w:p>
+            <w:pPr>
+              <w:spacing w:before="20" w:after="20"/>
+            </w:pPr>
             <w:r/>
             <w:r>
               <w:rPr>
@@ -2428,6 +3403,9 @@
             <w:tcW w:type="dxa" w:w="1514"/>
           </w:tcPr>
           <w:p>
+            <w:pPr>
+              <w:spacing w:before="20" w:after="20"/>
+            </w:pPr>
             <w:r/>
             <w:r>
               <w:rPr>
@@ -2444,6 +3422,9 @@
             <w:tcW w:type="dxa" w:w="1514"/>
           </w:tcPr>
           <w:p>
+            <w:pPr>
+              <w:spacing w:before="20" w:after="20"/>
+            </w:pPr>
             <w:r/>
             <w:r>
               <w:rPr>
@@ -2460,22 +3441,35 @@
             <w:tcW w:type="dxa" w:w="1514"/>
           </w:tcPr>
           <w:p>
-            <w:r/>
-            <w:r>
-              <w:rPr>
-                <w:rFonts w:ascii="Verdana" w:hAnsi="Verdana"/>
-                <w:b w:val="0"/>
-                <w:sz w:val="16"/>
-              </w:rPr>
-              <w:t>J m-2</w:t>
-            </w:r>
-          </w:p>
-        </w:tc>
-        <w:tc>
-          <w:tcPr>
-            <w:tcW w:type="dxa" w:w="1514"/>
-          </w:tcPr>
-          <w:p>
+            <w:pPr>
+              <w:spacing w:before="20" w:after="20"/>
+            </w:pPr>
+            <w:r/>
+            <w:r>
+              <w:rPr>
+                <w:rFonts w:ascii="Verdana" w:hAnsi="Verdana"/>
+                <w:sz w:val="16"/>
+              </w:rPr>
+              <w:t>J m</w:t>
+            </w:r>
+            <w:r>
+              <w:rPr>
+                <w:rFonts w:ascii="Verdana" w:hAnsi="Verdana"/>
+                <w:sz w:val="16"/>
+                <w:vertAlign w:val="superscript"/>
+              </w:rPr>
+              <w:t>-2</w:t>
+            </w:r>
+          </w:p>
+        </w:tc>
+        <w:tc>
+          <w:tcPr>
+            <w:tcW w:type="dxa" w:w="1514"/>
+          </w:tcPr>
+          <w:p>
+            <w:pPr>
+              <w:spacing w:before="20" w:after="20"/>
+            </w:pPr>
             <w:r/>
             <w:r>
               <w:rPr>
@@ -2492,6 +3486,9 @@
             <w:tcW w:type="dxa" w:w="1514"/>
           </w:tcPr>
           <w:p>
+            <w:pPr>
+              <w:spacing w:before="20" w:after="20"/>
+            </w:pPr>
             <w:r/>
             <w:r>
               <w:rPr>
@@ -2508,6 +3505,9 @@
             <w:tcW w:type="dxa" w:w="1514"/>
           </w:tcPr>
           <w:p>
+            <w:pPr>
+              <w:spacing w:before="20" w:after="20"/>
+            </w:pPr>
             <w:r/>
             <w:r>
               <w:rPr>
@@ -2528,6 +3528,9 @@
             <w:tcW w:type="dxa" w:w="1514"/>
           </w:tcPr>
           <w:p>
+            <w:pPr>
+              <w:spacing w:before="20" w:after="20"/>
+            </w:pPr>
             <w:r/>
             <w:r>
               <w:rPr>
@@ -2544,6 +3547,9 @@
             <w:tcW w:type="dxa" w:w="1514"/>
           </w:tcPr>
           <w:p>
+            <w:pPr>
+              <w:spacing w:before="20" w:after="20"/>
+            </w:pPr>
             <w:r/>
             <w:r>
               <w:rPr>
@@ -2560,22 +3566,35 @@
             <w:tcW w:type="dxa" w:w="1514"/>
           </w:tcPr>
           <w:p>
-            <w:r/>
-            <w:r>
-              <w:rPr>
-                <w:rFonts w:ascii="Verdana" w:hAnsi="Verdana"/>
-                <w:b w:val="0"/>
-                <w:sz w:val="16"/>
-              </w:rPr>
-              <w:t>J m-2</w:t>
-            </w:r>
-          </w:p>
-        </w:tc>
-        <w:tc>
-          <w:tcPr>
-            <w:tcW w:type="dxa" w:w="1514"/>
-          </w:tcPr>
-          <w:p>
+            <w:pPr>
+              <w:spacing w:before="20" w:after="20"/>
+            </w:pPr>
+            <w:r/>
+            <w:r>
+              <w:rPr>
+                <w:rFonts w:ascii="Verdana" w:hAnsi="Verdana"/>
+                <w:sz w:val="16"/>
+              </w:rPr>
+              <w:t>J m</w:t>
+            </w:r>
+            <w:r>
+              <w:rPr>
+                <w:rFonts w:ascii="Verdana" w:hAnsi="Verdana"/>
+                <w:sz w:val="16"/>
+                <w:vertAlign w:val="superscript"/>
+              </w:rPr>
+              <w:t>-2</w:t>
+            </w:r>
+          </w:p>
+        </w:tc>
+        <w:tc>
+          <w:tcPr>
+            <w:tcW w:type="dxa" w:w="1514"/>
+          </w:tcPr>
+          <w:p>
+            <w:pPr>
+              <w:spacing w:before="20" w:after="20"/>
+            </w:pPr>
             <w:r/>
             <w:r>
               <w:rPr>
@@ -2592,6 +3611,9 @@
             <w:tcW w:type="dxa" w:w="1514"/>
           </w:tcPr>
           <w:p>
+            <w:pPr>
+              <w:spacing w:before="20" w:after="20"/>
+            </w:pPr>
             <w:r/>
             <w:r>
               <w:rPr>
@@ -2608,6 +3630,9 @@
             <w:tcW w:type="dxa" w:w="1514"/>
           </w:tcPr>
           <w:p>
+            <w:pPr>
+              <w:spacing w:before="20" w:after="20"/>
+            </w:pPr>
             <w:r/>
             <w:r>
               <w:rPr>
@@ -2624,22 +3649,35 @@
             <w:tcW w:type="dxa" w:w="1514"/>
           </w:tcPr>
           <w:p>
-            <w:r/>
-            <w:r>
-              <w:rPr>
-                <w:rFonts w:ascii="Verdana" w:hAnsi="Verdana"/>
-                <w:b w:val="0"/>
-                <w:sz w:val="16"/>
-              </w:rPr>
-              <w:t>J m-2</w:t>
-            </w:r>
-          </w:p>
-        </w:tc>
-        <w:tc>
-          <w:tcPr>
-            <w:tcW w:type="dxa" w:w="1514"/>
-          </w:tcPr>
-          <w:p>
+            <w:pPr>
+              <w:spacing w:before="20" w:after="20"/>
+            </w:pPr>
+            <w:r/>
+            <w:r>
+              <w:rPr>
+                <w:rFonts w:ascii="Verdana" w:hAnsi="Verdana"/>
+                <w:sz w:val="16"/>
+              </w:rPr>
+              <w:t>J m</w:t>
+            </w:r>
+            <w:r>
+              <w:rPr>
+                <w:rFonts w:ascii="Verdana" w:hAnsi="Verdana"/>
+                <w:sz w:val="16"/>
+                <w:vertAlign w:val="superscript"/>
+              </w:rPr>
+              <w:t>-2</w:t>
+            </w:r>
+          </w:p>
+        </w:tc>
+        <w:tc>
+          <w:tcPr>
+            <w:tcW w:type="dxa" w:w="1514"/>
+          </w:tcPr>
+          <w:p>
+            <w:pPr>
+              <w:spacing w:before="20" w:after="20"/>
+            </w:pPr>
             <w:r/>
             <w:r>
               <w:rPr>
@@ -2656,6 +3694,9 @@
             <w:tcW w:type="dxa" w:w="1514"/>
           </w:tcPr>
           <w:p>
+            <w:pPr>
+              <w:spacing w:before="20" w:after="20"/>
+            </w:pPr>
             <w:r/>
             <w:r>
               <w:rPr>
@@ -2672,6 +3713,9 @@
             <w:tcW w:type="dxa" w:w="1514"/>
           </w:tcPr>
           <w:p>
+            <w:pPr>
+              <w:spacing w:before="20" w:after="20"/>
+            </w:pPr>
             <w:r/>
             <w:r>
               <w:rPr>
@@ -2692,6 +3736,9 @@
             <w:tcW w:type="dxa" w:w="1514"/>
           </w:tcPr>
           <w:p>
+            <w:pPr>
+              <w:spacing w:before="20" w:after="20"/>
+            </w:pPr>
             <w:r/>
             <w:r>
               <w:rPr>
@@ -2708,6 +3755,9 @@
             <w:tcW w:type="dxa" w:w="1514"/>
           </w:tcPr>
           <w:p>
+            <w:pPr>
+              <w:spacing w:before="20" w:after="20"/>
+            </w:pPr>
             <w:r/>
             <w:r>
               <w:rPr>
@@ -2724,22 +3774,35 @@
             <w:tcW w:type="dxa" w:w="1514"/>
           </w:tcPr>
           <w:p>
-            <w:r/>
-            <w:r>
-              <w:rPr>
-                <w:rFonts w:ascii="Verdana" w:hAnsi="Verdana"/>
-                <w:b w:val="0"/>
-                <w:sz w:val="16"/>
-              </w:rPr>
-              <w:t>J m-2</w:t>
-            </w:r>
-          </w:p>
-        </w:tc>
-        <w:tc>
-          <w:tcPr>
-            <w:tcW w:type="dxa" w:w="1514"/>
-          </w:tcPr>
-          <w:p>
+            <w:pPr>
+              <w:spacing w:before="20" w:after="20"/>
+            </w:pPr>
+            <w:r/>
+            <w:r>
+              <w:rPr>
+                <w:rFonts w:ascii="Verdana" w:hAnsi="Verdana"/>
+                <w:sz w:val="16"/>
+              </w:rPr>
+              <w:t>J m</w:t>
+            </w:r>
+            <w:r>
+              <w:rPr>
+                <w:rFonts w:ascii="Verdana" w:hAnsi="Verdana"/>
+                <w:sz w:val="16"/>
+                <w:vertAlign w:val="superscript"/>
+              </w:rPr>
+              <w:t>-2</w:t>
+            </w:r>
+          </w:p>
+        </w:tc>
+        <w:tc>
+          <w:tcPr>
+            <w:tcW w:type="dxa" w:w="1514"/>
+          </w:tcPr>
+          <w:p>
+            <w:pPr>
+              <w:spacing w:before="20" w:after="20"/>
+            </w:pPr>
             <w:r/>
             <w:r>
               <w:rPr>
@@ -2756,6 +3819,9 @@
             <w:tcW w:type="dxa" w:w="1514"/>
           </w:tcPr>
           <w:p>
+            <w:pPr>
+              <w:spacing w:before="20" w:after="20"/>
+            </w:pPr>
             <w:r/>
             <w:r>
               <w:rPr>
@@ -2772,6 +3838,9 @@
             <w:tcW w:type="dxa" w:w="1514"/>
           </w:tcPr>
           <w:p>
+            <w:pPr>
+              <w:spacing w:before="20" w:after="20"/>
+            </w:pPr>
             <w:r/>
             <w:r>
               <w:rPr>
@@ -2788,22 +3857,35 @@
             <w:tcW w:type="dxa" w:w="1514"/>
           </w:tcPr>
           <w:p>
-            <w:r/>
-            <w:r>
-              <w:rPr>
-                <w:rFonts w:ascii="Verdana" w:hAnsi="Verdana"/>
-                <w:b w:val="0"/>
-                <w:sz w:val="16"/>
-              </w:rPr>
-              <w:t>J m-2</w:t>
-            </w:r>
-          </w:p>
-        </w:tc>
-        <w:tc>
-          <w:tcPr>
-            <w:tcW w:type="dxa" w:w="1514"/>
-          </w:tcPr>
-          <w:p>
+            <w:pPr>
+              <w:spacing w:before="20" w:after="20"/>
+            </w:pPr>
+            <w:r/>
+            <w:r>
+              <w:rPr>
+                <w:rFonts w:ascii="Verdana" w:hAnsi="Verdana"/>
+                <w:sz w:val="16"/>
+              </w:rPr>
+              <w:t>J m</w:t>
+            </w:r>
+            <w:r>
+              <w:rPr>
+                <w:rFonts w:ascii="Verdana" w:hAnsi="Verdana"/>
+                <w:sz w:val="16"/>
+                <w:vertAlign w:val="superscript"/>
+              </w:rPr>
+              <w:t>-2</w:t>
+            </w:r>
+          </w:p>
+        </w:tc>
+        <w:tc>
+          <w:tcPr>
+            <w:tcW w:type="dxa" w:w="1514"/>
+          </w:tcPr>
+          <w:p>
+            <w:pPr>
+              <w:spacing w:before="20" w:after="20"/>
+            </w:pPr>
             <w:r/>
             <w:r>
               <w:rPr>
@@ -2820,6 +3902,9 @@
             <w:tcW w:type="dxa" w:w="1514"/>
           </w:tcPr>
           <w:p>
+            <w:pPr>
+              <w:spacing w:before="20" w:after="20"/>
+            </w:pPr>
             <w:r/>
             <w:r>
               <w:rPr>
@@ -2836,6 +3921,9 @@
             <w:tcW w:type="dxa" w:w="1514"/>
           </w:tcPr>
           <w:p>
+            <w:pPr>
+              <w:spacing w:before="20" w:after="20"/>
+            </w:pPr>
             <w:r/>
             <w:r>
               <w:rPr>
@@ -2856,6 +3944,9 @@
             <w:tcW w:type="dxa" w:w="1514"/>
           </w:tcPr>
           <w:p>
+            <w:pPr>
+              <w:spacing w:before="20" w:after="20"/>
+            </w:pPr>
             <w:r/>
             <w:r>
               <w:rPr>
@@ -2872,6 +3963,9 @@
             <w:tcW w:type="dxa" w:w="1514"/>
           </w:tcPr>
           <w:p>
+            <w:pPr>
+              <w:spacing w:before="20" w:after="20"/>
+            </w:pPr>
             <w:r/>
             <w:r>
               <w:rPr>
@@ -2888,22 +3982,35 @@
             <w:tcW w:type="dxa" w:w="1514"/>
           </w:tcPr>
           <w:p>
-            <w:r/>
-            <w:r>
-              <w:rPr>
-                <w:rFonts w:ascii="Verdana" w:hAnsi="Verdana"/>
-                <w:b w:val="0"/>
-                <w:sz w:val="16"/>
-              </w:rPr>
-              <w:t>J m-2</w:t>
-            </w:r>
-          </w:p>
-        </w:tc>
-        <w:tc>
-          <w:tcPr>
-            <w:tcW w:type="dxa" w:w="1514"/>
-          </w:tcPr>
-          <w:p>
+            <w:pPr>
+              <w:spacing w:before="20" w:after="20"/>
+            </w:pPr>
+            <w:r/>
+            <w:r>
+              <w:rPr>
+                <w:rFonts w:ascii="Verdana" w:hAnsi="Verdana"/>
+                <w:sz w:val="16"/>
+              </w:rPr>
+              <w:t>J m</w:t>
+            </w:r>
+            <w:r>
+              <w:rPr>
+                <w:rFonts w:ascii="Verdana" w:hAnsi="Verdana"/>
+                <w:sz w:val="16"/>
+                <w:vertAlign w:val="superscript"/>
+              </w:rPr>
+              <w:t>-2</w:t>
+            </w:r>
+          </w:p>
+        </w:tc>
+        <w:tc>
+          <w:tcPr>
+            <w:tcW w:type="dxa" w:w="1514"/>
+          </w:tcPr>
+          <w:p>
+            <w:pPr>
+              <w:spacing w:before="20" w:after="20"/>
+            </w:pPr>
             <w:r/>
             <w:r>
               <w:rPr>
@@ -2920,6 +4027,9 @@
             <w:tcW w:type="dxa" w:w="1514"/>
           </w:tcPr>
           <w:p>
+            <w:pPr>
+              <w:spacing w:before="20" w:after="20"/>
+            </w:pPr>
             <w:r/>
             <w:r>
               <w:rPr>
@@ -2936,6 +4046,9 @@
             <w:tcW w:type="dxa" w:w="1514"/>
           </w:tcPr>
           <w:p>
+            <w:pPr>
+              <w:spacing w:before="20" w:after="20"/>
+            </w:pPr>
             <w:r/>
             <w:r>
               <w:rPr>
@@ -2952,22 +4065,35 @@
             <w:tcW w:type="dxa" w:w="1514"/>
           </w:tcPr>
           <w:p>
-            <w:r/>
-            <w:r>
-              <w:rPr>
-                <w:rFonts w:ascii="Verdana" w:hAnsi="Verdana"/>
-                <w:b w:val="0"/>
-                <w:sz w:val="16"/>
-              </w:rPr>
-              <w:t>J m-2</w:t>
-            </w:r>
-          </w:p>
-        </w:tc>
-        <w:tc>
-          <w:tcPr>
-            <w:tcW w:type="dxa" w:w="1514"/>
-          </w:tcPr>
-          <w:p>
+            <w:pPr>
+              <w:spacing w:before="20" w:after="20"/>
+            </w:pPr>
+            <w:r/>
+            <w:r>
+              <w:rPr>
+                <w:rFonts w:ascii="Verdana" w:hAnsi="Verdana"/>
+                <w:sz w:val="16"/>
+              </w:rPr>
+              <w:t>J m</w:t>
+            </w:r>
+            <w:r>
+              <w:rPr>
+                <w:rFonts w:ascii="Verdana" w:hAnsi="Verdana"/>
+                <w:sz w:val="16"/>
+                <w:vertAlign w:val="superscript"/>
+              </w:rPr>
+              <w:t>-2</w:t>
+            </w:r>
+          </w:p>
+        </w:tc>
+        <w:tc>
+          <w:tcPr>
+            <w:tcW w:type="dxa" w:w="1514"/>
+          </w:tcPr>
+          <w:p>
+            <w:pPr>
+              <w:spacing w:before="20" w:after="20"/>
+            </w:pPr>
             <w:r/>
             <w:r>
               <w:rPr>
@@ -2984,6 +4110,9 @@
             <w:tcW w:type="dxa" w:w="1514"/>
           </w:tcPr>
           <w:p>
+            <w:pPr>
+              <w:spacing w:before="20" w:after="20"/>
+            </w:pPr>
             <w:r/>
             <w:r>
               <w:rPr>
@@ -3000,6 +4129,9 @@
             <w:tcW w:type="dxa" w:w="1514"/>
           </w:tcPr>
           <w:p>
+            <w:pPr>
+              <w:spacing w:before="20" w:after="20"/>
+            </w:pPr>
             <w:r/>
             <w:r>
               <w:rPr>
@@ -3020,6 +4152,9 @@
             <w:tcW w:type="dxa" w:w="1514"/>
           </w:tcPr>
           <w:p>
+            <w:pPr>
+              <w:spacing w:before="20" w:after="20"/>
+            </w:pPr>
             <w:r/>
             <w:r>
               <w:rPr>
@@ -3036,6 +4171,9 @@
             <w:tcW w:type="dxa" w:w="1514"/>
           </w:tcPr>
           <w:p>
+            <w:pPr>
+              <w:spacing w:before="20" w:after="20"/>
+            </w:pPr>
             <w:r/>
             <w:r>
               <w:rPr>
@@ -3052,22 +4190,35 @@
             <w:tcW w:type="dxa" w:w="1514"/>
           </w:tcPr>
           <w:p>
-            <w:r/>
-            <w:r>
-              <w:rPr>
-                <w:rFonts w:ascii="Verdana" w:hAnsi="Verdana"/>
-                <w:b w:val="0"/>
-                <w:sz w:val="16"/>
-              </w:rPr>
-              <w:t>J m-2</w:t>
-            </w:r>
-          </w:p>
-        </w:tc>
-        <w:tc>
-          <w:tcPr>
-            <w:tcW w:type="dxa" w:w="1514"/>
-          </w:tcPr>
-          <w:p>
+            <w:pPr>
+              <w:spacing w:before="20" w:after="20"/>
+            </w:pPr>
+            <w:r/>
+            <w:r>
+              <w:rPr>
+                <w:rFonts w:ascii="Verdana" w:hAnsi="Verdana"/>
+                <w:sz w:val="16"/>
+              </w:rPr>
+              <w:t>J m</w:t>
+            </w:r>
+            <w:r>
+              <w:rPr>
+                <w:rFonts w:ascii="Verdana" w:hAnsi="Verdana"/>
+                <w:sz w:val="16"/>
+                <w:vertAlign w:val="superscript"/>
+              </w:rPr>
+              <w:t>-2</w:t>
+            </w:r>
+          </w:p>
+        </w:tc>
+        <w:tc>
+          <w:tcPr>
+            <w:tcW w:type="dxa" w:w="1514"/>
+          </w:tcPr>
+          <w:p>
+            <w:pPr>
+              <w:spacing w:before="20" w:after="20"/>
+            </w:pPr>
             <w:r/>
             <w:r>
               <w:rPr>
@@ -3084,6 +4235,9 @@
             <w:tcW w:type="dxa" w:w="1514"/>
           </w:tcPr>
           <w:p>
+            <w:pPr>
+              <w:spacing w:before="20" w:after="20"/>
+            </w:pPr>
             <w:r/>
             <w:r>
               <w:rPr>
@@ -3100,6 +4254,9 @@
             <w:tcW w:type="dxa" w:w="1514"/>
           </w:tcPr>
           <w:p>
+            <w:pPr>
+              <w:spacing w:before="20" w:after="20"/>
+            </w:pPr>
             <w:r/>
             <w:r>
               <w:rPr>
@@ -3116,22 +4273,35 @@
             <w:tcW w:type="dxa" w:w="1514"/>
           </w:tcPr>
           <w:p>
-            <w:r/>
-            <w:r>
-              <w:rPr>
-                <w:rFonts w:ascii="Verdana" w:hAnsi="Verdana"/>
-                <w:b w:val="0"/>
-                <w:sz w:val="16"/>
-              </w:rPr>
-              <w:t>J m-2</w:t>
-            </w:r>
-          </w:p>
-        </w:tc>
-        <w:tc>
-          <w:tcPr>
-            <w:tcW w:type="dxa" w:w="1514"/>
-          </w:tcPr>
-          <w:p>
+            <w:pPr>
+              <w:spacing w:before="20" w:after="20"/>
+            </w:pPr>
+            <w:r/>
+            <w:r>
+              <w:rPr>
+                <w:rFonts w:ascii="Verdana" w:hAnsi="Verdana"/>
+                <w:sz w:val="16"/>
+              </w:rPr>
+              <w:t>J m</w:t>
+            </w:r>
+            <w:r>
+              <w:rPr>
+                <w:rFonts w:ascii="Verdana" w:hAnsi="Verdana"/>
+                <w:sz w:val="16"/>
+                <w:vertAlign w:val="superscript"/>
+              </w:rPr>
+              <w:t>-2</w:t>
+            </w:r>
+          </w:p>
+        </w:tc>
+        <w:tc>
+          <w:tcPr>
+            <w:tcW w:type="dxa" w:w="1514"/>
+          </w:tcPr>
+          <w:p>
+            <w:pPr>
+              <w:spacing w:before="20" w:after="20"/>
+            </w:pPr>
             <w:r/>
             <w:r>
               <w:rPr>
@@ -3148,6 +4318,9 @@
             <w:tcW w:type="dxa" w:w="1514"/>
           </w:tcPr>
           <w:p>
+            <w:pPr>
+              <w:spacing w:before="20" w:after="20"/>
+            </w:pPr>
             <w:r/>
             <w:r>
               <w:rPr>
@@ -3164,6 +4337,9 @@
             <w:tcW w:type="dxa" w:w="1514"/>
           </w:tcPr>
           <w:p>
+            <w:pPr>
+              <w:spacing w:before="20" w:after="20"/>
+            </w:pPr>
             <w:r/>
             <w:r>
               <w:rPr>
@@ -3184,6 +4360,9 @@
             <w:tcW w:type="dxa" w:w="1514"/>
           </w:tcPr>
           <w:p>
+            <w:pPr>
+              <w:spacing w:before="20" w:after="20"/>
+            </w:pPr>
             <w:r/>
             <w:r>
               <w:rPr>
@@ -3200,6 +4379,9 @@
             <w:tcW w:type="dxa" w:w="1514"/>
           </w:tcPr>
           <w:p>
+            <w:pPr>
+              <w:spacing w:before="20" w:after="20"/>
+            </w:pPr>
             <w:r/>
             <w:r>
               <w:rPr>
@@ -3216,22 +4398,35 @@
             <w:tcW w:type="dxa" w:w="1514"/>
           </w:tcPr>
           <w:p>
-            <w:r/>
-            <w:r>
-              <w:rPr>
-                <w:rFonts w:ascii="Verdana" w:hAnsi="Verdana"/>
-                <w:b w:val="0"/>
-                <w:sz w:val="16"/>
-              </w:rPr>
-              <w:t>J m-2</w:t>
-            </w:r>
-          </w:p>
-        </w:tc>
-        <w:tc>
-          <w:tcPr>
-            <w:tcW w:type="dxa" w:w="1514"/>
-          </w:tcPr>
-          <w:p>
+            <w:pPr>
+              <w:spacing w:before="20" w:after="20"/>
+            </w:pPr>
+            <w:r/>
+            <w:r>
+              <w:rPr>
+                <w:rFonts w:ascii="Verdana" w:hAnsi="Verdana"/>
+                <w:sz w:val="16"/>
+              </w:rPr>
+              <w:t>J m</w:t>
+            </w:r>
+            <w:r>
+              <w:rPr>
+                <w:rFonts w:ascii="Verdana" w:hAnsi="Verdana"/>
+                <w:sz w:val="16"/>
+                <w:vertAlign w:val="superscript"/>
+              </w:rPr>
+              <w:t>-2</w:t>
+            </w:r>
+          </w:p>
+        </w:tc>
+        <w:tc>
+          <w:tcPr>
+            <w:tcW w:type="dxa" w:w="1514"/>
+          </w:tcPr>
+          <w:p>
+            <w:pPr>
+              <w:spacing w:before="20" w:after="20"/>
+            </w:pPr>
             <w:r/>
             <w:r>
               <w:rPr>
@@ -3248,6 +4443,9 @@
             <w:tcW w:type="dxa" w:w="1514"/>
           </w:tcPr>
           <w:p>
+            <w:pPr>
+              <w:spacing w:before="20" w:after="20"/>
+            </w:pPr>
             <w:r/>
             <w:r>
               <w:rPr>
@@ -3264,6 +4462,9 @@
             <w:tcW w:type="dxa" w:w="1514"/>
           </w:tcPr>
           <w:p>
+            <w:pPr>
+              <w:spacing w:before="20" w:after="20"/>
+            </w:pPr>
             <w:r/>
             <w:r>
               <w:rPr>
@@ -3280,22 +4481,35 @@
             <w:tcW w:type="dxa" w:w="1514"/>
           </w:tcPr>
           <w:p>
-            <w:r/>
-            <w:r>
-              <w:rPr>
-                <w:rFonts w:ascii="Verdana" w:hAnsi="Verdana"/>
-                <w:b w:val="0"/>
-                <w:sz w:val="16"/>
-              </w:rPr>
-              <w:t>J m-2</w:t>
-            </w:r>
-          </w:p>
-        </w:tc>
-        <w:tc>
-          <w:tcPr>
-            <w:tcW w:type="dxa" w:w="1514"/>
-          </w:tcPr>
-          <w:p>
+            <w:pPr>
+              <w:spacing w:before="20" w:after="20"/>
+            </w:pPr>
+            <w:r/>
+            <w:r>
+              <w:rPr>
+                <w:rFonts w:ascii="Verdana" w:hAnsi="Verdana"/>
+                <w:sz w:val="16"/>
+              </w:rPr>
+              <w:t>J m</w:t>
+            </w:r>
+            <w:r>
+              <w:rPr>
+                <w:rFonts w:ascii="Verdana" w:hAnsi="Verdana"/>
+                <w:sz w:val="16"/>
+                <w:vertAlign w:val="superscript"/>
+              </w:rPr>
+              <w:t>-2</w:t>
+            </w:r>
+          </w:p>
+        </w:tc>
+        <w:tc>
+          <w:tcPr>
+            <w:tcW w:type="dxa" w:w="1514"/>
+          </w:tcPr>
+          <w:p>
+            <w:pPr>
+              <w:spacing w:before="20" w:after="20"/>
+            </w:pPr>
             <w:r/>
             <w:r>
               <w:rPr>
@@ -3312,6 +4526,9 @@
             <w:tcW w:type="dxa" w:w="1514"/>
           </w:tcPr>
           <w:p>
+            <w:pPr>
+              <w:spacing w:before="20" w:after="20"/>
+            </w:pPr>
             <w:r/>
             <w:r>
               <w:rPr>
@@ -3328,6 +4545,9 @@
             <w:tcW w:type="dxa" w:w="1514"/>
           </w:tcPr>
           <w:p>
+            <w:pPr>
+              <w:spacing w:before="20" w:after="20"/>
+            </w:pPr>
             <w:r/>
             <w:r>
               <w:rPr>
@@ -3348,6 +4568,9 @@
             <w:tcW w:type="dxa" w:w="1514"/>
           </w:tcPr>
           <w:p>
+            <w:pPr>
+              <w:spacing w:before="20" w:after="20"/>
+            </w:pPr>
             <w:r/>
             <w:r>
               <w:rPr>
@@ -3364,6 +4587,9 @@
             <w:tcW w:type="dxa" w:w="1514"/>
           </w:tcPr>
           <w:p>
+            <w:pPr>
+              <w:spacing w:before="20" w:after="20"/>
+            </w:pPr>
             <w:r/>
             <w:r>
               <w:rPr>
@@ -3380,11 +4606,13 @@
             <w:tcW w:type="dxa" w:w="1514"/>
           </w:tcPr>
           <w:p>
-            <w:r/>
-            <w:r>
-              <w:rPr>
-                <w:rFonts w:ascii="Verdana" w:hAnsi="Verdana"/>
-                <w:b w:val="0"/>
+            <w:pPr>
+              <w:spacing w:before="20" w:after="20"/>
+            </w:pPr>
+            <w:r/>
+            <w:r>
+              <w:rPr>
+                <w:rFonts w:ascii="Verdana" w:hAnsi="Verdana"/>
                 <w:sz w:val="16"/>
               </w:rPr>
               <w:t>%</w:t>
@@ -3396,6 +4624,9 @@
             <w:tcW w:type="dxa" w:w="1514"/>
           </w:tcPr>
           <w:p>
+            <w:pPr>
+              <w:spacing w:before="20" w:after="20"/>
+            </w:pPr>
             <w:r/>
             <w:r>
               <w:rPr>
@@ -3412,6 +4643,9 @@
             <w:tcW w:type="dxa" w:w="1514"/>
           </w:tcPr>
           <w:p>
+            <w:pPr>
+              <w:spacing w:before="20" w:after="20"/>
+            </w:pPr>
             <w:r/>
             <w:r>
               <w:rPr>
@@ -3428,6 +4662,9 @@
             <w:tcW w:type="dxa" w:w="1514"/>
           </w:tcPr>
           <w:p>
+            <w:pPr>
+              <w:spacing w:before="20" w:after="20"/>
+            </w:pPr>
             <w:r/>
             <w:r>
               <w:rPr>
@@ -3444,11 +4681,13 @@
             <w:tcW w:type="dxa" w:w="1514"/>
           </w:tcPr>
           <w:p>
-            <w:r/>
-            <w:r>
-              <w:rPr>
-                <w:rFonts w:ascii="Verdana" w:hAnsi="Verdana"/>
-                <w:b w:val="0"/>
+            <w:pPr>
+              <w:spacing w:before="20" w:after="20"/>
+            </w:pPr>
+            <w:r/>
+            <w:r>
+              <w:rPr>
+                <w:rFonts w:ascii="Verdana" w:hAnsi="Verdana"/>
                 <w:sz w:val="16"/>
               </w:rPr>
               <w:t>%</w:t>
@@ -3460,6 +4699,9 @@
             <w:tcW w:type="dxa" w:w="1514"/>
           </w:tcPr>
           <w:p>
+            <w:pPr>
+              <w:spacing w:before="20" w:after="20"/>
+            </w:pPr>
             <w:r/>
             <w:r>
               <w:rPr>
@@ -3476,6 +4718,9 @@
             <w:tcW w:type="dxa" w:w="1514"/>
           </w:tcPr>
           <w:p>
+            <w:pPr>
+              <w:spacing w:before="20" w:after="20"/>
+            </w:pPr>
             <w:r/>
             <w:r>
               <w:rPr>
@@ -3492,6 +4737,9 @@
             <w:tcW w:type="dxa" w:w="1514"/>
           </w:tcPr>
           <w:p>
+            <w:pPr>
+              <w:spacing w:before="20" w:after="20"/>
+            </w:pPr>
             <w:r/>
             <w:r>
               <w:rPr>
@@ -3512,6 +4760,9 @@
             <w:tcW w:type="dxa" w:w="1514"/>
           </w:tcPr>
           <w:p>
+            <w:pPr>
+              <w:spacing w:before="20" w:after="20"/>
+            </w:pPr>
             <w:r/>
             <w:r>
               <w:rPr>
@@ -3528,6 +4779,9 @@
             <w:tcW w:type="dxa" w:w="1514"/>
           </w:tcPr>
           <w:p>
+            <w:pPr>
+              <w:spacing w:before="20" w:after="20"/>
+            </w:pPr>
             <w:r/>
             <w:r>
               <w:rPr>
@@ -3544,11 +4798,13 @@
             <w:tcW w:type="dxa" w:w="1514"/>
           </w:tcPr>
           <w:p>
-            <w:r/>
-            <w:r>
-              <w:rPr>
-                <w:rFonts w:ascii="Verdana" w:hAnsi="Verdana"/>
-                <w:b w:val="0"/>
+            <w:pPr>
+              <w:spacing w:before="20" w:after="20"/>
+            </w:pPr>
+            <w:r/>
+            <w:r>
+              <w:rPr>
+                <w:rFonts w:ascii="Verdana" w:hAnsi="Verdana"/>
                 <w:sz w:val="16"/>
               </w:rPr>
               <w:t>%</w:t>
@@ -3560,6 +4816,9 @@
             <w:tcW w:type="dxa" w:w="1514"/>
           </w:tcPr>
           <w:p>
+            <w:pPr>
+              <w:spacing w:before="20" w:after="20"/>
+            </w:pPr>
             <w:r/>
             <w:r>
               <w:rPr>
@@ -3576,6 +4835,9 @@
             <w:tcW w:type="dxa" w:w="1514"/>
           </w:tcPr>
           <w:p>
+            <w:pPr>
+              <w:spacing w:before="20" w:after="20"/>
+            </w:pPr>
             <w:r/>
             <w:r>
               <w:rPr>
@@ -3592,6 +4854,9 @@
             <w:tcW w:type="dxa" w:w="1514"/>
           </w:tcPr>
           <w:p>
+            <w:pPr>
+              <w:spacing w:before="20" w:after="20"/>
+            </w:pPr>
             <w:r/>
             <w:r>
               <w:rPr>
@@ -3608,11 +4873,13 @@
             <w:tcW w:type="dxa" w:w="1514"/>
           </w:tcPr>
           <w:p>
-            <w:r/>
-            <w:r>
-              <w:rPr>
-                <w:rFonts w:ascii="Verdana" w:hAnsi="Verdana"/>
-                <w:b w:val="0"/>
+            <w:pPr>
+              <w:spacing w:before="20" w:after="20"/>
+            </w:pPr>
+            <w:r/>
+            <w:r>
+              <w:rPr>
+                <w:rFonts w:ascii="Verdana" w:hAnsi="Verdana"/>
                 <w:sz w:val="16"/>
               </w:rPr>
               <w:t>%</w:t>
@@ -3624,6 +4891,9 @@
             <w:tcW w:type="dxa" w:w="1514"/>
           </w:tcPr>
           <w:p>
+            <w:pPr>
+              <w:spacing w:before="20" w:after="20"/>
+            </w:pPr>
             <w:r/>
             <w:r>
               <w:rPr>
@@ -3640,6 +4910,9 @@
             <w:tcW w:type="dxa" w:w="1514"/>
           </w:tcPr>
           <w:p>
+            <w:pPr>
+              <w:spacing w:before="20" w:after="20"/>
+            </w:pPr>
             <w:r/>
             <w:r>
               <w:rPr>
@@ -3656,6 +4929,9 @@
             <w:tcW w:type="dxa" w:w="1514"/>
           </w:tcPr>
           <w:p>
+            <w:pPr>
+              <w:spacing w:before="20" w:after="20"/>
+            </w:pPr>
             <w:r/>
             <w:r>
               <w:rPr>
@@ -3676,6 +4952,9 @@
             <w:tcW w:type="dxa" w:w="1514"/>
           </w:tcPr>
           <w:p>
+            <w:pPr>
+              <w:spacing w:before="20" w:after="20"/>
+            </w:pPr>
             <w:r/>
             <w:r>
               <w:rPr>
@@ -3692,6 +4971,9 @@
             <w:tcW w:type="dxa" w:w="1514"/>
           </w:tcPr>
           <w:p>
+            <w:pPr>
+              <w:spacing w:before="20" w:after="20"/>
+            </w:pPr>
             <w:r/>
             <w:r>
               <w:rPr>
@@ -3708,28 +4990,22 @@
             <w:tcW w:type="dxa" w:w="1514"/>
           </w:tcPr>
           <w:p>
-            <w:r/>
-            <w:r>
-              <w:rPr>
-                <w:rFonts w:ascii="Verdana" w:hAnsi="Verdana"/>
-                <w:b w:val="0"/>
-                <w:sz w:val="16"/>
-              </w:rPr>
-              <w:t>J m-2</w:t>
-            </w:r>
-          </w:p>
-        </w:tc>
-        <w:tc>
-          <w:tcPr>
-            <w:tcW w:type="dxa" w:w="1514"/>
-          </w:tcPr>
-          <w:p>
-            <w:r/>
-            <w:r>
-              <w:rPr>
-                <w:rFonts w:ascii="Verdana" w:hAnsi="Verdana"/>
-                <w:b w:val="0"/>
-                <w:sz w:val="16"/>
+            <w:pPr>
+              <w:spacing w:before="20" w:after="20"/>
+            </w:pPr>
+            <w:r/>
+            <w:r>
+              <w:rPr>
+                <w:rFonts w:ascii="Verdana" w:hAnsi="Verdana"/>
+                <w:sz w:val="16"/>
+              </w:rPr>
+              <w:t>J m</w:t>
+            </w:r>
+            <w:r>
+              <w:rPr>
+                <w:rFonts w:ascii="Verdana" w:hAnsi="Verdana"/>
+                <w:sz w:val="16"/>
+                <w:vertAlign w:val="superscript"/>
               </w:rPr>
               <w:t>-2</w:t>
             </w:r>
@@ -3740,6 +5016,28 @@
             <w:tcW w:type="dxa" w:w="1514"/>
           </w:tcPr>
           <w:p>
+            <w:pPr>
+              <w:spacing w:before="20" w:after="20"/>
+            </w:pPr>
+            <w:r/>
+            <w:r>
+              <w:rPr>
+                <w:rFonts w:ascii="Verdana" w:hAnsi="Verdana"/>
+                <w:b w:val="0"/>
+                <w:sz w:val="16"/>
+              </w:rPr>
+              <w:t>-2</w:t>
+            </w:r>
+          </w:p>
+        </w:tc>
+        <w:tc>
+          <w:tcPr>
+            <w:tcW w:type="dxa" w:w="1514"/>
+          </w:tcPr>
+          <w:p>
+            <w:pPr>
+              <w:spacing w:before="20" w:after="20"/>
+            </w:pPr>
             <w:r/>
             <w:r>
               <w:rPr>
@@ -3756,6 +5054,9 @@
             <w:tcW w:type="dxa" w:w="1514"/>
           </w:tcPr>
           <w:p>
+            <w:pPr>
+              <w:spacing w:before="20" w:after="20"/>
+            </w:pPr>
             <w:r/>
             <w:r>
               <w:rPr>
@@ -3772,28 +5073,22 @@
             <w:tcW w:type="dxa" w:w="1514"/>
           </w:tcPr>
           <w:p>
-            <w:r/>
-            <w:r>
-              <w:rPr>
-                <w:rFonts w:ascii="Verdana" w:hAnsi="Verdana"/>
-                <w:b w:val="0"/>
-                <w:sz w:val="16"/>
-              </w:rPr>
-              <w:t>J m-2</w:t>
-            </w:r>
-          </w:p>
-        </w:tc>
-        <w:tc>
-          <w:tcPr>
-            <w:tcW w:type="dxa" w:w="1514"/>
-          </w:tcPr>
-          <w:p>
-            <w:r/>
-            <w:r>
-              <w:rPr>
-                <w:rFonts w:ascii="Verdana" w:hAnsi="Verdana"/>
-                <w:b w:val="0"/>
-                <w:sz w:val="16"/>
+            <w:pPr>
+              <w:spacing w:before="20" w:after="20"/>
+            </w:pPr>
+            <w:r/>
+            <w:r>
+              <w:rPr>
+                <w:rFonts w:ascii="Verdana" w:hAnsi="Verdana"/>
+                <w:sz w:val="16"/>
+              </w:rPr>
+              <w:t>J m</w:t>
+            </w:r>
+            <w:r>
+              <w:rPr>
+                <w:rFonts w:ascii="Verdana" w:hAnsi="Verdana"/>
+                <w:sz w:val="16"/>
+                <w:vertAlign w:val="superscript"/>
               </w:rPr>
               <w:t>-2</w:t>
             </w:r>
@@ -3804,6 +5099,28 @@
             <w:tcW w:type="dxa" w:w="1514"/>
           </w:tcPr>
           <w:p>
+            <w:pPr>
+              <w:spacing w:before="20" w:after="20"/>
+            </w:pPr>
+            <w:r/>
+            <w:r>
+              <w:rPr>
+                <w:rFonts w:ascii="Verdana" w:hAnsi="Verdana"/>
+                <w:b w:val="0"/>
+                <w:sz w:val="16"/>
+              </w:rPr>
+              <w:t>-2</w:t>
+            </w:r>
+          </w:p>
+        </w:tc>
+        <w:tc>
+          <w:tcPr>
+            <w:tcW w:type="dxa" w:w="1514"/>
+          </w:tcPr>
+          <w:p>
+            <w:pPr>
+              <w:spacing w:before="20" w:after="20"/>
+            </w:pPr>
             <w:r/>
             <w:r>
               <w:rPr>
@@ -3820,6 +5137,9 @@
             <w:tcW w:type="dxa" w:w="1514"/>
           </w:tcPr>
           <w:p>
+            <w:pPr>
+              <w:spacing w:before="20" w:after="20"/>
+            </w:pPr>
             <w:r/>
             <w:r>
               <w:rPr>
@@ -3840,6 +5160,9 @@
             <w:tcW w:type="dxa" w:w="1514"/>
           </w:tcPr>
           <w:p>
+            <w:pPr>
+              <w:spacing w:before="20" w:after="20"/>
+            </w:pPr>
             <w:r/>
             <w:r>
               <w:rPr>
@@ -3856,6 +5179,9 @@
             <w:tcW w:type="dxa" w:w="1514"/>
           </w:tcPr>
           <w:p>
+            <w:pPr>
+              <w:spacing w:before="20" w:after="20"/>
+            </w:pPr>
             <w:r/>
             <w:r>
               <w:rPr>
@@ -3872,28 +5198,22 @@
             <w:tcW w:type="dxa" w:w="1514"/>
           </w:tcPr>
           <w:p>
-            <w:r/>
-            <w:r>
-              <w:rPr>
-                <w:rFonts w:ascii="Verdana" w:hAnsi="Verdana"/>
-                <w:b w:val="0"/>
-                <w:sz w:val="16"/>
-              </w:rPr>
-              <w:t>J m-2</w:t>
-            </w:r>
-          </w:p>
-        </w:tc>
-        <w:tc>
-          <w:tcPr>
-            <w:tcW w:type="dxa" w:w="1514"/>
-          </w:tcPr>
-          <w:p>
-            <w:r/>
-            <w:r>
-              <w:rPr>
-                <w:rFonts w:ascii="Verdana" w:hAnsi="Verdana"/>
-                <w:b w:val="0"/>
-                <w:sz w:val="16"/>
+            <w:pPr>
+              <w:spacing w:before="20" w:after="20"/>
+            </w:pPr>
+            <w:r/>
+            <w:r>
+              <w:rPr>
+                <w:rFonts w:ascii="Verdana" w:hAnsi="Verdana"/>
+                <w:sz w:val="16"/>
+              </w:rPr>
+              <w:t>J m</w:t>
+            </w:r>
+            <w:r>
+              <w:rPr>
+                <w:rFonts w:ascii="Verdana" w:hAnsi="Verdana"/>
+                <w:sz w:val="16"/>
+                <w:vertAlign w:val="superscript"/>
               </w:rPr>
               <w:t>-2</w:t>
             </w:r>
@@ -3904,6 +5224,28 @@
             <w:tcW w:type="dxa" w:w="1514"/>
           </w:tcPr>
           <w:p>
+            <w:pPr>
+              <w:spacing w:before="20" w:after="20"/>
+            </w:pPr>
+            <w:r/>
+            <w:r>
+              <w:rPr>
+                <w:rFonts w:ascii="Verdana" w:hAnsi="Verdana"/>
+                <w:b w:val="0"/>
+                <w:sz w:val="16"/>
+              </w:rPr>
+              <w:t>-2</w:t>
+            </w:r>
+          </w:p>
+        </w:tc>
+        <w:tc>
+          <w:tcPr>
+            <w:tcW w:type="dxa" w:w="1514"/>
+          </w:tcPr>
+          <w:p>
+            <w:pPr>
+              <w:spacing w:before="20" w:after="20"/>
+            </w:pPr>
             <w:r/>
             <w:r>
               <w:rPr>
@@ -3920,6 +5262,9 @@
             <w:tcW w:type="dxa" w:w="1514"/>
           </w:tcPr>
           <w:p>
+            <w:pPr>
+              <w:spacing w:before="20" w:after="20"/>
+            </w:pPr>
             <w:r/>
             <w:r>
               <w:rPr>
@@ -3936,28 +5281,22 @@
             <w:tcW w:type="dxa" w:w="1514"/>
           </w:tcPr>
           <w:p>
-            <w:r/>
-            <w:r>
-              <w:rPr>
-                <w:rFonts w:ascii="Verdana" w:hAnsi="Verdana"/>
-                <w:b w:val="0"/>
-                <w:sz w:val="16"/>
-              </w:rPr>
-              <w:t>J m-2</w:t>
-            </w:r>
-          </w:p>
-        </w:tc>
-        <w:tc>
-          <w:tcPr>
-            <w:tcW w:type="dxa" w:w="1514"/>
-          </w:tcPr>
-          <w:p>
-            <w:r/>
-            <w:r>
-              <w:rPr>
-                <w:rFonts w:ascii="Verdana" w:hAnsi="Verdana"/>
-                <w:b w:val="0"/>
-                <w:sz w:val="16"/>
+            <w:pPr>
+              <w:spacing w:before="20" w:after="20"/>
+            </w:pPr>
+            <w:r/>
+            <w:r>
+              <w:rPr>
+                <w:rFonts w:ascii="Verdana" w:hAnsi="Verdana"/>
+                <w:sz w:val="16"/>
+              </w:rPr>
+              <w:t>J m</w:t>
+            </w:r>
+            <w:r>
+              <w:rPr>
+                <w:rFonts w:ascii="Verdana" w:hAnsi="Verdana"/>
+                <w:sz w:val="16"/>
+                <w:vertAlign w:val="superscript"/>
               </w:rPr>
               <w:t>-2</w:t>
             </w:r>
@@ -3968,6 +5307,28 @@
             <w:tcW w:type="dxa" w:w="1514"/>
           </w:tcPr>
           <w:p>
+            <w:pPr>
+              <w:spacing w:before="20" w:after="20"/>
+            </w:pPr>
+            <w:r/>
+            <w:r>
+              <w:rPr>
+                <w:rFonts w:ascii="Verdana" w:hAnsi="Verdana"/>
+                <w:b w:val="0"/>
+                <w:sz w:val="16"/>
+              </w:rPr>
+              <w:t>-2</w:t>
+            </w:r>
+          </w:p>
+        </w:tc>
+        <w:tc>
+          <w:tcPr>
+            <w:tcW w:type="dxa" w:w="1514"/>
+          </w:tcPr>
+          <w:p>
+            <w:pPr>
+              <w:spacing w:before="20" w:after="20"/>
+            </w:pPr>
             <w:r/>
             <w:r>
               <w:rPr>
@@ -3984,6 +5345,9 @@
             <w:tcW w:type="dxa" w:w="1514"/>
           </w:tcPr>
           <w:p>
+            <w:pPr>
+              <w:spacing w:before="20" w:after="20"/>
+            </w:pPr>
             <w:r/>
             <w:r>
               <w:rPr>
@@ -4004,6 +5368,9 @@
             <w:tcW w:type="dxa" w:w="1514"/>
           </w:tcPr>
           <w:p>
+            <w:pPr>
+              <w:spacing w:before="20" w:after="20"/>
+            </w:pPr>
             <w:r/>
             <w:r>
               <w:rPr>
@@ -4020,6 +5387,9 @@
             <w:tcW w:type="dxa" w:w="1514"/>
           </w:tcPr>
           <w:p>
+            <w:pPr>
+              <w:spacing w:before="20" w:after="20"/>
+            </w:pPr>
             <w:r/>
             <w:r>
               <w:rPr>
@@ -4036,28 +5406,22 @@
             <w:tcW w:type="dxa" w:w="1514"/>
           </w:tcPr>
           <w:p>
-            <w:r/>
-            <w:r>
-              <w:rPr>
-                <w:rFonts w:ascii="Verdana" w:hAnsi="Verdana"/>
-                <w:b w:val="0"/>
-                <w:sz w:val="16"/>
-              </w:rPr>
-              <w:t>J m-2</w:t>
-            </w:r>
-          </w:p>
-        </w:tc>
-        <w:tc>
-          <w:tcPr>
-            <w:tcW w:type="dxa" w:w="1514"/>
-          </w:tcPr>
-          <w:p>
-            <w:r/>
-            <w:r>
-              <w:rPr>
-                <w:rFonts w:ascii="Verdana" w:hAnsi="Verdana"/>
-                <w:b w:val="0"/>
-                <w:sz w:val="16"/>
+            <w:pPr>
+              <w:spacing w:before="20" w:after="20"/>
+            </w:pPr>
+            <w:r/>
+            <w:r>
+              <w:rPr>
+                <w:rFonts w:ascii="Verdana" w:hAnsi="Verdana"/>
+                <w:sz w:val="16"/>
+              </w:rPr>
+              <w:t>J m</w:t>
+            </w:r>
+            <w:r>
+              <w:rPr>
+                <w:rFonts w:ascii="Verdana" w:hAnsi="Verdana"/>
+                <w:sz w:val="16"/>
+                <w:vertAlign w:val="superscript"/>
               </w:rPr>
               <w:t>-2</w:t>
             </w:r>
@@ -4068,6 +5432,28 @@
             <w:tcW w:type="dxa" w:w="1514"/>
           </w:tcPr>
           <w:p>
+            <w:pPr>
+              <w:spacing w:before="20" w:after="20"/>
+            </w:pPr>
+            <w:r/>
+            <w:r>
+              <w:rPr>
+                <w:rFonts w:ascii="Verdana" w:hAnsi="Verdana"/>
+                <w:b w:val="0"/>
+                <w:sz w:val="16"/>
+              </w:rPr>
+              <w:t>-2</w:t>
+            </w:r>
+          </w:p>
+        </w:tc>
+        <w:tc>
+          <w:tcPr>
+            <w:tcW w:type="dxa" w:w="1514"/>
+          </w:tcPr>
+          <w:p>
+            <w:pPr>
+              <w:spacing w:before="20" w:after="20"/>
+            </w:pPr>
             <w:r/>
             <w:r>
               <w:rPr>
@@ -4084,6 +5470,9 @@
             <w:tcW w:type="dxa" w:w="1514"/>
           </w:tcPr>
           <w:p>
+            <w:pPr>
+              <w:spacing w:before="20" w:after="20"/>
+            </w:pPr>
             <w:r/>
             <w:r>
               <w:rPr>
@@ -4100,28 +5489,22 @@
             <w:tcW w:type="dxa" w:w="1514"/>
           </w:tcPr>
           <w:p>
-            <w:r/>
-            <w:r>
-              <w:rPr>
-                <w:rFonts w:ascii="Verdana" w:hAnsi="Verdana"/>
-                <w:b w:val="0"/>
-                <w:sz w:val="16"/>
-              </w:rPr>
-              <w:t>J m-2</w:t>
-            </w:r>
-          </w:p>
-        </w:tc>
-        <w:tc>
-          <w:tcPr>
-            <w:tcW w:type="dxa" w:w="1514"/>
-          </w:tcPr>
-          <w:p>
-            <w:r/>
-            <w:r>
-              <w:rPr>
-                <w:rFonts w:ascii="Verdana" w:hAnsi="Verdana"/>
-                <w:b w:val="0"/>
-                <w:sz w:val="16"/>
+            <w:pPr>
+              <w:spacing w:before="20" w:after="20"/>
+            </w:pPr>
+            <w:r/>
+            <w:r>
+              <w:rPr>
+                <w:rFonts w:ascii="Verdana" w:hAnsi="Verdana"/>
+                <w:sz w:val="16"/>
+              </w:rPr>
+              <w:t>J m</w:t>
+            </w:r>
+            <w:r>
+              <w:rPr>
+                <w:rFonts w:ascii="Verdana" w:hAnsi="Verdana"/>
+                <w:sz w:val="16"/>
+                <w:vertAlign w:val="superscript"/>
               </w:rPr>
               <w:t>-2</w:t>
             </w:r>
@@ -4132,6 +5515,28 @@
             <w:tcW w:type="dxa" w:w="1514"/>
           </w:tcPr>
           <w:p>
+            <w:pPr>
+              <w:spacing w:before="20" w:after="20"/>
+            </w:pPr>
+            <w:r/>
+            <w:r>
+              <w:rPr>
+                <w:rFonts w:ascii="Verdana" w:hAnsi="Verdana"/>
+                <w:b w:val="0"/>
+                <w:sz w:val="16"/>
+              </w:rPr>
+              <w:t>-2</w:t>
+            </w:r>
+          </w:p>
+        </w:tc>
+        <w:tc>
+          <w:tcPr>
+            <w:tcW w:type="dxa" w:w="1514"/>
+          </w:tcPr>
+          <w:p>
+            <w:pPr>
+              <w:spacing w:before="20" w:after="20"/>
+            </w:pPr>
             <w:r/>
             <w:r>
               <w:rPr>
@@ -4148,6 +5553,9 @@
             <w:tcW w:type="dxa" w:w="1514"/>
           </w:tcPr>
           <w:p>
+            <w:pPr>
+              <w:spacing w:before="20" w:after="20"/>
+            </w:pPr>
             <w:r/>
             <w:r>
               <w:rPr>
@@ -4168,6 +5576,9 @@
             <w:tcW w:type="dxa" w:w="1514"/>
           </w:tcPr>
           <w:p>
+            <w:pPr>
+              <w:spacing w:before="20" w:after="20"/>
+            </w:pPr>
             <w:r/>
             <w:r>
               <w:rPr>
@@ -4184,6 +5595,9 @@
             <w:tcW w:type="dxa" w:w="1514"/>
           </w:tcPr>
           <w:p>
+            <w:pPr>
+              <w:spacing w:before="20" w:after="20"/>
+            </w:pPr>
             <w:r/>
             <w:r>
               <w:rPr>
@@ -4200,11 +5614,13 @@
             <w:tcW w:type="dxa" w:w="1514"/>
           </w:tcPr>
           <w:p>
-            <w:r/>
-            <w:r>
-              <w:rPr>
-                <w:rFonts w:ascii="Verdana" w:hAnsi="Verdana"/>
-                <w:b w:val="0"/>
+            <w:pPr>
+              <w:spacing w:before="20" w:after="20"/>
+            </w:pPr>
+            <w:r/>
+            <w:r>
+              <w:rPr>
+                <w:rFonts w:ascii="Verdana" w:hAnsi="Verdana"/>
                 <w:sz w:val="16"/>
               </w:rPr>
               <w:t>min</w:t>
@@ -4216,6 +5632,9 @@
             <w:tcW w:type="dxa" w:w="1514"/>
           </w:tcPr>
           <w:p>
+            <w:pPr>
+              <w:spacing w:before="20" w:after="20"/>
+            </w:pPr>
             <w:r/>
             <w:r>
               <w:rPr>
@@ -4232,6 +5651,9 @@
             <w:tcW w:type="dxa" w:w="1514"/>
           </w:tcPr>
           <w:p>
+            <w:pPr>
+              <w:spacing w:before="20" w:after="20"/>
+            </w:pPr>
             <w:r/>
             <w:r>
               <w:rPr>
@@ -4248,6 +5670,9 @@
             <w:tcW w:type="dxa" w:w="1514"/>
           </w:tcPr>
           <w:p>
+            <w:pPr>
+              <w:spacing w:before="20" w:after="20"/>
+            </w:pPr>
             <w:r/>
             <w:r>
               <w:rPr>
@@ -4264,11 +5689,13 @@
             <w:tcW w:type="dxa" w:w="1514"/>
           </w:tcPr>
           <w:p>
-            <w:r/>
-            <w:r>
-              <w:rPr>
-                <w:rFonts w:ascii="Verdana" w:hAnsi="Verdana"/>
-                <w:b w:val="0"/>
+            <w:pPr>
+              <w:spacing w:before="20" w:after="20"/>
+            </w:pPr>
+            <w:r/>
+            <w:r>
+              <w:rPr>
+                <w:rFonts w:ascii="Verdana" w:hAnsi="Verdana"/>
                 <w:sz w:val="16"/>
               </w:rPr>
               <w:t>min</w:t>
@@ -4280,6 +5707,9 @@
             <w:tcW w:type="dxa" w:w="1514"/>
           </w:tcPr>
           <w:p>
+            <w:pPr>
+              <w:spacing w:before="20" w:after="20"/>
+            </w:pPr>
             <w:r/>
             <w:r>
               <w:rPr>
@@ -4296,6 +5726,9 @@
             <w:tcW w:type="dxa" w:w="1514"/>
           </w:tcPr>
           <w:p>
+            <w:pPr>
+              <w:spacing w:before="20" w:after="20"/>
+            </w:pPr>
             <w:r/>
             <w:r>
               <w:rPr>
@@ -4312,6 +5745,9 @@
             <w:tcW w:type="dxa" w:w="1514"/>
           </w:tcPr>
           <w:p>
+            <w:pPr>
+              <w:spacing w:before="20" w:after="20"/>
+            </w:pPr>
             <w:r/>
             <w:r>
               <w:rPr>
@@ -4332,6 +5768,9 @@
             <w:tcW w:type="dxa" w:w="1514"/>
           </w:tcPr>
           <w:p>
+            <w:pPr>
+              <w:spacing w:before="20" w:after="20"/>
+            </w:pPr>
             <w:r/>
             <w:r>
               <w:rPr>
@@ -4348,6 +5787,9 @@
             <w:tcW w:type="dxa" w:w="1514"/>
           </w:tcPr>
           <w:p>
+            <w:pPr>
+              <w:spacing w:before="20" w:after="20"/>
+            </w:pPr>
             <w:r/>
             <w:r>
               <w:rPr>
@@ -4364,11 +5806,13 @@
             <w:tcW w:type="dxa" w:w="1514"/>
           </w:tcPr>
           <w:p>
-            <w:r/>
-            <w:r>
-              <w:rPr>
-                <w:rFonts w:ascii="Verdana" w:hAnsi="Verdana"/>
-                <w:b w:val="0"/>
+            <w:pPr>
+              <w:spacing w:before="20" w:after="20"/>
+            </w:pPr>
+            <w:r/>
+            <w:r>
+              <w:rPr>
+                <w:rFonts w:ascii="Verdana" w:hAnsi="Verdana"/>
                 <w:sz w:val="16"/>
               </w:rPr>
               <w:t>h</w:t>
@@ -4380,6 +5824,9 @@
             <w:tcW w:type="dxa" w:w="1514"/>
           </w:tcPr>
           <w:p>
+            <w:pPr>
+              <w:spacing w:before="20" w:after="20"/>
+            </w:pPr>
             <w:r/>
             <w:r>
               <w:rPr>
@@ -4396,6 +5843,9 @@
             <w:tcW w:type="dxa" w:w="1514"/>
           </w:tcPr>
           <w:p>
+            <w:pPr>
+              <w:spacing w:before="20" w:after="20"/>
+            </w:pPr>
             <w:r/>
             <w:r>
               <w:rPr>
@@ -4412,6 +5862,9 @@
             <w:tcW w:type="dxa" w:w="1514"/>
           </w:tcPr>
           <w:p>
+            <w:pPr>
+              <w:spacing w:before="20" w:after="20"/>
+            </w:pPr>
             <w:r/>
             <w:r>
               <w:rPr>
@@ -4428,11 +5881,13 @@
             <w:tcW w:type="dxa" w:w="1514"/>
           </w:tcPr>
           <w:p>
-            <w:r/>
-            <w:r>
-              <w:rPr>
-                <w:rFonts w:ascii="Verdana" w:hAnsi="Verdana"/>
-                <w:b w:val="0"/>
+            <w:pPr>
+              <w:spacing w:before="20" w:after="20"/>
+            </w:pPr>
+            <w:r/>
+            <w:r>
+              <w:rPr>
+                <w:rFonts w:ascii="Verdana" w:hAnsi="Verdana"/>
                 <w:sz w:val="16"/>
               </w:rPr>
               <w:t>h</w:t>
@@ -4444,6 +5899,9 @@
             <w:tcW w:type="dxa" w:w="1514"/>
           </w:tcPr>
           <w:p>
+            <w:pPr>
+              <w:spacing w:before="20" w:after="20"/>
+            </w:pPr>
             <w:r/>
             <w:r>
               <w:rPr>
@@ -4460,6 +5918,9 @@
             <w:tcW w:type="dxa" w:w="1514"/>
           </w:tcPr>
           <w:p>
+            <w:pPr>
+              <w:spacing w:before="20" w:after="20"/>
+            </w:pPr>
             <w:r/>
             <w:r>
               <w:rPr>
@@ -4476,6 +5937,9 @@
             <w:tcW w:type="dxa" w:w="1514"/>
           </w:tcPr>
           <w:p>
+            <w:pPr>
+              <w:spacing w:before="20" w:after="20"/>
+            </w:pPr>
             <w:r/>
             <w:r>
               <w:rPr>
@@ -4496,6 +5960,9 @@
             <w:tcW w:type="dxa" w:w="1514"/>
           </w:tcPr>
           <w:p>
+            <w:pPr>
+              <w:spacing w:before="20" w:after="20"/>
+            </w:pPr>
             <w:r/>
             <w:r>
               <w:rPr>
@@ -4512,6 +5979,9 @@
             <w:tcW w:type="dxa" w:w="1514"/>
           </w:tcPr>
           <w:p>
+            <w:pPr>
+              <w:spacing w:before="20" w:after="20"/>
+            </w:pPr>
             <w:r/>
             <w:r>
               <w:rPr>
@@ -4528,11 +5998,13 @@
             <w:tcW w:type="dxa" w:w="1514"/>
           </w:tcPr>
           <w:p>
-            <w:r/>
-            <w:r>
-              <w:rPr>
-                <w:rFonts w:ascii="Verdana" w:hAnsi="Verdana"/>
-                <w:b w:val="0"/>
+            <w:pPr>
+              <w:spacing w:before="20" w:after="20"/>
+            </w:pPr>
+            <w:r/>
+            <w:r>
+              <w:rPr>
+                <w:rFonts w:ascii="Verdana" w:hAnsi="Verdana"/>
                 <w:sz w:val="16"/>
               </w:rPr>
               <w:t>%</w:t>
@@ -4544,6 +6016,9 @@
             <w:tcW w:type="dxa" w:w="1514"/>
           </w:tcPr>
           <w:p>
+            <w:pPr>
+              <w:spacing w:before="20" w:after="20"/>
+            </w:pPr>
             <w:r/>
             <w:r>
               <w:rPr>
@@ -4560,6 +6035,9 @@
             <w:tcW w:type="dxa" w:w="1514"/>
           </w:tcPr>
           <w:p>
+            <w:pPr>
+              <w:spacing w:before="20" w:after="20"/>
+            </w:pPr>
             <w:r/>
             <w:r>
               <w:rPr>
@@ -4576,6 +6054,9 @@
             <w:tcW w:type="dxa" w:w="1514"/>
           </w:tcPr>
           <w:p>
+            <w:pPr>
+              <w:spacing w:before="20" w:after="20"/>
+            </w:pPr>
             <w:r/>
             <w:r>
               <w:rPr>
@@ -4592,11 +6073,13 @@
             <w:tcW w:type="dxa" w:w="1514"/>
           </w:tcPr>
           <w:p>
-            <w:r/>
-            <w:r>
-              <w:rPr>
-                <w:rFonts w:ascii="Verdana" w:hAnsi="Verdana"/>
-                <w:b w:val="0"/>
+            <w:pPr>
+              <w:spacing w:before="20" w:after="20"/>
+            </w:pPr>
+            <w:r/>
+            <w:r>
+              <w:rPr>
+                <w:rFonts w:ascii="Verdana" w:hAnsi="Verdana"/>
                 <w:sz w:val="16"/>
               </w:rPr>
               <w:t>%</w:t>
@@ -4608,6 +6091,9 @@
             <w:tcW w:type="dxa" w:w="1514"/>
           </w:tcPr>
           <w:p>
+            <w:pPr>
+              <w:spacing w:before="20" w:after="20"/>
+            </w:pPr>
             <w:r/>
             <w:r>
               <w:rPr>
@@ -4624,6 +6110,9 @@
             <w:tcW w:type="dxa" w:w="1514"/>
           </w:tcPr>
           <w:p>
+            <w:pPr>
+              <w:spacing w:before="20" w:after="20"/>
+            </w:pPr>
             <w:r/>
             <w:r>
               <w:rPr>
@@ -4640,6 +6129,9 @@
             <w:tcW w:type="dxa" w:w="1514"/>
           </w:tcPr>
           <w:p>
+            <w:pPr>
+              <w:spacing w:before="20" w:after="20"/>
+            </w:pPr>
             <w:r/>
             <w:r>
               <w:rPr>
@@ -4660,6 +6152,9 @@
             <w:tcW w:type="dxa" w:w="1514"/>
           </w:tcPr>
           <w:p>
+            <w:pPr>
+              <w:spacing w:before="20" w:after="20"/>
+            </w:pPr>
             <w:r/>
             <w:r>
               <w:rPr>
@@ -4676,6 +6171,9 @@
             <w:tcW w:type="dxa" w:w="1514"/>
           </w:tcPr>
           <w:p>
+            <w:pPr>
+              <w:spacing w:before="20" w:after="20"/>
+            </w:pPr>
             <w:r/>
             <w:r>
               <w:rPr>
@@ -4692,11 +6190,13 @@
             <w:tcW w:type="dxa" w:w="1514"/>
           </w:tcPr>
           <w:p>
-            <w:r/>
-            <w:r>
-              <w:rPr>
-                <w:rFonts w:ascii="Verdana" w:hAnsi="Verdana"/>
-                <w:b w:val="0"/>
+            <w:pPr>
+              <w:spacing w:before="20" w:after="20"/>
+            </w:pPr>
+            <w:r/>
+            <w:r>
+              <w:rPr>
+                <w:rFonts w:ascii="Verdana" w:hAnsi="Verdana"/>
                 <w:sz w:val="16"/>
               </w:rPr>
               <w:t>min</w:t>
@@ -4708,6 +6208,9 @@
             <w:tcW w:type="dxa" w:w="1514"/>
           </w:tcPr>
           <w:p>
+            <w:pPr>
+              <w:spacing w:before="20" w:after="20"/>
+            </w:pPr>
             <w:r/>
             <w:r>
               <w:rPr>
@@ -4724,6 +6227,9 @@
             <w:tcW w:type="dxa" w:w="1514"/>
           </w:tcPr>
           <w:p>
+            <w:pPr>
+              <w:spacing w:before="20" w:after="20"/>
+            </w:pPr>
             <w:r/>
             <w:r>
               <w:rPr>
@@ -4740,6 +6246,9 @@
             <w:tcW w:type="dxa" w:w="1514"/>
           </w:tcPr>
           <w:p>
+            <w:pPr>
+              <w:spacing w:before="20" w:after="20"/>
+            </w:pPr>
             <w:r/>
             <w:r>
               <w:rPr>
@@ -4756,11 +6265,13 @@
             <w:tcW w:type="dxa" w:w="1514"/>
           </w:tcPr>
           <w:p>
-            <w:r/>
-            <w:r>
-              <w:rPr>
-                <w:rFonts w:ascii="Verdana" w:hAnsi="Verdana"/>
-                <w:b w:val="0"/>
+            <w:pPr>
+              <w:spacing w:before="20" w:after="20"/>
+            </w:pPr>
+            <w:r/>
+            <w:r>
+              <w:rPr>
+                <w:rFonts w:ascii="Verdana" w:hAnsi="Verdana"/>
                 <w:sz w:val="16"/>
               </w:rPr>
               <w:t>min</w:t>
@@ -4772,6 +6283,9 @@
             <w:tcW w:type="dxa" w:w="1514"/>
           </w:tcPr>
           <w:p>
+            <w:pPr>
+              <w:spacing w:before="20" w:after="20"/>
+            </w:pPr>
             <w:r/>
             <w:r>
               <w:rPr>
@@ -4788,6 +6302,9 @@
             <w:tcW w:type="dxa" w:w="1514"/>
           </w:tcPr>
           <w:p>
+            <w:pPr>
+              <w:spacing w:before="20" w:after="20"/>
+            </w:pPr>
             <w:r/>
             <w:r>
               <w:rPr>
@@ -4804,6 +6321,9 @@
             <w:tcW w:type="dxa" w:w="1514"/>
           </w:tcPr>
           <w:p>
+            <w:pPr>
+              <w:spacing w:before="20" w:after="20"/>
+            </w:pPr>
             <w:r/>
             <w:r>
               <w:rPr>
@@ -4824,6 +6344,9 @@
             <w:tcW w:type="dxa" w:w="1514"/>
           </w:tcPr>
           <w:p>
+            <w:pPr>
+              <w:spacing w:before="20" w:after="20"/>
+            </w:pPr>
             <w:r/>
             <w:r>
               <w:rPr>
@@ -4840,6 +6363,9 @@
             <w:tcW w:type="dxa" w:w="1514"/>
           </w:tcPr>
           <w:p>
+            <w:pPr>
+              <w:spacing w:before="20" w:after="20"/>
+            </w:pPr>
             <w:r/>
             <w:r>
               <w:rPr>
@@ -4856,22 +6382,35 @@
             <w:tcW w:type="dxa" w:w="1514"/>
           </w:tcPr>
           <w:p>
-            <w:r/>
-            <w:r>
-              <w:rPr>
-                <w:rFonts w:ascii="Verdana" w:hAnsi="Verdana"/>
-                <w:b w:val="0"/>
-                <w:sz w:val="16"/>
-              </w:rPr>
-              <w:t>W m-2</w:t>
-            </w:r>
-          </w:p>
-        </w:tc>
-        <w:tc>
-          <w:tcPr>
-            <w:tcW w:type="dxa" w:w="1514"/>
-          </w:tcPr>
-          <w:p>
+            <w:pPr>
+              <w:spacing w:before="20" w:after="20"/>
+            </w:pPr>
+            <w:r/>
+            <w:r>
+              <w:rPr>
+                <w:rFonts w:ascii="Verdana" w:hAnsi="Verdana"/>
+                <w:sz w:val="16"/>
+              </w:rPr>
+              <w:t>W m</w:t>
+            </w:r>
+            <w:r>
+              <w:rPr>
+                <w:rFonts w:ascii="Verdana" w:hAnsi="Verdana"/>
+                <w:sz w:val="16"/>
+                <w:vertAlign w:val="superscript"/>
+              </w:rPr>
+              <w:t>-2</w:t>
+            </w:r>
+          </w:p>
+        </w:tc>
+        <w:tc>
+          <w:tcPr>
+            <w:tcW w:type="dxa" w:w="1514"/>
+          </w:tcPr>
+          <w:p>
+            <w:pPr>
+              <w:spacing w:before="20" w:after="20"/>
+            </w:pPr>
             <w:r/>
             <w:r>
               <w:rPr>
@@ -4888,6 +6427,9 @@
             <w:tcW w:type="dxa" w:w="1514"/>
           </w:tcPr>
           <w:p>
+            <w:pPr>
+              <w:spacing w:before="20" w:after="20"/>
+            </w:pPr>
             <w:r/>
             <w:r>
               <w:rPr>
@@ -4904,6 +6446,9 @@
             <w:tcW w:type="dxa" w:w="1514"/>
           </w:tcPr>
           <w:p>
+            <w:pPr>
+              <w:spacing w:before="20" w:after="20"/>
+            </w:pPr>
             <w:r/>
             <w:r>
               <w:rPr>
@@ -4920,22 +6465,35 @@
             <w:tcW w:type="dxa" w:w="1514"/>
           </w:tcPr>
           <w:p>
-            <w:r/>
-            <w:r>
-              <w:rPr>
-                <w:rFonts w:ascii="Verdana" w:hAnsi="Verdana"/>
-                <w:b w:val="0"/>
-                <w:sz w:val="16"/>
-              </w:rPr>
-              <w:t>W m-2</w:t>
-            </w:r>
-          </w:p>
-        </w:tc>
-        <w:tc>
-          <w:tcPr>
-            <w:tcW w:type="dxa" w:w="1514"/>
-          </w:tcPr>
-          <w:p>
+            <w:pPr>
+              <w:spacing w:before="20" w:after="20"/>
+            </w:pPr>
+            <w:r/>
+            <w:r>
+              <w:rPr>
+                <w:rFonts w:ascii="Verdana" w:hAnsi="Verdana"/>
+                <w:sz w:val="16"/>
+              </w:rPr>
+              <w:t>W m</w:t>
+            </w:r>
+            <w:r>
+              <w:rPr>
+                <w:rFonts w:ascii="Verdana" w:hAnsi="Verdana"/>
+                <w:sz w:val="16"/>
+                <w:vertAlign w:val="superscript"/>
+              </w:rPr>
+              <w:t>-2</w:t>
+            </w:r>
+          </w:p>
+        </w:tc>
+        <w:tc>
+          <w:tcPr>
+            <w:tcW w:type="dxa" w:w="1514"/>
+          </w:tcPr>
+          <w:p>
+            <w:pPr>
+              <w:spacing w:before="20" w:after="20"/>
+            </w:pPr>
             <w:r/>
             <w:r>
               <w:rPr>
@@ -4952,6 +6510,9 @@
             <w:tcW w:type="dxa" w:w="1514"/>
           </w:tcPr>
           <w:p>
+            <w:pPr>
+              <w:spacing w:before="20" w:after="20"/>
+            </w:pPr>
             <w:r/>
             <w:r>
               <w:rPr>
@@ -4968,6 +6529,9 @@
             <w:tcW w:type="dxa" w:w="1514"/>
           </w:tcPr>
           <w:p>
+            <w:pPr>
+              <w:spacing w:before="20" w:after="20"/>
+            </w:pPr>
             <w:r/>
             <w:r>
               <w:rPr>
@@ -4988,6 +6552,9 @@
             <w:tcW w:type="dxa" w:w="1514"/>
           </w:tcPr>
           <w:p>
+            <w:pPr>
+              <w:spacing w:before="20" w:after="20"/>
+            </w:pPr>
             <w:r/>
             <w:r>
               <w:rPr>
@@ -5004,6 +6571,9 @@
             <w:tcW w:type="dxa" w:w="1514"/>
           </w:tcPr>
           <w:p>
+            <w:pPr>
+              <w:spacing w:before="20" w:after="20"/>
+            </w:pPr>
             <w:r/>
             <w:r>
               <w:rPr>
@@ -5020,11 +6590,13 @@
             <w:tcW w:type="dxa" w:w="1514"/>
           </w:tcPr>
           <w:p>
-            <w:r/>
-            <w:r>
-              <w:rPr>
-                <w:rFonts w:ascii="Verdana" w:hAnsi="Verdana"/>
-                <w:b w:val="0"/>
+            <w:pPr>
+              <w:spacing w:before="20" w:after="20"/>
+            </w:pPr>
+            <w:r/>
+            <w:r>
+              <w:rPr>
+                <w:rFonts w:ascii="Verdana" w:hAnsi="Verdana"/>
                 <w:sz w:val="16"/>
               </w:rPr>
               <w:t>%</w:t>
@@ -5036,6 +6608,9 @@
             <w:tcW w:type="dxa" w:w="1514"/>
           </w:tcPr>
           <w:p>
+            <w:pPr>
+              <w:spacing w:before="20" w:after="20"/>
+            </w:pPr>
             <w:r/>
             <w:r>
               <w:rPr>
@@ -5052,6 +6627,9 @@
             <w:tcW w:type="dxa" w:w="1514"/>
           </w:tcPr>
           <w:p>
+            <w:pPr>
+              <w:spacing w:before="20" w:after="20"/>
+            </w:pPr>
             <w:r/>
             <w:r>
               <w:rPr>
@@ -5068,6 +6646,9 @@
             <w:tcW w:type="dxa" w:w="1514"/>
           </w:tcPr>
           <w:p>
+            <w:pPr>
+              <w:spacing w:before="20" w:after="20"/>
+            </w:pPr>
             <w:r/>
             <w:r>
               <w:rPr>
@@ -5084,11 +6665,13 @@
             <w:tcW w:type="dxa" w:w="1514"/>
           </w:tcPr>
           <w:p>
-            <w:r/>
-            <w:r>
-              <w:rPr>
-                <w:rFonts w:ascii="Verdana" w:hAnsi="Verdana"/>
-                <w:b w:val="0"/>
+            <w:pPr>
+              <w:spacing w:before="20" w:after="20"/>
+            </w:pPr>
+            <w:r/>
+            <w:r>
+              <w:rPr>
+                <w:rFonts w:ascii="Verdana" w:hAnsi="Verdana"/>
                 <w:sz w:val="16"/>
               </w:rPr>
               <w:t>%</w:t>
@@ -5100,6 +6683,9 @@
             <w:tcW w:type="dxa" w:w="1514"/>
           </w:tcPr>
           <w:p>
+            <w:pPr>
+              <w:spacing w:before="20" w:after="20"/>
+            </w:pPr>
             <w:r/>
             <w:r>
               <w:rPr>
@@ -5116,6 +6702,9 @@
             <w:tcW w:type="dxa" w:w="1514"/>
           </w:tcPr>
           <w:p>
+            <w:pPr>
+              <w:spacing w:before="20" w:after="20"/>
+            </w:pPr>
             <w:r/>
             <w:r>
               <w:rPr>
@@ -5132,6 +6721,9 @@
             <w:tcW w:type="dxa" w:w="1514"/>
           </w:tcPr>
           <w:p>
+            <w:pPr>
+              <w:spacing w:before="20" w:after="20"/>
+            </w:pPr>
             <w:r/>
             <w:r>
               <w:rPr>
@@ -5152,6 +6744,9 @@
             <w:tcW w:type="dxa" w:w="1514"/>
           </w:tcPr>
           <w:p>
+            <w:pPr>
+              <w:spacing w:before="20" w:after="20"/>
+            </w:pPr>
             <w:r/>
             <w:r>
               <w:rPr>
@@ -5168,6 +6763,9 @@
             <w:tcW w:type="dxa" w:w="1514"/>
           </w:tcPr>
           <w:p>
+            <w:pPr>
+              <w:spacing w:before="20" w:after="20"/>
+            </w:pPr>
             <w:r/>
             <w:r>
               <w:rPr>
@@ -5184,22 +6782,65 @@
             <w:tcW w:type="dxa" w:w="1514"/>
           </w:tcPr>
           <w:p>
-            <w:r/>
-            <w:r>
-              <w:rPr>
-                <w:rFonts w:ascii="Verdana" w:hAnsi="Verdana"/>
-                <w:b w:val="0"/>
-                <w:sz w:val="16"/>
-              </w:rPr>
-              <w:t>W m-2 sr-1 um-1</w:t>
-            </w:r>
-          </w:p>
-        </w:tc>
-        <w:tc>
-          <w:tcPr>
-            <w:tcW w:type="dxa" w:w="1514"/>
-          </w:tcPr>
-          <w:p>
+            <w:pPr>
+              <w:spacing w:before="20" w:after="20"/>
+            </w:pPr>
+            <w:r/>
+            <w:r>
+              <w:rPr>
+                <w:rFonts w:ascii="Verdana" w:hAnsi="Verdana"/>
+                <w:sz w:val="16"/>
+              </w:rPr>
+              <w:t>W m</w:t>
+            </w:r>
+            <w:r>
+              <w:rPr>
+                <w:rFonts w:ascii="Verdana" w:hAnsi="Verdana"/>
+                <w:sz w:val="16"/>
+                <w:vertAlign w:val="superscript"/>
+              </w:rPr>
+              <w:t>-2</w:t>
+            </w:r>
+            <w:r>
+              <w:rPr>
+                <w:rFonts w:ascii="Verdana" w:hAnsi="Verdana"/>
+                <w:sz w:val="16"/>
+              </w:rPr>
+              <w:t xml:space="preserve"> sr</w:t>
+            </w:r>
+            <w:r>
+              <w:rPr>
+                <w:rFonts w:ascii="Verdana" w:hAnsi="Verdana"/>
+                <w:sz w:val="16"/>
+                <w:vertAlign w:val="superscript"/>
+              </w:rPr>
+              <w:t>-1</w:t>
+            </w:r>
+            <w:r>
+              <w:rPr>
+                <w:rFonts w:ascii="Verdana" w:hAnsi="Verdana"/>
+                <w:sz w:val="16"/>
+              </w:rPr>
+              <w:t xml:space="preserve"> um</w:t>
+            </w:r>
+            <w:r>
+              <w:rPr>
+                <w:rFonts w:ascii="Verdana" w:hAnsi="Verdana"/>
+                <w:sz w:val="16"/>
+                <w:vertAlign w:val="superscript"/>
+              </w:rPr>
+              <w:t>-1</w:t>
+            </w:r>
+          </w:p>
+        </w:tc>
+        <w:tc>
+          <w:tcPr>
+            <w:tcW w:type="dxa" w:w="1514"/>
+          </w:tcPr>
+          <w:p>
+            <w:pPr>
+              <w:spacing w:before="20" w:after="20"/>
+            </w:pPr>
             <w:r/>
             <w:r>
               <w:rPr>
@@ -5216,6 +6857,9 @@
             <w:tcW w:type="dxa" w:w="1514"/>
           </w:tcPr>
           <w:p>
+            <w:pPr>
+              <w:spacing w:before="20" w:after="20"/>
+            </w:pPr>
             <w:r/>
             <w:r>
               <w:rPr>
@@ -5232,6 +6876,9 @@
             <w:tcW w:type="dxa" w:w="1514"/>
           </w:tcPr>
           <w:p>
+            <w:pPr>
+              <w:spacing w:before="20" w:after="20"/>
+            </w:pPr>
             <w:r/>
             <w:r>
               <w:rPr>
@@ -5248,22 +6895,65 @@
             <w:tcW w:type="dxa" w:w="1514"/>
           </w:tcPr>
           <w:p>
-            <w:r/>
-            <w:r>
-              <w:rPr>
-                <w:rFonts w:ascii="Verdana" w:hAnsi="Verdana"/>
-                <w:b w:val="0"/>
-                <w:sz w:val="16"/>
-              </w:rPr>
-              <w:t>W m-2 sr-1 um-1</w:t>
-            </w:r>
-          </w:p>
-        </w:tc>
-        <w:tc>
-          <w:tcPr>
-            <w:tcW w:type="dxa" w:w="1514"/>
-          </w:tcPr>
-          <w:p>
+            <w:pPr>
+              <w:spacing w:before="20" w:after="20"/>
+            </w:pPr>
+            <w:r/>
+            <w:r>
+              <w:rPr>
+                <w:rFonts w:ascii="Verdana" w:hAnsi="Verdana"/>
+                <w:sz w:val="16"/>
+              </w:rPr>
+              <w:t>W m</w:t>
+            </w:r>
+            <w:r>
+              <w:rPr>
+                <w:rFonts w:ascii="Verdana" w:hAnsi="Verdana"/>
+                <w:sz w:val="16"/>
+                <w:vertAlign w:val="superscript"/>
+              </w:rPr>
+              <w:t>-2</w:t>
+            </w:r>
+            <w:r>
+              <w:rPr>
+                <w:rFonts w:ascii="Verdana" w:hAnsi="Verdana"/>
+                <w:sz w:val="16"/>
+              </w:rPr>
+              <w:t xml:space="preserve"> sr</w:t>
+            </w:r>
+            <w:r>
+              <w:rPr>
+                <w:rFonts w:ascii="Verdana" w:hAnsi="Verdana"/>
+                <w:sz w:val="16"/>
+                <w:vertAlign w:val="superscript"/>
+              </w:rPr>
+              <w:t>-1</w:t>
+            </w:r>
+            <w:r>
+              <w:rPr>
+                <w:rFonts w:ascii="Verdana" w:hAnsi="Verdana"/>
+                <w:sz w:val="16"/>
+              </w:rPr>
+              <w:t xml:space="preserve"> um</w:t>
+            </w:r>
+            <w:r>
+              <w:rPr>
+                <w:rFonts w:ascii="Verdana" w:hAnsi="Verdana"/>
+                <w:sz w:val="16"/>
+                <w:vertAlign w:val="superscript"/>
+              </w:rPr>
+              <w:t>-1</w:t>
+            </w:r>
+          </w:p>
+        </w:tc>
+        <w:tc>
+          <w:tcPr>
+            <w:tcW w:type="dxa" w:w="1514"/>
+          </w:tcPr>
+          <w:p>
+            <w:pPr>
+              <w:spacing w:before="20" w:after="20"/>
+            </w:pPr>
             <w:r/>
             <w:r>
               <w:rPr>
@@ -5280,6 +6970,9 @@
             <w:tcW w:type="dxa" w:w="1514"/>
           </w:tcPr>
           <w:p>
+            <w:pPr>
+              <w:spacing w:before="20" w:after="20"/>
+            </w:pPr>
             <w:r/>
             <w:r>
               <w:rPr>
@@ -5296,6 +6989,9 @@
             <w:tcW w:type="dxa" w:w="1514"/>
           </w:tcPr>
           <w:p>
+            <w:pPr>
+              <w:spacing w:before="20" w:after="20"/>
+            </w:pPr>
             <w:r/>
             <w:r>
               <w:rPr>
@@ -5317,6 +7013,9 @@
             <w:tcW w:type="dxa" w:w="1514"/>
           </w:tcPr>
           <w:p>
+            <w:pPr>
+              <w:spacing w:before="20" w:after="20"/>
+            </w:pPr>
             <w:r/>
             <w:r>
               <w:rPr>
@@ -5333,6 +7032,9 @@
             <w:tcW w:type="dxa" w:w="1514"/>
           </w:tcPr>
           <w:p>
+            <w:pPr>
+              <w:spacing w:before="20" w:after="20"/>
+            </w:pPr>
             <w:r/>
             <w:r>
               <w:rPr>
@@ -5349,22 +7051,57 @@
             <w:tcW w:type="dxa" w:w="1514"/>
           </w:tcPr>
           <w:p>
-            <w:r/>
-            <w:r>
-              <w:rPr>
-                <w:rFonts w:ascii="Verdana" w:hAnsi="Verdana"/>
-                <w:b w:val="0"/>
-                <w:sz w:val="16"/>
-              </w:rPr>
-              <w:t>W m-2 sr-1 cm</w:t>
-            </w:r>
-          </w:p>
-        </w:tc>
-        <w:tc>
-          <w:tcPr>
-            <w:tcW w:type="dxa" w:w="1514"/>
-          </w:tcPr>
-          <w:p>
+            <w:pPr>
+              <w:spacing w:before="20" w:after="20"/>
+            </w:pPr>
+            <w:r/>
+            <w:r>
+              <w:rPr>
+                <w:rFonts w:ascii="Verdana" w:hAnsi="Verdana"/>
+                <w:sz w:val="16"/>
+              </w:rPr>
+              <w:t>W m</w:t>
+            </w:r>
+            <w:r>
+              <w:rPr>
+                <w:rFonts w:ascii="Verdana" w:hAnsi="Verdana"/>
+                <w:sz w:val="16"/>
+                <w:vertAlign w:val="superscript"/>
+              </w:rPr>
+              <w:t>-2</w:t>
+            </w:r>
+            <w:r>
+              <w:rPr>
+                <w:rFonts w:ascii="Verdana" w:hAnsi="Verdana"/>
+                <w:sz w:val="16"/>
+              </w:rPr>
+              <w:t xml:space="preserve"> sr</w:t>
+            </w:r>
+            <w:r>
+              <w:rPr>
+                <w:rFonts w:ascii="Verdana" w:hAnsi="Verdana"/>
+                <w:sz w:val="16"/>
+                <w:vertAlign w:val="superscript"/>
+              </w:rPr>
+              <w:t>-1</w:t>
+            </w:r>
+            <w:r>
+              <w:rPr>
+                <w:rFonts w:ascii="Verdana" w:hAnsi="Verdana"/>
+                <w:sz w:val="16"/>
+              </w:rPr>
+              <w:t xml:space="preserve"> cm</w:t>
+            </w:r>
+          </w:p>
+        </w:tc>
+        <w:tc>
+          <w:tcPr>
+            <w:tcW w:type="dxa" w:w="1514"/>
+          </w:tcPr>
+          <w:p>
+            <w:pPr>
+              <w:spacing w:before="20" w:after="20"/>
+            </w:pPr>
             <w:r/>
             <w:r>
               <w:rPr>
@@ -5381,6 +7118,9 @@
             <w:tcW w:type="dxa" w:w="1514"/>
           </w:tcPr>
           <w:p>
+            <w:pPr>
+              <w:spacing w:before="20" w:after="20"/>
+            </w:pPr>
             <w:r/>
             <w:r>
               <w:rPr>
@@ -5397,6 +7137,9 @@
             <w:tcW w:type="dxa" w:w="1514"/>
           </w:tcPr>
           <w:p>
+            <w:pPr>
+              <w:spacing w:before="20" w:after="20"/>
+            </w:pPr>
             <w:r/>
             <w:r>
               <w:rPr>
@@ -5413,22 +7156,57 @@
             <w:tcW w:type="dxa" w:w="1514"/>
           </w:tcPr>
           <w:p>
-            <w:r/>
-            <w:r>
-              <w:rPr>
-                <w:rFonts w:ascii="Verdana" w:hAnsi="Verdana"/>
-                <w:b w:val="0"/>
-                <w:sz w:val="16"/>
-              </w:rPr>
-              <w:t>W m-2 sr-1 cm</w:t>
-            </w:r>
-          </w:p>
-        </w:tc>
-        <w:tc>
-          <w:tcPr>
-            <w:tcW w:type="dxa" w:w="1514"/>
-          </w:tcPr>
-          <w:p>
+            <w:pPr>
+              <w:spacing w:before="20" w:after="20"/>
+            </w:pPr>
+            <w:r/>
+            <w:r>
+              <w:rPr>
+                <w:rFonts w:ascii="Verdana" w:hAnsi="Verdana"/>
+                <w:sz w:val="16"/>
+              </w:rPr>
+              <w:t>W m</w:t>
+            </w:r>
+            <w:r>
+              <w:rPr>
+                <w:rFonts w:ascii="Verdana" w:hAnsi="Verdana"/>
+                <w:sz w:val="16"/>
+                <w:vertAlign w:val="superscript"/>
+              </w:rPr>
+              <w:t>-2</w:t>
+            </w:r>
+            <w:r>
+              <w:rPr>
+                <w:rFonts w:ascii="Verdana" w:hAnsi="Verdana"/>
+                <w:sz w:val="16"/>
+              </w:rPr>
+              <w:t xml:space="preserve"> sr</w:t>
+            </w:r>
+            <w:r>
+              <w:rPr>
+                <w:rFonts w:ascii="Verdana" w:hAnsi="Verdana"/>
+                <w:sz w:val="16"/>
+                <w:vertAlign w:val="superscript"/>
+              </w:rPr>
+              <w:t>-1</w:t>
+            </w:r>
+            <w:r>
+              <w:rPr>
+                <w:rFonts w:ascii="Verdana" w:hAnsi="Verdana"/>
+                <w:sz w:val="16"/>
+              </w:rPr>
+              <w:t xml:space="preserve"> cm</w:t>
+            </w:r>
+          </w:p>
+        </w:tc>
+        <w:tc>
+          <w:tcPr>
+            <w:tcW w:type="dxa" w:w="1514"/>
+          </w:tcPr>
+          <w:p>
+            <w:pPr>
+              <w:spacing w:before="20" w:after="20"/>
+            </w:pPr>
             <w:r/>
             <w:r>
               <w:rPr>
@@ -5445,6 +7223,9 @@
             <w:tcW w:type="dxa" w:w="1514"/>
           </w:tcPr>
           <w:p>
+            <w:pPr>
+              <w:spacing w:before="20" w:after="20"/>
+            </w:pPr>
             <w:r/>
             <w:r>
               <w:rPr>
@@ -5461,6 +7242,9 @@
             <w:tcW w:type="dxa" w:w="1514"/>
           </w:tcPr>
           <w:p>
+            <w:pPr>
+              <w:spacing w:before="20" w:after="20"/>
+            </w:pPr>
             <w:r/>
             <w:r>
               <w:rPr>
@@ -5481,6 +7265,9 @@
             <w:tcW w:type="dxa" w:w="1514"/>
           </w:tcPr>
           <w:p>
+            <w:pPr>
+              <w:spacing w:before="20" w:after="20"/>
+            </w:pPr>
             <w:r/>
             <w:r>
               <w:rPr>
@@ -5497,6 +7284,9 @@
             <w:tcW w:type="dxa" w:w="1514"/>
           </w:tcPr>
           <w:p>
+            <w:pPr>
+              <w:spacing w:before="20" w:after="20"/>
+            </w:pPr>
             <w:r/>
             <w:r>
               <w:rPr>
@@ -5513,22 +7303,57 @@
             <w:tcW w:type="dxa" w:w="1514"/>
           </w:tcPr>
           <w:p>
-            <w:r/>
-            <w:r>
-              <w:rPr>
-                <w:rFonts w:ascii="Verdana" w:hAnsi="Verdana"/>
-                <w:b w:val="0"/>
-                <w:sz w:val="16"/>
-              </w:rPr>
-              <w:t>W m-2 sr-1 cm</w:t>
-            </w:r>
-          </w:p>
-        </w:tc>
-        <w:tc>
-          <w:tcPr>
-            <w:tcW w:type="dxa" w:w="1514"/>
-          </w:tcPr>
-          <w:p>
+            <w:pPr>
+              <w:spacing w:before="20" w:after="20"/>
+            </w:pPr>
+            <w:r/>
+            <w:r>
+              <w:rPr>
+                <w:rFonts w:ascii="Verdana" w:hAnsi="Verdana"/>
+                <w:sz w:val="16"/>
+              </w:rPr>
+              <w:t>W m</w:t>
+            </w:r>
+            <w:r>
+              <w:rPr>
+                <w:rFonts w:ascii="Verdana" w:hAnsi="Verdana"/>
+                <w:sz w:val="16"/>
+                <w:vertAlign w:val="superscript"/>
+              </w:rPr>
+              <w:t>-2</w:t>
+            </w:r>
+            <w:r>
+              <w:rPr>
+                <w:rFonts w:ascii="Verdana" w:hAnsi="Verdana"/>
+                <w:sz w:val="16"/>
+              </w:rPr>
+              <w:t xml:space="preserve"> sr</w:t>
+            </w:r>
+            <w:r>
+              <w:rPr>
+                <w:rFonts w:ascii="Verdana" w:hAnsi="Verdana"/>
+                <w:sz w:val="16"/>
+                <w:vertAlign w:val="superscript"/>
+              </w:rPr>
+              <w:t>-1</w:t>
+            </w:r>
+            <w:r>
+              <w:rPr>
+                <w:rFonts w:ascii="Verdana" w:hAnsi="Verdana"/>
+                <w:sz w:val="16"/>
+              </w:rPr>
+              <w:t xml:space="preserve"> cm</w:t>
+            </w:r>
+          </w:p>
+        </w:tc>
+        <w:tc>
+          <w:tcPr>
+            <w:tcW w:type="dxa" w:w="1514"/>
+          </w:tcPr>
+          <w:p>
+            <w:pPr>
+              <w:spacing w:before="20" w:after="20"/>
+            </w:pPr>
             <w:r/>
             <w:r>
               <w:rPr>
@@ -5545,6 +7370,9 @@
             <w:tcW w:type="dxa" w:w="1514"/>
           </w:tcPr>
           <w:p>
+            <w:pPr>
+              <w:spacing w:before="20" w:after="20"/>
+            </w:pPr>
             <w:r/>
             <w:r>
               <w:rPr>
@@ -5561,6 +7389,9 @@
             <w:tcW w:type="dxa" w:w="1514"/>
           </w:tcPr>
           <w:p>
+            <w:pPr>
+              <w:spacing w:before="20" w:after="20"/>
+            </w:pPr>
             <w:r/>
             <w:r>
               <w:rPr>
@@ -5577,22 +7408,57 @@
             <w:tcW w:type="dxa" w:w="1514"/>
           </w:tcPr>
           <w:p>
-            <w:r/>
-            <w:r>
-              <w:rPr>
-                <w:rFonts w:ascii="Verdana" w:hAnsi="Verdana"/>
-                <w:b w:val="0"/>
-                <w:sz w:val="16"/>
-              </w:rPr>
-              <w:t>W m-2 sr-1 cm</w:t>
-            </w:r>
-          </w:p>
-        </w:tc>
-        <w:tc>
-          <w:tcPr>
-            <w:tcW w:type="dxa" w:w="1514"/>
-          </w:tcPr>
-          <w:p>
+            <w:pPr>
+              <w:spacing w:before="20" w:after="20"/>
+            </w:pPr>
+            <w:r/>
+            <w:r>
+              <w:rPr>
+                <w:rFonts w:ascii="Verdana" w:hAnsi="Verdana"/>
+                <w:sz w:val="16"/>
+              </w:rPr>
+              <w:t>W m</w:t>
+            </w:r>
+            <w:r>
+              <w:rPr>
+                <w:rFonts w:ascii="Verdana" w:hAnsi="Verdana"/>
+                <w:sz w:val="16"/>
+                <w:vertAlign w:val="superscript"/>
+              </w:rPr>
+              <w:t>-2</w:t>
+            </w:r>
+            <w:r>
+              <w:rPr>
+                <w:rFonts w:ascii="Verdana" w:hAnsi="Verdana"/>
+                <w:sz w:val="16"/>
+              </w:rPr>
+              <w:t xml:space="preserve"> sr</w:t>
+            </w:r>
+            <w:r>
+              <w:rPr>
+                <w:rFonts w:ascii="Verdana" w:hAnsi="Verdana"/>
+                <w:sz w:val="16"/>
+                <w:vertAlign w:val="superscript"/>
+              </w:rPr>
+              <w:t>-1</w:t>
+            </w:r>
+            <w:r>
+              <w:rPr>
+                <w:rFonts w:ascii="Verdana" w:hAnsi="Verdana"/>
+                <w:sz w:val="16"/>
+              </w:rPr>
+              <w:t xml:space="preserve"> cm</w:t>
+            </w:r>
+          </w:p>
+        </w:tc>
+        <w:tc>
+          <w:tcPr>
+            <w:tcW w:type="dxa" w:w="1514"/>
+          </w:tcPr>
+          <w:p>
+            <w:pPr>
+              <w:spacing w:before="20" w:after="20"/>
+            </w:pPr>
             <w:r/>
             <w:r>
               <w:rPr>
@@ -5609,6 +7475,9 @@
             <w:tcW w:type="dxa" w:w="1514"/>
           </w:tcPr>
           <w:p>
+            <w:pPr>
+              <w:spacing w:before="20" w:after="20"/>
+            </w:pPr>
             <w:r/>
             <w:r>
               <w:rPr>
@@ -5625,6 +7494,9 @@
             <w:tcW w:type="dxa" w:w="1514"/>
           </w:tcPr>
           <w:p>
+            <w:pPr>
+              <w:spacing w:before="20" w:after="20"/>
+            </w:pPr>
             <w:r/>
             <w:r>
               <w:rPr>
@@ -5646,6 +7518,9 @@
             <w:tcW w:type="dxa" w:w="1514"/>
           </w:tcPr>
           <w:p>
+            <w:pPr>
+              <w:spacing w:before="20" w:after="20"/>
+            </w:pPr>
             <w:r/>
             <w:r>
               <w:rPr>
@@ -5662,6 +7537,9 @@
             <w:tcW w:type="dxa" w:w="1514"/>
           </w:tcPr>
           <w:p>
+            <w:pPr>
+              <w:spacing w:before="20" w:after="20"/>
+            </w:pPr>
             <w:r/>
             <w:r>
               <w:rPr>
@@ -5678,22 +7556,57 @@
             <w:tcW w:type="dxa" w:w="1514"/>
           </w:tcPr>
           <w:p>
-            <w:r/>
-            <w:r>
-              <w:rPr>
-                <w:rFonts w:ascii="Verdana" w:hAnsi="Verdana"/>
-                <w:b w:val="0"/>
-                <w:sz w:val="16"/>
-              </w:rPr>
-              <w:t>W m-2 sr-1 m</w:t>
-            </w:r>
-          </w:p>
-        </w:tc>
-        <w:tc>
-          <w:tcPr>
-            <w:tcW w:type="dxa" w:w="1514"/>
-          </w:tcPr>
-          <w:p>
+            <w:pPr>
+              <w:spacing w:before="20" w:after="20"/>
+            </w:pPr>
+            <w:r/>
+            <w:r>
+              <w:rPr>
+                <w:rFonts w:ascii="Verdana" w:hAnsi="Verdana"/>
+                <w:sz w:val="16"/>
+              </w:rPr>
+              <w:t>W m</w:t>
+            </w:r>
+            <w:r>
+              <w:rPr>
+                <w:rFonts w:ascii="Verdana" w:hAnsi="Verdana"/>
+                <w:sz w:val="16"/>
+                <w:vertAlign w:val="superscript"/>
+              </w:rPr>
+              <w:t>-2</w:t>
+            </w:r>
+            <w:r>
+              <w:rPr>
+                <w:rFonts w:ascii="Verdana" w:hAnsi="Verdana"/>
+                <w:sz w:val="16"/>
+              </w:rPr>
+              <w:t xml:space="preserve"> sr</w:t>
+            </w:r>
+            <w:r>
+              <w:rPr>
+                <w:rFonts w:ascii="Verdana" w:hAnsi="Verdana"/>
+                <w:sz w:val="16"/>
+                <w:vertAlign w:val="superscript"/>
+              </w:rPr>
+              <w:t>-1</w:t>
+            </w:r>
+            <w:r>
+              <w:rPr>
+                <w:rFonts w:ascii="Verdana" w:hAnsi="Verdana"/>
+                <w:sz w:val="16"/>
+              </w:rPr>
+              <w:t xml:space="preserve"> m</w:t>
+            </w:r>
+          </w:p>
+        </w:tc>
+        <w:tc>
+          <w:tcPr>
+            <w:tcW w:type="dxa" w:w="1514"/>
+          </w:tcPr>
+          <w:p>
+            <w:pPr>
+              <w:spacing w:before="20" w:after="20"/>
+            </w:pPr>
             <w:r/>
             <w:r>
               <w:rPr>
@@ -5710,6 +7623,9 @@
             <w:tcW w:type="dxa" w:w="1514"/>
           </w:tcPr>
           <w:p>
+            <w:pPr>
+              <w:spacing w:before="20" w:after="20"/>
+            </w:pPr>
             <w:r/>
             <w:r>
               <w:rPr>
@@ -5726,6 +7642,9 @@
             <w:tcW w:type="dxa" w:w="1514"/>
           </w:tcPr>
           <w:p>
+            <w:pPr>
+              <w:spacing w:before="20" w:after="20"/>
+            </w:pPr>
             <w:r/>
             <w:r>
               <w:rPr>
@@ -5742,22 +7661,57 @@
             <w:tcW w:type="dxa" w:w="1514"/>
           </w:tcPr>
           <w:p>
-            <w:r/>
-            <w:r>
-              <w:rPr>
-                <w:rFonts w:ascii="Verdana" w:hAnsi="Verdana"/>
-                <w:b w:val="0"/>
-                <w:sz w:val="16"/>
-              </w:rPr>
-              <w:t>W m-2 sr-1 m</w:t>
-            </w:r>
-          </w:p>
-        </w:tc>
-        <w:tc>
-          <w:tcPr>
-            <w:tcW w:type="dxa" w:w="1514"/>
-          </w:tcPr>
-          <w:p>
+            <w:pPr>
+              <w:spacing w:before="20" w:after="20"/>
+            </w:pPr>
+            <w:r/>
+            <w:r>
+              <w:rPr>
+                <w:rFonts w:ascii="Verdana" w:hAnsi="Verdana"/>
+                <w:sz w:val="16"/>
+              </w:rPr>
+              <w:t>W m</w:t>
+            </w:r>
+            <w:r>
+              <w:rPr>
+                <w:rFonts w:ascii="Verdana" w:hAnsi="Verdana"/>
+                <w:sz w:val="16"/>
+                <w:vertAlign w:val="superscript"/>
+              </w:rPr>
+              <w:t>-2</w:t>
+            </w:r>
+            <w:r>
+              <w:rPr>
+                <w:rFonts w:ascii="Verdana" w:hAnsi="Verdana"/>
+                <w:sz w:val="16"/>
+              </w:rPr>
+              <w:t xml:space="preserve"> sr</w:t>
+            </w:r>
+            <w:r>
+              <w:rPr>
+                <w:rFonts w:ascii="Verdana" w:hAnsi="Verdana"/>
+                <w:sz w:val="16"/>
+                <w:vertAlign w:val="superscript"/>
+              </w:rPr>
+              <w:t>-1</w:t>
+            </w:r>
+            <w:r>
+              <w:rPr>
+                <w:rFonts w:ascii="Verdana" w:hAnsi="Verdana"/>
+                <w:sz w:val="16"/>
+              </w:rPr>
+              <w:t xml:space="preserve"> m</w:t>
+            </w:r>
+          </w:p>
+        </w:tc>
+        <w:tc>
+          <w:tcPr>
+            <w:tcW w:type="dxa" w:w="1514"/>
+          </w:tcPr>
+          <w:p>
+            <w:pPr>
+              <w:spacing w:before="20" w:after="20"/>
+            </w:pPr>
             <w:r/>
             <w:r>
               <w:rPr>
@@ -5774,6 +7728,9 @@
             <w:tcW w:type="dxa" w:w="1514"/>
           </w:tcPr>
           <w:p>
+            <w:pPr>
+              <w:spacing w:before="20" w:after="20"/>
+            </w:pPr>
             <w:r/>
             <w:r>
               <w:rPr>
@@ -5790,6 +7747,9 @@
             <w:tcW w:type="dxa" w:w="1514"/>
           </w:tcPr>
           <w:p>
+            <w:pPr>
+              <w:spacing w:before="20" w:after="20"/>
+            </w:pPr>
             <w:r/>
             <w:r>
               <w:rPr>
@@ -5811,6 +7771,9 @@
             <w:tcW w:type="dxa" w:w="1514"/>
           </w:tcPr>
           <w:p>
+            <w:pPr>
+              <w:spacing w:before="20" w:after="20"/>
+            </w:pPr>
             <w:r/>
             <w:r>
               <w:rPr>
@@ -5827,6 +7790,9 @@
             <w:tcW w:type="dxa" w:w="1514"/>
           </w:tcPr>
           <w:p>
+            <w:pPr>
+              <w:spacing w:before="20" w:after="20"/>
+            </w:pPr>
             <w:r/>
             <w:r>
               <w:rPr>
@@ -5843,22 +7809,57 @@
             <w:tcW w:type="dxa" w:w="1514"/>
           </w:tcPr>
           <w:p>
-            <w:r/>
-            <w:r>
-              <w:rPr>
-                <w:rFonts w:ascii="Verdana" w:hAnsi="Verdana"/>
-                <w:b w:val="0"/>
-                <w:sz w:val="16"/>
-              </w:rPr>
-              <w:t>W m-2 sr-1 m</w:t>
-            </w:r>
-          </w:p>
-        </w:tc>
-        <w:tc>
-          <w:tcPr>
-            <w:tcW w:type="dxa" w:w="1514"/>
-          </w:tcPr>
-          <w:p>
+            <w:pPr>
+              <w:spacing w:before="20" w:after="20"/>
+            </w:pPr>
+            <w:r/>
+            <w:r>
+              <w:rPr>
+                <w:rFonts w:ascii="Verdana" w:hAnsi="Verdana"/>
+                <w:sz w:val="16"/>
+              </w:rPr>
+              <w:t>W m</w:t>
+            </w:r>
+            <w:r>
+              <w:rPr>
+                <w:rFonts w:ascii="Verdana" w:hAnsi="Verdana"/>
+                <w:sz w:val="16"/>
+                <w:vertAlign w:val="superscript"/>
+              </w:rPr>
+              <w:t>-2</w:t>
+            </w:r>
+            <w:r>
+              <w:rPr>
+                <w:rFonts w:ascii="Verdana" w:hAnsi="Verdana"/>
+                <w:sz w:val="16"/>
+              </w:rPr>
+              <w:t xml:space="preserve"> sr</w:t>
+            </w:r>
+            <w:r>
+              <w:rPr>
+                <w:rFonts w:ascii="Verdana" w:hAnsi="Verdana"/>
+                <w:sz w:val="16"/>
+                <w:vertAlign w:val="superscript"/>
+              </w:rPr>
+              <w:t>-1</w:t>
+            </w:r>
+            <w:r>
+              <w:rPr>
+                <w:rFonts w:ascii="Verdana" w:hAnsi="Verdana"/>
+                <w:sz w:val="16"/>
+              </w:rPr>
+              <w:t xml:space="preserve"> m</w:t>
+            </w:r>
+          </w:p>
+        </w:tc>
+        <w:tc>
+          <w:tcPr>
+            <w:tcW w:type="dxa" w:w="1514"/>
+          </w:tcPr>
+          <w:p>
+            <w:pPr>
+              <w:spacing w:before="20" w:after="20"/>
+            </w:pPr>
             <w:r/>
             <w:r>
               <w:rPr>
@@ -5875,6 +7876,9 @@
             <w:tcW w:type="dxa" w:w="1514"/>
           </w:tcPr>
           <w:p>
+            <w:pPr>
+              <w:spacing w:before="20" w:after="20"/>
+            </w:pPr>
             <w:r/>
             <w:r>
               <w:rPr>
@@ -5891,6 +7895,9 @@
             <w:tcW w:type="dxa" w:w="1514"/>
           </w:tcPr>
           <w:p>
+            <w:pPr>
+              <w:spacing w:before="20" w:after="20"/>
+            </w:pPr>
             <w:r/>
             <w:r>
               <w:rPr>
@@ -5907,22 +7914,57 @@
             <w:tcW w:type="dxa" w:w="1514"/>
           </w:tcPr>
           <w:p>
-            <w:r/>
-            <w:r>
-              <w:rPr>
-                <w:rFonts w:ascii="Verdana" w:hAnsi="Verdana"/>
-                <w:b w:val="0"/>
-                <w:sz w:val="16"/>
-              </w:rPr>
-              <w:t>W m-2 sr-1 m</w:t>
-            </w:r>
-          </w:p>
-        </w:tc>
-        <w:tc>
-          <w:tcPr>
-            <w:tcW w:type="dxa" w:w="1514"/>
-          </w:tcPr>
-          <w:p>
+            <w:pPr>
+              <w:spacing w:before="20" w:after="20"/>
+            </w:pPr>
+            <w:r/>
+            <w:r>
+              <w:rPr>
+                <w:rFonts w:ascii="Verdana" w:hAnsi="Verdana"/>
+                <w:sz w:val="16"/>
+              </w:rPr>
+              <w:t>W m</w:t>
+            </w:r>
+            <w:r>
+              <w:rPr>
+                <w:rFonts w:ascii="Verdana" w:hAnsi="Verdana"/>
+                <w:sz w:val="16"/>
+                <w:vertAlign w:val="superscript"/>
+              </w:rPr>
+              <w:t>-2</w:t>
+            </w:r>
+            <w:r>
+              <w:rPr>
+                <w:rFonts w:ascii="Verdana" w:hAnsi="Verdana"/>
+                <w:sz w:val="16"/>
+              </w:rPr>
+              <w:t xml:space="preserve"> sr</w:t>
+            </w:r>
+            <w:r>
+              <w:rPr>
+                <w:rFonts w:ascii="Verdana" w:hAnsi="Verdana"/>
+                <w:sz w:val="16"/>
+                <w:vertAlign w:val="superscript"/>
+              </w:rPr>
+              <w:t>-1</w:t>
+            </w:r>
+            <w:r>
+              <w:rPr>
+                <w:rFonts w:ascii="Verdana" w:hAnsi="Verdana"/>
+                <w:sz w:val="16"/>
+              </w:rPr>
+              <w:t xml:space="preserve"> m</w:t>
+            </w:r>
+          </w:p>
+        </w:tc>
+        <w:tc>
+          <w:tcPr>
+            <w:tcW w:type="dxa" w:w="1514"/>
+          </w:tcPr>
+          <w:p>
+            <w:pPr>
+              <w:spacing w:before="20" w:after="20"/>
+            </w:pPr>
             <w:r/>
             <w:r>
               <w:rPr>
@@ -5939,6 +7981,9 @@
             <w:tcW w:type="dxa" w:w="1514"/>
           </w:tcPr>
           <w:p>
+            <w:pPr>
+              <w:spacing w:before="20" w:after="20"/>
+            </w:pPr>
             <w:r/>
             <w:r>
               <w:rPr>
@@ -5955,6 +8000,9 @@
             <w:tcW w:type="dxa" w:w="1514"/>
           </w:tcPr>
           <w:p>
+            <w:pPr>
+              <w:spacing w:before="20" w:after="20"/>
+            </w:pPr>
             <w:r/>
             <w:r>
               <w:rPr>
@@ -5975,6 +8023,9 @@
             <w:tcW w:type="dxa" w:w="1514"/>
           </w:tcPr>
           <w:p>
+            <w:pPr>
+              <w:spacing w:before="20" w:after="20"/>
+            </w:pPr>
             <w:r/>
             <w:r>
               <w:rPr>
@@ -5991,6 +8042,9 @@
             <w:tcW w:type="dxa" w:w="1514"/>
           </w:tcPr>
           <w:p>
+            <w:pPr>
+              <w:spacing w:before="20" w:after="20"/>
+            </w:pPr>
             <w:r/>
             <w:r>
               <w:rPr>
@@ -6007,22 +8061,57 @@
             <w:tcW w:type="dxa" w:w="1514"/>
           </w:tcPr>
           <w:p>
-            <w:r/>
-            <w:r>
-              <w:rPr>
-                <w:rFonts w:ascii="Verdana" w:hAnsi="Verdana"/>
-                <w:b w:val="0"/>
-                <w:sz w:val="16"/>
-              </w:rPr>
-              <w:t>W m-2 sr-1 m</w:t>
-            </w:r>
-          </w:p>
-        </w:tc>
-        <w:tc>
-          <w:tcPr>
-            <w:tcW w:type="dxa" w:w="1514"/>
-          </w:tcPr>
-          <w:p>
+            <w:pPr>
+              <w:spacing w:before="20" w:after="20"/>
+            </w:pPr>
+            <w:r/>
+            <w:r>
+              <w:rPr>
+                <w:rFonts w:ascii="Verdana" w:hAnsi="Verdana"/>
+                <w:sz w:val="16"/>
+              </w:rPr>
+              <w:t>W m</w:t>
+            </w:r>
+            <w:r>
+              <w:rPr>
+                <w:rFonts w:ascii="Verdana" w:hAnsi="Verdana"/>
+                <w:sz w:val="16"/>
+                <w:vertAlign w:val="superscript"/>
+              </w:rPr>
+              <w:t>-2</w:t>
+            </w:r>
+            <w:r>
+              <w:rPr>
+                <w:rFonts w:ascii="Verdana" w:hAnsi="Verdana"/>
+                <w:sz w:val="16"/>
+              </w:rPr>
+              <w:t xml:space="preserve"> sr</w:t>
+            </w:r>
+            <w:r>
+              <w:rPr>
+                <w:rFonts w:ascii="Verdana" w:hAnsi="Verdana"/>
+                <w:sz w:val="16"/>
+                <w:vertAlign w:val="superscript"/>
+              </w:rPr>
+              <w:t>-1</w:t>
+            </w:r>
+            <w:r>
+              <w:rPr>
+                <w:rFonts w:ascii="Verdana" w:hAnsi="Verdana"/>
+                <w:sz w:val="16"/>
+              </w:rPr>
+              <w:t xml:space="preserve"> m</w:t>
+            </w:r>
+          </w:p>
+        </w:tc>
+        <w:tc>
+          <w:tcPr>
+            <w:tcW w:type="dxa" w:w="1514"/>
+          </w:tcPr>
+          <w:p>
+            <w:pPr>
+              <w:spacing w:before="20" w:after="20"/>
+            </w:pPr>
             <w:r/>
             <w:r>
               <w:rPr>
@@ -6039,6 +8128,9 @@
             <w:tcW w:type="dxa" w:w="1514"/>
           </w:tcPr>
           <w:p>
+            <w:pPr>
+              <w:spacing w:before="20" w:after="20"/>
+            </w:pPr>
             <w:r/>
             <w:r>
               <w:rPr>
@@ -6055,6 +8147,9 @@
             <w:tcW w:type="dxa" w:w="1514"/>
           </w:tcPr>
           <w:p>
+            <w:pPr>
+              <w:spacing w:before="20" w:after="20"/>
+            </w:pPr>
             <w:r/>
             <w:r>
               <w:rPr>
@@ -6071,22 +8166,57 @@
             <w:tcW w:type="dxa" w:w="1514"/>
           </w:tcPr>
           <w:p>
-            <w:r/>
-            <w:r>
-              <w:rPr>
-                <w:rFonts w:ascii="Verdana" w:hAnsi="Verdana"/>
-                <w:b w:val="0"/>
-                <w:sz w:val="16"/>
-              </w:rPr>
-              <w:t>W m-2 sr-1 m</w:t>
-            </w:r>
-          </w:p>
-        </w:tc>
-        <w:tc>
-          <w:tcPr>
-            <w:tcW w:type="dxa" w:w="1514"/>
-          </w:tcPr>
-          <w:p>
+            <w:pPr>
+              <w:spacing w:before="20" w:after="20"/>
+            </w:pPr>
+            <w:r/>
+            <w:r>
+              <w:rPr>
+                <w:rFonts w:ascii="Verdana" w:hAnsi="Verdana"/>
+                <w:sz w:val="16"/>
+              </w:rPr>
+              <w:t>W m</w:t>
+            </w:r>
+            <w:r>
+              <w:rPr>
+                <w:rFonts w:ascii="Verdana" w:hAnsi="Verdana"/>
+                <w:sz w:val="16"/>
+                <w:vertAlign w:val="superscript"/>
+              </w:rPr>
+              <w:t>-2</w:t>
+            </w:r>
+            <w:r>
+              <w:rPr>
+                <w:rFonts w:ascii="Verdana" w:hAnsi="Verdana"/>
+                <w:sz w:val="16"/>
+              </w:rPr>
+              <w:t xml:space="preserve"> sr</w:t>
+            </w:r>
+            <w:r>
+              <w:rPr>
+                <w:rFonts w:ascii="Verdana" w:hAnsi="Verdana"/>
+                <w:sz w:val="16"/>
+                <w:vertAlign w:val="superscript"/>
+              </w:rPr>
+              <w:t>-1</w:t>
+            </w:r>
+            <w:r>
+              <w:rPr>
+                <w:rFonts w:ascii="Verdana" w:hAnsi="Verdana"/>
+                <w:sz w:val="16"/>
+              </w:rPr>
+              <w:t xml:space="preserve"> m</w:t>
+            </w:r>
+          </w:p>
+        </w:tc>
+        <w:tc>
+          <w:tcPr>
+            <w:tcW w:type="dxa" w:w="1514"/>
+          </w:tcPr>
+          <w:p>
+            <w:pPr>
+              <w:spacing w:before="20" w:after="20"/>
+            </w:pPr>
             <w:r/>
             <w:r>
               <w:rPr>
@@ -6103,6 +8233,9 @@
             <w:tcW w:type="dxa" w:w="1514"/>
           </w:tcPr>
           <w:p>
+            <w:pPr>
+              <w:spacing w:before="20" w:after="20"/>
+            </w:pPr>
             <w:r/>
             <w:r>
               <w:rPr>
@@ -6119,6 +8252,9 @@
             <w:tcW w:type="dxa" w:w="1514"/>
           </w:tcPr>
           <w:p>
+            <w:pPr>
+              <w:spacing w:before="20" w:after="20"/>
+            </w:pPr>
             <w:r/>
             <w:r>
               <w:rPr>
@@ -6139,6 +8275,9 @@
             <w:tcW w:type="dxa" w:w="1514"/>
           </w:tcPr>
           <w:p>
+            <w:pPr>
+              <w:spacing w:before="20" w:after="20"/>
+            </w:pPr>
             <w:r/>
             <w:r>
               <w:rPr>
@@ -6155,6 +8294,9 @@
             <w:tcW w:type="dxa" w:w="1514"/>
           </w:tcPr>
           <w:p>
+            <w:pPr>
+              <w:spacing w:before="20" w:after="20"/>
+            </w:pPr>
             <w:r/>
             <w:r>
               <w:rPr>
@@ -6171,22 +8313,57 @@
             <w:tcW w:type="dxa" w:w="1514"/>
           </w:tcPr>
           <w:p>
-            <w:r/>
-            <w:r>
-              <w:rPr>
-                <w:rFonts w:ascii="Verdana" w:hAnsi="Verdana"/>
-                <w:b w:val="0"/>
-                <w:sz w:val="16"/>
-              </w:rPr>
-              <w:t>W m-2 sr-1 cm</w:t>
-            </w:r>
-          </w:p>
-        </w:tc>
-        <w:tc>
-          <w:tcPr>
-            <w:tcW w:type="dxa" w:w="1514"/>
-          </w:tcPr>
-          <w:p>
+            <w:pPr>
+              <w:spacing w:before="20" w:after="20"/>
+            </w:pPr>
+            <w:r/>
+            <w:r>
+              <w:rPr>
+                <w:rFonts w:ascii="Verdana" w:hAnsi="Verdana"/>
+                <w:sz w:val="16"/>
+              </w:rPr>
+              <w:t>W m</w:t>
+            </w:r>
+            <w:r>
+              <w:rPr>
+                <w:rFonts w:ascii="Verdana" w:hAnsi="Verdana"/>
+                <w:sz w:val="16"/>
+                <w:vertAlign w:val="superscript"/>
+              </w:rPr>
+              <w:t>-2</w:t>
+            </w:r>
+            <w:r>
+              <w:rPr>
+                <w:rFonts w:ascii="Verdana" w:hAnsi="Verdana"/>
+                <w:sz w:val="16"/>
+              </w:rPr>
+              <w:t xml:space="preserve"> sr</w:t>
+            </w:r>
+            <w:r>
+              <w:rPr>
+                <w:rFonts w:ascii="Verdana" w:hAnsi="Verdana"/>
+                <w:sz w:val="16"/>
+                <w:vertAlign w:val="superscript"/>
+              </w:rPr>
+              <w:t>-1</w:t>
+            </w:r>
+            <w:r>
+              <w:rPr>
+                <w:rFonts w:ascii="Verdana" w:hAnsi="Verdana"/>
+                <w:sz w:val="16"/>
+              </w:rPr>
+              <w:t xml:space="preserve"> cm</w:t>
+            </w:r>
+          </w:p>
+        </w:tc>
+        <w:tc>
+          <w:tcPr>
+            <w:tcW w:type="dxa" w:w="1514"/>
+          </w:tcPr>
+          <w:p>
+            <w:pPr>
+              <w:spacing w:before="20" w:after="20"/>
+            </w:pPr>
             <w:r/>
             <w:r>
               <w:rPr>
@@ -6203,6 +8380,9 @@
             <w:tcW w:type="dxa" w:w="1514"/>
           </w:tcPr>
           <w:p>
+            <w:pPr>
+              <w:spacing w:before="20" w:after="20"/>
+            </w:pPr>
             <w:r/>
             <w:r>
               <w:rPr>
@@ -6219,6 +8399,9 @@
             <w:tcW w:type="dxa" w:w="1514"/>
           </w:tcPr>
           <w:p>
+            <w:pPr>
+              <w:spacing w:before="20" w:after="20"/>
+            </w:pPr>
             <w:r/>
             <w:r>
               <w:rPr>
@@ -6235,22 +8418,57 @@
             <w:tcW w:type="dxa" w:w="1514"/>
           </w:tcPr>
           <w:p>
-            <w:r/>
-            <w:r>
-              <w:rPr>
-                <w:rFonts w:ascii="Verdana" w:hAnsi="Verdana"/>
-                <w:b w:val="0"/>
-                <w:sz w:val="16"/>
-              </w:rPr>
-              <w:t>W m-2 sr-1 cm</w:t>
-            </w:r>
-          </w:p>
-        </w:tc>
-        <w:tc>
-          <w:tcPr>
-            <w:tcW w:type="dxa" w:w="1514"/>
-          </w:tcPr>
-          <w:p>
+            <w:pPr>
+              <w:spacing w:before="20" w:after="20"/>
+            </w:pPr>
+            <w:r/>
+            <w:r>
+              <w:rPr>
+                <w:rFonts w:ascii="Verdana" w:hAnsi="Verdana"/>
+                <w:sz w:val="16"/>
+              </w:rPr>
+              <w:t>W m</w:t>
+            </w:r>
+            <w:r>
+              <w:rPr>
+                <w:rFonts w:ascii="Verdana" w:hAnsi="Verdana"/>
+                <w:sz w:val="16"/>
+                <w:vertAlign w:val="superscript"/>
+              </w:rPr>
+              <w:t>-2</w:t>
+            </w:r>
+            <w:r>
+              <w:rPr>
+                <w:rFonts w:ascii="Verdana" w:hAnsi="Verdana"/>
+                <w:sz w:val="16"/>
+              </w:rPr>
+              <w:t xml:space="preserve"> sr</w:t>
+            </w:r>
+            <w:r>
+              <w:rPr>
+                <w:rFonts w:ascii="Verdana" w:hAnsi="Verdana"/>
+                <w:sz w:val="16"/>
+                <w:vertAlign w:val="superscript"/>
+              </w:rPr>
+              <w:t>-1</w:t>
+            </w:r>
+            <w:r>
+              <w:rPr>
+                <w:rFonts w:ascii="Verdana" w:hAnsi="Verdana"/>
+                <w:sz w:val="16"/>
+              </w:rPr>
+              <w:t xml:space="preserve"> cm</w:t>
+            </w:r>
+          </w:p>
+        </w:tc>
+        <w:tc>
+          <w:tcPr>
+            <w:tcW w:type="dxa" w:w="1514"/>
+          </w:tcPr>
+          <w:p>
+            <w:pPr>
+              <w:spacing w:before="20" w:after="20"/>
+            </w:pPr>
             <w:r/>
             <w:r>
               <w:rPr>
@@ -6267,6 +8485,9 @@
             <w:tcW w:type="dxa" w:w="1514"/>
           </w:tcPr>
           <w:p>
+            <w:pPr>
+              <w:spacing w:before="20" w:after="20"/>
+            </w:pPr>
             <w:r/>
             <w:r>
               <w:rPr>
@@ -6283,6 +8504,9 @@
             <w:tcW w:type="dxa" w:w="1514"/>
           </w:tcPr>
           <w:p>
+            <w:pPr>
+              <w:spacing w:before="20" w:after="20"/>
+            </w:pPr>
             <w:r/>
             <w:r>
               <w:rPr>
@@ -6303,6 +8527,9 @@
             <w:tcW w:type="dxa" w:w="1514"/>
           </w:tcPr>
           <w:p>
+            <w:pPr>
+              <w:spacing w:before="20" w:after="20"/>
+            </w:pPr>
             <w:r/>
             <w:r>
               <w:rPr>
@@ -6319,6 +8546,9 @@
             <w:tcW w:type="dxa" w:w="1514"/>
           </w:tcPr>
           <w:p>
+            <w:pPr>
+              <w:spacing w:before="20" w:after="20"/>
+            </w:pPr>
             <w:r/>
             <w:r>
               <w:rPr>
@@ -6335,11 +8565,13 @@
             <w:tcW w:type="dxa" w:w="1514"/>
           </w:tcPr>
           <w:p>
-            <w:r/>
-            <w:r>
-              <w:rPr>
-                <w:rFonts w:ascii="Verdana" w:hAnsi="Verdana"/>
-                <w:b w:val="0"/>
+            <w:pPr>
+              <w:spacing w:before="20" w:after="20"/>
+            </w:pPr>
+            <w:r/>
+            <w:r>
+              <w:rPr>
+                <w:rFonts w:ascii="Verdana" w:hAnsi="Verdana"/>
                 <w:sz w:val="16"/>
               </w:rPr>
               <w:t>%</w:t>
@@ -6351,6 +8583,9 @@
             <w:tcW w:type="dxa" w:w="1514"/>
           </w:tcPr>
           <w:p>
+            <w:pPr>
+              <w:spacing w:before="20" w:after="20"/>
+            </w:pPr>
             <w:r/>
             <w:r>
               <w:rPr>
@@ -6367,6 +8602,9 @@
             <w:tcW w:type="dxa" w:w="1514"/>
           </w:tcPr>
           <w:p>
+            <w:pPr>
+              <w:spacing w:before="20" w:after="20"/>
+            </w:pPr>
             <w:r/>
             <w:r>
               <w:rPr>
@@ -6383,6 +8621,9 @@
             <w:tcW w:type="dxa" w:w="1514"/>
           </w:tcPr>
           <w:p>
+            <w:pPr>
+              <w:spacing w:before="20" w:after="20"/>
+            </w:pPr>
             <w:r/>
             <w:r>
               <w:rPr>
@@ -6399,11 +8640,13 @@
             <w:tcW w:type="dxa" w:w="1514"/>
           </w:tcPr>
           <w:p>
-            <w:r/>
-            <w:r>
-              <w:rPr>
-                <w:rFonts w:ascii="Verdana" w:hAnsi="Verdana"/>
-                <w:b w:val="0"/>
+            <w:pPr>
+              <w:spacing w:before="20" w:after="20"/>
+            </w:pPr>
+            <w:r/>
+            <w:r>
+              <w:rPr>
+                <w:rFonts w:ascii="Verdana" w:hAnsi="Verdana"/>
                 <w:sz w:val="16"/>
               </w:rPr>
               <w:t>%</w:t>
@@ -6415,6 +8658,9 @@
             <w:tcW w:type="dxa" w:w="1514"/>
           </w:tcPr>
           <w:p>
+            <w:pPr>
+              <w:spacing w:before="20" w:after="20"/>
+            </w:pPr>
             <w:r/>
             <w:r>
               <w:rPr>
@@ -6431,6 +8677,9 @@
             <w:tcW w:type="dxa" w:w="1514"/>
           </w:tcPr>
           <w:p>
+            <w:pPr>
+              <w:spacing w:before="20" w:after="20"/>
+            </w:pPr>
             <w:r/>
             <w:r>
               <w:rPr>
@@ -6447,6 +8696,9 @@
             <w:tcW w:type="dxa" w:w="1514"/>
           </w:tcPr>
           <w:p>
+            <w:pPr>
+              <w:spacing w:before="20" w:after="20"/>
+            </w:pPr>
             <w:r/>
             <w:r>
               <w:rPr>
@@ -6468,6 +8720,9 @@
             <w:tcW w:type="dxa" w:w="1514"/>
           </w:tcPr>
           <w:p>
+            <w:pPr>
+              <w:spacing w:before="20" w:after="20"/>
+            </w:pPr>
             <w:r/>
             <w:r>
               <w:rPr>
@@ -6484,6 +8739,9 @@
             <w:tcW w:type="dxa" w:w="1514"/>
           </w:tcPr>
           <w:p>
+            <w:pPr>
+              <w:spacing w:before="20" w:after="20"/>
+            </w:pPr>
             <w:r/>
             <w:r>
               <w:rPr>
@@ -6500,22 +8758,35 @@
             <w:tcW w:type="dxa" w:w="1514"/>
           </w:tcPr>
           <w:p>
-            <w:r/>
-            <w:r>
-              <w:rPr>
-                <w:rFonts w:ascii="Verdana" w:hAnsi="Verdana"/>
-                <w:b w:val="0"/>
-                <w:sz w:val="16"/>
-              </w:rPr>
-              <w:t>J m-2</w:t>
-            </w:r>
-          </w:p>
-        </w:tc>
-        <w:tc>
-          <w:tcPr>
-            <w:tcW w:type="dxa" w:w="1514"/>
-          </w:tcPr>
-          <w:p>
+            <w:pPr>
+              <w:spacing w:before="20" w:after="20"/>
+            </w:pPr>
+            <w:r/>
+            <w:r>
+              <w:rPr>
+                <w:rFonts w:ascii="Verdana" w:hAnsi="Verdana"/>
+                <w:sz w:val="16"/>
+              </w:rPr>
+              <w:t>J m</w:t>
+            </w:r>
+            <w:r>
+              <w:rPr>
+                <w:rFonts w:ascii="Verdana" w:hAnsi="Verdana"/>
+                <w:sz w:val="16"/>
+                <w:vertAlign w:val="superscript"/>
+              </w:rPr>
+              <w:t>-2</w:t>
+            </w:r>
+          </w:p>
+        </w:tc>
+        <w:tc>
+          <w:tcPr>
+            <w:tcW w:type="dxa" w:w="1514"/>
+          </w:tcPr>
+          <w:p>
+            <w:pPr>
+              <w:spacing w:before="20" w:after="20"/>
+            </w:pPr>
             <w:r/>
             <w:r>
               <w:rPr>
@@ -6532,6 +8803,9 @@
             <w:tcW w:type="dxa" w:w="1514"/>
           </w:tcPr>
           <w:p>
+            <w:pPr>
+              <w:spacing w:before="20" w:after="20"/>
+            </w:pPr>
             <w:r/>
             <w:r>
               <w:rPr>
@@ -6548,6 +8822,9 @@
             <w:tcW w:type="dxa" w:w="1514"/>
           </w:tcPr>
           <w:p>
+            <w:pPr>
+              <w:spacing w:before="20" w:after="20"/>
+            </w:pPr>
             <w:r/>
             <w:r>
               <w:rPr>
@@ -6564,22 +8841,35 @@
             <w:tcW w:type="dxa" w:w="1514"/>
           </w:tcPr>
           <w:p>
-            <w:r/>
-            <w:r>
-              <w:rPr>
-                <w:rFonts w:ascii="Verdana" w:hAnsi="Verdana"/>
-                <w:b w:val="0"/>
-                <w:sz w:val="16"/>
-              </w:rPr>
-              <w:t>J m-2</w:t>
-            </w:r>
-          </w:p>
-        </w:tc>
-        <w:tc>
-          <w:tcPr>
-            <w:tcW w:type="dxa" w:w="1514"/>
-          </w:tcPr>
-          <w:p>
+            <w:pPr>
+              <w:spacing w:before="20" w:after="20"/>
+            </w:pPr>
+            <w:r/>
+            <w:r>
+              <w:rPr>
+                <w:rFonts w:ascii="Verdana" w:hAnsi="Verdana"/>
+                <w:sz w:val="16"/>
+              </w:rPr>
+              <w:t>J m</w:t>
+            </w:r>
+            <w:r>
+              <w:rPr>
+                <w:rFonts w:ascii="Verdana" w:hAnsi="Verdana"/>
+                <w:sz w:val="16"/>
+                <w:vertAlign w:val="superscript"/>
+              </w:rPr>
+              <w:t>-2</w:t>
+            </w:r>
+          </w:p>
+        </w:tc>
+        <w:tc>
+          <w:tcPr>
+            <w:tcW w:type="dxa" w:w="1514"/>
+          </w:tcPr>
+          <w:p>
+            <w:pPr>
+              <w:spacing w:before="20" w:after="20"/>
+            </w:pPr>
             <w:r/>
             <w:r>
               <w:rPr>
@@ -6596,6 +8886,9 @@
             <w:tcW w:type="dxa" w:w="1514"/>
           </w:tcPr>
           <w:p>
+            <w:pPr>
+              <w:spacing w:before="20" w:after="20"/>
+            </w:pPr>
             <w:r/>
             <w:r>
               <w:rPr>
@@ -6612,6 +8905,9 @@
             <w:tcW w:type="dxa" w:w="1514"/>
           </w:tcPr>
           <w:p>
+            <w:pPr>
+              <w:spacing w:before="20" w:after="20"/>
+            </w:pPr>
             <w:r/>
             <w:r>
               <w:rPr>
@@ -6632,6 +8928,9 @@
             <w:tcW w:type="dxa" w:w="1514"/>
           </w:tcPr>
           <w:p>
+            <w:pPr>
+              <w:spacing w:before="20" w:after="20"/>
+            </w:pPr>
             <w:r/>
             <w:r>
               <w:rPr>
@@ -6648,6 +8947,9 @@
             <w:tcW w:type="dxa" w:w="1514"/>
           </w:tcPr>
           <w:p>
+            <w:pPr>
+              <w:spacing w:before="20" w:after="20"/>
+            </w:pPr>
             <w:r/>
             <w:r>
               <w:rPr>
@@ -6664,28 +8966,22 @@
             <w:tcW w:type="dxa" w:w="1514"/>
           </w:tcPr>
           <w:p>
-            <w:r/>
-            <w:r>
-              <w:rPr>
-                <w:rFonts w:ascii="Verdana" w:hAnsi="Verdana"/>
-                <w:b w:val="0"/>
-                <w:sz w:val="16"/>
-              </w:rPr>
-              <w:t>J m-2</w:t>
-            </w:r>
-          </w:p>
-        </w:tc>
-        <w:tc>
-          <w:tcPr>
-            <w:tcW w:type="dxa" w:w="1514"/>
-          </w:tcPr>
-          <w:p>
-            <w:r/>
-            <w:r>
-              <w:rPr>
-                <w:rFonts w:ascii="Verdana" w:hAnsi="Verdana"/>
-                <w:b w:val="0"/>
-                <w:sz w:val="16"/>
+            <w:pPr>
+              <w:spacing w:before="20" w:after="20"/>
+            </w:pPr>
+            <w:r/>
+            <w:r>
+              <w:rPr>
+                <w:rFonts w:ascii="Verdana" w:hAnsi="Verdana"/>
+                <w:sz w:val="16"/>
+              </w:rPr>
+              <w:t>J m</w:t>
+            </w:r>
+            <w:r>
+              <w:rPr>
+                <w:rFonts w:ascii="Verdana" w:hAnsi="Verdana"/>
+                <w:sz w:val="16"/>
+                <w:vertAlign w:val="superscript"/>
               </w:rPr>
               <w:t>-2</w:t>
             </w:r>
@@ -6696,6 +8992,28 @@
             <w:tcW w:type="dxa" w:w="1514"/>
           </w:tcPr>
           <w:p>
+            <w:pPr>
+              <w:spacing w:before="20" w:after="20"/>
+            </w:pPr>
+            <w:r/>
+            <w:r>
+              <w:rPr>
+                <w:rFonts w:ascii="Verdana" w:hAnsi="Verdana"/>
+                <w:b w:val="0"/>
+                <w:sz w:val="16"/>
+              </w:rPr>
+              <w:t>-2</w:t>
+            </w:r>
+          </w:p>
+        </w:tc>
+        <w:tc>
+          <w:tcPr>
+            <w:tcW w:type="dxa" w:w="1514"/>
+          </w:tcPr>
+          <w:p>
+            <w:pPr>
+              <w:spacing w:before="20" w:after="20"/>
+            </w:pPr>
             <w:r/>
             <w:r>
               <w:rPr>
@@ -6712,6 +9030,9 @@
             <w:tcW w:type="dxa" w:w="1514"/>
           </w:tcPr>
           <w:p>
+            <w:pPr>
+              <w:spacing w:before="20" w:after="20"/>
+            </w:pPr>
             <w:r/>
             <w:r>
               <w:rPr>
@@ -6728,28 +9049,22 @@
             <w:tcW w:type="dxa" w:w="1514"/>
           </w:tcPr>
           <w:p>
-            <w:r/>
-            <w:r>
-              <w:rPr>
-                <w:rFonts w:ascii="Verdana" w:hAnsi="Verdana"/>
-                <w:b w:val="0"/>
-                <w:sz w:val="16"/>
-              </w:rPr>
-              <w:t>J m-2</w:t>
-            </w:r>
-          </w:p>
-        </w:tc>
-        <w:tc>
-          <w:tcPr>
-            <w:tcW w:type="dxa" w:w="1514"/>
-          </w:tcPr>
-          <w:p>
-            <w:r/>
-            <w:r>
-              <w:rPr>
-                <w:rFonts w:ascii="Verdana" w:hAnsi="Verdana"/>
-                <w:b w:val="0"/>
-                <w:sz w:val="16"/>
+            <w:pPr>
+              <w:spacing w:before="20" w:after="20"/>
+            </w:pPr>
+            <w:r/>
+            <w:r>
+              <w:rPr>
+                <w:rFonts w:ascii="Verdana" w:hAnsi="Verdana"/>
+                <w:sz w:val="16"/>
+              </w:rPr>
+              <w:t>J m</w:t>
+            </w:r>
+            <w:r>
+              <w:rPr>
+                <w:rFonts w:ascii="Verdana" w:hAnsi="Verdana"/>
+                <w:sz w:val="16"/>
+                <w:vertAlign w:val="superscript"/>
               </w:rPr>
               <w:t>-2</w:t>
             </w:r>
@@ -6760,6 +9075,28 @@
             <w:tcW w:type="dxa" w:w="1514"/>
           </w:tcPr>
           <w:p>
+            <w:pPr>
+              <w:spacing w:before="20" w:after="20"/>
+            </w:pPr>
+            <w:r/>
+            <w:r>
+              <w:rPr>
+                <w:rFonts w:ascii="Verdana" w:hAnsi="Verdana"/>
+                <w:b w:val="0"/>
+                <w:sz w:val="16"/>
+              </w:rPr>
+              <w:t>-2</w:t>
+            </w:r>
+          </w:p>
+        </w:tc>
+        <w:tc>
+          <w:tcPr>
+            <w:tcW w:type="dxa" w:w="1514"/>
+          </w:tcPr>
+          <w:p>
+            <w:pPr>
+              <w:spacing w:before="20" w:after="20"/>
+            </w:pPr>
             <w:r/>
             <w:r>
               <w:rPr>
@@ -6776,6 +9113,9 @@
             <w:tcW w:type="dxa" w:w="1514"/>
           </w:tcPr>
           <w:p>
+            <w:pPr>
+              <w:spacing w:before="20" w:after="20"/>
+            </w:pPr>
             <w:r/>
             <w:r>
               <w:rPr>
@@ -6796,6 +9136,9 @@
             <w:tcW w:type="dxa" w:w="1514"/>
           </w:tcPr>
           <w:p>
+            <w:pPr>
+              <w:spacing w:before="20" w:after="20"/>
+            </w:pPr>
             <w:r/>
             <w:r>
               <w:rPr>
@@ -6812,6 +9155,9 @@
             <w:tcW w:type="dxa" w:w="1514"/>
           </w:tcPr>
           <w:p>
+            <w:pPr>
+              <w:spacing w:before="20" w:after="20"/>
+            </w:pPr>
             <w:r/>
             <w:r>
               <w:rPr>
@@ -6828,28 +9174,22 @@
             <w:tcW w:type="dxa" w:w="1514"/>
           </w:tcPr>
           <w:p>
-            <w:r/>
-            <w:r>
-              <w:rPr>
-                <w:rFonts w:ascii="Verdana" w:hAnsi="Verdana"/>
-                <w:b w:val="0"/>
-                <w:sz w:val="16"/>
-              </w:rPr>
-              <w:t>J m-2</w:t>
-            </w:r>
-          </w:p>
-        </w:tc>
-        <w:tc>
-          <w:tcPr>
-            <w:tcW w:type="dxa" w:w="1514"/>
-          </w:tcPr>
-          <w:p>
-            <w:r/>
-            <w:r>
-              <w:rPr>
-                <w:rFonts w:ascii="Verdana" w:hAnsi="Verdana"/>
-                <w:b w:val="0"/>
-                <w:sz w:val="16"/>
+            <w:pPr>
+              <w:spacing w:before="20" w:after="20"/>
+            </w:pPr>
+            <w:r/>
+            <w:r>
+              <w:rPr>
+                <w:rFonts w:ascii="Verdana" w:hAnsi="Verdana"/>
+                <w:sz w:val="16"/>
+              </w:rPr>
+              <w:t>J m</w:t>
+            </w:r>
+            <w:r>
+              <w:rPr>
+                <w:rFonts w:ascii="Verdana" w:hAnsi="Verdana"/>
+                <w:sz w:val="16"/>
+                <w:vertAlign w:val="superscript"/>
               </w:rPr>
               <w:t>-2</w:t>
             </w:r>
@@ -6860,6 +9200,28 @@
             <w:tcW w:type="dxa" w:w="1514"/>
           </w:tcPr>
           <w:p>
+            <w:pPr>
+              <w:spacing w:before="20" w:after="20"/>
+            </w:pPr>
+            <w:r/>
+            <w:r>
+              <w:rPr>
+                <w:rFonts w:ascii="Verdana" w:hAnsi="Verdana"/>
+                <w:b w:val="0"/>
+                <w:sz w:val="16"/>
+              </w:rPr>
+              <w:t>-2</w:t>
+            </w:r>
+          </w:p>
+        </w:tc>
+        <w:tc>
+          <w:tcPr>
+            <w:tcW w:type="dxa" w:w="1514"/>
+          </w:tcPr>
+          <w:p>
+            <w:pPr>
+              <w:spacing w:before="20" w:after="20"/>
+            </w:pPr>
             <w:r/>
             <w:r>
               <w:rPr>
@@ -6876,6 +9238,9 @@
             <w:tcW w:type="dxa" w:w="1514"/>
           </w:tcPr>
           <w:p>
+            <w:pPr>
+              <w:spacing w:before="20" w:after="20"/>
+            </w:pPr>
             <w:r/>
             <w:r>
               <w:rPr>
@@ -6892,28 +9257,22 @@
             <w:tcW w:type="dxa" w:w="1514"/>
           </w:tcPr>
           <w:p>
-            <w:r/>
-            <w:r>
-              <w:rPr>
-                <w:rFonts w:ascii="Verdana" w:hAnsi="Verdana"/>
-                <w:b w:val="0"/>
-                <w:sz w:val="16"/>
-              </w:rPr>
-              <w:t>J m-2</w:t>
-            </w:r>
-          </w:p>
-        </w:tc>
-        <w:tc>
-          <w:tcPr>
-            <w:tcW w:type="dxa" w:w="1514"/>
-          </w:tcPr>
-          <w:p>
-            <w:r/>
-            <w:r>
-              <w:rPr>
-                <w:rFonts w:ascii="Verdana" w:hAnsi="Verdana"/>
-                <w:b w:val="0"/>
-                <w:sz w:val="16"/>
+            <w:pPr>
+              <w:spacing w:before="20" w:after="20"/>
+            </w:pPr>
+            <w:r/>
+            <w:r>
+              <w:rPr>
+                <w:rFonts w:ascii="Verdana" w:hAnsi="Verdana"/>
+                <w:sz w:val="16"/>
+              </w:rPr>
+              <w:t>J m</w:t>
+            </w:r>
+            <w:r>
+              <w:rPr>
+                <w:rFonts w:ascii="Verdana" w:hAnsi="Verdana"/>
+                <w:sz w:val="16"/>
+                <w:vertAlign w:val="superscript"/>
               </w:rPr>
               <w:t>-2</w:t>
             </w:r>
@@ -6924,6 +9283,28 @@
             <w:tcW w:type="dxa" w:w="1514"/>
           </w:tcPr>
           <w:p>
+            <w:pPr>
+              <w:spacing w:before="20" w:after="20"/>
+            </w:pPr>
+            <w:r/>
+            <w:r>
+              <w:rPr>
+                <w:rFonts w:ascii="Verdana" w:hAnsi="Verdana"/>
+                <w:b w:val="0"/>
+                <w:sz w:val="16"/>
+              </w:rPr>
+              <w:t>-2</w:t>
+            </w:r>
+          </w:p>
+        </w:tc>
+        <w:tc>
+          <w:tcPr>
+            <w:tcW w:type="dxa" w:w="1514"/>
+          </w:tcPr>
+          <w:p>
+            <w:pPr>
+              <w:spacing w:before="20" w:after="20"/>
+            </w:pPr>
             <w:r/>
             <w:r>
               <w:rPr>
@@ -6940,6 +9321,9 @@
             <w:tcW w:type="dxa" w:w="1514"/>
           </w:tcPr>
           <w:p>
+            <w:pPr>
+              <w:spacing w:before="20" w:after="20"/>
+            </w:pPr>
             <w:r/>
             <w:r>
               <w:rPr>
@@ -6960,6 +9344,9 @@
             <w:tcW w:type="dxa" w:w="1514"/>
           </w:tcPr>
           <w:p>
+            <w:pPr>
+              <w:spacing w:before="20" w:after="20"/>
+            </w:pPr>
             <w:r/>
             <w:r>
               <w:rPr>
@@ -6976,6 +9363,9 @@
             <w:tcW w:type="dxa" w:w="1514"/>
           </w:tcPr>
           <w:p>
+            <w:pPr>
+              <w:spacing w:before="20" w:after="20"/>
+            </w:pPr>
             <w:r/>
             <w:r>
               <w:rPr>
@@ -6992,22 +9382,35 @@
             <w:tcW w:type="dxa" w:w="1514"/>
           </w:tcPr>
           <w:p>
-            <w:r/>
-            <w:r>
-              <w:rPr>
-                <w:rFonts w:ascii="Verdana" w:hAnsi="Verdana"/>
-                <w:b w:val="0"/>
-                <w:sz w:val="16"/>
-              </w:rPr>
-              <w:t>J m-2</w:t>
-            </w:r>
-          </w:p>
-        </w:tc>
-        <w:tc>
-          <w:tcPr>
-            <w:tcW w:type="dxa" w:w="1514"/>
-          </w:tcPr>
-          <w:p>
+            <w:pPr>
+              <w:spacing w:before="20" w:after="20"/>
+            </w:pPr>
+            <w:r/>
+            <w:r>
+              <w:rPr>
+                <w:rFonts w:ascii="Verdana" w:hAnsi="Verdana"/>
+                <w:sz w:val="16"/>
+              </w:rPr>
+              <w:t>J m</w:t>
+            </w:r>
+            <w:r>
+              <w:rPr>
+                <w:rFonts w:ascii="Verdana" w:hAnsi="Verdana"/>
+                <w:sz w:val="16"/>
+                <w:vertAlign w:val="superscript"/>
+              </w:rPr>
+              <w:t>-2</w:t>
+            </w:r>
+          </w:p>
+        </w:tc>
+        <w:tc>
+          <w:tcPr>
+            <w:tcW w:type="dxa" w:w="1514"/>
+          </w:tcPr>
+          <w:p>
+            <w:pPr>
+              <w:spacing w:before="20" w:after="20"/>
+            </w:pPr>
             <w:r/>
             <w:r>
               <w:rPr>
@@ -7024,6 +9427,9 @@
             <w:tcW w:type="dxa" w:w="1514"/>
           </w:tcPr>
           <w:p>
+            <w:pPr>
+              <w:spacing w:before="20" w:after="20"/>
+            </w:pPr>
             <w:r/>
             <w:r>
               <w:rPr>
@@ -7040,6 +9446,9 @@
             <w:tcW w:type="dxa" w:w="1514"/>
           </w:tcPr>
           <w:p>
+            <w:pPr>
+              <w:spacing w:before="20" w:after="20"/>
+            </w:pPr>
             <w:r/>
             <w:r>
               <w:rPr>
@@ -7056,22 +9465,35 @@
             <w:tcW w:type="dxa" w:w="1514"/>
           </w:tcPr>
           <w:p>
-            <w:r/>
-            <w:r>
-              <w:rPr>
-                <w:rFonts w:ascii="Verdana" w:hAnsi="Verdana"/>
-                <w:b w:val="0"/>
-                <w:sz w:val="16"/>
-              </w:rPr>
-              <w:t>J m-2</w:t>
-            </w:r>
-          </w:p>
-        </w:tc>
-        <w:tc>
-          <w:tcPr>
-            <w:tcW w:type="dxa" w:w="1514"/>
-          </w:tcPr>
-          <w:p>
+            <w:pPr>
+              <w:spacing w:before="20" w:after="20"/>
+            </w:pPr>
+            <w:r/>
+            <w:r>
+              <w:rPr>
+                <w:rFonts w:ascii="Verdana" w:hAnsi="Verdana"/>
+                <w:sz w:val="16"/>
+              </w:rPr>
+              <w:t>J m</w:t>
+            </w:r>
+            <w:r>
+              <w:rPr>
+                <w:rFonts w:ascii="Verdana" w:hAnsi="Verdana"/>
+                <w:sz w:val="16"/>
+                <w:vertAlign w:val="superscript"/>
+              </w:rPr>
+              <w:t>-2</w:t>
+            </w:r>
+          </w:p>
+        </w:tc>
+        <w:tc>
+          <w:tcPr>
+            <w:tcW w:type="dxa" w:w="1514"/>
+          </w:tcPr>
+          <w:p>
+            <w:pPr>
+              <w:spacing w:before="20" w:after="20"/>
+            </w:pPr>
             <w:r/>
             <w:r>
               <w:rPr>
@@ -7088,6 +9510,9 @@
             <w:tcW w:type="dxa" w:w="1514"/>
           </w:tcPr>
           <w:p>
+            <w:pPr>
+              <w:spacing w:before="20" w:after="20"/>
+            </w:pPr>
             <w:r/>
             <w:r>
               <w:rPr>
@@ -7104,6 +9529,9 @@
             <w:tcW w:type="dxa" w:w="1514"/>
           </w:tcPr>
           <w:p>
+            <w:pPr>
+              <w:spacing w:before="20" w:after="20"/>
+            </w:pPr>
             <w:r/>
             <w:r>
               <w:rPr>
@@ -7124,6 +9552,9 @@
             <w:tcW w:type="dxa" w:w="1514"/>
           </w:tcPr>
           <w:p>
+            <w:pPr>
+              <w:spacing w:before="20" w:after="20"/>
+            </w:pPr>
             <w:r/>
             <w:r>
               <w:rPr>
@@ -7140,6 +9571,9 @@
             <w:tcW w:type="dxa" w:w="1514"/>
           </w:tcPr>
           <w:p>
+            <w:pPr>
+              <w:spacing w:before="20" w:after="20"/>
+            </w:pPr>
             <w:r/>
             <w:r>
               <w:rPr>
@@ -7156,11 +9590,13 @@
             <w:tcW w:type="dxa" w:w="1514"/>
           </w:tcPr>
           <w:p>
-            <w:r/>
-            <w:r>
-              <w:rPr>
-                <w:rFonts w:ascii="Verdana" w:hAnsi="Verdana"/>
-                <w:b w:val="0"/>
+            <w:pPr>
+              <w:spacing w:before="20" w:after="20"/>
+            </w:pPr>
+            <w:r/>
+            <w:r>
+              <w:rPr>
+                <w:rFonts w:ascii="Verdana" w:hAnsi="Verdana"/>
                 <w:sz w:val="16"/>
               </w:rPr>
               <w:t>Numeric</w:t>
@@ -7172,6 +9608,9 @@
             <w:tcW w:type="dxa" w:w="1514"/>
           </w:tcPr>
           <w:p>
+            <w:pPr>
+              <w:spacing w:before="20" w:after="20"/>
+            </w:pPr>
             <w:r/>
             <w:r>
               <w:rPr>
@@ -7188,6 +9627,9 @@
             <w:tcW w:type="dxa" w:w="1514"/>
           </w:tcPr>
           <w:p>
+            <w:pPr>
+              <w:spacing w:before="20" w:after="20"/>
+            </w:pPr>
             <w:r/>
             <w:r>
               <w:rPr>
@@ -7204,6 +9646,9 @@
             <w:tcW w:type="dxa" w:w="1514"/>
           </w:tcPr>
           <w:p>
+            <w:pPr>
+              <w:spacing w:before="20" w:after="20"/>
+            </w:pPr>
             <w:r/>
             <w:r>
               <w:rPr>
@@ -7220,11 +9665,13 @@
             <w:tcW w:type="dxa" w:w="1514"/>
           </w:tcPr>
           <w:p>
-            <w:r/>
-            <w:r>
-              <w:rPr>
-                <w:rFonts w:ascii="Verdana" w:hAnsi="Verdana"/>
-                <w:b w:val="0"/>
+            <w:pPr>
+              <w:spacing w:before="20" w:after="20"/>
+            </w:pPr>
+            <w:r/>
+            <w:r>
+              <w:rPr>
+                <w:rFonts w:ascii="Verdana" w:hAnsi="Verdana"/>
                 <w:sz w:val="16"/>
               </w:rPr>
               <w:t>Numeric</w:t>
@@ -7236,6 +9683,9 @@
             <w:tcW w:type="dxa" w:w="1514"/>
           </w:tcPr>
           <w:p>
+            <w:pPr>
+              <w:spacing w:before="20" w:after="20"/>
+            </w:pPr>
             <w:r/>
             <w:r>
               <w:rPr>
@@ -7252,6 +9702,9 @@
             <w:tcW w:type="dxa" w:w="1514"/>
           </w:tcPr>
           <w:p>
+            <w:pPr>
+              <w:spacing w:before="20" w:after="20"/>
+            </w:pPr>
             <w:r/>
             <w:r>
               <w:rPr>
@@ -7268,6 +9721,9 @@
             <w:tcW w:type="dxa" w:w="1514"/>
           </w:tcPr>
           <w:p>
+            <w:pPr>
+              <w:spacing w:before="20" w:after="20"/>
+            </w:pPr>
             <w:r/>
             <w:r>
               <w:rPr>
@@ -7288,6 +9744,9 @@
             <w:tcW w:type="dxa" w:w="1514"/>
           </w:tcPr>
           <w:p>
+            <w:pPr>
+              <w:spacing w:before="20" w:after="20"/>
+            </w:pPr>
             <w:r/>
             <w:r>
               <w:rPr>
@@ -7304,6 +9763,9 @@
             <w:tcW w:type="dxa" w:w="1514"/>
           </w:tcPr>
           <w:p>
+            <w:pPr>
+              <w:spacing w:before="20" w:after="20"/>
+            </w:pPr>
             <w:r/>
             <w:r>
               <w:rPr>
@@ -7320,22 +9782,35 @@
             <w:tcW w:type="dxa" w:w="1514"/>
           </w:tcPr>
           <w:p>
-            <w:r/>
-            <w:r>
-              <w:rPr>
-                <w:rFonts w:ascii="Verdana" w:hAnsi="Verdana"/>
-                <w:b w:val="0"/>
-                <w:sz w:val="16"/>
-              </w:rPr>
-              <w:t>Cd m-2</w:t>
-            </w:r>
-          </w:p>
-        </w:tc>
-        <w:tc>
-          <w:tcPr>
-            <w:tcW w:type="dxa" w:w="1514"/>
-          </w:tcPr>
-          <w:p>
+            <w:pPr>
+              <w:spacing w:before="20" w:after="20"/>
+            </w:pPr>
+            <w:r/>
+            <w:r>
+              <w:rPr>
+                <w:rFonts w:ascii="Verdana" w:hAnsi="Verdana"/>
+                <w:sz w:val="16"/>
+              </w:rPr>
+              <w:t>Cd m</w:t>
+            </w:r>
+            <w:r>
+              <w:rPr>
+                <w:rFonts w:ascii="Verdana" w:hAnsi="Verdana"/>
+                <w:sz w:val="16"/>
+                <w:vertAlign w:val="superscript"/>
+              </w:rPr>
+              <w:t>-2</w:t>
+            </w:r>
+          </w:p>
+        </w:tc>
+        <w:tc>
+          <w:tcPr>
+            <w:tcW w:type="dxa" w:w="1514"/>
+          </w:tcPr>
+          <w:p>
+            <w:pPr>
+              <w:spacing w:before="20" w:after="20"/>
+            </w:pPr>
             <w:r/>
             <w:r>
               <w:rPr>
@@ -7352,6 +9827,9 @@
             <w:tcW w:type="dxa" w:w="1514"/>
           </w:tcPr>
           <w:p>
+            <w:pPr>
+              <w:spacing w:before="20" w:after="20"/>
+            </w:pPr>
             <w:r/>
             <w:r>
               <w:rPr>
@@ -7368,6 +9846,9 @@
             <w:tcW w:type="dxa" w:w="1514"/>
           </w:tcPr>
           <w:p>
+            <w:pPr>
+              <w:spacing w:before="20" w:after="20"/>
+            </w:pPr>
             <w:r/>
             <w:r>
               <w:rPr>
@@ -7384,22 +9865,35 @@
             <w:tcW w:type="dxa" w:w="1514"/>
           </w:tcPr>
           <w:p>
-            <w:r/>
-            <w:r>
-              <w:rPr>
-                <w:rFonts w:ascii="Verdana" w:hAnsi="Verdana"/>
-                <w:b w:val="0"/>
-                <w:sz w:val="16"/>
-              </w:rPr>
-              <w:t>Cd m-2</w:t>
-            </w:r>
-          </w:p>
-        </w:tc>
-        <w:tc>
-          <w:tcPr>
-            <w:tcW w:type="dxa" w:w="1514"/>
-          </w:tcPr>
-          <w:p>
+            <w:pPr>
+              <w:spacing w:before="20" w:after="20"/>
+            </w:pPr>
+            <w:r/>
+            <w:r>
+              <w:rPr>
+                <w:rFonts w:ascii="Verdana" w:hAnsi="Verdana"/>
+                <w:sz w:val="16"/>
+              </w:rPr>
+              <w:t>Cd m</w:t>
+            </w:r>
+            <w:r>
+              <w:rPr>
+                <w:rFonts w:ascii="Verdana" w:hAnsi="Verdana"/>
+                <w:sz w:val="16"/>
+                <w:vertAlign w:val="superscript"/>
+              </w:rPr>
+              <w:t>-2</w:t>
+            </w:r>
+          </w:p>
+        </w:tc>
+        <w:tc>
+          <w:tcPr>
+            <w:tcW w:type="dxa" w:w="1514"/>
+          </w:tcPr>
+          <w:p>
+            <w:pPr>
+              <w:spacing w:before="20" w:after="20"/>
+            </w:pPr>
             <w:r/>
             <w:r>
               <w:rPr>
@@ -7416,6 +9910,9 @@
             <w:tcW w:type="dxa" w:w="1514"/>
           </w:tcPr>
           <w:p>
+            <w:pPr>
+              <w:spacing w:before="20" w:after="20"/>
+            </w:pPr>
             <w:r/>
             <w:r>
               <w:rPr>
@@ -7432,6 +9929,9 @@
             <w:tcW w:type="dxa" w:w="1514"/>
           </w:tcPr>
           <w:p>
+            <w:pPr>
+              <w:spacing w:before="20" w:after="20"/>
+            </w:pPr>
             <w:r/>
             <w:r>
               <w:rPr>
@@ -7452,6 +9952,9 @@
             <w:tcW w:type="dxa" w:w="1514"/>
           </w:tcPr>
           <w:p>
+            <w:pPr>
+              <w:spacing w:before="20" w:after="20"/>
+            </w:pPr>
             <w:r/>
             <w:r>
               <w:rPr>
@@ -7468,6 +9971,9 @@
             <w:tcW w:type="dxa" w:w="1514"/>
           </w:tcPr>
           <w:p>
+            <w:pPr>
+              <w:spacing w:before="20" w:after="20"/>
+            </w:pPr>
             <w:r/>
             <w:r>
               <w:rPr>
@@ -7484,28 +9990,22 @@
             <w:tcW w:type="dxa" w:w="1514"/>
           </w:tcPr>
           <w:p>
-            <w:r/>
-            <w:r>
-              <w:rPr>
-                <w:rFonts w:ascii="Verdana" w:hAnsi="Verdana"/>
-                <w:b w:val="0"/>
-                <w:sz w:val="16"/>
-              </w:rPr>
-              <w:t>J m-2</w:t>
-            </w:r>
-          </w:p>
-        </w:tc>
-        <w:tc>
-          <w:tcPr>
-            <w:tcW w:type="dxa" w:w="1514"/>
-          </w:tcPr>
-          <w:p>
-            <w:r/>
-            <w:r>
-              <w:rPr>
-                <w:rFonts w:ascii="Verdana" w:hAnsi="Verdana"/>
-                <w:b w:val="0"/>
-                <w:sz w:val="16"/>
+            <w:pPr>
+              <w:spacing w:before="20" w:after="20"/>
+            </w:pPr>
+            <w:r/>
+            <w:r>
+              <w:rPr>
+                <w:rFonts w:ascii="Verdana" w:hAnsi="Verdana"/>
+                <w:sz w:val="16"/>
+              </w:rPr>
+              <w:t>J m</w:t>
+            </w:r>
+            <w:r>
+              <w:rPr>
+                <w:rFonts w:ascii="Verdana" w:hAnsi="Verdana"/>
+                <w:sz w:val="16"/>
+                <w:vertAlign w:val="superscript"/>
               </w:rPr>
               <w:t>-2</w:t>
             </w:r>
@@ -7516,6 +10016,28 @@
             <w:tcW w:type="dxa" w:w="1514"/>
           </w:tcPr>
           <w:p>
+            <w:pPr>
+              <w:spacing w:before="20" w:after="20"/>
+            </w:pPr>
+            <w:r/>
+            <w:r>
+              <w:rPr>
+                <w:rFonts w:ascii="Verdana" w:hAnsi="Verdana"/>
+                <w:b w:val="0"/>
+                <w:sz w:val="16"/>
+              </w:rPr>
+              <w:t>-2</w:t>
+            </w:r>
+          </w:p>
+        </w:tc>
+        <w:tc>
+          <w:tcPr>
+            <w:tcW w:type="dxa" w:w="1514"/>
+          </w:tcPr>
+          <w:p>
+            <w:pPr>
+              <w:spacing w:before="20" w:after="20"/>
+            </w:pPr>
             <w:r/>
             <w:r>
               <w:rPr>
@@ -7532,6 +10054,9 @@
             <w:tcW w:type="dxa" w:w="1514"/>
           </w:tcPr>
           <w:p>
+            <w:pPr>
+              <w:spacing w:before="20" w:after="20"/>
+            </w:pPr>
             <w:r/>
             <w:r>
               <w:rPr>
@@ -7548,28 +10073,22 @@
             <w:tcW w:type="dxa" w:w="1514"/>
           </w:tcPr>
           <w:p>
-            <w:r/>
-            <w:r>
-              <w:rPr>
-                <w:rFonts w:ascii="Verdana" w:hAnsi="Verdana"/>
-                <w:b w:val="0"/>
-                <w:sz w:val="16"/>
-              </w:rPr>
-              <w:t>J m-2</w:t>
-            </w:r>
-          </w:p>
-        </w:tc>
-        <w:tc>
-          <w:tcPr>
-            <w:tcW w:type="dxa" w:w="1514"/>
-          </w:tcPr>
-          <w:p>
-            <w:r/>
-            <w:r>
-              <w:rPr>
-                <w:rFonts w:ascii="Verdana" w:hAnsi="Verdana"/>
-                <w:b w:val="0"/>
-                <w:sz w:val="16"/>
+            <w:pPr>
+              <w:spacing w:before="20" w:after="20"/>
+            </w:pPr>
+            <w:r/>
+            <w:r>
+              <w:rPr>
+                <w:rFonts w:ascii="Verdana" w:hAnsi="Verdana"/>
+                <w:sz w:val="16"/>
+              </w:rPr>
+              <w:t>J m</w:t>
+            </w:r>
+            <w:r>
+              <w:rPr>
+                <w:rFonts w:ascii="Verdana" w:hAnsi="Verdana"/>
+                <w:sz w:val="16"/>
+                <w:vertAlign w:val="superscript"/>
               </w:rPr>
               <w:t>-2</w:t>
             </w:r>
@@ -7580,6 +10099,28 @@
             <w:tcW w:type="dxa" w:w="1514"/>
           </w:tcPr>
           <w:p>
+            <w:pPr>
+              <w:spacing w:before="20" w:after="20"/>
+            </w:pPr>
+            <w:r/>
+            <w:r>
+              <w:rPr>
+                <w:rFonts w:ascii="Verdana" w:hAnsi="Verdana"/>
+                <w:b w:val="0"/>
+                <w:sz w:val="16"/>
+              </w:rPr>
+              <w:t>-2</w:t>
+            </w:r>
+          </w:p>
+        </w:tc>
+        <w:tc>
+          <w:tcPr>
+            <w:tcW w:type="dxa" w:w="1514"/>
+          </w:tcPr>
+          <w:p>
+            <w:pPr>
+              <w:spacing w:before="20" w:after="20"/>
+            </w:pPr>
             <w:r/>
             <w:r>
               <w:rPr>
@@ -7596,6 +10137,9 @@
             <w:tcW w:type="dxa" w:w="1514"/>
           </w:tcPr>
           <w:p>
+            <w:pPr>
+              <w:spacing w:before="20" w:after="20"/>
+            </w:pPr>
             <w:r/>
             <w:r>
               <w:rPr>
@@ -7616,6 +10160,9 @@
             <w:tcW w:type="dxa" w:w="1514"/>
           </w:tcPr>
           <w:p>
+            <w:pPr>
+              <w:spacing w:before="20" w:after="20"/>
+            </w:pPr>
             <w:r/>
             <w:r>
               <w:rPr>
@@ -7632,6 +10179,9 @@
             <w:tcW w:type="dxa" w:w="1514"/>
           </w:tcPr>
           <w:p>
+            <w:pPr>
+              <w:spacing w:before="20" w:after="20"/>
+            </w:pPr>
             <w:r/>
             <w:r>
               <w:rPr>
@@ -7648,11 +10198,13 @@
             <w:tcW w:type="dxa" w:w="1514"/>
           </w:tcPr>
           <w:p>
-            <w:r/>
-            <w:r>
-              <w:rPr>
-                <w:rFonts w:ascii="Verdana" w:hAnsi="Verdana"/>
-                <w:b w:val="0"/>
+            <w:pPr>
+              <w:spacing w:before="20" w:after="20"/>
+            </w:pPr>
+            <w:r/>
+            <w:r>
+              <w:rPr>
+                <w:rFonts w:ascii="Verdana" w:hAnsi="Verdana"/>
                 <w:sz w:val="16"/>
               </w:rPr>
               <w:t>dB</w:t>
@@ -7664,6 +10216,9 @@
             <w:tcW w:type="dxa" w:w="1514"/>
           </w:tcPr>
           <w:p>
+            <w:pPr>
+              <w:spacing w:before="20" w:after="20"/>
+            </w:pPr>
             <w:r/>
             <w:r>
               <w:rPr>
@@ -7680,6 +10235,9 @@
             <w:tcW w:type="dxa" w:w="1514"/>
           </w:tcPr>
           <w:p>
+            <w:pPr>
+              <w:spacing w:before="20" w:after="20"/>
+            </w:pPr>
             <w:r/>
             <w:r>
               <w:rPr>
@@ -7696,6 +10254,9 @@
             <w:tcW w:type="dxa" w:w="1514"/>
           </w:tcPr>
           <w:p>
+            <w:pPr>
+              <w:spacing w:before="20" w:after="20"/>
+            </w:pPr>
             <w:r/>
             <w:r>
               <w:rPr>
@@ -7712,11 +10273,13 @@
             <w:tcW w:type="dxa" w:w="1514"/>
           </w:tcPr>
           <w:p>
-            <w:r/>
-            <w:r>
-              <w:rPr>
-                <w:rFonts w:ascii="Verdana" w:hAnsi="Verdana"/>
-                <w:b w:val="0"/>
+            <w:pPr>
+              <w:spacing w:before="20" w:after="20"/>
+            </w:pPr>
+            <w:r/>
+            <w:r>
+              <w:rPr>
+                <w:rFonts w:ascii="Verdana" w:hAnsi="Verdana"/>
                 <w:sz w:val="16"/>
               </w:rPr>
               <w:t>dB</w:t>
@@ -7728,6 +10291,9 @@
             <w:tcW w:type="dxa" w:w="1514"/>
           </w:tcPr>
           <w:p>
+            <w:pPr>
+              <w:spacing w:before="20" w:after="20"/>
+            </w:pPr>
             <w:r/>
             <w:r>
               <w:rPr>
@@ -7744,6 +10310,9 @@
             <w:tcW w:type="dxa" w:w="1514"/>
           </w:tcPr>
           <w:p>
+            <w:pPr>
+              <w:spacing w:before="20" w:after="20"/>
+            </w:pPr>
             <w:r/>
             <w:r>
               <w:rPr>
@@ -7760,6 +10329,9 @@
             <w:tcW w:type="dxa" w:w="1514"/>
           </w:tcPr>
           <w:p>
+            <w:pPr>
+              <w:spacing w:before="20" w:after="20"/>
+            </w:pPr>
             <w:r/>
             <w:r>
               <w:rPr>
@@ -7780,6 +10352,9 @@
             <w:tcW w:type="dxa" w:w="1514"/>
           </w:tcPr>
           <w:p>
+            <w:pPr>
+              <w:spacing w:before="20" w:after="20"/>
+            </w:pPr>
             <w:r/>
             <w:r>
               <w:rPr>
@@ -7796,6 +10371,9 @@
             <w:tcW w:type="dxa" w:w="1514"/>
           </w:tcPr>
           <w:p>
+            <w:pPr>
+              <w:spacing w:before="20" w:after="20"/>
+            </w:pPr>
             <w:r/>
             <w:r>
               <w:rPr>
@@ -7812,22 +10390,35 @@
             <w:tcW w:type="dxa" w:w="1514"/>
           </w:tcPr>
           <w:p>
-            <w:r/>
-            <w:r>
-              <w:rPr>
-                <w:rFonts w:ascii="Verdana" w:hAnsi="Verdana"/>
-                <w:b w:val="0"/>
-                <w:sz w:val="16"/>
-              </w:rPr>
-              <w:t>J m-2</w:t>
-            </w:r>
-          </w:p>
-        </w:tc>
-        <w:tc>
-          <w:tcPr>
-            <w:tcW w:type="dxa" w:w="1514"/>
-          </w:tcPr>
-          <w:p>
+            <w:pPr>
+              <w:spacing w:before="20" w:after="20"/>
+            </w:pPr>
+            <w:r/>
+            <w:r>
+              <w:rPr>
+                <w:rFonts w:ascii="Verdana" w:hAnsi="Verdana"/>
+                <w:sz w:val="16"/>
+              </w:rPr>
+              <w:t>J m</w:t>
+            </w:r>
+            <w:r>
+              <w:rPr>
+                <w:rFonts w:ascii="Verdana" w:hAnsi="Verdana"/>
+                <w:sz w:val="16"/>
+                <w:vertAlign w:val="superscript"/>
+              </w:rPr>
+              <w:t>-2</w:t>
+            </w:r>
+          </w:p>
+        </w:tc>
+        <w:tc>
+          <w:tcPr>
+            <w:tcW w:type="dxa" w:w="1514"/>
+          </w:tcPr>
+          <w:p>
+            <w:pPr>
+              <w:spacing w:before="20" w:after="20"/>
+            </w:pPr>
             <w:r/>
             <w:r>
               <w:rPr>
@@ -7844,6 +10435,9 @@
             <w:tcW w:type="dxa" w:w="1514"/>
           </w:tcPr>
           <w:p>
+            <w:pPr>
+              <w:spacing w:before="20" w:after="20"/>
+            </w:pPr>
             <w:r/>
             <w:r>
               <w:rPr>
@@ -7860,6 +10454,9 @@
             <w:tcW w:type="dxa" w:w="1514"/>
           </w:tcPr>
           <w:p>
+            <w:pPr>
+              <w:spacing w:before="20" w:after="20"/>
+            </w:pPr>
             <w:r/>
             <w:r>
               <w:rPr>
@@ -7876,22 +10473,35 @@
             <w:tcW w:type="dxa" w:w="1514"/>
           </w:tcPr>
           <w:p>
-            <w:r/>
-            <w:r>
-              <w:rPr>
-                <w:rFonts w:ascii="Verdana" w:hAnsi="Verdana"/>
-                <w:b w:val="0"/>
-                <w:sz w:val="16"/>
-              </w:rPr>
-              <w:t>J m-2</w:t>
-            </w:r>
-          </w:p>
-        </w:tc>
-        <w:tc>
-          <w:tcPr>
-            <w:tcW w:type="dxa" w:w="1514"/>
-          </w:tcPr>
-          <w:p>
+            <w:pPr>
+              <w:spacing w:before="20" w:after="20"/>
+            </w:pPr>
+            <w:r/>
+            <w:r>
+              <w:rPr>
+                <w:rFonts w:ascii="Verdana" w:hAnsi="Verdana"/>
+                <w:sz w:val="16"/>
+              </w:rPr>
+              <w:t>J m</w:t>
+            </w:r>
+            <w:r>
+              <w:rPr>
+                <w:rFonts w:ascii="Verdana" w:hAnsi="Verdana"/>
+                <w:sz w:val="16"/>
+                <w:vertAlign w:val="superscript"/>
+              </w:rPr>
+              <w:t>-2</w:t>
+            </w:r>
+          </w:p>
+        </w:tc>
+        <w:tc>
+          <w:tcPr>
+            <w:tcW w:type="dxa" w:w="1514"/>
+          </w:tcPr>
+          <w:p>
+            <w:pPr>
+              <w:spacing w:before="20" w:after="20"/>
+            </w:pPr>
             <w:r/>
             <w:r>
               <w:rPr>
@@ -7908,6 +10518,9 @@
             <w:tcW w:type="dxa" w:w="1514"/>
           </w:tcPr>
           <w:p>
+            <w:pPr>
+              <w:spacing w:before="20" w:after="20"/>
+            </w:pPr>
             <w:r/>
             <w:r>
               <w:rPr>
@@ -7924,6 +10537,9 @@
             <w:tcW w:type="dxa" w:w="1514"/>
           </w:tcPr>
           <w:p>
+            <w:pPr>
+              <w:spacing w:before="20" w:after="20"/>
+            </w:pPr>
             <w:r/>
             <w:r>
               <w:rPr>

--- a/docx/en/BUFRCREX_TableB_en_14.docx
+++ b/docx/en/BUFRCREX_TableB_en_14.docx
@@ -10191,237 +10191,7 @@
           <w:i/>
           <w:sz w:val="14"/>
         </w:rPr>
-        <w:t>Note 23: A precipitation value of -0.1 kg m-2 before scaling (-1 after scaling or in CREX) shall indicate a "trace" (non-measurable, less than 0.05 kg m-2).</w:t>
-      </w:r>
-    </w:p>
-    <w:p>
-      <w:r>
-        <w:rPr>
-          <w:rFonts w:ascii="Verdana" w:hAnsi="Verdana"/>
-          <w:i/>
-          <w:sz w:val="14"/>
-        </w:rPr>
-        <w:t>Note 25: A previously defined significance may be cancelled by transmitting a "missing" from the appropriate code or flag table.</w:t>
-      </w:r>
-    </w:p>
-    <w:p>
-      <w:r>
-        <w:rPr>
-          <w:rFonts w:ascii="Verdana" w:hAnsi="Verdana"/>
-          <w:i/>
-          <w:sz w:val="14"/>
-        </w:rPr>
-        <w:t>Note 27: All times are Universal Time Coordinated (UTC) unless otherwise noted.</w:t>
-      </w:r>
-    </w:p>
-    <w:p>
-      <w:r>
-        <w:rPr>
-          <w:rFonts w:ascii="Verdana" w:hAnsi="Verdana"/>
-          <w:i/>
-          <w:sz w:val="14"/>
-        </w:rPr>
-        <w:t>Note 32: Bearing or azimuth shall only be used with respect to a stated location, and shall not redefine that location.</w:t>
-      </w:r>
-    </w:p>
-    <w:p>
-      <w:r>
-        <w:rPr>
-          <w:rFonts w:ascii="Verdana" w:hAnsi="Verdana"/>
-          <w:i/>
-          <w:sz w:val="14"/>
-        </w:rPr>
-        <w:t>Note 62: Distance shall only be used with respect to a stated location and a bearing, azimuth or elevation; it shall not redefine that location.</w:t>
-      </w:r>
-    </w:p>
-    <w:p>
-      <w:r>
-        <w:rPr>
-          <w:rFonts w:ascii="Verdana" w:hAnsi="Verdana"/>
-          <w:i/>
-          <w:sz w:val="14"/>
-        </w:rPr>
         <w:t>Note 63: Downward radiation shall be assigned positive values.</w:t>
-      </w:r>
-    </w:p>
-    <w:p>
-      <w:r>
-        <w:rPr>
-          <w:rFonts w:ascii="Verdana" w:hAnsi="Verdana"/>
-          <w:i/>
-          <w:sz w:val="14"/>
-        </w:rPr>
-        <w:t>Note 64: Downward w-components shall be assigned positive values where units are Pa s-1.</w:t>
-      </w:r>
-    </w:p>
-    <w:p>
-      <w:r>
-        <w:rPr>
-          <w:rFonts w:ascii="Verdana" w:hAnsi="Verdana"/>
-          <w:i/>
-          <w:sz w:val="14"/>
-        </w:rPr>
-        <w:t>Note 66: East to west increments shall be assigned negative values.</w:t>
-      </w:r>
-    </w:p>
-    <w:p>
-      <w:r>
-        <w:rPr>
-          <w:rFonts w:ascii="Verdana" w:hAnsi="Verdana"/>
-          <w:i/>
-          <w:sz w:val="14"/>
-        </w:rPr>
-        <w:t>Note 75: For CREX descriptors F = B, not 0.</w:t>
-      </w:r>
-    </w:p>
-    <w:p>
-      <w:r>
-        <w:rPr>
-          <w:rFonts w:ascii="Verdana" w:hAnsi="Verdana"/>
-          <w:i/>
-          <w:sz w:val="14"/>
-        </w:rPr>
-        <w:t>Note 92: In order to distinguish unambiguously the cases of missing data and saturated pixels, n-bit image data should be encoded using a data width of n+1. Where such a descriptor is not already available in Class 30, operator descriptor 2 01 YYY should be used to modify the data width of the existing entry as required.</w:t>
-      </w:r>
-    </w:p>
-    <w:p>
-      <w:r>
-        <w:rPr>
-          <w:rFonts w:ascii="Verdana" w:hAnsi="Verdana"/>
-          <w:i/>
-          <w:sz w:val="14"/>
-        </w:rPr>
-        <w:t>Note 105: Negative time periods or displacements shall be used to indicate time periods or displacements preceding the currently defined time.</w:t>
-      </w:r>
-    </w:p>
-    <w:p>
-      <w:r>
-        <w:rPr>
-          <w:rFonts w:ascii="Verdana" w:hAnsi="Verdana"/>
-          <w:i/>
-          <w:sz w:val="14"/>
-        </w:rPr>
-        <w:t>Note 110: North to south increments shall be assigned negative values.</w:t>
-      </w:r>
-    </w:p>
-    <w:p>
-      <w:r>
-        <w:rPr>
-          <w:rFonts w:ascii="Verdana" w:hAnsi="Verdana"/>
-          <w:i/>
-          <w:sz w:val="14"/>
-        </w:rPr>
-        <w:t>Note 115: Pixel data width can be changed with descriptor 2 01 YYY.</w:t>
-      </w:r>
-    </w:p>
-    <w:p>
-      <w:r>
-        <w:rPr>
-          <w:rFonts w:ascii="Verdana" w:hAnsi="Verdana"/>
-          <w:i/>
-          <w:sz w:val="14"/>
-        </w:rPr>
-        <w:t>Note 121: Some indication of expected accuracy may be implied in conjunction with certain elements in this class.</w:t>
-      </w:r>
-    </w:p>
-    <w:p>
-      <w:r>
-        <w:rPr>
-          <w:rFonts w:ascii="Verdana" w:hAnsi="Verdana"/>
-          <w:i/>
-          <w:sz w:val="14"/>
-        </w:rPr>
-        <w:t>Note 122: South latitude shall be assigned negative values.</w:t>
-      </w:r>
-    </w:p>
-    <w:p>
-      <w:r>
-        <w:rPr>
-          <w:rFonts w:ascii="Verdana" w:hAnsi="Verdana"/>
-          <w:i/>
-          <w:sz w:val="14"/>
-        </w:rPr>
-        <w:t>Note 123: South to north v-components shall be assigned positive values.</w:t>
-      </w:r>
-    </w:p>
-    <w:p>
-      <w:r>
-        <w:rPr>
-          <w:rFonts w:ascii="Verdana" w:hAnsi="Verdana"/>
-          <w:i/>
-          <w:sz w:val="14"/>
-        </w:rPr>
-        <w:t>Note 126: Surface wind direction measured at a station within 1° of the North Pole or within 1° of the South Pole shall be reported in such a way that the azimuth ring shall be aligned with its zero coinciding with the Greenwich 0° meridian.</w:t>
-      </w:r>
-    </w:p>
-    <w:p>
-      <w:r>
-        <w:rPr>
-          <w:rFonts w:ascii="Verdana" w:hAnsi="Verdana"/>
-          <w:i/>
-          <w:sz w:val="14"/>
-        </w:rPr>
-        <w:t>Note 140: The pixel size on horizontal - 1 is given at location where map scale factor is unity.</w:t>
-      </w:r>
-    </w:p>
-    <w:p>
-      <w:r>
-        <w:rPr>
-          <w:rFonts w:ascii="Verdana" w:hAnsi="Verdana"/>
-          <w:i/>
-          <w:sz w:val="14"/>
-        </w:rPr>
-        <w:t>Note 141: The pixel size on horizontal - 2 is given at location where map scale factor is unity.</w:t>
-      </w:r>
-    </w:p>
-    <w:p>
-      <w:r>
-        <w:rPr>
-          <w:rFonts w:ascii="Verdana" w:hAnsi="Verdana"/>
-          <w:i/>
-          <w:sz w:val="14"/>
-        </w:rPr>
-        <w:t>Note 145: The significance of time periods or displacements may be indicated using the time significance code corresponding to table reference 0 08 021.</w:t>
-      </w:r>
-    </w:p>
-    <w:p>
-      <w:r>
-        <w:rPr>
-          <w:rFonts w:ascii="Verdana" w:hAnsi="Verdana"/>
-          <w:i/>
-          <w:sz w:val="14"/>
-        </w:rPr>
-        <w:t>Note 149: The time location, when used with forecast values, shall indicate the time of the initial state for the forecast, or the beginning of the forecast period; when used with ensemble means of forecast values, the time location shall indicate the initial state or the beginning of the first forecast over which ensemble means are derived.</w:t>
-      </w:r>
-    </w:p>
-    <w:p>
-      <w:r>
-        <w:rPr>
-          <w:rFonts w:ascii="Verdana" w:hAnsi="Verdana"/>
-          <w:i/>
-          <w:sz w:val="14"/>
-        </w:rPr>
-        <w:t>Note 155: This class may also contain elements relating to observational procedures.</w:t>
-      </w:r>
-    </w:p>
-    <w:p>
-      <w:r>
-        <w:rPr>
-          <w:rFonts w:ascii="Verdana" w:hAnsi="Verdana"/>
-          <w:i/>
-          <w:sz w:val="14"/>
-        </w:rPr>
-        <w:t>Note 156: This class shall contain elements to describe the instrumentation used to obtain the meteorological elements reported.</w:t>
-      </w:r>
-    </w:p>
-    <w:p>
-      <w:r>
-        <w:rPr>
-          <w:rFonts w:ascii="Verdana" w:hAnsi="Verdana"/>
-          <w:i/>
-          <w:sz w:val="14"/>
-        </w:rPr>
-        <w:t>Note 158: Time periods or displacements and time increments require an initial time location to be defined prior to their use, followed where appropriate by a time significance definition.</w:t>
       </w:r>
     </w:p>
     <w:p>
@@ -10441,117 +10211,7 @@
           <w:i/>
           <w:sz w:val="14"/>
         </w:rPr>
-        <w:t>Note 161: Upward w-components shall be assigned positive values where units are m s-1.</w:t>
-      </w:r>
-    </w:p>
-    <w:p>
-      <w:r>
-        <w:rPr>
-          <w:rFonts w:ascii="Verdana" w:hAnsi="Verdana"/>
-          <w:i/>
-          <w:sz w:val="14"/>
-        </w:rPr>
-        <w:t>Note 162: Useful ranges used above:1011 Bq to 1019 Bq for releases;10-2 Bq to 107 Bq and 10-2 mSv to 107 mSv for concentration and doses.</w:t>
-      </w:r>
-    </w:p>
-    <w:p>
-      <w:r>
-        <w:rPr>
-          <w:rFonts w:ascii="Verdana" w:hAnsi="Verdana"/>
-          <w:i/>
-          <w:sz w:val="14"/>
-        </w:rPr>
-        <w:t>Note 163: Values of latitude and latitude increments are limited to the range -90 degrees to +90 degrees.</w:t>
-      </w:r>
-    </w:p>
-    <w:p>
-      <w:r>
-        <w:rPr>
-          <w:rFonts w:ascii="Verdana" w:hAnsi="Verdana"/>
-          <w:i/>
-          <w:sz w:val="14"/>
-        </w:rPr>
-        <w:t>Note 164: Values of longitude are limited to the range -180 degrees to +180 degrees.</w:t>
-      </w:r>
-    </w:p>
-    <w:p>
-      <w:r>
-        <w:rPr>
-          <w:rFonts w:ascii="Verdana" w:hAnsi="Verdana"/>
-          <w:i/>
-          <w:sz w:val="14"/>
-        </w:rPr>
-        <w:t>Note 165: Vertical elements and pressure shall be used to define values of these elements independent of the element or variable denoting the vertical coordinate.</w:t>
-      </w:r>
-    </w:p>
-    <w:p>
-      <w:r>
-        <w:rPr>
-          <w:rFonts w:ascii="Verdana" w:hAnsi="Verdana"/>
-          <w:i/>
-          <w:sz w:val="14"/>
-        </w:rPr>
-        <w:t>Note 166: West longitude shall be assigned negative values.</w:t>
-      </w:r>
-    </w:p>
-    <w:p>
-      <w:r>
-        <w:rPr>
-          <w:rFonts w:ascii="Verdana" w:hAnsi="Verdana"/>
-          <w:i/>
-          <w:sz w:val="14"/>
-        </w:rPr>
-        <w:t>Note 167: West to east u-components shall be assigned positive values.</w:t>
-      </w:r>
-    </w:p>
-    <w:p>
-      <w:r>
-        <w:rPr>
-          <w:rFonts w:ascii="Verdana" w:hAnsi="Verdana"/>
-          <w:i/>
-          <w:sz w:val="14"/>
-        </w:rPr>
-        <w:t>Note 176: Where more than one time period or displacement is required to define complex time structures, they shall be defined in immediate succession, and the following ordering shall apply: ensemble period (if required), followed by forecast period (if required), followed by period for averaging or accumulation (if required).</w:t>
-      </w:r>
-    </w:p>
-    <w:p>
-      <w:r>
-        <w:rPr>
-          <w:rFonts w:ascii="Verdana" w:hAnsi="Verdana"/>
-          <w:i/>
-          <w:sz w:val="14"/>
-        </w:rPr>
         <w:t>Note 178: Where the expression "period specified" is entered under element name, an appropriate period shall be specified using descriptors from Class 04.</w:t>
-      </w:r>
-    </w:p>
-    <w:p>
-      <w:r>
-        <w:rPr>
-          <w:rFonts w:ascii="Verdana" w:hAnsi="Verdana"/>
-          <w:i/>
-          <w:sz w:val="14"/>
-        </w:rPr>
-        <w:t>Note 179: Where values are accumulated or averaged (for example over a time period), the total number of values from which the accumulated or averaged values are obtained may be represented using reference 0 08 022.</w:t>
-      </w:r>
-    </w:p>
-    <w:p>
-      <w:r>
-        <w:rPr>
-          <w:rFonts w:ascii="Verdana" w:hAnsi="Verdana"/>
-          <w:i/>
-          <w:sz w:val="14"/>
-        </w:rPr>
-        <w:t>Note 180: Wind reporting standards: Speed Direction No observation Missing Missing Calm 0 0 Normal observation &gt; 0 1° - 360° Speed only &gt; 0 Missing Direction only Missing 1°-360° "Light and variable" &gt; 0 0</w:t>
-      </w:r>
-    </w:p>
-    <w:p>
-      <w:r>
-        <w:rPr>
-          <w:rFonts w:ascii="Verdana" w:hAnsi="Verdana"/>
-          <w:i/>
-          <w:sz w:val="14"/>
-        </w:rPr>
-        <w:t>Note 181: Wind waves and waves reporting standards:Observation Speed Direction No observation Missing Missing Calm 0 0 Normal observation &gt;0 1-360 Speed only &gt;0 Missing Direction only Missing 1-360"Light and variable" &gt;0 0</w:t>
       </w:r>
     </w:p>
     <w:sectPr>
